--- a/4.质量管理/1.流程制度规范类文件/040102-管理评审控制程序.docx
+++ b/4.质量管理/1.流程制度规范类文件/040102-管理评审控制程序.docx
@@ -1,11 +1,10 @@
 
 <file path=word/document.xml><?xml version="1.0" encoding="utf-8"?>
-<w:document xmlns:wpc="http://schemas.microsoft.com/office/word/2010/wordprocessingCanvas" xmlns:mc="http://schemas.openxmlformats.org/markup-compatibility/2006" xmlns:o="urn:schemas-microsoft-com:office:office" xmlns:r="http://schemas.openxmlformats.org/officeDocument/2006/relationships" xmlns:m="http://schemas.openxmlformats.org/officeDocument/2006/math" xmlns:v="urn:schemas-microsoft-com:vml" xmlns:wp14="http://schemas.microsoft.com/office/word/2010/wordprocessingDrawing" xmlns:wp="http://schemas.openxmlformats.org/drawingml/2006/wordprocessingDrawing" xmlns:w10="urn:schemas-microsoft-com:office:word" xmlns:w="http://schemas.openxmlformats.org/wordprocessingml/2006/main" xmlns:w14="http://schemas.microsoft.com/office/word/2010/wordml" xmlns:w15="http://schemas.microsoft.com/office/word/2012/wordml" xmlns:wne="http://schemas.microsoft.com/office/word/2006/wordml" xmlns:wpg="http://schemas.microsoft.com/office/word/2010/wordprocessingGroup" xmlns:wpi="http://schemas.microsoft.com/office/word/2010/wordprocessingInk" xmlns:wps="http://schemas.microsoft.com/office/word/2010/wordprocessingShape" mc:Ignorable="w14 w15 wp14">
-  <!-- Generated by Aspose.Words for .NET 13.3.0.1 -->
+<w:document xmlns:wpc="http://schemas.microsoft.com/office/word/2010/wordprocessingCanvas" xmlns:mc="http://schemas.openxmlformats.org/markup-compatibility/2006" xmlns:o="urn:schemas-microsoft-com:office:office" xmlns:r="http://schemas.openxmlformats.org/officeDocument/2006/relationships" xmlns:m="http://schemas.openxmlformats.org/officeDocument/2006/math" xmlns:v="urn:schemas-microsoft-com:vml" xmlns:wp14="http://schemas.microsoft.com/office/word/2010/wordprocessingDrawing" xmlns:wp="http://schemas.openxmlformats.org/drawingml/2006/wordprocessingDrawing" xmlns:w="http://schemas.openxmlformats.org/wordprocessingml/2006/main" xmlns:w14="http://schemas.microsoft.com/office/word/2010/wordml" xmlns:w10="urn:schemas-microsoft-com:office:word" xmlns:w15="http://schemas.microsoft.com/office/word/2012/wordml" xmlns:wpg="http://schemas.microsoft.com/office/word/2010/wordprocessingGroup" xmlns:wpi="http://schemas.microsoft.com/office/word/2010/wordprocessingInk" xmlns:wne="http://schemas.microsoft.com/office/word/2006/wordml" xmlns:wps="http://schemas.microsoft.com/office/word/2010/wordprocessingShape" xmlns:wpsCustomData="http://www.wps.cn/officeDocument/2013/wpsCustomData" mc:Ignorable="w14 w15 wp14">
   <w:body>
     <w:p>
       <w:pPr>
-        <w:pStyle w:val="a1"/>
+        <w:pStyle w:val="31"/>
         <w:keepNext w:val="0"/>
         <w:keepLines w:val="0"/>
         <w:pageBreakBefore w:val="0"/>
@@ -21,11 +20,10 @@
         <w:snapToGrid w:val="0"/>
         <w:textAlignment w:val="baseline"/>
       </w:pPr>
-      <w:bookmarkStart w:id="0" w:name="_Toc25335"/>
     </w:p>
     <w:p>
       <w:pPr>
-        <w:pStyle w:val="a1"/>
+        <w:pStyle w:val="31"/>
         <w:keepNext w:val="0"/>
         <w:keepLines w:val="0"/>
         <w:pageBreakBefore w:val="0"/>
@@ -41,19 +39,15 @@
         <w:snapToGrid w:val="0"/>
         <w:textAlignment w:val="baseline"/>
       </w:pPr>
+      <w:bookmarkStart w:id="0" w:name="_Toc9901"/>
       <w:r>
-        <w:t>管理评审控制</w:t>
-      </w:r>
-      <w:bookmarkStart w:id="1" w:name="_GoBack"/>
-      <w:bookmarkEnd w:id="1"/>
-      <w:r>
-        <w:t>程序</w:t>
+        <w:t>管理评审控制程序</w:t>
       </w:r>
       <w:bookmarkEnd w:id="0"/>
     </w:p>
     <w:p>
       <w:pPr>
-        <w:pStyle w:val="a2"/>
+        <w:pStyle w:val="32"/>
         <w:keepNext w:val="0"/>
         <w:keepLines w:val="0"/>
         <w:pageBreakBefore w:val="0"/>
@@ -69,11 +63,11 @@
         <w:snapToGrid w:val="0"/>
         <w:textAlignment w:val="baseline"/>
       </w:pPr>
-      <w:bookmarkStart w:id="2" w:name="_Toc22631"/>
+      <w:bookmarkStart w:id="1" w:name="_Toc19975"/>
       <w:r>
         <w:t>江苏云储智能科技有限公司</w:t>
       </w:r>
-      <w:bookmarkEnd w:id="2"/>
+      <w:bookmarkEnd w:id="1"/>
     </w:p>
     <w:p>
       <w:pPr>
@@ -94,14 +88,14 @@
         <w:ind w:left="2944"/>
         <w:textAlignment w:val="baseline"/>
         <w:rPr>
-          <w:rFonts w:ascii="宋体" w:eastAsia="宋体" w:hAnsi="宋体" w:cs="宋体"/>
+          <w:rFonts w:ascii="宋体" w:hAnsi="宋体" w:eastAsia="宋体" w:cs="宋体"/>
           <w:sz w:val="35"/>
           <w:szCs w:val="35"/>
         </w:rPr>
       </w:pPr>
       <w:r>
         <w:rPr>
-          <w:rFonts w:ascii="宋体" w:eastAsia="宋体" w:hAnsi="宋体" w:cs="宋体"/>
+          <w:rFonts w:ascii="宋体" w:hAnsi="宋体" w:eastAsia="宋体" w:cs="宋体"/>
           <w:spacing w:val="-10"/>
           <w:sz w:val="35"/>
           <w:szCs w:val="35"/>
@@ -127,20 +121,20 @@
         <w:spacing w:line="225" w:lineRule="auto"/>
         <w:textAlignment w:val="baseline"/>
         <w:rPr>
-          <w:rFonts w:ascii="宋体" w:eastAsia="宋体" w:hAnsi="宋体" w:cs="宋体"/>
+          <w:rFonts w:ascii="宋体" w:hAnsi="宋体" w:eastAsia="宋体" w:cs="宋体"/>
           <w:sz w:val="35"/>
           <w:szCs w:val="35"/>
         </w:rPr>
         <w:sectPr>
           <w:pgSz w:w="11906" w:h="16840"/>
           <w:pgMar w:top="1431" w:right="1785" w:bottom="0" w:left="1785" w:header="0" w:footer="0" w:gutter="0"/>
-          <w:cols w:num="1" w:space="720"/>
+          <w:cols w:space="720" w:num="1"/>
         </w:sectPr>
       </w:pPr>
     </w:p>
     <w:p>
       <w:pPr>
-        <w:pStyle w:val="BodyText"/>
+        <w:pStyle w:val="12"/>
         <w:keepNext w:val="0"/>
         <w:keepLines w:val="0"/>
         <w:pageBreakBefore w:val="0"/>
@@ -178,22 +172,22 @@
         <w:textAlignment w:val="baseline"/>
         <w:outlineLvl w:val="1"/>
         <w:rPr>
-          <w:rFonts w:ascii="宋体" w:eastAsia="宋体" w:hAnsi="宋体" w:cs="宋体"/>
+          <w:rFonts w:ascii="宋体" w:hAnsi="宋体" w:eastAsia="宋体" w:cs="宋体"/>
           <w:sz w:val="28"/>
           <w:szCs w:val="28"/>
         </w:rPr>
       </w:pPr>
-      <w:bookmarkStart w:id="3" w:name="_Toc29502"/>
+      <w:bookmarkStart w:id="2" w:name="_Toc21194"/>
       <w:r>
         <w:rPr>
-          <w:rFonts w:ascii="宋体" w:eastAsia="宋体" w:hAnsi="宋体" w:cs="宋体"/>
+          <w:rFonts w:ascii="宋体" w:hAnsi="宋体" w:eastAsia="宋体" w:cs="宋体"/>
           <w:spacing w:val="-5"/>
           <w:sz w:val="28"/>
           <w:szCs w:val="28"/>
         </w:rPr>
         <w:t>文档信息</w:t>
       </w:r>
-      <w:bookmarkEnd w:id="3"/>
+      <w:bookmarkEnd w:id="2"/>
     </w:p>
     <w:p>
       <w:pPr>
@@ -216,16 +210,16 @@
     </w:p>
     <w:tbl>
       <w:tblPr>
-        <w:tblStyle w:val="TableNormal0"/>
+        <w:tblStyle w:val="24"/>
         <w:tblW w:w="9154" w:type="dxa"/>
         <w:tblInd w:w="2" w:type="dxa"/>
         <w:tblBorders>
-          <w:top w:val="single" w:sz="2" w:space="0" w:color="000000"/>
-          <w:left w:val="single" w:sz="2" w:space="0" w:color="000000"/>
-          <w:bottom w:val="single" w:sz="2" w:space="0" w:color="000000"/>
-          <w:right w:val="single" w:sz="2" w:space="0" w:color="000000"/>
-          <w:insideH w:val="single" w:sz="2" w:space="0" w:color="000000"/>
-          <w:insideV w:val="single" w:sz="2" w:space="0" w:color="000000"/>
+          <w:top w:val="single" w:color="000000" w:sz="2" w:space="0"/>
+          <w:left w:val="single" w:color="000000" w:sz="2" w:space="0"/>
+          <w:bottom w:val="single" w:color="000000" w:sz="2" w:space="0"/>
+          <w:right w:val="single" w:color="000000" w:sz="2" w:space="0"/>
+          <w:insideH w:val="single" w:color="000000" w:sz="2" w:space="0"/>
+          <w:insideV w:val="single" w:color="000000" w:sz="2" w:space="0"/>
         </w:tblBorders>
         <w:tblLayout w:type="fixed"/>
         <w:tblCellMar>
@@ -244,17 +238,14 @@
       </w:tblGrid>
       <w:tr>
         <w:tblPrEx>
-          <w:tblW w:w="9154" w:type="dxa"/>
-          <w:tblInd w:w="2" w:type="dxa"/>
           <w:tblBorders>
-            <w:top w:val="single" w:sz="2" w:space="0" w:color="000000"/>
-            <w:left w:val="single" w:sz="2" w:space="0" w:color="000000"/>
-            <w:bottom w:val="single" w:sz="2" w:space="0" w:color="000000"/>
-            <w:right w:val="single" w:sz="2" w:space="0" w:color="000000"/>
-            <w:insideH w:val="single" w:sz="2" w:space="0" w:color="000000"/>
-            <w:insideV w:val="single" w:sz="2" w:space="0" w:color="000000"/>
+            <w:top w:val="single" w:color="000000" w:sz="2" w:space="0"/>
+            <w:left w:val="single" w:color="000000" w:sz="2" w:space="0"/>
+            <w:bottom w:val="single" w:color="000000" w:sz="2" w:space="0"/>
+            <w:right w:val="single" w:color="000000" w:sz="2" w:space="0"/>
+            <w:insideH w:val="single" w:color="000000" w:sz="2" w:space="0"/>
+            <w:insideV w:val="single" w:color="000000" w:sz="2" w:space="0"/>
           </w:tblBorders>
-          <w:tblLayout w:type="fixed"/>
           <w:tblCellMar>
             <w:top w:w="0" w:type="dxa"/>
             <w:left w:w="0" w:type="dxa"/>
@@ -263,7 +254,7 @@
           </w:tblCellMar>
         </w:tblPrEx>
         <w:trPr>
-          <w:trHeight w:val="990"/>
+          <w:trHeight w:val="990" w:hRule="atLeast"/>
         </w:trPr>
         <w:tc>
           <w:tcPr>
@@ -288,14 +279,14 @@
               <w:ind w:left="135" w:right="256" w:hanging="6"/>
               <w:textAlignment w:val="baseline"/>
               <w:rPr>
-                <w:rFonts w:ascii="宋体" w:eastAsia="宋体" w:hAnsi="宋体" w:cs="宋体"/>
+                <w:rFonts w:ascii="宋体" w:hAnsi="宋体" w:eastAsia="宋体" w:cs="宋体"/>
                 <w:sz w:val="24"/>
                 <w:szCs w:val="24"/>
               </w:rPr>
             </w:pPr>
             <w:r>
               <w:rPr>
-                <w:rFonts w:ascii="宋体" w:eastAsia="宋体" w:hAnsi="宋体" w:cs="宋体"/>
+                <w:rFonts w:ascii="宋体" w:hAnsi="宋体" w:eastAsia="宋体" w:cs="宋体"/>
                 <w:spacing w:val="-5"/>
                 <w:sz w:val="24"/>
                 <w:szCs w:val="24"/>
@@ -304,7 +295,7 @@
             </w:r>
             <w:r>
               <w:rPr>
-                <w:rFonts w:ascii="宋体" w:eastAsia="宋体" w:hAnsi="宋体" w:cs="宋体"/>
+                <w:rFonts w:ascii="宋体" w:hAnsi="宋体" w:eastAsia="宋体" w:cs="宋体"/>
                 <w:sz w:val="24"/>
                 <w:szCs w:val="24"/>
               </w:rPr>
@@ -319,7 +310,7 @@
           </w:tcPr>
           <w:p>
             <w:pPr>
-              <w:pStyle w:val="TableText"/>
+              <w:pStyle w:val="25"/>
               <w:keepNext w:val="0"/>
               <w:keepLines w:val="0"/>
               <w:pageBreakBefore w:val="0"/>
@@ -356,14 +347,14 @@
               <w:ind w:left="130"/>
               <w:textAlignment w:val="baseline"/>
               <w:rPr>
-                <w:rFonts w:ascii="宋体" w:eastAsia="宋体" w:hAnsi="宋体" w:cs="宋体"/>
+                <w:rFonts w:ascii="宋体" w:hAnsi="宋体" w:eastAsia="宋体" w:cs="宋体"/>
                 <w:sz w:val="24"/>
                 <w:szCs w:val="24"/>
               </w:rPr>
             </w:pPr>
             <w:r>
               <w:rPr>
-                <w:rFonts w:ascii="宋体" w:eastAsia="宋体" w:hAnsi="宋体" w:cs="宋体"/>
+                <w:rFonts w:ascii="宋体" w:hAnsi="宋体" w:eastAsia="宋体" w:cs="宋体"/>
                 <w:spacing w:val="-2"/>
                 <w:sz w:val="24"/>
                 <w:szCs w:val="24"/>
@@ -375,9 +366,14 @@
       </w:tr>
       <w:tr>
         <w:tblPrEx>
-          <w:tblW w:w="9154" w:type="dxa"/>
-          <w:tblInd w:w="2" w:type="dxa"/>
-          <w:tblLayout w:type="fixed"/>
+          <w:tblBorders>
+            <w:top w:val="single" w:color="000000" w:sz="2" w:space="0"/>
+            <w:left w:val="single" w:color="000000" w:sz="2" w:space="0"/>
+            <w:bottom w:val="single" w:color="000000" w:sz="2" w:space="0"/>
+            <w:right w:val="single" w:color="000000" w:sz="2" w:space="0"/>
+            <w:insideH w:val="single" w:color="000000" w:sz="2" w:space="0"/>
+            <w:insideV w:val="single" w:color="000000" w:sz="2" w:space="0"/>
+          </w:tblBorders>
           <w:tblCellMar>
             <w:top w:w="0" w:type="dxa"/>
             <w:left w:w="0" w:type="dxa"/>
@@ -386,7 +382,7 @@
           </w:tblCellMar>
         </w:tblPrEx>
         <w:trPr>
-          <w:trHeight w:val="610"/>
+          <w:trHeight w:val="610" w:hRule="atLeast"/>
         </w:trPr>
         <w:tc>
           <w:tcPr>
@@ -411,14 +407,14 @@
               <w:ind w:left="129"/>
               <w:textAlignment w:val="baseline"/>
               <w:rPr>
-                <w:rFonts w:ascii="宋体" w:eastAsia="宋体" w:hAnsi="宋体" w:cs="宋体"/>
+                <w:rFonts w:ascii="宋体" w:hAnsi="宋体" w:eastAsia="宋体" w:cs="宋体"/>
                 <w:sz w:val="24"/>
                 <w:szCs w:val="24"/>
               </w:rPr>
             </w:pPr>
             <w:r>
               <w:rPr>
-                <w:rFonts w:ascii="宋体" w:eastAsia="宋体" w:hAnsi="宋体" w:cs="宋体"/>
+                <w:rFonts w:ascii="宋体" w:hAnsi="宋体" w:eastAsia="宋体" w:cs="宋体"/>
                 <w:spacing w:val="-5"/>
                 <w:sz w:val="24"/>
                 <w:szCs w:val="24"/>
@@ -451,14 +447,14 @@
               <w:ind w:left="119"/>
               <w:textAlignment w:val="baseline"/>
               <w:rPr>
-                <w:rFonts w:ascii="宋体" w:eastAsia="宋体" w:hAnsi="宋体" w:cs="宋体"/>
+                <w:rFonts w:ascii="宋体" w:hAnsi="宋体" w:eastAsia="宋体" w:cs="宋体"/>
                 <w:sz w:val="24"/>
                 <w:szCs w:val="24"/>
               </w:rPr>
             </w:pPr>
             <w:r>
               <w:rPr>
-                <w:rFonts w:ascii="宋体" w:eastAsia="宋体" w:hAnsi="宋体" w:cs="宋体"/>
+                <w:rFonts w:ascii="宋体" w:hAnsi="宋体" w:eastAsia="宋体" w:cs="宋体"/>
                 <w:spacing w:val="-2"/>
                 <w:sz w:val="24"/>
                 <w:szCs w:val="24"/>
@@ -470,9 +466,14 @@
       </w:tr>
       <w:tr>
         <w:tblPrEx>
-          <w:tblW w:w="9154" w:type="dxa"/>
-          <w:tblInd w:w="2" w:type="dxa"/>
-          <w:tblLayout w:type="fixed"/>
+          <w:tblBorders>
+            <w:top w:val="single" w:color="000000" w:sz="2" w:space="0"/>
+            <w:left w:val="single" w:color="000000" w:sz="2" w:space="0"/>
+            <w:bottom w:val="single" w:color="000000" w:sz="2" w:space="0"/>
+            <w:right w:val="single" w:color="000000" w:sz="2" w:space="0"/>
+            <w:insideH w:val="single" w:color="000000" w:sz="2" w:space="0"/>
+            <w:insideV w:val="single" w:color="000000" w:sz="2" w:space="0"/>
+          </w:tblBorders>
           <w:tblCellMar>
             <w:top w:w="0" w:type="dxa"/>
             <w:left w:w="0" w:type="dxa"/>
@@ -481,7 +482,7 @@
           </w:tblCellMar>
         </w:tblPrEx>
         <w:trPr>
-          <w:trHeight w:val="611"/>
+          <w:trHeight w:val="611" w:hRule="atLeast"/>
         </w:trPr>
         <w:tc>
           <w:tcPr>
@@ -506,14 +507,14 @@
               <w:ind w:left="129"/>
               <w:textAlignment w:val="baseline"/>
               <w:rPr>
-                <w:rFonts w:ascii="宋体" w:eastAsia="宋体" w:hAnsi="宋体" w:cs="宋体"/>
+                <w:rFonts w:ascii="宋体" w:hAnsi="宋体" w:eastAsia="宋体" w:cs="宋体"/>
                 <w:sz w:val="24"/>
                 <w:szCs w:val="24"/>
               </w:rPr>
             </w:pPr>
             <w:r>
               <w:rPr>
-                <w:rFonts w:ascii="宋体" w:eastAsia="宋体" w:hAnsi="宋体" w:cs="宋体"/>
+                <w:rFonts w:ascii="宋体" w:hAnsi="宋体" w:eastAsia="宋体" w:cs="宋体"/>
                 <w:spacing w:val="-5"/>
                 <w:sz w:val="24"/>
                 <w:szCs w:val="24"/>
@@ -546,14 +547,14 @@
               <w:ind w:left="116"/>
               <w:textAlignment w:val="baseline"/>
               <w:rPr>
-                <w:rFonts w:ascii="宋体" w:eastAsia="宋体" w:hAnsi="宋体" w:cs="宋体"/>
+                <w:rFonts w:ascii="宋体" w:hAnsi="宋体" w:eastAsia="宋体" w:cs="宋体"/>
                 <w:sz w:val="24"/>
                 <w:szCs w:val="24"/>
               </w:rPr>
             </w:pPr>
             <w:r>
               <w:rPr>
-                <w:rFonts w:ascii="宋体" w:eastAsia="宋体" w:hAnsi="宋体" w:cs="宋体"/>
+                <w:rFonts w:ascii="宋体" w:hAnsi="宋体" w:eastAsia="宋体" w:cs="宋体"/>
                 <w:spacing w:val="-5"/>
                 <w:sz w:val="24"/>
                 <w:szCs w:val="24"/>
@@ -565,9 +566,14 @@
       </w:tr>
       <w:tr>
         <w:tblPrEx>
-          <w:tblW w:w="9154" w:type="dxa"/>
-          <w:tblInd w:w="2" w:type="dxa"/>
-          <w:tblLayout w:type="fixed"/>
+          <w:tblBorders>
+            <w:top w:val="single" w:color="000000" w:sz="2" w:space="0"/>
+            <w:left w:val="single" w:color="000000" w:sz="2" w:space="0"/>
+            <w:bottom w:val="single" w:color="000000" w:sz="2" w:space="0"/>
+            <w:right w:val="single" w:color="000000" w:sz="2" w:space="0"/>
+            <w:insideH w:val="single" w:color="000000" w:sz="2" w:space="0"/>
+            <w:insideV w:val="single" w:color="000000" w:sz="2" w:space="0"/>
+          </w:tblBorders>
           <w:tblCellMar>
             <w:top w:w="0" w:type="dxa"/>
             <w:left w:w="0" w:type="dxa"/>
@@ -576,7 +582,7 @@
           </w:tblCellMar>
         </w:tblPrEx>
         <w:trPr>
-          <w:trHeight w:val="611"/>
+          <w:trHeight w:val="611" w:hRule="atLeast"/>
         </w:trPr>
         <w:tc>
           <w:tcPr>
@@ -601,14 +607,14 @@
               <w:ind w:left="321"/>
               <w:textAlignment w:val="baseline"/>
               <w:rPr>
-                <w:rFonts w:ascii="宋体" w:eastAsia="宋体" w:hAnsi="宋体" w:cs="宋体"/>
+                <w:rFonts w:ascii="宋体" w:hAnsi="宋体" w:eastAsia="宋体" w:cs="宋体"/>
                 <w:sz w:val="24"/>
                 <w:szCs w:val="24"/>
               </w:rPr>
             </w:pPr>
             <w:r>
               <w:rPr>
-                <w:rFonts w:ascii="宋体" w:eastAsia="宋体" w:hAnsi="宋体" w:cs="宋体"/>
+                <w:rFonts w:ascii="宋体" w:hAnsi="宋体" w:eastAsia="宋体" w:cs="宋体"/>
                 <w:spacing w:val="-5"/>
                 <w:sz w:val="24"/>
                 <w:szCs w:val="24"/>
@@ -640,14 +646,14 @@
               <w:ind w:left="382"/>
               <w:textAlignment w:val="baseline"/>
               <w:rPr>
-                <w:rFonts w:ascii="宋体" w:eastAsia="宋体" w:hAnsi="宋体" w:cs="宋体"/>
+                <w:rFonts w:ascii="宋体" w:hAnsi="宋体" w:eastAsia="宋体" w:cs="宋体"/>
                 <w:sz w:val="24"/>
                 <w:szCs w:val="24"/>
               </w:rPr>
             </w:pPr>
             <w:r>
               <w:rPr>
-                <w:rFonts w:ascii="宋体" w:eastAsia="宋体" w:hAnsi="宋体" w:cs="宋体"/>
+                <w:rFonts w:ascii="宋体" w:hAnsi="宋体" w:eastAsia="宋体" w:cs="宋体"/>
                 <w:spacing w:val="-4"/>
                 <w:sz w:val="24"/>
                 <w:szCs w:val="24"/>
@@ -679,14 +685,14 @@
               <w:ind w:left="706"/>
               <w:textAlignment w:val="baseline"/>
               <w:rPr>
-                <w:rFonts w:ascii="宋体" w:eastAsia="宋体" w:hAnsi="宋体" w:cs="宋体"/>
+                <w:rFonts w:ascii="宋体" w:hAnsi="宋体" w:eastAsia="宋体" w:cs="宋体"/>
                 <w:sz w:val="24"/>
                 <w:szCs w:val="24"/>
               </w:rPr>
             </w:pPr>
             <w:r>
               <w:rPr>
-                <w:rFonts w:ascii="宋体" w:eastAsia="宋体" w:hAnsi="宋体" w:cs="宋体"/>
+                <w:rFonts w:ascii="宋体" w:hAnsi="宋体" w:eastAsia="宋体" w:cs="宋体"/>
                 <w:spacing w:val="-4"/>
                 <w:sz w:val="24"/>
                 <w:szCs w:val="24"/>
@@ -718,14 +724,14 @@
               <w:ind w:left="771"/>
               <w:textAlignment w:val="baseline"/>
               <w:rPr>
-                <w:rFonts w:ascii="宋体" w:eastAsia="宋体" w:hAnsi="宋体" w:cs="宋体"/>
+                <w:rFonts w:ascii="宋体" w:hAnsi="宋体" w:eastAsia="宋体" w:cs="宋体"/>
                 <w:sz w:val="24"/>
                 <w:szCs w:val="24"/>
               </w:rPr>
             </w:pPr>
             <w:r>
               <w:rPr>
-                <w:rFonts w:ascii="宋体" w:eastAsia="宋体" w:hAnsi="宋体" w:cs="宋体"/>
+                <w:rFonts w:ascii="宋体" w:hAnsi="宋体" w:eastAsia="宋体" w:cs="宋体"/>
                 <w:spacing w:val="-6"/>
                 <w:sz w:val="24"/>
                 <w:szCs w:val="24"/>
@@ -757,14 +763,14 @@
               <w:ind w:left="586"/>
               <w:textAlignment w:val="baseline"/>
               <w:rPr>
-                <w:rFonts w:ascii="宋体" w:eastAsia="宋体" w:hAnsi="宋体" w:cs="宋体"/>
+                <w:rFonts w:ascii="宋体" w:hAnsi="宋体" w:eastAsia="宋体" w:cs="宋体"/>
                 <w:sz w:val="24"/>
                 <w:szCs w:val="24"/>
               </w:rPr>
             </w:pPr>
             <w:r>
               <w:rPr>
-                <w:rFonts w:ascii="宋体" w:eastAsia="宋体" w:hAnsi="宋体" w:cs="宋体"/>
+                <w:rFonts w:ascii="宋体" w:hAnsi="宋体" w:eastAsia="宋体" w:cs="宋体"/>
                 <w:spacing w:val="-11"/>
                 <w:sz w:val="24"/>
                 <w:szCs w:val="24"/>
@@ -776,9 +782,14 @@
       </w:tr>
       <w:tr>
         <w:tblPrEx>
-          <w:tblW w:w="9154" w:type="dxa"/>
-          <w:tblInd w:w="2" w:type="dxa"/>
-          <w:tblLayout w:type="fixed"/>
+          <w:tblBorders>
+            <w:top w:val="single" w:color="000000" w:sz="2" w:space="0"/>
+            <w:left w:val="single" w:color="000000" w:sz="2" w:space="0"/>
+            <w:bottom w:val="single" w:color="000000" w:sz="2" w:space="0"/>
+            <w:right w:val="single" w:color="000000" w:sz="2" w:space="0"/>
+            <w:insideH w:val="single" w:color="000000" w:sz="2" w:space="0"/>
+            <w:insideV w:val="single" w:color="000000" w:sz="2" w:space="0"/>
+          </w:tblBorders>
           <w:tblCellMar>
             <w:top w:w="0" w:type="dxa"/>
             <w:left w:w="0" w:type="dxa"/>
@@ -787,7 +798,7 @@
           </w:tblCellMar>
         </w:tblPrEx>
         <w:trPr>
-          <w:trHeight w:val="493"/>
+          <w:trHeight w:val="493" w:hRule="atLeast"/>
         </w:trPr>
         <w:tc>
           <w:tcPr>
@@ -812,14 +823,14 @@
               <w:ind w:left="575"/>
               <w:textAlignment w:val="baseline"/>
               <w:rPr>
-                <w:rFonts w:ascii="宋体" w:eastAsia="宋体" w:hAnsi="宋体" w:cs="宋体"/>
+                <w:rFonts w:ascii="宋体" w:hAnsi="宋体" w:eastAsia="宋体" w:cs="宋体"/>
                 <w:sz w:val="20"/>
                 <w:szCs w:val="20"/>
               </w:rPr>
             </w:pPr>
             <w:r>
               <w:rPr>
-                <w:rFonts w:ascii="宋体" w:eastAsia="宋体" w:hAnsi="宋体" w:cs="宋体"/>
+                <w:rFonts w:ascii="宋体" w:hAnsi="宋体" w:eastAsia="宋体" w:cs="宋体"/>
                 <w:spacing w:val="3"/>
                 <w:position w:val="1"/>
                 <w:sz w:val="20"/>
@@ -852,14 +863,14 @@
               <w:ind w:left="442"/>
               <w:textAlignment w:val="baseline"/>
               <w:rPr>
-                <w:rFonts w:ascii="宋体" w:eastAsia="宋体" w:hAnsi="宋体" w:cs="宋体"/>
+                <w:rFonts w:ascii="宋体" w:hAnsi="宋体" w:eastAsia="宋体" w:cs="宋体"/>
                 <w:sz w:val="20"/>
                 <w:szCs w:val="20"/>
               </w:rPr>
             </w:pPr>
             <w:r>
               <w:rPr>
-                <w:rFonts w:ascii="宋体" w:eastAsia="宋体" w:hAnsi="宋体" w:cs="宋体"/>
+                <w:rFonts w:ascii="宋体" w:hAnsi="宋体" w:eastAsia="宋体" w:cs="宋体"/>
                 <w:spacing w:val="2"/>
                 <w:position w:val="1"/>
                 <w:sz w:val="20"/>
@@ -892,14 +903,14 @@
               <w:ind w:left="770"/>
               <w:textAlignment w:val="baseline"/>
               <w:rPr>
-                <w:rFonts w:ascii="宋体" w:eastAsia="宋体" w:hAnsi="宋体" w:cs="宋体"/>
+                <w:rFonts w:ascii="宋体" w:hAnsi="宋体" w:eastAsia="宋体" w:cs="宋体"/>
                 <w:sz w:val="20"/>
                 <w:szCs w:val="20"/>
               </w:rPr>
             </w:pPr>
             <w:r>
               <w:rPr>
-                <w:rFonts w:ascii="宋体" w:eastAsia="宋体" w:hAnsi="宋体" w:cs="宋体"/>
+                <w:rFonts w:ascii="宋体" w:hAnsi="宋体" w:eastAsia="宋体" w:cs="宋体"/>
                 <w:spacing w:val="4"/>
                 <w:sz w:val="20"/>
                 <w:szCs w:val="20"/>
@@ -931,7 +942,7 @@
               <w:ind w:left="696"/>
               <w:textAlignment w:val="baseline"/>
               <w:rPr>
-                <w:rFonts w:ascii="宋体" w:eastAsia="宋体" w:hAnsi="宋体" w:cs="宋体" w:hint="eastAsia"/>
+                <w:rFonts w:hint="eastAsia" w:ascii="宋体" w:hAnsi="宋体" w:eastAsia="宋体" w:cs="宋体"/>
                 <w:sz w:val="20"/>
                 <w:szCs w:val="20"/>
                 <w:lang w:val="en-US" w:eastAsia="zh-CN"/>
@@ -939,7 +950,7 @@
             </w:pPr>
             <w:r>
               <w:rPr>
-                <w:rFonts w:ascii="宋体" w:eastAsia="宋体" w:hAnsi="宋体" w:cs="宋体" w:hint="eastAsia"/>
+                <w:rFonts w:hint="eastAsia" w:ascii="宋体" w:hAnsi="宋体" w:eastAsia="宋体" w:cs="宋体"/>
                 <w:sz w:val="20"/>
                 <w:szCs w:val="20"/>
                 <w:lang w:val="en-US" w:eastAsia="zh-CN"/>
@@ -971,7 +982,7 @@
               <w:ind w:left="504"/>
               <w:textAlignment w:val="baseline"/>
               <w:rPr>
-                <w:rFonts w:ascii="宋体" w:eastAsia="宋体" w:hAnsi="宋体" w:cs="宋体" w:hint="eastAsia"/>
+                <w:rFonts w:hint="eastAsia" w:ascii="宋体" w:hAnsi="宋体" w:eastAsia="宋体" w:cs="宋体"/>
                 <w:sz w:val="20"/>
                 <w:szCs w:val="20"/>
                 <w:lang w:val="en-US" w:eastAsia="zh-CN"/>
@@ -979,7 +990,7 @@
             </w:pPr>
             <w:r>
               <w:rPr>
-                <w:rFonts w:ascii="宋体" w:eastAsia="宋体" w:hAnsi="宋体" w:cs="宋体" w:hint="eastAsia"/>
+                <w:rFonts w:hint="eastAsia" w:ascii="宋体" w:hAnsi="宋体" w:eastAsia="宋体" w:cs="宋体"/>
                 <w:sz w:val="20"/>
                 <w:szCs w:val="20"/>
                 <w:lang w:val="en-US" w:eastAsia="zh-CN"/>
@@ -991,9 +1002,14 @@
       </w:tr>
       <w:tr>
         <w:tblPrEx>
-          <w:tblW w:w="9154" w:type="dxa"/>
-          <w:tblInd w:w="2" w:type="dxa"/>
-          <w:tblLayout w:type="fixed"/>
+          <w:tblBorders>
+            <w:top w:val="single" w:color="000000" w:sz="2" w:space="0"/>
+            <w:left w:val="single" w:color="000000" w:sz="2" w:space="0"/>
+            <w:bottom w:val="single" w:color="000000" w:sz="2" w:space="0"/>
+            <w:right w:val="single" w:color="000000" w:sz="2" w:space="0"/>
+            <w:insideH w:val="single" w:color="000000" w:sz="2" w:space="0"/>
+            <w:insideV w:val="single" w:color="000000" w:sz="2" w:space="0"/>
+          </w:tblBorders>
           <w:tblCellMar>
             <w:top w:w="0" w:type="dxa"/>
             <w:left w:w="0" w:type="dxa"/>
@@ -1002,7 +1018,7 @@
           </w:tblCellMar>
         </w:tblPrEx>
         <w:trPr>
-          <w:trHeight w:val="532"/>
+          <w:trHeight w:val="532" w:hRule="atLeast"/>
         </w:trPr>
         <w:tc>
           <w:tcPr>
@@ -1010,7 +1026,7 @@
           </w:tcPr>
           <w:p>
             <w:pPr>
-              <w:pStyle w:val="TableText"/>
+              <w:pStyle w:val="25"/>
               <w:keepNext w:val="0"/>
               <w:keepLines w:val="0"/>
               <w:pageBreakBefore w:val="0"/>
@@ -1034,7 +1050,7 @@
           </w:tcPr>
           <w:p>
             <w:pPr>
-              <w:pStyle w:val="TableText"/>
+              <w:pStyle w:val="25"/>
               <w:keepNext w:val="0"/>
               <w:keepLines w:val="0"/>
               <w:pageBreakBefore w:val="0"/>
@@ -1058,7 +1074,7 @@
           </w:tcPr>
           <w:p>
             <w:pPr>
-              <w:pStyle w:val="TableText"/>
+              <w:pStyle w:val="25"/>
               <w:keepNext w:val="0"/>
               <w:keepLines w:val="0"/>
               <w:pageBreakBefore w:val="0"/>
@@ -1082,7 +1098,7 @@
           </w:tcPr>
           <w:p>
             <w:pPr>
-              <w:pStyle w:val="TableText"/>
+              <w:pStyle w:val="25"/>
               <w:keepNext w:val="0"/>
               <w:keepLines w:val="0"/>
               <w:pageBreakBefore w:val="0"/>
@@ -1106,7 +1122,7 @@
           </w:tcPr>
           <w:p>
             <w:pPr>
-              <w:pStyle w:val="TableText"/>
+              <w:pStyle w:val="25"/>
               <w:keepNext w:val="0"/>
               <w:keepLines w:val="0"/>
               <w:pageBreakBefore w:val="0"/>
@@ -1127,9 +1143,14 @@
       </w:tr>
       <w:tr>
         <w:tblPrEx>
-          <w:tblW w:w="9154" w:type="dxa"/>
-          <w:tblInd w:w="2" w:type="dxa"/>
-          <w:tblLayout w:type="fixed"/>
+          <w:tblBorders>
+            <w:top w:val="single" w:color="000000" w:sz="2" w:space="0"/>
+            <w:left w:val="single" w:color="000000" w:sz="2" w:space="0"/>
+            <w:bottom w:val="single" w:color="000000" w:sz="2" w:space="0"/>
+            <w:right w:val="single" w:color="000000" w:sz="2" w:space="0"/>
+            <w:insideH w:val="single" w:color="000000" w:sz="2" w:space="0"/>
+            <w:insideV w:val="single" w:color="000000" w:sz="2" w:space="0"/>
+          </w:tblBorders>
           <w:tblCellMar>
             <w:top w:w="0" w:type="dxa"/>
             <w:left w:w="0" w:type="dxa"/>
@@ -1138,7 +1159,7 @@
           </w:tblCellMar>
         </w:tblPrEx>
         <w:trPr>
-          <w:trHeight w:val="533"/>
+          <w:trHeight w:val="533" w:hRule="atLeast"/>
         </w:trPr>
         <w:tc>
           <w:tcPr>
@@ -1146,7 +1167,7 @@
           </w:tcPr>
           <w:p>
             <w:pPr>
-              <w:pStyle w:val="TableText"/>
+              <w:pStyle w:val="25"/>
               <w:keepNext w:val="0"/>
               <w:keepLines w:val="0"/>
               <w:pageBreakBefore w:val="0"/>
@@ -1170,7 +1191,7 @@
           </w:tcPr>
           <w:p>
             <w:pPr>
-              <w:pStyle w:val="TableText"/>
+              <w:pStyle w:val="25"/>
               <w:keepNext w:val="0"/>
               <w:keepLines w:val="0"/>
               <w:pageBreakBefore w:val="0"/>
@@ -1194,7 +1215,7 @@
           </w:tcPr>
           <w:p>
             <w:pPr>
-              <w:pStyle w:val="TableText"/>
+              <w:pStyle w:val="25"/>
               <w:keepNext w:val="0"/>
               <w:keepLines w:val="0"/>
               <w:pageBreakBefore w:val="0"/>
@@ -1218,7 +1239,7 @@
           </w:tcPr>
           <w:p>
             <w:pPr>
-              <w:pStyle w:val="TableText"/>
+              <w:pStyle w:val="25"/>
               <w:keepNext w:val="0"/>
               <w:keepLines w:val="0"/>
               <w:pageBreakBefore w:val="0"/>
@@ -1242,7 +1263,7 @@
           </w:tcPr>
           <w:p>
             <w:pPr>
-              <w:pStyle w:val="TableText"/>
+              <w:pStyle w:val="25"/>
               <w:keepNext w:val="0"/>
               <w:keepLines w:val="0"/>
               <w:pageBreakBefore w:val="0"/>
@@ -1263,9 +1284,14 @@
       </w:tr>
       <w:tr>
         <w:tblPrEx>
-          <w:tblW w:w="9154" w:type="dxa"/>
-          <w:tblInd w:w="2" w:type="dxa"/>
-          <w:tblLayout w:type="fixed"/>
+          <w:tblBorders>
+            <w:top w:val="single" w:color="000000" w:sz="2" w:space="0"/>
+            <w:left w:val="single" w:color="000000" w:sz="2" w:space="0"/>
+            <w:bottom w:val="single" w:color="000000" w:sz="2" w:space="0"/>
+            <w:right w:val="single" w:color="000000" w:sz="2" w:space="0"/>
+            <w:insideH w:val="single" w:color="000000" w:sz="2" w:space="0"/>
+            <w:insideV w:val="single" w:color="000000" w:sz="2" w:space="0"/>
+          </w:tblBorders>
           <w:tblCellMar>
             <w:top w:w="0" w:type="dxa"/>
             <w:left w:w="0" w:type="dxa"/>
@@ -1274,7 +1300,7 @@
           </w:tblCellMar>
         </w:tblPrEx>
         <w:trPr>
-          <w:trHeight w:val="533"/>
+          <w:trHeight w:val="533" w:hRule="atLeast"/>
         </w:trPr>
         <w:tc>
           <w:tcPr>
@@ -1282,7 +1308,7 @@
           </w:tcPr>
           <w:p>
             <w:pPr>
-              <w:pStyle w:val="TableText"/>
+              <w:pStyle w:val="25"/>
               <w:keepNext w:val="0"/>
               <w:keepLines w:val="0"/>
               <w:pageBreakBefore w:val="0"/>
@@ -1306,7 +1332,7 @@
           </w:tcPr>
           <w:p>
             <w:pPr>
-              <w:pStyle w:val="TableText"/>
+              <w:pStyle w:val="25"/>
               <w:keepNext w:val="0"/>
               <w:keepLines w:val="0"/>
               <w:pageBreakBefore w:val="0"/>
@@ -1330,7 +1356,7 @@
           </w:tcPr>
           <w:p>
             <w:pPr>
-              <w:pStyle w:val="TableText"/>
+              <w:pStyle w:val="25"/>
               <w:keepNext w:val="0"/>
               <w:keepLines w:val="0"/>
               <w:pageBreakBefore w:val="0"/>
@@ -1354,7 +1380,7 @@
           </w:tcPr>
           <w:p>
             <w:pPr>
-              <w:pStyle w:val="TableText"/>
+              <w:pStyle w:val="25"/>
               <w:keepNext w:val="0"/>
               <w:keepLines w:val="0"/>
               <w:pageBreakBefore w:val="0"/>
@@ -1378,7 +1404,7 @@
           </w:tcPr>
           <w:p>
             <w:pPr>
-              <w:pStyle w:val="TableText"/>
+              <w:pStyle w:val="25"/>
               <w:keepNext w:val="0"/>
               <w:keepLines w:val="0"/>
               <w:pageBreakBefore w:val="0"/>
@@ -1399,9 +1425,14 @@
       </w:tr>
       <w:tr>
         <w:tblPrEx>
-          <w:tblW w:w="9154" w:type="dxa"/>
-          <w:tblInd w:w="2" w:type="dxa"/>
-          <w:tblLayout w:type="fixed"/>
+          <w:tblBorders>
+            <w:top w:val="single" w:color="000000" w:sz="2" w:space="0"/>
+            <w:left w:val="single" w:color="000000" w:sz="2" w:space="0"/>
+            <w:bottom w:val="single" w:color="000000" w:sz="2" w:space="0"/>
+            <w:right w:val="single" w:color="000000" w:sz="2" w:space="0"/>
+            <w:insideH w:val="single" w:color="000000" w:sz="2" w:space="0"/>
+            <w:insideV w:val="single" w:color="000000" w:sz="2" w:space="0"/>
+          </w:tblBorders>
           <w:tblCellMar>
             <w:top w:w="0" w:type="dxa"/>
             <w:left w:w="0" w:type="dxa"/>
@@ -1410,7 +1441,7 @@
           </w:tblCellMar>
         </w:tblPrEx>
         <w:trPr>
-          <w:trHeight w:val="598"/>
+          <w:trHeight w:val="598" w:hRule="atLeast"/>
         </w:trPr>
         <w:tc>
           <w:tcPr>
@@ -1418,7 +1449,7 @@
           </w:tcPr>
           <w:p>
             <w:pPr>
-              <w:pStyle w:val="TableText"/>
+              <w:pStyle w:val="25"/>
               <w:keepNext w:val="0"/>
               <w:keepLines w:val="0"/>
               <w:pageBreakBefore w:val="0"/>
@@ -1442,7 +1473,7 @@
           </w:tcPr>
           <w:p>
             <w:pPr>
-              <w:pStyle w:val="TableText"/>
+              <w:pStyle w:val="25"/>
               <w:keepNext w:val="0"/>
               <w:keepLines w:val="0"/>
               <w:pageBreakBefore w:val="0"/>
@@ -1466,7 +1497,7 @@
           </w:tcPr>
           <w:p>
             <w:pPr>
-              <w:pStyle w:val="TableText"/>
+              <w:pStyle w:val="25"/>
               <w:keepNext w:val="0"/>
               <w:keepLines w:val="0"/>
               <w:pageBreakBefore w:val="0"/>
@@ -1490,7 +1521,7 @@
           </w:tcPr>
           <w:p>
             <w:pPr>
-              <w:pStyle w:val="TableText"/>
+              <w:pStyle w:val="25"/>
               <w:keepNext w:val="0"/>
               <w:keepLines w:val="0"/>
               <w:pageBreakBefore w:val="0"/>
@@ -1514,7 +1545,7 @@
           </w:tcPr>
           <w:p>
             <w:pPr>
-              <w:pStyle w:val="TableText"/>
+              <w:pStyle w:val="25"/>
               <w:keepNext w:val="0"/>
               <w:keepLines w:val="0"/>
               <w:pageBreakBefore w:val="0"/>
@@ -1536,7 +1567,7 @@
     </w:tbl>
     <w:p>
       <w:pPr>
-        <w:pStyle w:val="BodyText"/>
+        <w:pStyle w:val="12"/>
         <w:keepNext w:val="0"/>
         <w:keepLines w:val="0"/>
         <w:pageBreakBefore w:val="0"/>
@@ -1572,14 +1603,14 @@
         <w:sectPr>
           <w:pgSz w:w="11906" w:h="16840"/>
           <w:pgMar w:top="1431" w:right="1151" w:bottom="0" w:left="1595" w:header="0" w:footer="0" w:gutter="0"/>
-          <w:cols w:num="1" w:space="720"/>
+          <w:cols w:space="720" w:num="1"/>
         </w:sectPr>
       </w:pPr>
     </w:p>
     <w:sdt>
       <w:sdtPr>
         <w:rPr>
-          <w:rFonts w:ascii="宋体" w:eastAsia="宋体" w:hAnsi="宋体" w:cs="Arial"/>
+          <w:rFonts w:ascii="宋体" w:hAnsi="宋体" w:eastAsia="宋体" w:cs="Arial"/>
           <w:snapToGrid w:val="0"/>
           <w:color w:val="000000"/>
           <w:kern w:val="0"/>
@@ -1595,7 +1626,7 @@
       </w:sdtPr>
       <w:sdtEndPr>
         <w:rPr>
-          <w:rFonts w:ascii="Times New Roman" w:eastAsia="Times New Roman" w:hAnsi="Times New Roman" w:cs="Times New Roman"/>
+          <w:rFonts w:ascii="Times New Roman" w:hAnsi="Times New Roman" w:eastAsia="Times New Roman" w:cs="Times New Roman"/>
           <w:snapToGrid w:val="0"/>
           <w:color w:val="000000"/>
           <w:kern w:val="0"/>
@@ -1621,13 +1652,13 @@
             <w:adjustRightInd w:val="0"/>
             <w:snapToGrid w:val="0"/>
             <w:spacing w:before="0" w:beforeLines="0" w:after="0" w:afterLines="0" w:line="240" w:lineRule="auto"/>
-            <w:ind w:left="0" w:right="0" w:firstLine="0" w:leftChars="0" w:rightChars="0" w:firstLineChars="0"/>
+            <w:ind w:left="0" w:leftChars="0" w:right="0" w:rightChars="0" w:firstLine="0" w:firstLineChars="0"/>
             <w:jc w:val="center"/>
             <w:textAlignment w:val="baseline"/>
           </w:pPr>
           <w:r>
             <w:rPr>
-              <w:rFonts w:ascii="宋体" w:eastAsia="宋体" w:hAnsi="宋体"/>
+              <w:rFonts w:ascii="宋体" w:hAnsi="宋体" w:eastAsia="宋体"/>
               <w:sz w:val="21"/>
             </w:rPr>
             <w:t>目录</w:t>
@@ -1635,14 +1666,14 @@
         </w:p>
         <w:p>
           <w:pPr>
-            <w:pStyle w:val="TOC1"/>
+            <w:pStyle w:val="16"/>
             <w:tabs>
               <w:tab w:val="right" w:leader="dot" w:pos="8486"/>
             </w:tabs>
           </w:pPr>
           <w:r>
             <w:rPr>
-              <w:rFonts w:ascii="Times New Roman" w:eastAsia="Times New Roman" w:hAnsi="Times New Roman" w:cs="Times New Roman"/>
+              <w:rFonts w:ascii="Times New Roman" w:hAnsi="Times New Roman" w:eastAsia="Times New Roman" w:cs="Times New Roman"/>
               <w:sz w:val="24"/>
               <w:szCs w:val="24"/>
             </w:rPr>
@@ -1650,7 +1681,7 @@
           </w:r>
           <w:r>
             <w:rPr>
-              <w:rFonts w:ascii="Times New Roman" w:eastAsia="Times New Roman" w:hAnsi="Times New Roman" w:cs="Times New Roman"/>
+              <w:rFonts w:ascii="Times New Roman" w:hAnsi="Times New Roman" w:eastAsia="Times New Roman" w:cs="Times New Roman"/>
               <w:sz w:val="24"/>
               <w:szCs w:val="24"/>
             </w:rPr>
@@ -1658,7 +1689,7 @@
           </w:r>
           <w:r>
             <w:rPr>
-              <w:rFonts w:ascii="Times New Roman" w:eastAsia="Times New Roman" w:hAnsi="Times New Roman" w:cs="Times New Roman"/>
+              <w:rFonts w:ascii="Times New Roman" w:hAnsi="Times New Roman" w:eastAsia="Times New Roman" w:cs="Times New Roman"/>
               <w:sz w:val="24"/>
               <w:szCs w:val="24"/>
             </w:rPr>
@@ -1666,21 +1697,21 @@
           </w:r>
           <w:r>
             <w:rPr>
-              <w:rFonts w:ascii="Times New Roman" w:eastAsia="Times New Roman" w:hAnsi="Times New Roman" w:cs="Times New Roman"/>
+              <w:rFonts w:ascii="Times New Roman" w:hAnsi="Times New Roman" w:eastAsia="Times New Roman" w:cs="Times New Roman"/>
               <w:szCs w:val="24"/>
             </w:rPr>
             <w:fldChar w:fldCharType="begin"/>
           </w:r>
           <w:r>
             <w:rPr>
-              <w:rFonts w:ascii="Times New Roman" w:eastAsia="Times New Roman" w:hAnsi="Times New Roman" w:cs="Times New Roman"/>
+              <w:rFonts w:ascii="Times New Roman" w:hAnsi="Times New Roman" w:eastAsia="Times New Roman" w:cs="Times New Roman"/>
               <w:szCs w:val="24"/>
             </w:rPr>
-            <w:instrText xml:space="preserve"> HYPERLINK \l _Toc25335 </w:instrText>
-          </w:r>
-          <w:r>
-            <w:rPr>
-              <w:rFonts w:ascii="Times New Roman" w:eastAsia="Times New Roman" w:hAnsi="Times New Roman" w:cs="Times New Roman"/>
+            <w:instrText xml:space="preserve"> HYPERLINK \l _Toc9901 </w:instrText>
+          </w:r>
+          <w:r>
+            <w:rPr>
+              <w:rFonts w:ascii="Times New Roman" w:hAnsi="Times New Roman" w:eastAsia="Times New Roman" w:cs="Times New Roman"/>
               <w:szCs w:val="24"/>
             </w:rPr>
             <w:fldChar w:fldCharType="separate"/>
@@ -1695,7 +1726,7 @@
             <w:fldChar w:fldCharType="begin"/>
           </w:r>
           <w:r>
-            <w:instrText xml:space="preserve"> PAGEREF _Toc25335 \h </w:instrText>
+            <w:instrText xml:space="preserve"> PAGEREF _Toc9901 \h </w:instrText>
           </w:r>
           <w:r>
             <w:fldChar w:fldCharType="separate"/>
@@ -1708,7 +1739,7 @@
           </w:r>
           <w:r>
             <w:rPr>
-              <w:rFonts w:ascii="Times New Roman" w:eastAsia="Times New Roman" w:hAnsi="Times New Roman" w:cs="Times New Roman"/>
+              <w:rFonts w:ascii="Times New Roman" w:hAnsi="Times New Roman" w:eastAsia="Times New Roman" w:cs="Times New Roman"/>
               <w:szCs w:val="24"/>
             </w:rPr>
             <w:fldChar w:fldCharType="end"/>
@@ -1716,28 +1747,28 @@
         </w:p>
         <w:p>
           <w:pPr>
-            <w:pStyle w:val="TOC1"/>
+            <w:pStyle w:val="16"/>
             <w:tabs>
               <w:tab w:val="right" w:leader="dot" w:pos="8486"/>
             </w:tabs>
           </w:pPr>
           <w:r>
             <w:rPr>
-              <w:rFonts w:ascii="Times New Roman" w:eastAsia="Times New Roman" w:hAnsi="Times New Roman" w:cs="Times New Roman"/>
+              <w:rFonts w:ascii="Times New Roman" w:hAnsi="Times New Roman" w:eastAsia="Times New Roman" w:cs="Times New Roman"/>
               <w:szCs w:val="24"/>
             </w:rPr>
             <w:fldChar w:fldCharType="begin"/>
           </w:r>
           <w:r>
             <w:rPr>
-              <w:rFonts w:ascii="Times New Roman" w:eastAsia="Times New Roman" w:hAnsi="Times New Roman" w:cs="Times New Roman"/>
+              <w:rFonts w:ascii="Times New Roman" w:hAnsi="Times New Roman" w:eastAsia="Times New Roman" w:cs="Times New Roman"/>
               <w:szCs w:val="24"/>
             </w:rPr>
-            <w:instrText xml:space="preserve"> HYPERLINK \l _Toc22631 </w:instrText>
-          </w:r>
-          <w:r>
-            <w:rPr>
-              <w:rFonts w:ascii="Times New Roman" w:eastAsia="Times New Roman" w:hAnsi="Times New Roman" w:cs="Times New Roman"/>
+            <w:instrText xml:space="preserve"> HYPERLINK \l _Toc19975 </w:instrText>
+          </w:r>
+          <w:r>
+            <w:rPr>
+              <w:rFonts w:ascii="Times New Roman" w:hAnsi="Times New Roman" w:eastAsia="Times New Roman" w:cs="Times New Roman"/>
               <w:szCs w:val="24"/>
             </w:rPr>
             <w:fldChar w:fldCharType="separate"/>
@@ -1752,7 +1783,7 @@
             <w:fldChar w:fldCharType="begin"/>
           </w:r>
           <w:r>
-            <w:instrText xml:space="preserve"> PAGEREF _Toc22631 \h </w:instrText>
+            <w:instrText xml:space="preserve"> PAGEREF _Toc19975 \h </w:instrText>
           </w:r>
           <w:r>
             <w:fldChar w:fldCharType="separate"/>
@@ -1765,7 +1796,7 @@
           </w:r>
           <w:r>
             <w:rPr>
-              <w:rFonts w:ascii="Times New Roman" w:eastAsia="Times New Roman" w:hAnsi="Times New Roman" w:cs="Times New Roman"/>
+              <w:rFonts w:ascii="Times New Roman" w:hAnsi="Times New Roman" w:eastAsia="Times New Roman" w:cs="Times New Roman"/>
               <w:szCs w:val="24"/>
             </w:rPr>
             <w:fldChar w:fldCharType="end"/>
@@ -1773,35 +1804,35 @@
         </w:p>
         <w:p>
           <w:pPr>
-            <w:pStyle w:val="TOC2"/>
+            <w:pStyle w:val="17"/>
             <w:tabs>
               <w:tab w:val="right" w:leader="dot" w:pos="8486"/>
             </w:tabs>
           </w:pPr>
           <w:r>
             <w:rPr>
-              <w:rFonts w:ascii="Times New Roman" w:eastAsia="Times New Roman" w:hAnsi="Times New Roman" w:cs="Times New Roman"/>
+              <w:rFonts w:ascii="Times New Roman" w:hAnsi="Times New Roman" w:eastAsia="Times New Roman" w:cs="Times New Roman"/>
               <w:szCs w:val="24"/>
             </w:rPr>
             <w:fldChar w:fldCharType="begin"/>
           </w:r>
           <w:r>
             <w:rPr>
-              <w:rFonts w:ascii="Times New Roman" w:eastAsia="Times New Roman" w:hAnsi="Times New Roman" w:cs="Times New Roman"/>
+              <w:rFonts w:ascii="Times New Roman" w:hAnsi="Times New Roman" w:eastAsia="Times New Roman" w:cs="Times New Roman"/>
               <w:szCs w:val="24"/>
             </w:rPr>
-            <w:instrText xml:space="preserve"> HYPERLINK \l _Toc29502 </w:instrText>
-          </w:r>
-          <w:r>
-            <w:rPr>
-              <w:rFonts w:ascii="Times New Roman" w:eastAsia="Times New Roman" w:hAnsi="Times New Roman" w:cs="Times New Roman"/>
+            <w:instrText xml:space="preserve"> HYPERLINK \l _Toc21194 </w:instrText>
+          </w:r>
+          <w:r>
+            <w:rPr>
+              <w:rFonts w:ascii="Times New Roman" w:hAnsi="Times New Roman" w:eastAsia="Times New Roman" w:cs="Times New Roman"/>
               <w:szCs w:val="24"/>
             </w:rPr>
             <w:fldChar w:fldCharType="separate"/>
           </w:r>
           <w:r>
             <w:rPr>
-              <w:rFonts w:ascii="宋体" w:eastAsia="宋体" w:hAnsi="宋体" w:cs="宋体"/>
+              <w:rFonts w:ascii="宋体" w:hAnsi="宋体" w:eastAsia="宋体" w:cs="宋体"/>
               <w:spacing w:val="-5"/>
               <w:szCs w:val="28"/>
             </w:rPr>
@@ -1814,7 +1845,7 @@
             <w:fldChar w:fldCharType="begin"/>
           </w:r>
           <w:r>
-            <w:instrText xml:space="preserve"> PAGEREF _Toc29502 \h </w:instrText>
+            <w:instrText xml:space="preserve"> PAGEREF _Toc21194 \h </w:instrText>
           </w:r>
           <w:r>
             <w:fldChar w:fldCharType="separate"/>
@@ -1827,7 +1858,7 @@
           </w:r>
           <w:r>
             <w:rPr>
-              <w:rFonts w:ascii="Times New Roman" w:eastAsia="Times New Roman" w:hAnsi="Times New Roman" w:cs="Times New Roman"/>
+              <w:rFonts w:ascii="Times New Roman" w:hAnsi="Times New Roman" w:eastAsia="Times New Roman" w:cs="Times New Roman"/>
               <w:szCs w:val="24"/>
             </w:rPr>
             <w:fldChar w:fldCharType="end"/>
@@ -1835,28 +1866,28 @@
         </w:p>
         <w:p>
           <w:pPr>
-            <w:pStyle w:val="TOC1"/>
+            <w:pStyle w:val="16"/>
             <w:tabs>
               <w:tab w:val="right" w:leader="dot" w:pos="8486"/>
             </w:tabs>
           </w:pPr>
           <w:r>
             <w:rPr>
-              <w:rFonts w:ascii="Times New Roman" w:eastAsia="Times New Roman" w:hAnsi="Times New Roman" w:cs="Times New Roman"/>
+              <w:rFonts w:ascii="Times New Roman" w:hAnsi="Times New Roman" w:eastAsia="Times New Roman" w:cs="Times New Roman"/>
               <w:szCs w:val="24"/>
             </w:rPr>
             <w:fldChar w:fldCharType="begin"/>
           </w:r>
           <w:r>
             <w:rPr>
-              <w:rFonts w:ascii="Times New Roman" w:eastAsia="Times New Roman" w:hAnsi="Times New Roman" w:cs="Times New Roman"/>
+              <w:rFonts w:ascii="Times New Roman" w:hAnsi="Times New Roman" w:eastAsia="Times New Roman" w:cs="Times New Roman"/>
               <w:szCs w:val="24"/>
             </w:rPr>
-            <w:instrText xml:space="preserve"> HYPERLINK \l _Toc22075 </w:instrText>
-          </w:r>
-          <w:r>
-            <w:rPr>
-              <w:rFonts w:ascii="Times New Roman" w:eastAsia="Times New Roman" w:hAnsi="Times New Roman" w:cs="Times New Roman"/>
+            <w:instrText xml:space="preserve"> HYPERLINK \l _Toc11839 </w:instrText>
+          </w:r>
+          <w:r>
+            <w:rPr>
+              <w:rFonts w:ascii="Times New Roman" w:hAnsi="Times New Roman" w:eastAsia="Times New Roman" w:cs="Times New Roman"/>
               <w:szCs w:val="24"/>
             </w:rPr>
             <w:fldChar w:fldCharType="separate"/>
@@ -1877,7 +1908,7 @@
             <w:fldChar w:fldCharType="begin"/>
           </w:r>
           <w:r>
-            <w:instrText xml:space="preserve"> PAGEREF _Toc22075 \h </w:instrText>
+            <w:instrText xml:space="preserve"> PAGEREF _Toc11839 \h </w:instrText>
           </w:r>
           <w:r>
             <w:fldChar w:fldCharType="separate"/>
@@ -1890,7 +1921,7 @@
           </w:r>
           <w:r>
             <w:rPr>
-              <w:rFonts w:ascii="Times New Roman" w:eastAsia="Times New Roman" w:hAnsi="Times New Roman" w:cs="Times New Roman"/>
+              <w:rFonts w:ascii="Times New Roman" w:hAnsi="Times New Roman" w:eastAsia="Times New Roman" w:cs="Times New Roman"/>
               <w:szCs w:val="24"/>
             </w:rPr>
             <w:fldChar w:fldCharType="end"/>
@@ -1898,28 +1929,28 @@
         </w:p>
         <w:p>
           <w:pPr>
-            <w:pStyle w:val="TOC1"/>
+            <w:pStyle w:val="16"/>
             <w:tabs>
               <w:tab w:val="right" w:leader="dot" w:pos="8486"/>
             </w:tabs>
           </w:pPr>
           <w:r>
             <w:rPr>
-              <w:rFonts w:ascii="Times New Roman" w:eastAsia="Times New Roman" w:hAnsi="Times New Roman" w:cs="Times New Roman"/>
+              <w:rFonts w:ascii="Times New Roman" w:hAnsi="Times New Roman" w:eastAsia="Times New Roman" w:cs="Times New Roman"/>
               <w:szCs w:val="24"/>
             </w:rPr>
             <w:fldChar w:fldCharType="begin"/>
           </w:r>
           <w:r>
             <w:rPr>
-              <w:rFonts w:ascii="Times New Roman" w:eastAsia="Times New Roman" w:hAnsi="Times New Roman" w:cs="Times New Roman"/>
+              <w:rFonts w:ascii="Times New Roman" w:hAnsi="Times New Roman" w:eastAsia="Times New Roman" w:cs="Times New Roman"/>
               <w:szCs w:val="24"/>
             </w:rPr>
-            <w:instrText xml:space="preserve"> HYPERLINK \l _Toc25579 </w:instrText>
-          </w:r>
-          <w:r>
-            <w:rPr>
-              <w:rFonts w:ascii="Times New Roman" w:eastAsia="Times New Roman" w:hAnsi="Times New Roman" w:cs="Times New Roman"/>
+            <w:instrText xml:space="preserve"> HYPERLINK \l _Toc4118 </w:instrText>
+          </w:r>
+          <w:r>
+            <w:rPr>
+              <w:rFonts w:ascii="Times New Roman" w:hAnsi="Times New Roman" w:eastAsia="Times New Roman" w:cs="Times New Roman"/>
               <w:szCs w:val="24"/>
             </w:rPr>
             <w:fldChar w:fldCharType="separate"/>
@@ -1940,7 +1971,7 @@
             <w:fldChar w:fldCharType="begin"/>
           </w:r>
           <w:r>
-            <w:instrText xml:space="preserve"> PAGEREF _Toc25579 \h </w:instrText>
+            <w:instrText xml:space="preserve"> PAGEREF _Toc4118 \h </w:instrText>
           </w:r>
           <w:r>
             <w:fldChar w:fldCharType="separate"/>
@@ -1953,7 +1984,7 @@
           </w:r>
           <w:r>
             <w:rPr>
-              <w:rFonts w:ascii="Times New Roman" w:eastAsia="Times New Roman" w:hAnsi="Times New Roman" w:cs="Times New Roman"/>
+              <w:rFonts w:ascii="Times New Roman" w:hAnsi="Times New Roman" w:eastAsia="Times New Roman" w:cs="Times New Roman"/>
               <w:szCs w:val="24"/>
             </w:rPr>
             <w:fldChar w:fldCharType="end"/>
@@ -1961,28 +1992,28 @@
         </w:p>
         <w:p>
           <w:pPr>
-            <w:pStyle w:val="TOC1"/>
+            <w:pStyle w:val="16"/>
             <w:tabs>
               <w:tab w:val="right" w:leader="dot" w:pos="8486"/>
             </w:tabs>
           </w:pPr>
           <w:r>
             <w:rPr>
-              <w:rFonts w:ascii="Times New Roman" w:eastAsia="Times New Roman" w:hAnsi="Times New Roman" w:cs="Times New Roman"/>
+              <w:rFonts w:ascii="Times New Roman" w:hAnsi="Times New Roman" w:eastAsia="Times New Roman" w:cs="Times New Roman"/>
               <w:szCs w:val="24"/>
             </w:rPr>
             <w:fldChar w:fldCharType="begin"/>
           </w:r>
           <w:r>
             <w:rPr>
-              <w:rFonts w:ascii="Times New Roman" w:eastAsia="Times New Roman" w:hAnsi="Times New Roman" w:cs="Times New Roman"/>
+              <w:rFonts w:ascii="Times New Roman" w:hAnsi="Times New Roman" w:eastAsia="Times New Roman" w:cs="Times New Roman"/>
               <w:szCs w:val="24"/>
             </w:rPr>
-            <w:instrText xml:space="preserve"> HYPERLINK \l _Toc25426 </w:instrText>
-          </w:r>
-          <w:r>
-            <w:rPr>
-              <w:rFonts w:ascii="Times New Roman" w:eastAsia="Times New Roman" w:hAnsi="Times New Roman" w:cs="Times New Roman"/>
+            <w:instrText xml:space="preserve"> HYPERLINK \l _Toc14748 </w:instrText>
+          </w:r>
+          <w:r>
+            <w:rPr>
+              <w:rFonts w:ascii="Times New Roman" w:hAnsi="Times New Roman" w:eastAsia="Times New Roman" w:cs="Times New Roman"/>
               <w:szCs w:val="24"/>
             </w:rPr>
             <w:fldChar w:fldCharType="separate"/>
@@ -2003,7 +2034,7 @@
             <w:fldChar w:fldCharType="begin"/>
           </w:r>
           <w:r>
-            <w:instrText xml:space="preserve"> PAGEREF _Toc25426 \h </w:instrText>
+            <w:instrText xml:space="preserve"> PAGEREF _Toc14748 \h </w:instrText>
           </w:r>
           <w:r>
             <w:fldChar w:fldCharType="separate"/>
@@ -2016,7 +2047,7 @@
           </w:r>
           <w:r>
             <w:rPr>
-              <w:rFonts w:ascii="Times New Roman" w:eastAsia="Times New Roman" w:hAnsi="Times New Roman" w:cs="Times New Roman"/>
+              <w:rFonts w:ascii="Times New Roman" w:hAnsi="Times New Roman" w:eastAsia="Times New Roman" w:cs="Times New Roman"/>
               <w:szCs w:val="24"/>
             </w:rPr>
             <w:fldChar w:fldCharType="end"/>
@@ -2024,28 +2055,28 @@
         </w:p>
         <w:p>
           <w:pPr>
-            <w:pStyle w:val="TOC1"/>
+            <w:pStyle w:val="16"/>
             <w:tabs>
               <w:tab w:val="right" w:leader="dot" w:pos="8486"/>
             </w:tabs>
           </w:pPr>
           <w:r>
             <w:rPr>
-              <w:rFonts w:ascii="Times New Roman" w:eastAsia="Times New Roman" w:hAnsi="Times New Roman" w:cs="Times New Roman"/>
+              <w:rFonts w:ascii="Times New Roman" w:hAnsi="Times New Roman" w:eastAsia="Times New Roman" w:cs="Times New Roman"/>
               <w:szCs w:val="24"/>
             </w:rPr>
             <w:fldChar w:fldCharType="begin"/>
           </w:r>
           <w:r>
             <w:rPr>
-              <w:rFonts w:ascii="Times New Roman" w:eastAsia="Times New Roman" w:hAnsi="Times New Roman" w:cs="Times New Roman"/>
+              <w:rFonts w:ascii="Times New Roman" w:hAnsi="Times New Roman" w:eastAsia="Times New Roman" w:cs="Times New Roman"/>
               <w:szCs w:val="24"/>
             </w:rPr>
-            <w:instrText xml:space="preserve"> HYPERLINK \l _Toc18024 </w:instrText>
-          </w:r>
-          <w:r>
-            <w:rPr>
-              <w:rFonts w:ascii="Times New Roman" w:eastAsia="Times New Roman" w:hAnsi="Times New Roman" w:cs="Times New Roman"/>
+            <w:instrText xml:space="preserve"> HYPERLINK \l _Toc3291 </w:instrText>
+          </w:r>
+          <w:r>
+            <w:rPr>
+              <w:rFonts w:ascii="Times New Roman" w:hAnsi="Times New Roman" w:eastAsia="Times New Roman" w:cs="Times New Roman"/>
               <w:szCs w:val="24"/>
             </w:rPr>
             <w:fldChar w:fldCharType="separate"/>
@@ -2066,7 +2097,7 @@
             <w:fldChar w:fldCharType="begin"/>
           </w:r>
           <w:r>
-            <w:instrText xml:space="preserve"> PAGEREF _Toc18024 \h </w:instrText>
+            <w:instrText xml:space="preserve"> PAGEREF _Toc3291 \h </w:instrText>
           </w:r>
           <w:r>
             <w:fldChar w:fldCharType="separate"/>
@@ -2079,7 +2110,7 @@
           </w:r>
           <w:r>
             <w:rPr>
-              <w:rFonts w:ascii="Times New Roman" w:eastAsia="Times New Roman" w:hAnsi="Times New Roman" w:cs="Times New Roman"/>
+              <w:rFonts w:ascii="Times New Roman" w:hAnsi="Times New Roman" w:eastAsia="Times New Roman" w:cs="Times New Roman"/>
               <w:szCs w:val="24"/>
             </w:rPr>
             <w:fldChar w:fldCharType="end"/>
@@ -2087,28 +2118,28 @@
         </w:p>
         <w:p>
           <w:pPr>
-            <w:pStyle w:val="TOC2"/>
+            <w:pStyle w:val="17"/>
             <w:tabs>
               <w:tab w:val="right" w:leader="dot" w:pos="8486"/>
             </w:tabs>
           </w:pPr>
           <w:r>
             <w:rPr>
-              <w:rFonts w:ascii="Times New Roman" w:eastAsia="Times New Roman" w:hAnsi="Times New Roman" w:cs="Times New Roman"/>
+              <w:rFonts w:ascii="Times New Roman" w:hAnsi="Times New Roman" w:eastAsia="Times New Roman" w:cs="Times New Roman"/>
               <w:szCs w:val="24"/>
             </w:rPr>
             <w:fldChar w:fldCharType="begin"/>
           </w:r>
           <w:r>
             <w:rPr>
-              <w:rFonts w:ascii="Times New Roman" w:eastAsia="Times New Roman" w:hAnsi="Times New Roman" w:cs="Times New Roman"/>
+              <w:rFonts w:ascii="Times New Roman" w:hAnsi="Times New Roman" w:eastAsia="Times New Roman" w:cs="Times New Roman"/>
               <w:szCs w:val="24"/>
             </w:rPr>
-            <w:instrText xml:space="preserve"> HYPERLINK \l _Toc10548 </w:instrText>
-          </w:r>
-          <w:r>
-            <w:rPr>
-              <w:rFonts w:ascii="Times New Roman" w:eastAsia="Times New Roman" w:hAnsi="Times New Roman" w:cs="Times New Roman"/>
+            <w:instrText xml:space="preserve"> HYPERLINK \l _Toc11484 </w:instrText>
+          </w:r>
+          <w:r>
+            <w:rPr>
+              <w:rFonts w:ascii="Times New Roman" w:hAnsi="Times New Roman" w:eastAsia="Times New Roman" w:cs="Times New Roman"/>
               <w:szCs w:val="24"/>
             </w:rPr>
             <w:fldChar w:fldCharType="separate"/>
@@ -2129,7 +2160,7 @@
             <w:fldChar w:fldCharType="begin"/>
           </w:r>
           <w:r>
-            <w:instrText xml:space="preserve"> PAGEREF _Toc10548 \h </w:instrText>
+            <w:instrText xml:space="preserve"> PAGEREF _Toc11484 \h </w:instrText>
           </w:r>
           <w:r>
             <w:fldChar w:fldCharType="separate"/>
@@ -2142,7 +2173,7 @@
           </w:r>
           <w:r>
             <w:rPr>
-              <w:rFonts w:ascii="Times New Roman" w:eastAsia="Times New Roman" w:hAnsi="Times New Roman" w:cs="Times New Roman"/>
+              <w:rFonts w:ascii="Times New Roman" w:hAnsi="Times New Roman" w:eastAsia="Times New Roman" w:cs="Times New Roman"/>
               <w:szCs w:val="24"/>
             </w:rPr>
             <w:fldChar w:fldCharType="end"/>
@@ -2150,28 +2181,28 @@
         </w:p>
         <w:p>
           <w:pPr>
-            <w:pStyle w:val="TOC2"/>
+            <w:pStyle w:val="17"/>
             <w:tabs>
               <w:tab w:val="right" w:leader="dot" w:pos="8486"/>
             </w:tabs>
           </w:pPr>
           <w:r>
             <w:rPr>
-              <w:rFonts w:ascii="Times New Roman" w:eastAsia="Times New Roman" w:hAnsi="Times New Roman" w:cs="Times New Roman"/>
+              <w:rFonts w:ascii="Times New Roman" w:hAnsi="Times New Roman" w:eastAsia="Times New Roman" w:cs="Times New Roman"/>
               <w:szCs w:val="24"/>
             </w:rPr>
             <w:fldChar w:fldCharType="begin"/>
           </w:r>
           <w:r>
             <w:rPr>
-              <w:rFonts w:ascii="Times New Roman" w:eastAsia="Times New Roman" w:hAnsi="Times New Roman" w:cs="Times New Roman"/>
+              <w:rFonts w:ascii="Times New Roman" w:hAnsi="Times New Roman" w:eastAsia="Times New Roman" w:cs="Times New Roman"/>
               <w:szCs w:val="24"/>
             </w:rPr>
-            <w:instrText xml:space="preserve"> HYPERLINK \l _Toc3286 </w:instrText>
-          </w:r>
-          <w:r>
-            <w:rPr>
-              <w:rFonts w:ascii="Times New Roman" w:eastAsia="Times New Roman" w:hAnsi="Times New Roman" w:cs="Times New Roman"/>
+            <w:instrText xml:space="preserve"> HYPERLINK \l _Toc9231 </w:instrText>
+          </w:r>
+          <w:r>
+            <w:rPr>
+              <w:rFonts w:ascii="Times New Roman" w:hAnsi="Times New Roman" w:eastAsia="Times New Roman" w:cs="Times New Roman"/>
               <w:szCs w:val="24"/>
             </w:rPr>
             <w:fldChar w:fldCharType="separate"/>
@@ -2192,7 +2223,7 @@
             <w:fldChar w:fldCharType="begin"/>
           </w:r>
           <w:r>
-            <w:instrText xml:space="preserve"> PAGEREF _Toc3286 \h </w:instrText>
+            <w:instrText xml:space="preserve"> PAGEREF _Toc9231 \h </w:instrText>
           </w:r>
           <w:r>
             <w:fldChar w:fldCharType="separate"/>
@@ -2205,7 +2236,7 @@
           </w:r>
           <w:r>
             <w:rPr>
-              <w:rFonts w:ascii="Times New Roman" w:eastAsia="Times New Roman" w:hAnsi="Times New Roman" w:cs="Times New Roman"/>
+              <w:rFonts w:ascii="Times New Roman" w:hAnsi="Times New Roman" w:eastAsia="Times New Roman" w:cs="Times New Roman"/>
               <w:szCs w:val="24"/>
             </w:rPr>
             <w:fldChar w:fldCharType="end"/>
@@ -2213,28 +2244,28 @@
         </w:p>
         <w:p>
           <w:pPr>
-            <w:pStyle w:val="TOC2"/>
+            <w:pStyle w:val="17"/>
             <w:tabs>
               <w:tab w:val="right" w:leader="dot" w:pos="8486"/>
             </w:tabs>
           </w:pPr>
           <w:r>
             <w:rPr>
-              <w:rFonts w:ascii="Times New Roman" w:eastAsia="Times New Roman" w:hAnsi="Times New Roman" w:cs="Times New Roman"/>
+              <w:rFonts w:ascii="Times New Roman" w:hAnsi="Times New Roman" w:eastAsia="Times New Roman" w:cs="Times New Roman"/>
               <w:szCs w:val="24"/>
             </w:rPr>
             <w:fldChar w:fldCharType="begin"/>
           </w:r>
           <w:r>
             <w:rPr>
-              <w:rFonts w:ascii="Times New Roman" w:eastAsia="Times New Roman" w:hAnsi="Times New Roman" w:cs="Times New Roman"/>
+              <w:rFonts w:ascii="Times New Roman" w:hAnsi="Times New Roman" w:eastAsia="Times New Roman" w:cs="Times New Roman"/>
               <w:szCs w:val="24"/>
             </w:rPr>
-            <w:instrText xml:space="preserve"> HYPERLINK \l _Toc27984 </w:instrText>
-          </w:r>
-          <w:r>
-            <w:rPr>
-              <w:rFonts w:ascii="Times New Roman" w:eastAsia="Times New Roman" w:hAnsi="Times New Roman" w:cs="Times New Roman"/>
+            <w:instrText xml:space="preserve"> HYPERLINK \l _Toc2950 </w:instrText>
+          </w:r>
+          <w:r>
+            <w:rPr>
+              <w:rFonts w:ascii="Times New Roman" w:hAnsi="Times New Roman" w:eastAsia="Times New Roman" w:cs="Times New Roman"/>
               <w:szCs w:val="24"/>
             </w:rPr>
             <w:fldChar w:fldCharType="separate"/>
@@ -2255,7 +2286,7 @@
             <w:fldChar w:fldCharType="begin"/>
           </w:r>
           <w:r>
-            <w:instrText xml:space="preserve"> PAGEREF _Toc27984 \h </w:instrText>
+            <w:instrText xml:space="preserve"> PAGEREF _Toc2950 \h </w:instrText>
           </w:r>
           <w:r>
             <w:fldChar w:fldCharType="separate"/>
@@ -2268,7 +2299,7 @@
           </w:r>
           <w:r>
             <w:rPr>
-              <w:rFonts w:ascii="Times New Roman" w:eastAsia="Times New Roman" w:hAnsi="Times New Roman" w:cs="Times New Roman"/>
+              <w:rFonts w:ascii="Times New Roman" w:hAnsi="Times New Roman" w:eastAsia="Times New Roman" w:cs="Times New Roman"/>
               <w:szCs w:val="24"/>
             </w:rPr>
             <w:fldChar w:fldCharType="end"/>
@@ -2276,28 +2307,28 @@
         </w:p>
         <w:p>
           <w:pPr>
-            <w:pStyle w:val="TOC3"/>
+            <w:pStyle w:val="13"/>
             <w:tabs>
               <w:tab w:val="right" w:leader="dot" w:pos="8486"/>
             </w:tabs>
           </w:pPr>
           <w:r>
             <w:rPr>
-              <w:rFonts w:ascii="Times New Roman" w:eastAsia="Times New Roman" w:hAnsi="Times New Roman" w:cs="Times New Roman"/>
+              <w:rFonts w:ascii="Times New Roman" w:hAnsi="Times New Roman" w:eastAsia="Times New Roman" w:cs="Times New Roman"/>
               <w:szCs w:val="24"/>
             </w:rPr>
             <w:fldChar w:fldCharType="begin"/>
           </w:r>
           <w:r>
             <w:rPr>
-              <w:rFonts w:ascii="Times New Roman" w:eastAsia="Times New Roman" w:hAnsi="Times New Roman" w:cs="Times New Roman"/>
+              <w:rFonts w:ascii="Times New Roman" w:hAnsi="Times New Roman" w:eastAsia="Times New Roman" w:cs="Times New Roman"/>
               <w:szCs w:val="24"/>
             </w:rPr>
-            <w:instrText xml:space="preserve"> HYPERLINK \l _Toc23408 </w:instrText>
-          </w:r>
-          <w:r>
-            <w:rPr>
-              <w:rFonts w:ascii="Times New Roman" w:eastAsia="Times New Roman" w:hAnsi="Times New Roman" w:cs="Times New Roman"/>
+            <w:instrText xml:space="preserve"> HYPERLINK \l _Toc13788 </w:instrText>
+          </w:r>
+          <w:r>
+            <w:rPr>
+              <w:rFonts w:ascii="Times New Roman" w:hAnsi="Times New Roman" w:eastAsia="Times New Roman" w:cs="Times New Roman"/>
               <w:szCs w:val="24"/>
             </w:rPr>
             <w:fldChar w:fldCharType="separate"/>
@@ -2318,7 +2349,7 @@
             <w:fldChar w:fldCharType="begin"/>
           </w:r>
           <w:r>
-            <w:instrText xml:space="preserve"> PAGEREF _Toc23408 \h </w:instrText>
+            <w:instrText xml:space="preserve"> PAGEREF _Toc13788 \h </w:instrText>
           </w:r>
           <w:r>
             <w:fldChar w:fldCharType="separate"/>
@@ -2331,7 +2362,7 @@
           </w:r>
           <w:r>
             <w:rPr>
-              <w:rFonts w:ascii="Times New Roman" w:eastAsia="Times New Roman" w:hAnsi="Times New Roman" w:cs="Times New Roman"/>
+              <w:rFonts w:ascii="Times New Roman" w:hAnsi="Times New Roman" w:eastAsia="Times New Roman" w:cs="Times New Roman"/>
               <w:szCs w:val="24"/>
             </w:rPr>
             <w:fldChar w:fldCharType="end"/>
@@ -2339,28 +2370,28 @@
         </w:p>
         <w:p>
           <w:pPr>
-            <w:pStyle w:val="TOC3"/>
+            <w:pStyle w:val="13"/>
             <w:tabs>
               <w:tab w:val="right" w:leader="dot" w:pos="8486"/>
             </w:tabs>
           </w:pPr>
           <w:r>
             <w:rPr>
-              <w:rFonts w:ascii="Times New Roman" w:eastAsia="Times New Roman" w:hAnsi="Times New Roman" w:cs="Times New Roman"/>
+              <w:rFonts w:ascii="Times New Roman" w:hAnsi="Times New Roman" w:eastAsia="Times New Roman" w:cs="Times New Roman"/>
               <w:szCs w:val="24"/>
             </w:rPr>
             <w:fldChar w:fldCharType="begin"/>
           </w:r>
           <w:r>
             <w:rPr>
-              <w:rFonts w:ascii="Times New Roman" w:eastAsia="Times New Roman" w:hAnsi="Times New Roman" w:cs="Times New Roman"/>
+              <w:rFonts w:ascii="Times New Roman" w:hAnsi="Times New Roman" w:eastAsia="Times New Roman" w:cs="Times New Roman"/>
               <w:szCs w:val="24"/>
             </w:rPr>
-            <w:instrText xml:space="preserve"> HYPERLINK \l _Toc3416 </w:instrText>
-          </w:r>
-          <w:r>
-            <w:rPr>
-              <w:rFonts w:ascii="Times New Roman" w:eastAsia="Times New Roman" w:hAnsi="Times New Roman" w:cs="Times New Roman"/>
+            <w:instrText xml:space="preserve"> HYPERLINK \l _Toc31958 </w:instrText>
+          </w:r>
+          <w:r>
+            <w:rPr>
+              <w:rFonts w:ascii="Times New Roman" w:hAnsi="Times New Roman" w:eastAsia="Times New Roman" w:cs="Times New Roman"/>
               <w:szCs w:val="24"/>
             </w:rPr>
             <w:fldChar w:fldCharType="separate"/>
@@ -2381,7 +2412,7 @@
             <w:fldChar w:fldCharType="begin"/>
           </w:r>
           <w:r>
-            <w:instrText xml:space="preserve"> PAGEREF _Toc3416 \h </w:instrText>
+            <w:instrText xml:space="preserve"> PAGEREF _Toc31958 \h </w:instrText>
           </w:r>
           <w:r>
             <w:fldChar w:fldCharType="separate"/>
@@ -2394,7 +2425,7 @@
           </w:r>
           <w:r>
             <w:rPr>
-              <w:rFonts w:ascii="Times New Roman" w:eastAsia="Times New Roman" w:hAnsi="Times New Roman" w:cs="Times New Roman"/>
+              <w:rFonts w:ascii="Times New Roman" w:hAnsi="Times New Roman" w:eastAsia="Times New Roman" w:cs="Times New Roman"/>
               <w:szCs w:val="24"/>
             </w:rPr>
             <w:fldChar w:fldCharType="end"/>
@@ -2402,28 +2433,28 @@
         </w:p>
         <w:p>
           <w:pPr>
-            <w:pStyle w:val="TOC3"/>
+            <w:pStyle w:val="13"/>
             <w:tabs>
               <w:tab w:val="right" w:leader="dot" w:pos="8486"/>
             </w:tabs>
           </w:pPr>
           <w:r>
             <w:rPr>
-              <w:rFonts w:ascii="Times New Roman" w:eastAsia="Times New Roman" w:hAnsi="Times New Roman" w:cs="Times New Roman"/>
+              <w:rFonts w:ascii="Times New Roman" w:hAnsi="Times New Roman" w:eastAsia="Times New Roman" w:cs="Times New Roman"/>
               <w:szCs w:val="24"/>
             </w:rPr>
             <w:fldChar w:fldCharType="begin"/>
           </w:r>
           <w:r>
             <w:rPr>
-              <w:rFonts w:ascii="Times New Roman" w:eastAsia="Times New Roman" w:hAnsi="Times New Roman" w:cs="Times New Roman"/>
+              <w:rFonts w:ascii="Times New Roman" w:hAnsi="Times New Roman" w:eastAsia="Times New Roman" w:cs="Times New Roman"/>
               <w:szCs w:val="24"/>
             </w:rPr>
-            <w:instrText xml:space="preserve"> HYPERLINK \l _Toc16894 </w:instrText>
-          </w:r>
-          <w:r>
-            <w:rPr>
-              <w:rFonts w:ascii="Times New Roman" w:eastAsia="Times New Roman" w:hAnsi="Times New Roman" w:cs="Times New Roman"/>
+            <w:instrText xml:space="preserve"> HYPERLINK \l _Toc23911 </w:instrText>
+          </w:r>
+          <w:r>
+            <w:rPr>
+              <w:rFonts w:ascii="Times New Roman" w:hAnsi="Times New Roman" w:eastAsia="Times New Roman" w:cs="Times New Roman"/>
               <w:szCs w:val="24"/>
             </w:rPr>
             <w:fldChar w:fldCharType="separate"/>
@@ -2444,7 +2475,7 @@
             <w:fldChar w:fldCharType="begin"/>
           </w:r>
           <w:r>
-            <w:instrText xml:space="preserve"> PAGEREF _Toc16894 \h </w:instrText>
+            <w:instrText xml:space="preserve"> PAGEREF _Toc23911 \h </w:instrText>
           </w:r>
           <w:r>
             <w:fldChar w:fldCharType="separate"/>
@@ -2457,7 +2488,7 @@
           </w:r>
           <w:r>
             <w:rPr>
-              <w:rFonts w:ascii="Times New Roman" w:eastAsia="Times New Roman" w:hAnsi="Times New Roman" w:cs="Times New Roman"/>
+              <w:rFonts w:ascii="Times New Roman" w:hAnsi="Times New Roman" w:eastAsia="Times New Roman" w:cs="Times New Roman"/>
               <w:szCs w:val="24"/>
             </w:rPr>
             <w:fldChar w:fldCharType="end"/>
@@ -2465,28 +2496,28 @@
         </w:p>
         <w:p>
           <w:pPr>
-            <w:pStyle w:val="TOC3"/>
+            <w:pStyle w:val="13"/>
             <w:tabs>
               <w:tab w:val="right" w:leader="dot" w:pos="8486"/>
             </w:tabs>
           </w:pPr>
           <w:r>
             <w:rPr>
-              <w:rFonts w:ascii="Times New Roman" w:eastAsia="Times New Roman" w:hAnsi="Times New Roman" w:cs="Times New Roman"/>
+              <w:rFonts w:ascii="Times New Roman" w:hAnsi="Times New Roman" w:eastAsia="Times New Roman" w:cs="Times New Roman"/>
               <w:szCs w:val="24"/>
             </w:rPr>
             <w:fldChar w:fldCharType="begin"/>
           </w:r>
           <w:r>
             <w:rPr>
-              <w:rFonts w:ascii="Times New Roman" w:eastAsia="Times New Roman" w:hAnsi="Times New Roman" w:cs="Times New Roman"/>
+              <w:rFonts w:ascii="Times New Roman" w:hAnsi="Times New Roman" w:eastAsia="Times New Roman" w:cs="Times New Roman"/>
               <w:szCs w:val="24"/>
             </w:rPr>
-            <w:instrText xml:space="preserve"> HYPERLINK \l _Toc18274 </w:instrText>
-          </w:r>
-          <w:r>
-            <w:rPr>
-              <w:rFonts w:ascii="Times New Roman" w:eastAsia="Times New Roman" w:hAnsi="Times New Roman" w:cs="Times New Roman"/>
+            <w:instrText xml:space="preserve"> HYPERLINK \l _Toc17641 </w:instrText>
+          </w:r>
+          <w:r>
+            <w:rPr>
+              <w:rFonts w:ascii="Times New Roman" w:hAnsi="Times New Roman" w:eastAsia="Times New Roman" w:cs="Times New Roman"/>
               <w:szCs w:val="24"/>
             </w:rPr>
             <w:fldChar w:fldCharType="separate"/>
@@ -2507,7 +2538,7 @@
             <w:fldChar w:fldCharType="begin"/>
           </w:r>
           <w:r>
-            <w:instrText xml:space="preserve"> PAGEREF _Toc18274 \h </w:instrText>
+            <w:instrText xml:space="preserve"> PAGEREF _Toc17641 \h </w:instrText>
           </w:r>
           <w:r>
             <w:fldChar w:fldCharType="separate"/>
@@ -2520,7 +2551,7 @@
           </w:r>
           <w:r>
             <w:rPr>
-              <w:rFonts w:ascii="Times New Roman" w:eastAsia="Times New Roman" w:hAnsi="Times New Roman" w:cs="Times New Roman"/>
+              <w:rFonts w:ascii="Times New Roman" w:hAnsi="Times New Roman" w:eastAsia="Times New Roman" w:cs="Times New Roman"/>
               <w:szCs w:val="24"/>
             </w:rPr>
             <w:fldChar w:fldCharType="end"/>
@@ -2528,28 +2559,28 @@
         </w:p>
         <w:p>
           <w:pPr>
-            <w:pStyle w:val="TOC3"/>
+            <w:pStyle w:val="13"/>
             <w:tabs>
               <w:tab w:val="right" w:leader="dot" w:pos="8486"/>
             </w:tabs>
           </w:pPr>
           <w:r>
             <w:rPr>
-              <w:rFonts w:ascii="Times New Roman" w:eastAsia="Times New Roman" w:hAnsi="Times New Roman" w:cs="Times New Roman"/>
+              <w:rFonts w:ascii="Times New Roman" w:hAnsi="Times New Roman" w:eastAsia="Times New Roman" w:cs="Times New Roman"/>
               <w:szCs w:val="24"/>
             </w:rPr>
             <w:fldChar w:fldCharType="begin"/>
           </w:r>
           <w:r>
             <w:rPr>
-              <w:rFonts w:ascii="Times New Roman" w:eastAsia="Times New Roman" w:hAnsi="Times New Roman" w:cs="Times New Roman"/>
+              <w:rFonts w:ascii="Times New Roman" w:hAnsi="Times New Roman" w:eastAsia="Times New Roman" w:cs="Times New Roman"/>
               <w:szCs w:val="24"/>
             </w:rPr>
-            <w:instrText xml:space="preserve"> HYPERLINK \l _Toc1507 </w:instrText>
-          </w:r>
-          <w:r>
-            <w:rPr>
-              <w:rFonts w:ascii="Times New Roman" w:eastAsia="Times New Roman" w:hAnsi="Times New Roman" w:cs="Times New Roman"/>
+            <w:instrText xml:space="preserve"> HYPERLINK \l _Toc13749 </w:instrText>
+          </w:r>
+          <w:r>
+            <w:rPr>
+              <w:rFonts w:ascii="Times New Roman" w:hAnsi="Times New Roman" w:eastAsia="Times New Roman" w:cs="Times New Roman"/>
               <w:szCs w:val="24"/>
             </w:rPr>
             <w:fldChar w:fldCharType="separate"/>
@@ -2570,7 +2601,7 @@
             <w:fldChar w:fldCharType="begin"/>
           </w:r>
           <w:r>
-            <w:instrText xml:space="preserve"> PAGEREF _Toc1507 \h </w:instrText>
+            <w:instrText xml:space="preserve"> PAGEREF _Toc13749 \h </w:instrText>
           </w:r>
           <w:r>
             <w:fldChar w:fldCharType="separate"/>
@@ -2583,7 +2614,7 @@
           </w:r>
           <w:r>
             <w:rPr>
-              <w:rFonts w:ascii="Times New Roman" w:eastAsia="Times New Roman" w:hAnsi="Times New Roman" w:cs="Times New Roman"/>
+              <w:rFonts w:ascii="Times New Roman" w:hAnsi="Times New Roman" w:eastAsia="Times New Roman" w:cs="Times New Roman"/>
               <w:szCs w:val="24"/>
             </w:rPr>
             <w:fldChar w:fldCharType="end"/>
@@ -2591,28 +2622,28 @@
         </w:p>
         <w:p>
           <w:pPr>
-            <w:pStyle w:val="TOC1"/>
+            <w:pStyle w:val="16"/>
             <w:tabs>
               <w:tab w:val="right" w:leader="dot" w:pos="8486"/>
             </w:tabs>
           </w:pPr>
           <w:r>
             <w:rPr>
-              <w:rFonts w:ascii="Times New Roman" w:eastAsia="Times New Roman" w:hAnsi="Times New Roman" w:cs="Times New Roman"/>
+              <w:rFonts w:ascii="Times New Roman" w:hAnsi="Times New Roman" w:eastAsia="Times New Roman" w:cs="Times New Roman"/>
               <w:szCs w:val="24"/>
             </w:rPr>
             <w:fldChar w:fldCharType="begin"/>
           </w:r>
           <w:r>
             <w:rPr>
-              <w:rFonts w:ascii="Times New Roman" w:eastAsia="Times New Roman" w:hAnsi="Times New Roman" w:cs="Times New Roman"/>
+              <w:rFonts w:ascii="Times New Roman" w:hAnsi="Times New Roman" w:eastAsia="Times New Roman" w:cs="Times New Roman"/>
               <w:szCs w:val="24"/>
             </w:rPr>
-            <w:instrText xml:space="preserve"> HYPERLINK \l _Toc29769 </w:instrText>
-          </w:r>
-          <w:r>
-            <w:rPr>
-              <w:rFonts w:ascii="Times New Roman" w:eastAsia="Times New Roman" w:hAnsi="Times New Roman" w:cs="Times New Roman"/>
+            <w:instrText xml:space="preserve"> HYPERLINK \l _Toc25734 </w:instrText>
+          </w:r>
+          <w:r>
+            <w:rPr>
+              <w:rFonts w:ascii="Times New Roman" w:hAnsi="Times New Roman" w:eastAsia="Times New Roman" w:cs="Times New Roman"/>
               <w:szCs w:val="24"/>
             </w:rPr>
             <w:fldChar w:fldCharType="separate"/>
@@ -2633,7 +2664,7 @@
             <w:fldChar w:fldCharType="begin"/>
           </w:r>
           <w:r>
-            <w:instrText xml:space="preserve"> PAGEREF _Toc29769 \h </w:instrText>
+            <w:instrText xml:space="preserve"> PAGEREF _Toc25734 \h </w:instrText>
           </w:r>
           <w:r>
             <w:fldChar w:fldCharType="separate"/>
@@ -2646,7 +2677,7 @@
           </w:r>
           <w:r>
             <w:rPr>
-              <w:rFonts w:ascii="Times New Roman" w:eastAsia="Times New Roman" w:hAnsi="Times New Roman" w:cs="Times New Roman"/>
+              <w:rFonts w:ascii="Times New Roman" w:hAnsi="Times New Roman" w:eastAsia="Times New Roman" w:cs="Times New Roman"/>
               <w:szCs w:val="24"/>
             </w:rPr>
             <w:fldChar w:fldCharType="end"/>
@@ -2654,28 +2685,28 @@
         </w:p>
         <w:p>
           <w:pPr>
-            <w:pStyle w:val="TOC1"/>
+            <w:pStyle w:val="16"/>
             <w:tabs>
               <w:tab w:val="right" w:leader="dot" w:pos="8486"/>
             </w:tabs>
           </w:pPr>
           <w:r>
             <w:rPr>
-              <w:rFonts w:ascii="Times New Roman" w:eastAsia="Times New Roman" w:hAnsi="Times New Roman" w:cs="Times New Roman"/>
+              <w:rFonts w:ascii="Times New Roman" w:hAnsi="Times New Roman" w:eastAsia="Times New Roman" w:cs="Times New Roman"/>
               <w:szCs w:val="24"/>
             </w:rPr>
             <w:fldChar w:fldCharType="begin"/>
           </w:r>
           <w:r>
             <w:rPr>
-              <w:rFonts w:ascii="Times New Roman" w:eastAsia="Times New Roman" w:hAnsi="Times New Roman" w:cs="Times New Roman"/>
+              <w:rFonts w:ascii="Times New Roman" w:hAnsi="Times New Roman" w:eastAsia="Times New Roman" w:cs="Times New Roman"/>
               <w:szCs w:val="24"/>
             </w:rPr>
-            <w:instrText xml:space="preserve"> HYPERLINK \l _Toc10631 </w:instrText>
-          </w:r>
-          <w:r>
-            <w:rPr>
-              <w:rFonts w:ascii="Times New Roman" w:eastAsia="Times New Roman" w:hAnsi="Times New Roman" w:cs="Times New Roman"/>
+            <w:instrText xml:space="preserve"> HYPERLINK \l _Toc12007 </w:instrText>
+          </w:r>
+          <w:r>
+            <w:rPr>
+              <w:rFonts w:ascii="Times New Roman" w:hAnsi="Times New Roman" w:eastAsia="Times New Roman" w:cs="Times New Roman"/>
               <w:szCs w:val="24"/>
             </w:rPr>
             <w:fldChar w:fldCharType="separate"/>
@@ -2696,7 +2727,7 @@
             <w:fldChar w:fldCharType="begin"/>
           </w:r>
           <w:r>
-            <w:instrText xml:space="preserve"> PAGEREF _Toc10631 \h </w:instrText>
+            <w:instrText xml:space="preserve"> PAGEREF _Toc12007 \h </w:instrText>
           </w:r>
           <w:r>
             <w:fldChar w:fldCharType="separate"/>
@@ -2709,7 +2740,7 @@
           </w:r>
           <w:r>
             <w:rPr>
-              <w:rFonts w:ascii="Times New Roman" w:eastAsia="Times New Roman" w:hAnsi="Times New Roman" w:cs="Times New Roman"/>
+              <w:rFonts w:ascii="Times New Roman" w:hAnsi="Times New Roman" w:eastAsia="Times New Roman" w:cs="Times New Roman"/>
               <w:szCs w:val="24"/>
             </w:rPr>
             <w:fldChar w:fldCharType="end"/>
@@ -2733,7 +2764,7 @@
             <w:spacing w:line="219" w:lineRule="auto"/>
             <w:textAlignment w:val="baseline"/>
             <w:rPr>
-              <w:rFonts w:ascii="Times New Roman" w:eastAsia="Times New Roman" w:hAnsi="Times New Roman" w:cs="Times New Roman"/>
+              <w:rFonts w:ascii="Times New Roman" w:hAnsi="Times New Roman" w:eastAsia="Times New Roman" w:cs="Times New Roman"/>
               <w:snapToGrid w:val="0"/>
               <w:color w:val="000000"/>
               <w:kern w:val="0"/>
@@ -2744,7 +2775,7 @@
           </w:pPr>
           <w:r>
             <w:rPr>
-              <w:rFonts w:ascii="Times New Roman" w:eastAsia="Times New Roman" w:hAnsi="Times New Roman" w:cs="Times New Roman"/>
+              <w:rFonts w:ascii="Times New Roman" w:hAnsi="Times New Roman" w:eastAsia="Times New Roman" w:cs="Times New Roman"/>
               <w:szCs w:val="24"/>
             </w:rPr>
             <w:fldChar w:fldCharType="end"/>
@@ -2770,7 +2801,7 @@
         <w:spacing w:line="219" w:lineRule="auto"/>
         <w:textAlignment w:val="baseline"/>
         <w:rPr>
-          <w:rFonts w:ascii="Times New Roman" w:eastAsia="Times New Roman" w:hAnsi="Times New Roman" w:cs="Times New Roman"/>
+          <w:rFonts w:ascii="Times New Roman" w:hAnsi="Times New Roman" w:eastAsia="Times New Roman" w:cs="Times New Roman"/>
           <w:snapToGrid w:val="0"/>
           <w:color w:val="000000"/>
           <w:kern w:val="0"/>
@@ -2781,13 +2812,13 @@
         <w:sectPr>
           <w:pgSz w:w="11906" w:h="16840"/>
           <w:pgMar w:top="1431" w:right="1713" w:bottom="0" w:left="1707" w:header="0" w:footer="0" w:gutter="0"/>
-          <w:cols w:num="1" w:space="720"/>
+          <w:cols w:space="720" w:num="1"/>
         </w:sectPr>
       </w:pPr>
     </w:p>
     <w:p>
       <w:pPr>
-        <w:pStyle w:val="1"/>
+        <w:pStyle w:val="26"/>
         <w:keepNext w:val="0"/>
         <w:keepLines w:val="0"/>
         <w:pageBreakBefore w:val="0"/>
@@ -2803,67 +2834,24 @@
         <w:snapToGrid w:val="0"/>
         <w:textAlignment w:val="baseline"/>
       </w:pPr>
-      <w:bookmarkStart w:id="4" w:name="_Toc22075"/>
+      <w:bookmarkStart w:id="3" w:name="_Toc11839"/>
       <w:r>
         <w:t>目的</w:t>
       </w:r>
-      <w:bookmarkEnd w:id="4"/>
+      <w:bookmarkEnd w:id="3"/>
     </w:p>
     <w:p>
       <w:pPr>
-        <w:keepNext w:val="0"/>
-        <w:keepLines w:val="0"/>
-        <w:pageBreakBefore w:val="0"/>
-        <w:widowControl w:val="0"/>
-        <w:kinsoku w:val="0"/>
-        <w:wordWrap/>
-        <w:overflowPunct/>
-        <w:topLinePunct w:val="0"/>
-        <w:autoSpaceDE w:val="0"/>
-        <w:autoSpaceDN w:val="0"/>
+        <w:pStyle w:val="27"/>
         <w:bidi w:val="0"/>
-        <w:adjustRightInd w:val="0"/>
-        <w:snapToGrid w:val="0"/>
-        <w:spacing w:line="360" w:lineRule="auto"/>
-        <w:ind w:firstLine="420" w:firstLineChars="200"/>
-        <w:textAlignment w:val="baseline"/>
-        <w:rPr>
-          <w:rFonts w:ascii="宋体" w:eastAsia="宋体" w:hAnsi="宋体" w:cs="宋体"/>
-          <w:sz w:val="24"/>
-          <w:szCs w:val="24"/>
-        </w:rPr>
       </w:pPr>
       <w:r>
-        <w:rPr>
-          <w:rFonts w:ascii="宋体" w:eastAsia="宋体" w:hAnsi="宋体" w:cs="宋体"/>
-          <w:spacing w:val="1"/>
-          <w:sz w:val="24"/>
-          <w:szCs w:val="24"/>
-        </w:rPr>
-        <w:t>管理层按策划的时间间隔定期对公司质量监督体系进行系统评价，提出并</w:t>
-      </w:r>
-      <w:r>
-        <w:rPr>
-          <w:rFonts w:ascii="宋体" w:eastAsia="宋体" w:hAnsi="宋体" w:cs="宋体"/>
-          <w:spacing w:val="-1"/>
-          <w:sz w:val="24"/>
-          <w:szCs w:val="24"/>
-        </w:rPr>
-        <w:t>确定各种改进的机会和变更需要，确保质量监督体系持续的适宜性、充分性和</w:t>
-      </w:r>
-      <w:r>
-        <w:rPr>
-          <w:rFonts w:ascii="宋体" w:eastAsia="宋体" w:hAnsi="宋体" w:cs="宋体"/>
-          <w:spacing w:val="-8"/>
-          <w:sz w:val="24"/>
-          <w:szCs w:val="24"/>
-        </w:rPr>
-        <w:t>有效性。</w:t>
+        <w:t>管理层按策划的时间间隔定期对公司质量监督体系进行系统评价，提出并确定各种改进的机会和变更需要，确保质量监督体系持续的适宜性、充分性和有效性。</w:t>
       </w:r>
     </w:p>
     <w:p>
       <w:pPr>
-        <w:pStyle w:val="1"/>
+        <w:pStyle w:val="26"/>
         <w:keepNext w:val="0"/>
         <w:keepLines w:val="0"/>
         <w:pageBreakBefore w:val="0"/>
@@ -2879,50 +2867,24 @@
         <w:snapToGrid w:val="0"/>
         <w:textAlignment w:val="baseline"/>
       </w:pPr>
-      <w:bookmarkStart w:id="5" w:name="_Toc25579"/>
+      <w:bookmarkStart w:id="4" w:name="_Toc4118"/>
       <w:r>
         <w:t>适用范围</w:t>
       </w:r>
-      <w:bookmarkEnd w:id="5"/>
+      <w:bookmarkEnd w:id="4"/>
     </w:p>
     <w:p>
       <w:pPr>
-        <w:keepNext w:val="0"/>
-        <w:keepLines w:val="0"/>
-        <w:pageBreakBefore w:val="0"/>
-        <w:widowControl w:val="0"/>
-        <w:kinsoku w:val="0"/>
-        <w:wordWrap/>
-        <w:overflowPunct/>
-        <w:topLinePunct w:val="0"/>
-        <w:autoSpaceDE w:val="0"/>
-        <w:autoSpaceDN w:val="0"/>
+        <w:pStyle w:val="27"/>
         <w:bidi w:val="0"/>
-        <w:adjustRightInd w:val="0"/>
-        <w:snapToGrid w:val="0"/>
-        <w:spacing w:line="360" w:lineRule="auto"/>
-        <w:ind w:firstLine="420" w:firstLineChars="200"/>
-        <w:textAlignment w:val="baseline"/>
-        <w:rPr>
-          <w:rFonts w:ascii="宋体" w:eastAsia="宋体" w:hAnsi="宋体" w:cs="宋体"/>
-          <w:spacing w:val="1"/>
-          <w:sz w:val="24"/>
-          <w:szCs w:val="24"/>
-        </w:rPr>
       </w:pPr>
       <w:r>
-        <w:rPr>
-          <w:rFonts w:ascii="宋体" w:eastAsia="宋体" w:hAnsi="宋体" w:cs="宋体"/>
-          <w:spacing w:val="1"/>
-          <w:sz w:val="24"/>
-          <w:szCs w:val="24"/>
-        </w:rPr>
         <w:t>适用于公司运维体系所覆盖的所有部门。</w:t>
       </w:r>
     </w:p>
     <w:p>
       <w:pPr>
-        <w:pStyle w:val="1"/>
+        <w:pStyle w:val="26"/>
         <w:keepNext w:val="0"/>
         <w:keepLines w:val="0"/>
         <w:pageBreakBefore w:val="0"/>
@@ -2938,24 +2900,24 @@
         <w:snapToGrid w:val="0"/>
         <w:textAlignment w:val="baseline"/>
       </w:pPr>
-      <w:bookmarkStart w:id="6" w:name="_Toc25426"/>
+      <w:bookmarkStart w:id="5" w:name="_Toc14748"/>
       <w:r>
         <w:t>角色与职责</w:t>
       </w:r>
-      <w:bookmarkEnd w:id="6"/>
+      <w:bookmarkEnd w:id="5"/>
     </w:p>
     <w:tbl>
       <w:tblPr>
-        <w:tblStyle w:val="TableNormal0"/>
+        <w:tblStyle w:val="24"/>
         <w:tblW w:w="9187" w:type="dxa"/>
         <w:tblInd w:w="5" w:type="dxa"/>
         <w:tblBorders>
-          <w:top w:val="single" w:sz="4" w:space="0" w:color="000000"/>
-          <w:left w:val="single" w:sz="4" w:space="0" w:color="000000"/>
-          <w:bottom w:val="single" w:sz="4" w:space="0" w:color="000000"/>
-          <w:right w:val="single" w:sz="4" w:space="0" w:color="000000"/>
-          <w:insideH w:val="single" w:sz="4" w:space="0" w:color="000000"/>
-          <w:insideV w:val="single" w:sz="4" w:space="0" w:color="000000"/>
+          <w:top w:val="single" w:color="000000" w:sz="4" w:space="0"/>
+          <w:left w:val="single" w:color="000000" w:sz="4" w:space="0"/>
+          <w:bottom w:val="single" w:color="000000" w:sz="4" w:space="0"/>
+          <w:right w:val="single" w:color="000000" w:sz="4" w:space="0"/>
+          <w:insideH w:val="single" w:color="000000" w:sz="4" w:space="0"/>
+          <w:insideV w:val="single" w:color="000000" w:sz="4" w:space="0"/>
         </w:tblBorders>
         <w:tblLayout w:type="fixed"/>
         <w:tblCellMar>
@@ -2971,17 +2933,14 @@
       </w:tblGrid>
       <w:tr>
         <w:tblPrEx>
-          <w:tblW w:w="9187" w:type="dxa"/>
-          <w:tblInd w:w="5" w:type="dxa"/>
           <w:tblBorders>
-            <w:top w:val="single" w:sz="4" w:space="0" w:color="000000"/>
-            <w:left w:val="single" w:sz="4" w:space="0" w:color="000000"/>
-            <w:bottom w:val="single" w:sz="4" w:space="0" w:color="000000"/>
-            <w:right w:val="single" w:sz="4" w:space="0" w:color="000000"/>
-            <w:insideH w:val="single" w:sz="4" w:space="0" w:color="000000"/>
-            <w:insideV w:val="single" w:sz="4" w:space="0" w:color="000000"/>
+            <w:top w:val="single" w:color="000000" w:sz="4" w:space="0"/>
+            <w:left w:val="single" w:color="000000" w:sz="4" w:space="0"/>
+            <w:bottom w:val="single" w:color="000000" w:sz="4" w:space="0"/>
+            <w:right w:val="single" w:color="000000" w:sz="4" w:space="0"/>
+            <w:insideH w:val="single" w:color="000000" w:sz="4" w:space="0"/>
+            <w:insideV w:val="single" w:color="000000" w:sz="4" w:space="0"/>
           </w:tblBorders>
-          <w:tblLayout w:type="fixed"/>
           <w:tblCellMar>
             <w:top w:w="0" w:type="dxa"/>
             <w:left w:w="0" w:type="dxa"/>
@@ -2990,7 +2949,7 @@
           </w:tblCellMar>
         </w:tblPrEx>
         <w:trPr>
-          <w:trHeight w:val="581"/>
+          <w:trHeight w:val="581" w:hRule="atLeast"/>
         </w:trPr>
         <w:tc>
           <w:tcPr>
@@ -3016,14 +2975,14 @@
               <w:ind w:left="772"/>
               <w:textAlignment w:val="baseline"/>
               <w:rPr>
-                <w:rFonts w:ascii="宋体" w:eastAsia="宋体" w:hAnsi="宋体" w:cs="宋体"/>
+                <w:rFonts w:ascii="宋体" w:hAnsi="宋体" w:eastAsia="宋体" w:cs="宋体"/>
                 <w:sz w:val="24"/>
                 <w:szCs w:val="24"/>
               </w:rPr>
             </w:pPr>
             <w:r>
               <w:rPr>
-                <w:rFonts w:ascii="宋体" w:eastAsia="宋体" w:hAnsi="宋体" w:cs="宋体"/>
+                <w:rFonts w:ascii="宋体" w:hAnsi="宋体" w:eastAsia="宋体" w:cs="宋体"/>
                 <w:b/>
                 <w:bCs/>
                 <w:spacing w:val="-10"/>
@@ -3058,14 +3017,14 @@
               <w:ind w:left="3132"/>
               <w:textAlignment w:val="baseline"/>
               <w:rPr>
-                <w:rFonts w:ascii="宋体" w:eastAsia="宋体" w:hAnsi="宋体" w:cs="宋体"/>
+                <w:rFonts w:ascii="宋体" w:hAnsi="宋体" w:eastAsia="宋体" w:cs="宋体"/>
                 <w:sz w:val="24"/>
                 <w:szCs w:val="24"/>
               </w:rPr>
             </w:pPr>
             <w:r>
               <w:rPr>
-                <w:rFonts w:ascii="宋体" w:eastAsia="宋体" w:hAnsi="宋体" w:cs="宋体"/>
+                <w:rFonts w:ascii="宋体" w:hAnsi="宋体" w:eastAsia="宋体" w:cs="宋体"/>
                 <w:b/>
                 <w:bCs/>
                 <w:spacing w:val="-8"/>
@@ -3079,9 +3038,14 @@
       </w:tr>
       <w:tr>
         <w:tblPrEx>
-          <w:tblW w:w="9187" w:type="dxa"/>
-          <w:tblInd w:w="5" w:type="dxa"/>
-          <w:tblLayout w:type="fixed"/>
+          <w:tblBorders>
+            <w:top w:val="single" w:color="000000" w:sz="4" w:space="0"/>
+            <w:left w:val="single" w:color="000000" w:sz="4" w:space="0"/>
+            <w:bottom w:val="single" w:color="000000" w:sz="4" w:space="0"/>
+            <w:right w:val="single" w:color="000000" w:sz="4" w:space="0"/>
+            <w:insideH w:val="single" w:color="000000" w:sz="4" w:space="0"/>
+            <w:insideV w:val="single" w:color="000000" w:sz="4" w:space="0"/>
+          </w:tblBorders>
           <w:tblCellMar>
             <w:top w:w="0" w:type="dxa"/>
             <w:left w:w="0" w:type="dxa"/>
@@ -3090,52 +3054,13 @@
           </w:tblCellMar>
         </w:tblPrEx>
         <w:trPr>
-          <w:trHeight w:val="1434"/>
+          <w:trHeight w:val="1434" w:hRule="atLeast"/>
         </w:trPr>
         <w:tc>
           <w:tcPr>
             <w:tcW w:w="1986" w:type="dxa"/>
+            <w:vAlign w:val="center"/>
           </w:tcPr>
-          <w:p>
-            <w:pPr>
-              <w:pStyle w:val="TableText"/>
-              <w:keepNext w:val="0"/>
-              <w:keepLines w:val="0"/>
-              <w:pageBreakBefore w:val="0"/>
-              <w:widowControl w:val="0"/>
-              <w:kinsoku w:val="0"/>
-              <w:wordWrap/>
-              <w:overflowPunct/>
-              <w:topLinePunct w:val="0"/>
-              <w:autoSpaceDE w:val="0"/>
-              <w:autoSpaceDN w:val="0"/>
-              <w:bidi w:val="0"/>
-              <w:adjustRightInd w:val="0"/>
-              <w:snapToGrid w:val="0"/>
-              <w:spacing w:line="275" w:lineRule="auto"/>
-              <w:textAlignment w:val="baseline"/>
-            </w:pPr>
-          </w:p>
-          <w:p>
-            <w:pPr>
-              <w:pStyle w:val="TableText"/>
-              <w:keepNext w:val="0"/>
-              <w:keepLines w:val="0"/>
-              <w:pageBreakBefore w:val="0"/>
-              <w:widowControl w:val="0"/>
-              <w:kinsoku w:val="0"/>
-              <w:wordWrap/>
-              <w:overflowPunct/>
-              <w:topLinePunct w:val="0"/>
-              <w:autoSpaceDE w:val="0"/>
-              <w:autoSpaceDN w:val="0"/>
-              <w:bidi w:val="0"/>
-              <w:adjustRightInd w:val="0"/>
-              <w:snapToGrid w:val="0"/>
-              <w:spacing w:line="275" w:lineRule="auto"/>
-              <w:textAlignment w:val="baseline"/>
-            </w:pPr>
-          </w:p>
           <w:p>
             <w:pPr>
               <w:keepNext w:val="0"/>
@@ -3155,14 +3080,14 @@
               <w:ind w:left="524"/>
               <w:textAlignment w:val="baseline"/>
               <w:rPr>
-                <w:rFonts w:ascii="宋体" w:eastAsia="宋体" w:hAnsi="宋体" w:cs="宋体"/>
+                <w:rFonts w:ascii="宋体" w:hAnsi="宋体" w:eastAsia="宋体" w:cs="宋体"/>
                 <w:sz w:val="24"/>
                 <w:szCs w:val="24"/>
               </w:rPr>
             </w:pPr>
             <w:r>
               <w:rPr>
-                <w:rFonts w:ascii="宋体" w:eastAsia="宋体" w:hAnsi="宋体" w:cs="宋体"/>
+                <w:rFonts w:ascii="宋体" w:hAnsi="宋体" w:eastAsia="宋体" w:cs="宋体"/>
                 <w:spacing w:val="-4"/>
                 <w:sz w:val="24"/>
                 <w:szCs w:val="24"/>
@@ -3194,14 +3119,14 @@
               <w:ind w:left="123"/>
               <w:textAlignment w:val="baseline"/>
               <w:rPr>
-                <w:rFonts w:ascii="宋体" w:eastAsia="宋体" w:hAnsi="宋体" w:cs="宋体"/>
+                <w:rFonts w:ascii="宋体" w:hAnsi="宋体" w:eastAsia="宋体" w:cs="宋体"/>
                 <w:sz w:val="24"/>
                 <w:szCs w:val="24"/>
               </w:rPr>
             </w:pPr>
             <w:r>
               <w:rPr>
-                <w:rFonts w:ascii="宋体" w:eastAsia="宋体" w:hAnsi="宋体" w:cs="宋体"/>
+                <w:rFonts w:ascii="宋体" w:hAnsi="宋体" w:eastAsia="宋体" w:cs="宋体"/>
                 <w:spacing w:val="-6"/>
                 <w:sz w:val="24"/>
                 <w:szCs w:val="24"/>
@@ -3228,14 +3153,14 @@
               <w:ind w:left="133"/>
               <w:textAlignment w:val="baseline"/>
               <w:rPr>
-                <w:rFonts w:ascii="宋体" w:eastAsia="宋体" w:hAnsi="宋体" w:cs="宋体"/>
+                <w:rFonts w:ascii="宋体" w:hAnsi="宋体" w:eastAsia="宋体" w:cs="宋体"/>
                 <w:sz w:val="24"/>
                 <w:szCs w:val="24"/>
               </w:rPr>
             </w:pPr>
             <w:r>
               <w:rPr>
-                <w:rFonts w:ascii="宋体" w:eastAsia="宋体" w:hAnsi="宋体" w:cs="宋体"/>
+                <w:rFonts w:ascii="宋体" w:hAnsi="宋体" w:eastAsia="宋体" w:cs="宋体"/>
                 <w:spacing w:val="-4"/>
                 <w:sz w:val="24"/>
                 <w:szCs w:val="24"/>
@@ -3262,14 +3187,14 @@
               <w:ind w:left="115" w:right="147" w:firstLine="15"/>
               <w:textAlignment w:val="baseline"/>
               <w:rPr>
-                <w:rFonts w:ascii="宋体" w:eastAsia="宋体" w:hAnsi="宋体" w:cs="宋体"/>
+                <w:rFonts w:ascii="宋体" w:hAnsi="宋体" w:eastAsia="宋体" w:cs="宋体"/>
                 <w:sz w:val="24"/>
                 <w:szCs w:val="24"/>
               </w:rPr>
             </w:pPr>
             <w:r>
               <w:rPr>
-                <w:rFonts w:ascii="宋体" w:eastAsia="宋体" w:hAnsi="宋体" w:cs="宋体"/>
+                <w:rFonts w:ascii="宋体" w:hAnsi="宋体" w:eastAsia="宋体" w:cs="宋体"/>
                 <w:spacing w:val="-2"/>
                 <w:sz w:val="24"/>
                 <w:szCs w:val="24"/>
@@ -3278,7 +3203,7 @@
             </w:r>
             <w:r>
               <w:rPr>
-                <w:rFonts w:ascii="宋体" w:eastAsia="宋体" w:hAnsi="宋体" w:cs="宋体"/>
+                <w:rFonts w:ascii="宋体" w:hAnsi="宋体" w:eastAsia="宋体" w:cs="宋体"/>
                 <w:spacing w:val="-7"/>
                 <w:sz w:val="24"/>
                 <w:szCs w:val="24"/>
@@ -3290,9 +3215,14 @@
       </w:tr>
       <w:tr>
         <w:tblPrEx>
-          <w:tblW w:w="9187" w:type="dxa"/>
-          <w:tblInd w:w="5" w:type="dxa"/>
-          <w:tblLayout w:type="fixed"/>
+          <w:tblBorders>
+            <w:top w:val="single" w:color="000000" w:sz="4" w:space="0"/>
+            <w:left w:val="single" w:color="000000" w:sz="4" w:space="0"/>
+            <w:bottom w:val="single" w:color="000000" w:sz="4" w:space="0"/>
+            <w:right w:val="single" w:color="000000" w:sz="4" w:space="0"/>
+            <w:insideH w:val="single" w:color="000000" w:sz="4" w:space="0"/>
+            <w:insideV w:val="single" w:color="000000" w:sz="4" w:space="0"/>
+          </w:tblBorders>
           <w:tblCellMar>
             <w:top w:w="0" w:type="dxa"/>
             <w:left w:w="0" w:type="dxa"/>
@@ -3301,7 +3231,7 @@
           </w:tblCellMar>
         </w:tblPrEx>
         <w:trPr>
-          <w:trHeight w:val="567"/>
+          <w:trHeight w:val="567" w:hRule="atLeast"/>
         </w:trPr>
         <w:tc>
           <w:tcPr>
@@ -3326,14 +3256,14 @@
               <w:ind w:left="325"/>
               <w:textAlignment w:val="baseline"/>
               <w:rPr>
-                <w:rFonts w:ascii="宋体" w:eastAsia="宋体" w:hAnsi="宋体" w:cs="宋体"/>
+                <w:rFonts w:ascii="宋体" w:hAnsi="宋体" w:eastAsia="宋体" w:cs="宋体"/>
                 <w:sz w:val="24"/>
                 <w:szCs w:val="24"/>
               </w:rPr>
             </w:pPr>
             <w:r>
               <w:rPr>
-                <w:rFonts w:ascii="宋体" w:eastAsia="宋体" w:hAnsi="宋体" w:cs="宋体"/>
+                <w:rFonts w:ascii="宋体" w:hAnsi="宋体" w:eastAsia="宋体" w:cs="宋体"/>
                 <w:spacing w:val="-11"/>
                 <w:sz w:val="24"/>
                 <w:szCs w:val="24"/>
@@ -3365,14 +3295,14 @@
               <w:ind w:left="133"/>
               <w:textAlignment w:val="baseline"/>
               <w:rPr>
-                <w:rFonts w:ascii="宋体" w:eastAsia="宋体" w:hAnsi="宋体" w:cs="宋体"/>
+                <w:rFonts w:ascii="宋体" w:hAnsi="宋体" w:eastAsia="宋体" w:cs="宋体"/>
                 <w:sz w:val="24"/>
                 <w:szCs w:val="24"/>
               </w:rPr>
             </w:pPr>
             <w:r>
               <w:rPr>
-                <w:rFonts w:ascii="宋体" w:eastAsia="宋体" w:hAnsi="宋体" w:cs="宋体"/>
+                <w:rFonts w:ascii="宋体" w:hAnsi="宋体" w:eastAsia="宋体" w:cs="宋体"/>
                 <w:spacing w:val="-3"/>
                 <w:sz w:val="24"/>
                 <w:szCs w:val="24"/>
@@ -3384,9 +3314,14 @@
       </w:tr>
       <w:tr>
         <w:tblPrEx>
-          <w:tblW w:w="9187" w:type="dxa"/>
-          <w:tblInd w:w="5" w:type="dxa"/>
-          <w:tblLayout w:type="fixed"/>
+          <w:tblBorders>
+            <w:top w:val="single" w:color="000000" w:sz="4" w:space="0"/>
+            <w:left w:val="single" w:color="000000" w:sz="4" w:space="0"/>
+            <w:bottom w:val="single" w:color="000000" w:sz="4" w:space="0"/>
+            <w:right w:val="single" w:color="000000" w:sz="4" w:space="0"/>
+            <w:insideH w:val="single" w:color="000000" w:sz="4" w:space="0"/>
+            <w:insideV w:val="single" w:color="000000" w:sz="4" w:space="0"/>
+          </w:tblBorders>
           <w:tblCellMar>
             <w:top w:w="0" w:type="dxa"/>
             <w:left w:w="0" w:type="dxa"/>
@@ -3395,7 +3330,7 @@
           </w:tblCellMar>
         </w:tblPrEx>
         <w:trPr>
-          <w:trHeight w:val="582"/>
+          <w:trHeight w:val="582" w:hRule="atLeast"/>
         </w:trPr>
         <w:tc>
           <w:tcPr>
@@ -3420,14 +3355,14 @@
               <w:ind w:left="648"/>
               <w:textAlignment w:val="baseline"/>
               <w:rPr>
-                <w:rFonts w:ascii="宋体" w:eastAsia="宋体" w:hAnsi="宋体" w:cs="宋体"/>
+                <w:rFonts w:ascii="宋体" w:hAnsi="宋体" w:eastAsia="宋体" w:cs="宋体"/>
                 <w:sz w:val="24"/>
                 <w:szCs w:val="24"/>
               </w:rPr>
             </w:pPr>
             <w:r>
               <w:rPr>
-                <w:rFonts w:ascii="宋体" w:eastAsia="宋体" w:hAnsi="宋体" w:cs="宋体"/>
+                <w:rFonts w:ascii="宋体" w:hAnsi="宋体" w:eastAsia="宋体" w:cs="宋体"/>
                 <w:spacing w:val="-5"/>
                 <w:sz w:val="24"/>
                 <w:szCs w:val="24"/>
@@ -3459,14 +3394,14 @@
               <w:ind w:left="133"/>
               <w:textAlignment w:val="baseline"/>
               <w:rPr>
-                <w:rFonts w:ascii="宋体" w:eastAsia="宋体" w:hAnsi="宋体" w:cs="宋体"/>
+                <w:rFonts w:ascii="宋体" w:hAnsi="宋体" w:eastAsia="宋体" w:cs="宋体"/>
                 <w:sz w:val="24"/>
                 <w:szCs w:val="24"/>
               </w:rPr>
             </w:pPr>
             <w:r>
               <w:rPr>
-                <w:rFonts w:ascii="宋体" w:eastAsia="宋体" w:hAnsi="宋体" w:cs="宋体"/>
+                <w:rFonts w:ascii="宋体" w:hAnsi="宋体" w:eastAsia="宋体" w:cs="宋体"/>
                 <w:spacing w:val="-3"/>
                 <w:sz w:val="24"/>
                 <w:szCs w:val="24"/>
@@ -3479,7 +3414,7 @@
     </w:tbl>
     <w:p>
       <w:pPr>
-        <w:pStyle w:val="1"/>
+        <w:pStyle w:val="26"/>
         <w:keepNext w:val="0"/>
         <w:keepLines w:val="0"/>
         <w:pageBreakBefore w:val="0"/>
@@ -3495,15 +3430,15 @@
         <w:snapToGrid w:val="0"/>
         <w:textAlignment w:val="baseline"/>
       </w:pPr>
-      <w:bookmarkStart w:id="7" w:name="_Toc18024"/>
+      <w:bookmarkStart w:id="6" w:name="_Toc3291"/>
       <w:r>
         <w:t>管理评审流程</w:t>
       </w:r>
-      <w:bookmarkEnd w:id="7"/>
+      <w:bookmarkEnd w:id="6"/>
     </w:p>
     <w:p>
       <w:pPr>
-        <w:pStyle w:val="2"/>
+        <w:pStyle w:val="28"/>
         <w:keepNext w:val="0"/>
         <w:keepLines w:val="0"/>
         <w:pageBreakBefore w:val="0"/>
@@ -3519,13 +3454,13 @@
         <w:snapToGrid w:val="0"/>
         <w:textAlignment w:val="baseline"/>
       </w:pPr>
-      <w:bookmarkStart w:id="8" w:name="bookmark16"/>
-      <w:bookmarkEnd w:id="8"/>
-      <w:bookmarkStart w:id="9" w:name="_Toc10548"/>
+      <w:bookmarkStart w:id="7" w:name="bookmark16"/>
+      <w:bookmarkEnd w:id="7"/>
+      <w:bookmarkStart w:id="8" w:name="_Toc11484"/>
       <w:r>
         <w:t>管理评审时间</w:t>
       </w:r>
-      <w:bookmarkEnd w:id="9"/>
+      <w:bookmarkEnd w:id="8"/>
     </w:p>
     <w:p>
       <w:pPr>
@@ -3543,10 +3478,10 @@
         <w:adjustRightInd w:val="0"/>
         <w:snapToGrid w:val="0"/>
         <w:spacing w:line="360" w:lineRule="auto"/>
-        <w:ind w:firstLine="420" w:firstLineChars="200"/>
+        <w:ind w:firstLine="484" w:firstLineChars="200"/>
         <w:textAlignment w:val="baseline"/>
         <w:rPr>
-          <w:rFonts w:ascii="宋体" w:eastAsia="宋体" w:hAnsi="宋体" w:cs="宋体"/>
+          <w:rFonts w:ascii="宋体" w:hAnsi="宋体" w:eastAsia="宋体" w:cs="宋体"/>
           <w:spacing w:val="1"/>
           <w:sz w:val="24"/>
           <w:szCs w:val="24"/>
@@ -3554,7 +3489,7 @@
       </w:pPr>
       <w:r>
         <w:rPr>
-          <w:rFonts w:ascii="宋体" w:eastAsia="宋体" w:hAnsi="宋体" w:cs="宋体"/>
+          <w:rFonts w:ascii="宋体" w:hAnsi="宋体" w:eastAsia="宋体" w:cs="宋体"/>
           <w:spacing w:val="1"/>
           <w:sz w:val="24"/>
           <w:szCs w:val="24"/>
@@ -3564,7 +3499,7 @@
     </w:p>
     <w:p>
       <w:pPr>
-        <w:pStyle w:val="2"/>
+        <w:pStyle w:val="28"/>
         <w:keepNext w:val="0"/>
         <w:keepLines w:val="0"/>
         <w:pageBreakBefore w:val="0"/>
@@ -3580,13 +3515,13 @@
         <w:snapToGrid w:val="0"/>
         <w:textAlignment w:val="baseline"/>
       </w:pPr>
-      <w:bookmarkStart w:id="10" w:name="bookmark17"/>
-      <w:bookmarkEnd w:id="10"/>
-      <w:bookmarkStart w:id="11" w:name="_Toc3286"/>
+      <w:bookmarkStart w:id="9" w:name="bookmark17"/>
+      <w:bookmarkEnd w:id="9"/>
+      <w:bookmarkStart w:id="10" w:name="_Toc9231"/>
       <w:r>
         <w:t>管理评审的频次</w:t>
       </w:r>
-      <w:bookmarkEnd w:id="11"/>
+      <w:bookmarkEnd w:id="10"/>
     </w:p>
     <w:p>
       <w:pPr>
@@ -3604,10 +3539,10 @@
         <w:adjustRightInd w:val="0"/>
         <w:snapToGrid w:val="0"/>
         <w:spacing w:line="360" w:lineRule="auto"/>
-        <w:ind w:firstLine="420" w:firstLineChars="200"/>
+        <w:ind w:firstLine="484" w:firstLineChars="200"/>
         <w:textAlignment w:val="baseline"/>
         <w:rPr>
-          <w:rFonts w:ascii="宋体" w:eastAsia="宋体" w:hAnsi="宋体" w:cs="宋体"/>
+          <w:rFonts w:ascii="宋体" w:hAnsi="宋体" w:eastAsia="宋体" w:cs="宋体"/>
           <w:spacing w:val="1"/>
           <w:sz w:val="24"/>
           <w:szCs w:val="24"/>
@@ -3615,7 +3550,7 @@
       </w:pPr>
       <w:r>
         <w:rPr>
-          <w:rFonts w:ascii="宋体" w:eastAsia="宋体" w:hAnsi="宋体" w:cs="宋体"/>
+          <w:rFonts w:ascii="宋体" w:hAnsi="宋体" w:eastAsia="宋体" w:cs="宋体"/>
           <w:spacing w:val="1"/>
           <w:sz w:val="24"/>
           <w:szCs w:val="24"/>
@@ -3639,10 +3574,10 @@
         <w:adjustRightInd w:val="0"/>
         <w:snapToGrid w:val="0"/>
         <w:spacing w:line="360" w:lineRule="auto"/>
-        <w:ind w:left="484" w:hanging="420" w:hangingChars="200"/>
+        <w:ind w:left="484" w:hanging="484" w:hangingChars="200"/>
         <w:textAlignment w:val="baseline"/>
         <w:rPr>
-          <w:rFonts w:ascii="宋体" w:eastAsia="宋体" w:hAnsi="宋体" w:cs="宋体"/>
+          <w:rFonts w:ascii="宋体" w:hAnsi="宋体" w:eastAsia="宋体" w:cs="宋体"/>
           <w:spacing w:val="1"/>
           <w:sz w:val="24"/>
           <w:szCs w:val="24"/>
@@ -3650,7 +3585,7 @@
       </w:pPr>
       <w:r>
         <w:rPr>
-          <w:rFonts w:ascii="宋体" w:eastAsia="宋体" w:hAnsi="宋体" w:cs="宋体"/>
+          <w:rFonts w:ascii="宋体" w:hAnsi="宋体" w:eastAsia="宋体" w:cs="宋体"/>
           <w:spacing w:val="1"/>
           <w:sz w:val="24"/>
           <w:szCs w:val="24"/>
@@ -3669,7 +3604,7 @@
                     <pic:cNvPicPr/>
                   </pic:nvPicPr>
                   <pic:blipFill>
-                    <a:blip xmlns:r="http://schemas.openxmlformats.org/officeDocument/2006/relationships" r:embed="rId4"/>
+                    <a:blip r:embed="rId7"/>
                     <a:stretch>
                       <a:fillRect/>
                     </a:stretch>
@@ -3691,7 +3626,7 @@
       </w:r>
       <w:r>
         <w:rPr>
-          <w:rFonts w:ascii="宋体" w:eastAsia="宋体" w:hAnsi="宋体" w:cs="宋体"/>
+          <w:rFonts w:ascii="宋体" w:hAnsi="宋体" w:eastAsia="宋体" w:cs="宋体"/>
           <w:spacing w:val="1"/>
           <w:sz w:val="24"/>
           <w:szCs w:val="24"/>
@@ -3715,10 +3650,10 @@
         <w:adjustRightInd w:val="0"/>
         <w:snapToGrid w:val="0"/>
         <w:spacing w:line="360" w:lineRule="auto"/>
-        <w:ind w:left="484" w:hanging="420" w:hangingChars="200"/>
+        <w:ind w:left="484" w:hanging="484" w:hangingChars="200"/>
         <w:textAlignment w:val="baseline"/>
         <w:rPr>
-          <w:rFonts w:ascii="宋体" w:eastAsia="宋体" w:hAnsi="宋体" w:cs="宋体"/>
+          <w:rFonts w:ascii="宋体" w:hAnsi="宋体" w:eastAsia="宋体" w:cs="宋体"/>
           <w:spacing w:val="1"/>
           <w:sz w:val="24"/>
           <w:szCs w:val="24"/>
@@ -3726,7 +3661,7 @@
       </w:pPr>
       <w:r>
         <w:rPr>
-          <w:rFonts w:ascii="宋体" w:eastAsia="宋体" w:hAnsi="宋体" w:cs="宋体"/>
+          <w:rFonts w:ascii="宋体" w:hAnsi="宋体" w:eastAsia="宋体" w:cs="宋体"/>
           <w:spacing w:val="1"/>
           <w:sz w:val="24"/>
           <w:szCs w:val="24"/>
@@ -3745,7 +3680,7 @@
                     <pic:cNvPicPr/>
                   </pic:nvPicPr>
                   <pic:blipFill>
-                    <a:blip xmlns:r="http://schemas.openxmlformats.org/officeDocument/2006/relationships" r:embed="rId5"/>
+                    <a:blip r:embed="rId8"/>
                     <a:stretch>
                       <a:fillRect/>
                     </a:stretch>
@@ -3767,7 +3702,7 @@
       </w:r>
       <w:r>
         <w:rPr>
-          <w:rFonts w:ascii="宋体" w:eastAsia="宋体" w:hAnsi="宋体" w:cs="宋体"/>
+          <w:rFonts w:ascii="宋体" w:hAnsi="宋体" w:eastAsia="宋体" w:cs="宋体"/>
           <w:spacing w:val="1"/>
           <w:sz w:val="24"/>
           <w:szCs w:val="24"/>
@@ -3791,10 +3726,10 @@
         <w:adjustRightInd w:val="0"/>
         <w:snapToGrid w:val="0"/>
         <w:spacing w:line="360" w:lineRule="auto"/>
-        <w:ind w:left="484" w:hanging="420" w:hangingChars="200"/>
+        <w:ind w:left="484" w:hanging="484" w:hangingChars="200"/>
         <w:textAlignment w:val="baseline"/>
         <w:rPr>
-          <w:rFonts w:ascii="宋体" w:eastAsia="宋体" w:hAnsi="宋体" w:cs="宋体"/>
+          <w:rFonts w:ascii="宋体" w:hAnsi="宋体" w:eastAsia="宋体" w:cs="宋体"/>
           <w:spacing w:val="1"/>
           <w:sz w:val="24"/>
           <w:szCs w:val="24"/>
@@ -3802,7 +3737,7 @@
       </w:pPr>
       <w:r>
         <w:rPr>
-          <w:rFonts w:ascii="宋体" w:eastAsia="宋体" w:hAnsi="宋体" w:cs="宋体"/>
+          <w:rFonts w:ascii="宋体" w:hAnsi="宋体" w:eastAsia="宋体" w:cs="宋体"/>
           <w:spacing w:val="1"/>
           <w:sz w:val="24"/>
           <w:szCs w:val="24"/>
@@ -3821,7 +3756,7 @@
                     <pic:cNvPicPr/>
                   </pic:nvPicPr>
                   <pic:blipFill>
-                    <a:blip xmlns:r="http://schemas.openxmlformats.org/officeDocument/2006/relationships" r:embed="rId6"/>
+                    <a:blip r:embed="rId9"/>
                     <a:stretch>
                       <a:fillRect/>
                     </a:stretch>
@@ -3843,7 +3778,7 @@
       </w:r>
       <w:r>
         <w:rPr>
-          <w:rFonts w:ascii="宋体" w:eastAsia="宋体" w:hAnsi="宋体" w:cs="宋体"/>
+          <w:rFonts w:ascii="宋体" w:hAnsi="宋体" w:eastAsia="宋体" w:cs="宋体"/>
           <w:spacing w:val="1"/>
           <w:sz w:val="24"/>
           <w:szCs w:val="24"/>
@@ -3867,10 +3802,10 @@
         <w:adjustRightInd w:val="0"/>
         <w:snapToGrid w:val="0"/>
         <w:spacing w:line="360" w:lineRule="auto"/>
-        <w:ind w:left="484" w:hanging="420" w:hangingChars="200"/>
+        <w:ind w:left="484" w:hanging="484" w:hangingChars="200"/>
         <w:textAlignment w:val="baseline"/>
         <w:rPr>
-          <w:rFonts w:ascii="宋体" w:eastAsia="宋体" w:hAnsi="宋体" w:cs="宋体"/>
+          <w:rFonts w:ascii="宋体" w:hAnsi="宋体" w:eastAsia="宋体" w:cs="宋体"/>
           <w:spacing w:val="1"/>
           <w:sz w:val="24"/>
           <w:szCs w:val="24"/>
@@ -3878,7 +3813,7 @@
       </w:pPr>
       <w:r>
         <w:rPr>
-          <w:rFonts w:ascii="宋体" w:eastAsia="宋体" w:hAnsi="宋体" w:cs="宋体"/>
+          <w:rFonts w:ascii="宋体" w:hAnsi="宋体" w:eastAsia="宋体" w:cs="宋体"/>
           <w:spacing w:val="1"/>
           <w:sz w:val="24"/>
           <w:szCs w:val="24"/>
@@ -3897,7 +3832,7 @@
                     <pic:cNvPicPr/>
                   </pic:nvPicPr>
                   <pic:blipFill>
-                    <a:blip xmlns:r="http://schemas.openxmlformats.org/officeDocument/2006/relationships" r:embed="rId7"/>
+                    <a:blip r:embed="rId10"/>
                     <a:stretch>
                       <a:fillRect/>
                     </a:stretch>
@@ -3919,7 +3854,7 @@
       </w:r>
       <w:r>
         <w:rPr>
-          <w:rFonts w:ascii="宋体" w:eastAsia="宋体" w:hAnsi="宋体" w:cs="宋体"/>
+          <w:rFonts w:ascii="宋体" w:hAnsi="宋体" w:eastAsia="宋体" w:cs="宋体"/>
           <w:spacing w:val="1"/>
           <w:sz w:val="24"/>
           <w:szCs w:val="24"/>
@@ -3943,10 +3878,10 @@
         <w:adjustRightInd w:val="0"/>
         <w:snapToGrid w:val="0"/>
         <w:spacing w:line="360" w:lineRule="auto"/>
-        <w:ind w:left="484" w:hanging="420" w:hangingChars="200"/>
+        <w:ind w:left="484" w:hanging="484" w:hangingChars="200"/>
         <w:textAlignment w:val="baseline"/>
         <w:rPr>
-          <w:rFonts w:ascii="宋体" w:eastAsia="宋体" w:hAnsi="宋体" w:cs="宋体"/>
+          <w:rFonts w:ascii="宋体" w:hAnsi="宋体" w:eastAsia="宋体" w:cs="宋体"/>
           <w:spacing w:val="1"/>
           <w:sz w:val="24"/>
           <w:szCs w:val="24"/>
@@ -3954,7 +3889,7 @@
       </w:pPr>
       <w:r>
         <w:rPr>
-          <w:rFonts w:ascii="宋体" w:eastAsia="宋体" w:hAnsi="宋体" w:cs="宋体"/>
+          <w:rFonts w:ascii="宋体" w:hAnsi="宋体" w:eastAsia="宋体" w:cs="宋体"/>
           <w:spacing w:val="1"/>
           <w:sz w:val="24"/>
           <w:szCs w:val="24"/>
@@ -3973,7 +3908,7 @@
                     <pic:cNvPicPr/>
                   </pic:nvPicPr>
                   <pic:blipFill>
-                    <a:blip xmlns:r="http://schemas.openxmlformats.org/officeDocument/2006/relationships" r:embed="rId5"/>
+                    <a:blip r:embed="rId8"/>
                     <a:stretch>
                       <a:fillRect/>
                     </a:stretch>
@@ -3995,7 +3930,7 @@
       </w:r>
       <w:r>
         <w:rPr>
-          <w:rFonts w:ascii="宋体" w:eastAsia="宋体" w:hAnsi="宋体" w:cs="宋体"/>
+          <w:rFonts w:ascii="宋体" w:hAnsi="宋体" w:eastAsia="宋体" w:cs="宋体"/>
           <w:spacing w:val="1"/>
           <w:sz w:val="24"/>
           <w:szCs w:val="24"/>
@@ -4005,7 +3940,17 @@
     </w:p>
     <w:p>
       <w:pPr>
-        <w:pStyle w:val="2"/>
+        <w:pStyle w:val="28"/>
+        <w:bidi w:val="0"/>
+      </w:pPr>
+      <w:bookmarkStart w:id="11" w:name="_Toc2950"/>
+      <w:r>
+        <w:t>管理评审流程的解释</w:t>
+      </w:r>
+      <w:bookmarkEnd w:id="11"/>
+    </w:p>
+    <w:p>
+      <w:pPr>
         <w:keepNext w:val="0"/>
         <w:keepLines w:val="0"/>
         <w:pageBreakBefore w:val="0"/>
@@ -4019,741 +3964,46 @@
         <w:bidi w:val="0"/>
         <w:adjustRightInd w:val="0"/>
         <w:snapToGrid w:val="0"/>
+        <w:spacing w:line="240" w:lineRule="auto"/>
+        <w:ind w:left="0"/>
+        <w:jc w:val="center"/>
         <w:textAlignment w:val="baseline"/>
-      </w:pPr>
-      <w:bookmarkStart w:id="12" w:name="_Toc27984"/>
-      <w:r>
-        <w:t>管理评审流程的解释</w:t>
-      </w:r>
-      <w:bookmarkEnd w:id="12"/>
-    </w:p>
-    <w:p>
-      <w:pPr>
-        <w:pStyle w:val="BodyText"/>
-        <w:keepNext w:val="0"/>
-        <w:keepLines w:val="0"/>
-        <w:pageBreakBefore w:val="0"/>
-        <w:widowControl w:val="0"/>
-        <w:kinsoku w:val="0"/>
-        <w:wordWrap/>
-        <w:overflowPunct/>
-        <w:topLinePunct w:val="0"/>
-        <w:autoSpaceDE w:val="0"/>
-        <w:autoSpaceDN w:val="0"/>
-        <w:bidi w:val="0"/>
-        <w:adjustRightInd w:val="0"/>
-        <w:snapToGrid w:val="0"/>
-        <w:spacing w:line="309" w:lineRule="auto"/>
-        <w:textAlignment w:val="baseline"/>
-      </w:pPr>
-    </w:p>
-    <w:p>
-      <w:pPr>
-        <w:pStyle w:val="BodyText"/>
-        <w:keepNext w:val="0"/>
-        <w:keepLines w:val="0"/>
-        <w:pageBreakBefore w:val="0"/>
-        <w:widowControl w:val="0"/>
-        <w:kinsoku w:val="0"/>
-        <w:wordWrap/>
-        <w:overflowPunct/>
-        <w:topLinePunct w:val="0"/>
-        <w:autoSpaceDE w:val="0"/>
-        <w:autoSpaceDN w:val="0"/>
-        <w:bidi w:val="0"/>
-        <w:adjustRightInd w:val="0"/>
-        <w:snapToGrid w:val="0"/>
-        <w:spacing w:line="309" w:lineRule="auto"/>
-        <w:textAlignment w:val="baseline"/>
-      </w:pPr>
-    </w:p>
-    <w:p>
-      <w:pPr>
-        <w:pStyle w:val="BodyText"/>
-        <w:keepNext w:val="0"/>
-        <w:keepLines w:val="0"/>
-        <w:pageBreakBefore w:val="0"/>
-        <w:widowControl w:val="0"/>
-        <w:kinsoku w:val="0"/>
-        <w:wordWrap/>
-        <w:overflowPunct/>
-        <w:topLinePunct w:val="0"/>
-        <w:autoSpaceDE w:val="0"/>
-        <w:autoSpaceDN w:val="0"/>
-        <w:bidi w:val="0"/>
-        <w:adjustRightInd w:val="0"/>
-        <w:snapToGrid w:val="0"/>
-        <w:spacing w:line="309" w:lineRule="auto"/>
-        <w:textAlignment w:val="baseline"/>
-      </w:pPr>
-    </w:p>
-    <w:p>
-      <w:pPr>
-        <w:keepNext w:val="0"/>
-        <w:keepLines w:val="0"/>
-        <w:pageBreakBefore w:val="0"/>
-        <w:widowControl w:val="0"/>
-        <w:kinsoku w:val="0"/>
-        <w:wordWrap/>
-        <w:overflowPunct/>
-        <w:topLinePunct w:val="0"/>
-        <w:autoSpaceDE w:val="0"/>
-        <w:autoSpaceDN w:val="0"/>
-        <w:bidi w:val="0"/>
-        <w:adjustRightInd w:val="0"/>
-        <w:snapToGrid w:val="0"/>
-        <w:spacing w:before="78" w:line="244" w:lineRule="auto"/>
-        <w:ind w:left="3864" w:right="3282" w:hanging="222"/>
-        <w:textAlignment w:val="baseline"/>
-        <w:rPr>
-          <w:rFonts w:ascii="宋体" w:eastAsia="宋体" w:hAnsi="宋体" w:cs="宋体"/>
+        <w:rPr>
+          <w:rFonts w:hint="eastAsia" w:ascii="黑体" w:hAnsi="黑体" w:eastAsia="黑体" w:cs="黑体"/>
+          <w:b/>
+          <w:bCs/>
+          <w:spacing w:val="-9"/>
+          <w:position w:val="1"/>
           <w:sz w:val="24"/>
           <w:szCs w:val="24"/>
+          <w:lang w:eastAsia="zh-CN"/>
         </w:rPr>
       </w:pPr>
       <w:r>
-        <w:drawing>
-          <wp:anchor distT="0" distB="0" distL="0" distR="0" simplePos="0" relativeHeight="251658240" behindDoc="1" locked="0" layoutInCell="1" allowOverlap="1">
-            <wp:simplePos x="0" y="0"/>
-            <wp:positionH relativeFrom="column">
-              <wp:posOffset>1954530</wp:posOffset>
-            </wp:positionH>
-            <wp:positionV relativeFrom="paragraph">
-              <wp:posOffset>-128905</wp:posOffset>
-            </wp:positionV>
-            <wp:extent cx="1828800" cy="4631690"/>
-            <wp:effectExtent l="0" t="0" r="0" b="0"/>
-            <wp:wrapNone/>
-            <wp:docPr id="14" name="IM 14"/>
-            <wp:cNvGraphicFramePr/>
-            <a:graphic xmlns:a="http://schemas.openxmlformats.org/drawingml/2006/main">
-              <a:graphicData uri="http://schemas.openxmlformats.org/drawingml/2006/picture">
-                <pic:pic xmlns:pic="http://schemas.openxmlformats.org/drawingml/2006/picture">
-                  <pic:nvPicPr>
-                    <pic:cNvPr id="14" name="IM 14"/>
-                    <pic:cNvPicPr/>
-                  </pic:nvPicPr>
-                  <pic:blipFill>
-                    <a:blip xmlns:r="http://schemas.openxmlformats.org/officeDocument/2006/relationships" r:embed="rId8"/>
-                    <a:stretch>
-                      <a:fillRect/>
-                    </a:stretch>
-                  </pic:blipFill>
-                  <pic:spPr>
-                    <a:xfrm>
-                      <a:off x="0" y="0"/>
-                      <a:ext cx="1828800" cy="4631613"/>
-                    </a:xfrm>
-                    <a:prstGeom prst="rect">
-                      <a:avLst/>
-                    </a:prstGeom>
-                  </pic:spPr>
-                </pic:pic>
-              </a:graphicData>
-            </a:graphic>
-          </wp:anchor>
-        </w:drawing>
-      </w:r>
-      <w:r>
-        <w:rPr>
-          <w:rFonts w:ascii="宋体" w:eastAsia="宋体" w:hAnsi="宋体" w:cs="宋体"/>
-          <w:spacing w:val="-6"/>
+        <w:rPr>
+          <w:rFonts w:hint="eastAsia" w:ascii="黑体" w:hAnsi="黑体" w:eastAsia="黑体" w:cs="黑体"/>
+          <w:b/>
+          <w:bCs/>
+          <w:spacing w:val="-9"/>
+          <w:position w:val="1"/>
           <w:sz w:val="24"/>
           <w:szCs w:val="24"/>
-        </w:rPr>
-        <w:t>下达召开管理</w:t>
-      </w:r>
-      <w:r>
-        <w:rPr>
-          <w:rFonts w:ascii="宋体" w:eastAsia="宋体" w:hAnsi="宋体" w:cs="宋体"/>
-          <w:spacing w:val="-4"/>
-          <w:sz w:val="24"/>
-          <w:szCs w:val="24"/>
-        </w:rPr>
-        <w:t>评审通知</w:t>
-      </w:r>
-    </w:p>
-    <w:p>
-      <w:pPr>
-        <w:pStyle w:val="BodyText"/>
-        <w:keepNext w:val="0"/>
-        <w:keepLines w:val="0"/>
-        <w:pageBreakBefore w:val="0"/>
-        <w:widowControl w:val="0"/>
-        <w:kinsoku w:val="0"/>
-        <w:wordWrap/>
-        <w:overflowPunct/>
-        <w:topLinePunct w:val="0"/>
-        <w:autoSpaceDE w:val="0"/>
-        <w:autoSpaceDN w:val="0"/>
-        <w:bidi w:val="0"/>
-        <w:adjustRightInd w:val="0"/>
-        <w:snapToGrid w:val="0"/>
-        <w:textAlignment w:val="baseline"/>
-      </w:pPr>
-    </w:p>
-    <w:p>
-      <w:pPr>
-        <w:pStyle w:val="BodyText"/>
-        <w:keepNext w:val="0"/>
-        <w:keepLines w:val="0"/>
-        <w:pageBreakBefore w:val="0"/>
-        <w:widowControl w:val="0"/>
-        <w:kinsoku w:val="0"/>
-        <w:wordWrap/>
-        <w:overflowPunct/>
-        <w:topLinePunct w:val="0"/>
-        <w:autoSpaceDE w:val="0"/>
-        <w:autoSpaceDN w:val="0"/>
-        <w:bidi w:val="0"/>
-        <w:adjustRightInd w:val="0"/>
-        <w:snapToGrid w:val="0"/>
-        <w:spacing w:line="241" w:lineRule="auto"/>
-        <w:textAlignment w:val="baseline"/>
-      </w:pPr>
-    </w:p>
-    <w:p>
-      <w:pPr>
-        <w:keepNext w:val="0"/>
-        <w:keepLines w:val="0"/>
-        <w:pageBreakBefore w:val="0"/>
-        <w:widowControl w:val="0"/>
-        <w:kinsoku w:val="0"/>
-        <w:wordWrap/>
-        <w:overflowPunct/>
-        <w:topLinePunct w:val="0"/>
-        <w:autoSpaceDE w:val="0"/>
-        <w:autoSpaceDN w:val="0"/>
-        <w:bidi w:val="0"/>
-        <w:adjustRightInd w:val="0"/>
-        <w:snapToGrid w:val="0"/>
-        <w:spacing w:before="78" w:line="219" w:lineRule="auto"/>
-        <w:ind w:left="3602"/>
-        <w:textAlignment w:val="baseline"/>
-        <w:rPr>
-          <w:rFonts w:ascii="宋体" w:eastAsia="宋体" w:hAnsi="宋体" w:cs="宋体"/>
-          <w:sz w:val="24"/>
-          <w:szCs w:val="24"/>
-        </w:rPr>
-      </w:pPr>
-      <w:r>
-        <w:rPr>
-          <w:rFonts w:ascii="宋体" w:eastAsia="宋体" w:hAnsi="宋体" w:cs="宋体"/>
-          <w:spacing w:val="-3"/>
-          <w:sz w:val="24"/>
-          <w:szCs w:val="24"/>
-        </w:rPr>
-        <w:t>制定管理评审计划</w:t>
-      </w:r>
-    </w:p>
-    <w:p>
-      <w:pPr>
-        <w:pStyle w:val="BodyText"/>
-        <w:keepNext w:val="0"/>
-        <w:keepLines w:val="0"/>
-        <w:pageBreakBefore w:val="0"/>
-        <w:widowControl w:val="0"/>
-        <w:kinsoku w:val="0"/>
-        <w:wordWrap/>
-        <w:overflowPunct/>
-        <w:topLinePunct w:val="0"/>
-        <w:autoSpaceDE w:val="0"/>
-        <w:autoSpaceDN w:val="0"/>
-        <w:bidi w:val="0"/>
-        <w:adjustRightInd w:val="0"/>
-        <w:snapToGrid w:val="0"/>
-        <w:spacing w:line="284" w:lineRule="auto"/>
-        <w:textAlignment w:val="baseline"/>
-      </w:pPr>
-    </w:p>
-    <w:p>
-      <w:pPr>
-        <w:pStyle w:val="BodyText"/>
-        <w:keepNext w:val="0"/>
-        <w:keepLines w:val="0"/>
-        <w:pageBreakBefore w:val="0"/>
-        <w:widowControl w:val="0"/>
-        <w:kinsoku w:val="0"/>
-        <w:wordWrap/>
-        <w:overflowPunct/>
-        <w:topLinePunct w:val="0"/>
-        <w:autoSpaceDE w:val="0"/>
-        <w:autoSpaceDN w:val="0"/>
-        <w:bidi w:val="0"/>
-        <w:adjustRightInd w:val="0"/>
-        <w:snapToGrid w:val="0"/>
-        <w:spacing w:line="285" w:lineRule="auto"/>
-        <w:textAlignment w:val="baseline"/>
-      </w:pPr>
-    </w:p>
-    <w:p>
-      <w:pPr>
-        <w:keepNext w:val="0"/>
-        <w:keepLines w:val="0"/>
-        <w:pageBreakBefore w:val="0"/>
-        <w:widowControl w:val="0"/>
-        <w:kinsoku w:val="0"/>
-        <w:wordWrap/>
-        <w:overflowPunct/>
-        <w:topLinePunct w:val="0"/>
-        <w:autoSpaceDE w:val="0"/>
-        <w:autoSpaceDN w:val="0"/>
-        <w:bidi w:val="0"/>
-        <w:adjustRightInd w:val="0"/>
-        <w:snapToGrid w:val="0"/>
-        <w:spacing w:before="79" w:line="219" w:lineRule="auto"/>
-        <w:ind w:left="3783"/>
-        <w:textAlignment w:val="baseline"/>
-        <w:rPr>
-          <w:rFonts w:ascii="宋体" w:eastAsia="宋体" w:hAnsi="宋体" w:cs="宋体"/>
-          <w:sz w:val="24"/>
-          <w:szCs w:val="24"/>
-        </w:rPr>
-      </w:pPr>
-      <w:r>
-        <w:rPr>
-          <w:rFonts w:ascii="宋体" w:eastAsia="宋体" w:hAnsi="宋体" w:cs="宋体"/>
-          <w:spacing w:val="-3"/>
-          <w:sz w:val="24"/>
-          <w:szCs w:val="24"/>
-        </w:rPr>
-        <w:t>评审输入准备</w:t>
-      </w:r>
-    </w:p>
-    <w:p>
-      <w:pPr>
-        <w:pStyle w:val="BodyText"/>
-        <w:keepNext w:val="0"/>
-        <w:keepLines w:val="0"/>
-        <w:pageBreakBefore w:val="0"/>
-        <w:widowControl w:val="0"/>
-        <w:kinsoku w:val="0"/>
-        <w:wordWrap/>
-        <w:overflowPunct/>
-        <w:topLinePunct w:val="0"/>
-        <w:autoSpaceDE w:val="0"/>
-        <w:autoSpaceDN w:val="0"/>
-        <w:bidi w:val="0"/>
-        <w:adjustRightInd w:val="0"/>
-        <w:snapToGrid w:val="0"/>
-        <w:spacing w:line="286" w:lineRule="auto"/>
-        <w:textAlignment w:val="baseline"/>
-      </w:pPr>
-    </w:p>
-    <w:p>
-      <w:pPr>
-        <w:pStyle w:val="BodyText"/>
-        <w:keepNext w:val="0"/>
-        <w:keepLines w:val="0"/>
-        <w:pageBreakBefore w:val="0"/>
-        <w:widowControl w:val="0"/>
-        <w:kinsoku w:val="0"/>
-        <w:wordWrap/>
-        <w:overflowPunct/>
-        <w:topLinePunct w:val="0"/>
-        <w:autoSpaceDE w:val="0"/>
-        <w:autoSpaceDN w:val="0"/>
-        <w:bidi w:val="0"/>
-        <w:adjustRightInd w:val="0"/>
-        <w:snapToGrid w:val="0"/>
-        <w:spacing w:line="286" w:lineRule="auto"/>
-        <w:textAlignment w:val="baseline"/>
-      </w:pPr>
-    </w:p>
-    <w:p>
-      <w:pPr>
-        <w:keepNext w:val="0"/>
-        <w:keepLines w:val="0"/>
-        <w:pageBreakBefore w:val="0"/>
-        <w:widowControl w:val="0"/>
-        <w:kinsoku w:val="0"/>
-        <w:wordWrap/>
-        <w:overflowPunct/>
-        <w:topLinePunct w:val="0"/>
-        <w:autoSpaceDE w:val="0"/>
-        <w:autoSpaceDN w:val="0"/>
-        <w:bidi w:val="0"/>
-        <w:adjustRightInd w:val="0"/>
-        <w:snapToGrid w:val="0"/>
-        <w:spacing w:before="78" w:line="219" w:lineRule="auto"/>
-        <w:ind w:left="3444"/>
-        <w:textAlignment w:val="baseline"/>
-        <w:rPr>
-          <w:rFonts w:ascii="宋体" w:eastAsia="宋体" w:hAnsi="宋体" w:cs="宋体"/>
-          <w:sz w:val="24"/>
-          <w:szCs w:val="24"/>
-        </w:rPr>
-      </w:pPr>
-      <w:r>
-        <w:rPr>
-          <w:rFonts w:ascii="宋体" w:eastAsia="宋体" w:hAnsi="宋体" w:cs="宋体"/>
-          <w:spacing w:val="-2"/>
-          <w:sz w:val="24"/>
-          <w:szCs w:val="24"/>
-        </w:rPr>
-        <w:t>评审输入整理、发放</w:t>
-      </w:r>
-    </w:p>
-    <w:p>
-      <w:pPr>
-        <w:pStyle w:val="BodyText"/>
-        <w:keepNext w:val="0"/>
-        <w:keepLines w:val="0"/>
-        <w:pageBreakBefore w:val="0"/>
-        <w:widowControl w:val="0"/>
-        <w:kinsoku w:val="0"/>
-        <w:wordWrap/>
-        <w:overflowPunct/>
-        <w:topLinePunct w:val="0"/>
-        <w:autoSpaceDE w:val="0"/>
-        <w:autoSpaceDN w:val="0"/>
-        <w:bidi w:val="0"/>
-        <w:adjustRightInd w:val="0"/>
-        <w:snapToGrid w:val="0"/>
-        <w:spacing w:line="282" w:lineRule="auto"/>
-        <w:textAlignment w:val="baseline"/>
-      </w:pPr>
-    </w:p>
-    <w:p>
-      <w:pPr>
-        <w:pStyle w:val="BodyText"/>
-        <w:keepNext w:val="0"/>
-        <w:keepLines w:val="0"/>
-        <w:pageBreakBefore w:val="0"/>
-        <w:widowControl w:val="0"/>
-        <w:kinsoku w:val="0"/>
-        <w:wordWrap/>
-        <w:overflowPunct/>
-        <w:topLinePunct w:val="0"/>
-        <w:autoSpaceDE w:val="0"/>
-        <w:autoSpaceDN w:val="0"/>
-        <w:bidi w:val="0"/>
-        <w:adjustRightInd w:val="0"/>
-        <w:snapToGrid w:val="0"/>
-        <w:spacing w:line="282" w:lineRule="auto"/>
-        <w:textAlignment w:val="baseline"/>
-      </w:pPr>
-    </w:p>
-    <w:p>
-      <w:pPr>
-        <w:keepNext w:val="0"/>
-        <w:keepLines w:val="0"/>
-        <w:pageBreakBefore w:val="0"/>
-        <w:widowControl w:val="0"/>
-        <w:kinsoku w:val="0"/>
-        <w:wordWrap/>
-        <w:overflowPunct/>
-        <w:topLinePunct w:val="0"/>
-        <w:autoSpaceDE w:val="0"/>
-        <w:autoSpaceDN w:val="0"/>
-        <w:bidi w:val="0"/>
-        <w:adjustRightInd w:val="0"/>
-        <w:snapToGrid w:val="0"/>
-        <w:spacing w:before="78" w:line="219" w:lineRule="auto"/>
-        <w:ind w:left="3913"/>
-        <w:textAlignment w:val="baseline"/>
-        <w:rPr>
-          <w:rFonts w:ascii="宋体" w:eastAsia="宋体" w:hAnsi="宋体" w:cs="宋体"/>
-          <w:sz w:val="24"/>
-          <w:szCs w:val="24"/>
-        </w:rPr>
-      </w:pPr>
-      <w:r>
-        <w:rPr>
-          <w:rFonts w:ascii="宋体" w:eastAsia="宋体" w:hAnsi="宋体" w:cs="宋体"/>
-          <w:spacing w:val="-6"/>
-          <w:sz w:val="24"/>
-          <w:szCs w:val="24"/>
-        </w:rPr>
-        <w:t>召开评审会</w:t>
-      </w:r>
-    </w:p>
-    <w:p>
-      <w:pPr>
-        <w:pStyle w:val="BodyText"/>
-        <w:keepNext w:val="0"/>
-        <w:keepLines w:val="0"/>
-        <w:pageBreakBefore w:val="0"/>
-        <w:widowControl w:val="0"/>
-        <w:kinsoku w:val="0"/>
-        <w:wordWrap/>
-        <w:overflowPunct/>
-        <w:topLinePunct w:val="0"/>
-        <w:autoSpaceDE w:val="0"/>
-        <w:autoSpaceDN w:val="0"/>
-        <w:bidi w:val="0"/>
-        <w:adjustRightInd w:val="0"/>
-        <w:snapToGrid w:val="0"/>
-        <w:spacing w:line="277" w:lineRule="auto"/>
-        <w:textAlignment w:val="baseline"/>
-      </w:pPr>
-    </w:p>
-    <w:p>
-      <w:pPr>
-        <w:pStyle w:val="BodyText"/>
-        <w:keepNext w:val="0"/>
-        <w:keepLines w:val="0"/>
-        <w:pageBreakBefore w:val="0"/>
-        <w:widowControl w:val="0"/>
-        <w:kinsoku w:val="0"/>
-        <w:wordWrap/>
-        <w:overflowPunct/>
-        <w:topLinePunct w:val="0"/>
-        <w:autoSpaceDE w:val="0"/>
-        <w:autoSpaceDN w:val="0"/>
-        <w:bidi w:val="0"/>
-        <w:adjustRightInd w:val="0"/>
-        <w:snapToGrid w:val="0"/>
-        <w:spacing w:line="278" w:lineRule="auto"/>
-        <w:textAlignment w:val="baseline"/>
-      </w:pPr>
-    </w:p>
-    <w:p>
-      <w:pPr>
-        <w:keepNext w:val="0"/>
-        <w:keepLines w:val="0"/>
-        <w:pageBreakBefore w:val="0"/>
-        <w:widowControl w:val="0"/>
-        <w:kinsoku w:val="0"/>
-        <w:wordWrap/>
-        <w:overflowPunct/>
-        <w:topLinePunct w:val="0"/>
-        <w:autoSpaceDE w:val="0"/>
-        <w:autoSpaceDN w:val="0"/>
-        <w:bidi w:val="0"/>
-        <w:adjustRightInd w:val="0"/>
-        <w:snapToGrid w:val="0"/>
-        <w:spacing w:before="79" w:line="218" w:lineRule="auto"/>
-        <w:ind w:left="3838"/>
-        <w:textAlignment w:val="baseline"/>
-        <w:rPr>
-          <w:rFonts w:ascii="宋体" w:eastAsia="宋体" w:hAnsi="宋体" w:cs="宋体"/>
-          <w:sz w:val="24"/>
-          <w:szCs w:val="24"/>
-        </w:rPr>
-      </w:pPr>
-      <w:r>
-        <w:rPr>
-          <w:rFonts w:ascii="宋体" w:eastAsia="宋体" w:hAnsi="宋体" w:cs="宋体"/>
-          <w:spacing w:val="-4"/>
-          <w:sz w:val="24"/>
-          <w:szCs w:val="24"/>
-        </w:rPr>
-        <w:t>编写评审报告</w:t>
-      </w:r>
-    </w:p>
-    <w:p>
-      <w:pPr>
-        <w:pStyle w:val="BodyText"/>
-        <w:keepNext w:val="0"/>
-        <w:keepLines w:val="0"/>
-        <w:pageBreakBefore w:val="0"/>
-        <w:widowControl w:val="0"/>
-        <w:kinsoku w:val="0"/>
-        <w:wordWrap/>
-        <w:overflowPunct/>
-        <w:topLinePunct w:val="0"/>
-        <w:autoSpaceDE w:val="0"/>
-        <w:autoSpaceDN w:val="0"/>
-        <w:bidi w:val="0"/>
-        <w:adjustRightInd w:val="0"/>
-        <w:snapToGrid w:val="0"/>
-        <w:spacing w:line="296" w:lineRule="auto"/>
-        <w:textAlignment w:val="baseline"/>
-      </w:pPr>
-    </w:p>
-    <w:p>
-      <w:pPr>
-        <w:pStyle w:val="BodyText"/>
-        <w:keepNext w:val="0"/>
-        <w:keepLines w:val="0"/>
-        <w:pageBreakBefore w:val="0"/>
-        <w:widowControl w:val="0"/>
-        <w:kinsoku w:val="0"/>
-        <w:wordWrap/>
-        <w:overflowPunct/>
-        <w:topLinePunct w:val="0"/>
-        <w:autoSpaceDE w:val="0"/>
-        <w:autoSpaceDN w:val="0"/>
-        <w:bidi w:val="0"/>
-        <w:adjustRightInd w:val="0"/>
-        <w:snapToGrid w:val="0"/>
-        <w:spacing w:line="297" w:lineRule="auto"/>
-        <w:textAlignment w:val="baseline"/>
-      </w:pPr>
-    </w:p>
-    <w:p>
-      <w:pPr>
-        <w:keepNext w:val="0"/>
-        <w:keepLines w:val="0"/>
-        <w:pageBreakBefore w:val="0"/>
-        <w:widowControl w:val="0"/>
-        <w:kinsoku w:val="0"/>
-        <w:wordWrap/>
-        <w:overflowPunct/>
-        <w:topLinePunct w:val="0"/>
-        <w:autoSpaceDE w:val="0"/>
-        <w:autoSpaceDN w:val="0"/>
-        <w:bidi w:val="0"/>
-        <w:adjustRightInd w:val="0"/>
-        <w:snapToGrid w:val="0"/>
-        <w:spacing w:before="78" w:line="219" w:lineRule="auto"/>
-        <w:ind w:left="3785"/>
-        <w:textAlignment w:val="baseline"/>
-        <w:rPr>
-          <w:rFonts w:ascii="宋体" w:eastAsia="宋体" w:hAnsi="宋体" w:cs="宋体"/>
-          <w:sz w:val="24"/>
-          <w:szCs w:val="24"/>
-        </w:rPr>
-      </w:pPr>
-      <w:r>
-        <w:rPr>
-          <w:rFonts w:ascii="宋体" w:eastAsia="宋体" w:hAnsi="宋体" w:cs="宋体"/>
-          <w:spacing w:val="-5"/>
-          <w:sz w:val="24"/>
-          <w:szCs w:val="24"/>
-        </w:rPr>
-        <w:t>改进措施的实施</w:t>
-      </w:r>
-    </w:p>
-    <w:p>
-      <w:pPr>
-        <w:pStyle w:val="BodyText"/>
-        <w:keepNext w:val="0"/>
-        <w:keepLines w:val="0"/>
-        <w:pageBreakBefore w:val="0"/>
-        <w:widowControl w:val="0"/>
-        <w:kinsoku w:val="0"/>
-        <w:wordWrap/>
-        <w:overflowPunct/>
-        <w:topLinePunct w:val="0"/>
-        <w:autoSpaceDE w:val="0"/>
-        <w:autoSpaceDN w:val="0"/>
-        <w:bidi w:val="0"/>
-        <w:adjustRightInd w:val="0"/>
-        <w:snapToGrid w:val="0"/>
-        <w:spacing w:line="419" w:lineRule="auto"/>
-        <w:textAlignment w:val="baseline"/>
-      </w:pPr>
-      <w:r>
-        <w:drawing>
-          <wp:anchor distT="0" distB="0" distL="0" distR="0" simplePos="0" relativeHeight="251659264" behindDoc="0" locked="0" layoutInCell="1" allowOverlap="1">
-            <wp:simplePos x="0" y="0"/>
-            <wp:positionH relativeFrom="column">
-              <wp:posOffset>2124075</wp:posOffset>
-            </wp:positionH>
-            <wp:positionV relativeFrom="paragraph">
-              <wp:posOffset>227330</wp:posOffset>
-            </wp:positionV>
-            <wp:extent cx="1517015" cy="9525"/>
-            <wp:effectExtent l="0" t="0" r="0" b="0"/>
-            <wp:wrapNone/>
-            <wp:docPr id="16" name="IM 16"/>
-            <wp:cNvGraphicFramePr/>
-            <a:graphic xmlns:a="http://schemas.openxmlformats.org/drawingml/2006/main">
-              <a:graphicData uri="http://schemas.openxmlformats.org/drawingml/2006/picture">
-                <pic:pic xmlns:pic="http://schemas.openxmlformats.org/drawingml/2006/picture">
-                  <pic:nvPicPr>
-                    <pic:cNvPr id="16" name="IM 16"/>
-                    <pic:cNvPicPr/>
-                  </pic:nvPicPr>
-                  <pic:blipFill>
-                    <a:blip xmlns:r="http://schemas.openxmlformats.org/officeDocument/2006/relationships" r:embed="rId9"/>
-                    <a:stretch>
-                      <a:fillRect/>
-                    </a:stretch>
-                  </pic:blipFill>
-                  <pic:spPr>
-                    <a:xfrm>
-                      <a:off x="0" y="0"/>
-                      <a:ext cx="1517015" cy="9525"/>
-                    </a:xfrm>
-                    <a:prstGeom prst="rect">
-                      <a:avLst/>
-                    </a:prstGeom>
-                  </pic:spPr>
-                </pic:pic>
-              </a:graphicData>
-            </a:graphic>
-          </wp:anchor>
-        </w:drawing>
-      </w:r>
-    </w:p>
-    <w:p>
-      <w:pPr>
-        <w:keepNext w:val="0"/>
-        <w:keepLines w:val="0"/>
-        <w:pageBreakBefore w:val="0"/>
-        <w:widowControl w:val="0"/>
-        <w:kinsoku w:val="0"/>
-        <w:wordWrap/>
-        <w:overflowPunct/>
-        <w:topLinePunct w:val="0"/>
-        <w:autoSpaceDE w:val="0"/>
-        <w:autoSpaceDN w:val="0"/>
-        <w:bidi w:val="0"/>
-        <w:adjustRightInd w:val="0"/>
-        <w:snapToGrid w:val="0"/>
-        <w:spacing w:before="78" w:line="219" w:lineRule="auto"/>
-        <w:ind w:left="3454"/>
-        <w:textAlignment w:val="baseline"/>
-        <w:rPr>
-          <w:rFonts w:ascii="宋体" w:eastAsia="宋体" w:hAnsi="宋体" w:cs="宋体"/>
-          <w:sz w:val="24"/>
-          <w:szCs w:val="24"/>
-        </w:rPr>
-      </w:pPr>
-      <w:r>
-        <w:drawing>
-          <wp:anchor distT="0" distB="0" distL="0" distR="0" simplePos="0" relativeHeight="251660288" behindDoc="0" locked="0" layoutInCell="1" allowOverlap="1">
-            <wp:simplePos x="0" y="0"/>
-            <wp:positionH relativeFrom="column">
-              <wp:posOffset>2124075</wp:posOffset>
-            </wp:positionH>
-            <wp:positionV relativeFrom="paragraph">
-              <wp:posOffset>255905</wp:posOffset>
-            </wp:positionV>
-            <wp:extent cx="1517015" cy="9525"/>
-            <wp:effectExtent l="0" t="0" r="0" b="0"/>
-            <wp:wrapNone/>
-            <wp:docPr id="18" name="IM 18"/>
-            <wp:cNvGraphicFramePr/>
-            <a:graphic xmlns:a="http://schemas.openxmlformats.org/drawingml/2006/main">
-              <a:graphicData uri="http://schemas.openxmlformats.org/drawingml/2006/picture">
-                <pic:pic xmlns:pic="http://schemas.openxmlformats.org/drawingml/2006/picture">
-                  <pic:nvPicPr>
-                    <pic:cNvPr id="18" name="IM 18"/>
-                    <pic:cNvPicPr/>
-                  </pic:nvPicPr>
-                  <pic:blipFill>
-                    <a:blip xmlns:r="http://schemas.openxmlformats.org/officeDocument/2006/relationships" r:embed="rId9"/>
-                    <a:stretch>
-                      <a:fillRect/>
-                    </a:stretch>
-                  </pic:blipFill>
-                  <pic:spPr>
-                    <a:xfrm>
-                      <a:off x="0" y="0"/>
-                      <a:ext cx="1517015" cy="9524"/>
-                    </a:xfrm>
-                    <a:prstGeom prst="rect">
-                      <a:avLst/>
-                    </a:prstGeom>
-                  </pic:spPr>
-                </pic:pic>
-              </a:graphicData>
-            </a:graphic>
-          </wp:anchor>
-        </w:drawing>
-      </w:r>
-      <w:r>
-        <w:rPr>
-          <w:rFonts w:ascii="宋体" w:eastAsia="宋体" w:hAnsi="宋体" w:cs="宋体"/>
-          <w:spacing w:val="-4"/>
-          <w:sz w:val="24"/>
-          <w:szCs w:val="24"/>
-        </w:rPr>
-        <w:t>改进措施的跟踪验证</w:t>
+          <w:lang w:eastAsia="zh-CN"/>
+        </w:rPr>
+        <w:object>
+          <v:shape id="_x0000_i1025" o:spt="75" type="#_x0000_t75" style="height:445.2pt;width:211.2pt;" o:ole="t" filled="f" o:preferrelative="t" stroked="f" coordsize="21600,21600">
+            <v:path/>
+            <v:fill on="f" focussize="0,0"/>
+            <v:stroke on="f"/>
+            <v:imagedata r:id="rId12" o:title=""/>
+            <o:lock v:ext="edit" aspectratio="t"/>
+            <w10:wrap type="none"/>
+            <w10:anchorlock/>
+          </v:shape>
+          <o:OLEObject Type="Embed" ProgID="Visio.Drawing.15" ShapeID="_x0000_i1025" DrawAspect="Content" ObjectID="_1468075725" r:id="rId11">
+            <o:LockedField>false</o:LockedField>
+          </o:OLEObject>
+        </w:object>
       </w:r>
     </w:p>
     <w:p>
@@ -4775,14 +4025,14 @@
         <w:ind w:left="3004"/>
         <w:textAlignment w:val="baseline"/>
         <w:rPr>
-          <w:rFonts w:ascii="黑体" w:eastAsia="黑体" w:hAnsi="黑体" w:cs="黑体"/>
+          <w:rFonts w:ascii="黑体" w:hAnsi="黑体" w:eastAsia="黑体" w:cs="黑体"/>
           <w:sz w:val="24"/>
           <w:szCs w:val="24"/>
         </w:rPr>
       </w:pPr>
       <w:r>
         <w:rPr>
-          <w:rFonts w:ascii="黑体" w:eastAsia="黑体" w:hAnsi="黑体" w:cs="黑体"/>
+          <w:rFonts w:ascii="黑体" w:hAnsi="黑体" w:eastAsia="黑体" w:cs="黑体"/>
           <w:b/>
           <w:bCs/>
           <w:spacing w:val="-9"/>
@@ -4794,7 +4044,7 @@
       </w:r>
       <w:r>
         <w:rPr>
-          <w:rFonts w:ascii="黑体" w:eastAsia="黑体" w:hAnsi="黑体" w:cs="黑体"/>
+          <w:rFonts w:ascii="黑体" w:hAnsi="黑体" w:eastAsia="黑体" w:cs="黑体"/>
           <w:spacing w:val="-54"/>
           <w:position w:val="1"/>
           <w:sz w:val="24"/>
@@ -4804,7 +4054,7 @@
       </w:r>
       <w:r>
         <w:rPr>
-          <w:rFonts w:ascii="Calibri" w:eastAsia="Calibri" w:hAnsi="Calibri" w:cs="Calibri"/>
+          <w:rFonts w:ascii="Calibri" w:hAnsi="Calibri" w:eastAsia="Calibri" w:cs="Calibri"/>
           <w:b/>
           <w:bCs/>
           <w:spacing w:val="-9"/>
@@ -4816,7 +4066,7 @@
       </w:r>
       <w:r>
         <w:rPr>
-          <w:rFonts w:ascii="Calibri" w:eastAsia="Calibri" w:hAnsi="Calibri" w:cs="Calibri"/>
+          <w:rFonts w:ascii="Calibri" w:hAnsi="Calibri" w:eastAsia="Calibri" w:cs="Calibri"/>
           <w:b/>
           <w:bCs/>
           <w:spacing w:val="13"/>
@@ -4828,7 +4078,7 @@
       </w:r>
       <w:r>
         <w:rPr>
-          <w:rFonts w:ascii="黑体" w:eastAsia="黑体" w:hAnsi="黑体" w:cs="黑体"/>
+          <w:rFonts w:ascii="黑体" w:hAnsi="黑体" w:eastAsia="黑体" w:cs="黑体"/>
           <w:b/>
           <w:bCs/>
           <w:spacing w:val="-9"/>
@@ -4841,7 +4091,7 @@
     </w:p>
     <w:p>
       <w:pPr>
-        <w:pStyle w:val="3"/>
+        <w:pStyle w:val="29"/>
         <w:keepNext w:val="0"/>
         <w:keepLines w:val="0"/>
         <w:pageBreakBefore w:val="0"/>
@@ -4857,15 +4107,15 @@
         <w:snapToGrid w:val="0"/>
         <w:textAlignment w:val="baseline"/>
       </w:pPr>
-      <w:bookmarkStart w:id="13" w:name="_Toc23408"/>
+      <w:bookmarkStart w:id="12" w:name="_Toc13788"/>
       <w:r>
         <w:t>管理评审准备</w:t>
       </w:r>
-      <w:bookmarkEnd w:id="13"/>
+      <w:bookmarkEnd w:id="12"/>
     </w:p>
     <w:p>
       <w:pPr>
-        <w:pStyle w:val="4"/>
+        <w:pStyle w:val="40"/>
         <w:keepNext w:val="0"/>
         <w:keepLines w:val="0"/>
         <w:pageBreakBefore w:val="0"/>
@@ -4887,7 +4137,16 @@
     </w:p>
     <w:p>
       <w:pPr>
-        <w:pStyle w:val="BodyText"/>
+        <w:pStyle w:val="27"/>
+        <w:bidi w:val="0"/>
+      </w:pPr>
+      <w:r>
+        <w:t>管理者代表通知质量部召开管理评审的时间和内容，明确管理评审内容的责任部门和责任人。</w:t>
+      </w:r>
+    </w:p>
+    <w:p>
+      <w:pPr>
+        <w:pStyle w:val="40"/>
         <w:keepNext w:val="0"/>
         <w:keepLines w:val="0"/>
         <w:pageBreakBefore w:val="0"/>
@@ -4901,9 +4160,302 @@
         <w:bidi w:val="0"/>
         <w:adjustRightInd w:val="0"/>
         <w:snapToGrid w:val="0"/>
-        <w:spacing w:line="250" w:lineRule="auto"/>
         <w:textAlignment w:val="baseline"/>
       </w:pPr>
+      <w:r>
+        <w:t xml:space="preserve"> 制定管理评审计划</w:t>
+      </w:r>
+    </w:p>
+    <w:p>
+      <w:pPr>
+        <w:pStyle w:val="27"/>
+        <w:bidi w:val="0"/>
+      </w:pPr>
+      <w:r>
+        <w:t>质量部负责编制计划，计划中确定管理评审时间、地点、参加人员及各部门需要提交给质量部的管理评审的输入信息。该计划于评审前发放到各部门，要求各部门准备相关资料。管理评审的输入一般包括：</w:t>
+      </w:r>
+    </w:p>
+    <w:p>
+      <w:pPr>
+        <w:keepNext w:val="0"/>
+        <w:keepLines w:val="0"/>
+        <w:pageBreakBefore w:val="0"/>
+        <w:widowControl w:val="0"/>
+        <w:numPr>
+          <w:ilvl w:val="0"/>
+          <w:numId w:val="2"/>
+        </w:numPr>
+        <w:kinsoku w:val="0"/>
+        <w:wordWrap/>
+        <w:overflowPunct/>
+        <w:topLinePunct w:val="0"/>
+        <w:autoSpaceDE w:val="0"/>
+        <w:autoSpaceDN w:val="0"/>
+        <w:bidi w:val="0"/>
+        <w:adjustRightInd w:val="0"/>
+        <w:snapToGrid w:val="0"/>
+        <w:spacing w:line="360" w:lineRule="auto"/>
+        <w:ind w:left="420" w:leftChars="0" w:hanging="420" w:firstLineChars="0"/>
+        <w:textAlignment w:val="baseline"/>
+        <w:rPr>
+          <w:rFonts w:ascii="宋体" w:hAnsi="宋体" w:eastAsia="宋体" w:cs="宋体"/>
+          <w:spacing w:val="1"/>
+          <w:sz w:val="24"/>
+          <w:szCs w:val="24"/>
+        </w:rPr>
+      </w:pPr>
+      <w:r>
+        <w:rPr>
+          <w:rFonts w:ascii="宋体" w:hAnsi="宋体" w:eastAsia="宋体" w:cs="宋体"/>
+          <w:spacing w:val="1"/>
+          <w:sz w:val="24"/>
+          <w:szCs w:val="24"/>
+        </w:rPr>
+        <w:t>审核结果（内、外部）；</w:t>
+      </w:r>
+    </w:p>
+    <w:p>
+      <w:pPr>
+        <w:keepNext w:val="0"/>
+        <w:keepLines w:val="0"/>
+        <w:pageBreakBefore w:val="0"/>
+        <w:widowControl w:val="0"/>
+        <w:numPr>
+          <w:ilvl w:val="0"/>
+          <w:numId w:val="2"/>
+        </w:numPr>
+        <w:kinsoku w:val="0"/>
+        <w:wordWrap/>
+        <w:overflowPunct/>
+        <w:topLinePunct w:val="0"/>
+        <w:autoSpaceDE w:val="0"/>
+        <w:autoSpaceDN w:val="0"/>
+        <w:bidi w:val="0"/>
+        <w:adjustRightInd w:val="0"/>
+        <w:snapToGrid w:val="0"/>
+        <w:spacing w:line="360" w:lineRule="auto"/>
+        <w:ind w:left="420" w:leftChars="0" w:hanging="420" w:firstLineChars="0"/>
+        <w:textAlignment w:val="baseline"/>
+        <w:rPr>
+          <w:rFonts w:ascii="宋体" w:hAnsi="宋体" w:eastAsia="宋体" w:cs="宋体"/>
+          <w:spacing w:val="1"/>
+          <w:sz w:val="24"/>
+          <w:szCs w:val="24"/>
+        </w:rPr>
+      </w:pPr>
+      <w:r>
+        <w:rPr>
+          <w:rFonts w:ascii="宋体" w:hAnsi="宋体" w:eastAsia="宋体" w:cs="宋体"/>
+          <w:spacing w:val="1"/>
+          <w:sz w:val="24"/>
+          <w:szCs w:val="24"/>
+        </w:rPr>
+        <w:t>客户反馈，包括客户满意和不满意程度的测量结果、客户投诉等；</w:t>
+      </w:r>
+    </w:p>
+    <w:p>
+      <w:pPr>
+        <w:keepNext w:val="0"/>
+        <w:keepLines w:val="0"/>
+        <w:pageBreakBefore w:val="0"/>
+        <w:widowControl w:val="0"/>
+        <w:numPr>
+          <w:ilvl w:val="0"/>
+          <w:numId w:val="2"/>
+        </w:numPr>
+        <w:kinsoku w:val="0"/>
+        <w:wordWrap/>
+        <w:overflowPunct/>
+        <w:topLinePunct w:val="0"/>
+        <w:autoSpaceDE w:val="0"/>
+        <w:autoSpaceDN w:val="0"/>
+        <w:bidi w:val="0"/>
+        <w:adjustRightInd w:val="0"/>
+        <w:snapToGrid w:val="0"/>
+        <w:spacing w:line="360" w:lineRule="auto"/>
+        <w:ind w:left="420" w:leftChars="0" w:hanging="420" w:firstLineChars="0"/>
+        <w:textAlignment w:val="baseline"/>
+        <w:rPr>
+          <w:rFonts w:ascii="宋体" w:hAnsi="宋体" w:eastAsia="宋体" w:cs="宋体"/>
+          <w:spacing w:val="1"/>
+          <w:sz w:val="24"/>
+          <w:szCs w:val="24"/>
+        </w:rPr>
+      </w:pPr>
+      <w:r>
+        <w:rPr>
+          <w:rFonts w:ascii="宋体" w:hAnsi="宋体" w:eastAsia="宋体" w:cs="宋体"/>
+          <w:spacing w:val="1"/>
+          <w:sz w:val="24"/>
+          <w:szCs w:val="24"/>
+        </w:rPr>
+        <w:t>质量部定期或不定期对各部门进行巡检的结果。检查方法：抽查；</w:t>
+      </w:r>
+    </w:p>
+    <w:p>
+      <w:pPr>
+        <w:keepNext w:val="0"/>
+        <w:keepLines w:val="0"/>
+        <w:pageBreakBefore w:val="0"/>
+        <w:widowControl w:val="0"/>
+        <w:numPr>
+          <w:ilvl w:val="0"/>
+          <w:numId w:val="2"/>
+        </w:numPr>
+        <w:kinsoku w:val="0"/>
+        <w:wordWrap/>
+        <w:overflowPunct/>
+        <w:topLinePunct w:val="0"/>
+        <w:autoSpaceDE w:val="0"/>
+        <w:autoSpaceDN w:val="0"/>
+        <w:bidi w:val="0"/>
+        <w:adjustRightInd w:val="0"/>
+        <w:snapToGrid w:val="0"/>
+        <w:spacing w:line="360" w:lineRule="auto"/>
+        <w:ind w:left="420" w:leftChars="0" w:hanging="420" w:firstLineChars="0"/>
+        <w:textAlignment w:val="baseline"/>
+        <w:rPr>
+          <w:rFonts w:ascii="宋体" w:hAnsi="宋体" w:eastAsia="宋体" w:cs="宋体"/>
+          <w:spacing w:val="1"/>
+          <w:sz w:val="24"/>
+          <w:szCs w:val="24"/>
+        </w:rPr>
+      </w:pPr>
+      <w:r>
+        <w:rPr>
+          <w:rFonts w:ascii="宋体" w:hAnsi="宋体" w:eastAsia="宋体" w:cs="宋体"/>
+          <w:spacing w:val="1"/>
+          <w:sz w:val="24"/>
+          <w:szCs w:val="24"/>
+        </w:rPr>
+        <w:t>预防和纠正措施的实施情况；</w:t>
+      </w:r>
+    </w:p>
+    <w:p>
+      <w:pPr>
+        <w:keepNext w:val="0"/>
+        <w:keepLines w:val="0"/>
+        <w:pageBreakBefore w:val="0"/>
+        <w:widowControl w:val="0"/>
+        <w:numPr>
+          <w:ilvl w:val="0"/>
+          <w:numId w:val="2"/>
+        </w:numPr>
+        <w:kinsoku w:val="0"/>
+        <w:wordWrap/>
+        <w:overflowPunct/>
+        <w:topLinePunct w:val="0"/>
+        <w:autoSpaceDE w:val="0"/>
+        <w:autoSpaceDN w:val="0"/>
+        <w:bidi w:val="0"/>
+        <w:adjustRightInd w:val="0"/>
+        <w:snapToGrid w:val="0"/>
+        <w:spacing w:line="360" w:lineRule="auto"/>
+        <w:ind w:left="420" w:leftChars="0" w:hanging="420" w:firstLineChars="0"/>
+        <w:textAlignment w:val="baseline"/>
+        <w:rPr>
+          <w:rFonts w:ascii="宋体" w:hAnsi="宋体" w:eastAsia="宋体" w:cs="宋体"/>
+          <w:spacing w:val="1"/>
+          <w:sz w:val="24"/>
+          <w:szCs w:val="24"/>
+        </w:rPr>
+      </w:pPr>
+      <w:r>
+        <w:rPr>
+          <w:rFonts w:ascii="宋体" w:hAnsi="宋体" w:eastAsia="宋体" w:cs="宋体"/>
+          <w:spacing w:val="1"/>
+          <w:sz w:val="24"/>
+          <w:szCs w:val="24"/>
+        </w:rPr>
+        <w:t>以往管理评审所确定的措施的实施情况及有效性；</w:t>
+      </w:r>
+    </w:p>
+    <w:p>
+      <w:pPr>
+        <w:keepNext w:val="0"/>
+        <w:keepLines w:val="0"/>
+        <w:pageBreakBefore w:val="0"/>
+        <w:widowControl w:val="0"/>
+        <w:numPr>
+          <w:ilvl w:val="0"/>
+          <w:numId w:val="2"/>
+        </w:numPr>
+        <w:kinsoku w:val="0"/>
+        <w:wordWrap/>
+        <w:overflowPunct/>
+        <w:topLinePunct w:val="0"/>
+        <w:autoSpaceDE w:val="0"/>
+        <w:autoSpaceDN w:val="0"/>
+        <w:bidi w:val="0"/>
+        <w:adjustRightInd w:val="0"/>
+        <w:snapToGrid w:val="0"/>
+        <w:spacing w:line="360" w:lineRule="auto"/>
+        <w:ind w:left="420" w:leftChars="0" w:hanging="420" w:firstLineChars="0"/>
+        <w:textAlignment w:val="baseline"/>
+        <w:rPr>
+          <w:rFonts w:ascii="宋体" w:hAnsi="宋体" w:eastAsia="宋体" w:cs="宋体"/>
+          <w:spacing w:val="1"/>
+          <w:sz w:val="24"/>
+          <w:szCs w:val="24"/>
+        </w:rPr>
+      </w:pPr>
+      <w:r>
+        <w:rPr>
+          <w:rFonts w:ascii="宋体" w:hAnsi="宋体" w:eastAsia="宋体" w:cs="宋体"/>
+          <w:spacing w:val="1"/>
+          <w:sz w:val="24"/>
+          <w:szCs w:val="24"/>
+        </w:rPr>
+        <w:t>可能影响质量监督运维能力体系的变更，如内外部环境、组织机构变化；</w:t>
+      </w:r>
+    </w:p>
+    <w:p>
+      <w:pPr>
+        <w:keepNext w:val="0"/>
+        <w:keepLines w:val="0"/>
+        <w:pageBreakBefore w:val="0"/>
+        <w:widowControl w:val="0"/>
+        <w:numPr>
+          <w:ilvl w:val="0"/>
+          <w:numId w:val="2"/>
+        </w:numPr>
+        <w:kinsoku w:val="0"/>
+        <w:wordWrap/>
+        <w:overflowPunct/>
+        <w:topLinePunct w:val="0"/>
+        <w:autoSpaceDE w:val="0"/>
+        <w:autoSpaceDN w:val="0"/>
+        <w:bidi w:val="0"/>
+        <w:adjustRightInd w:val="0"/>
+        <w:snapToGrid w:val="0"/>
+        <w:spacing w:line="360" w:lineRule="auto"/>
+        <w:ind w:left="420" w:leftChars="0" w:hanging="420" w:firstLineChars="0"/>
+        <w:textAlignment w:val="baseline"/>
+        <w:rPr>
+          <w:rFonts w:ascii="宋体" w:hAnsi="宋体" w:eastAsia="宋体" w:cs="宋体"/>
+          <w:spacing w:val="1"/>
+          <w:sz w:val="24"/>
+          <w:szCs w:val="24"/>
+        </w:rPr>
+      </w:pPr>
+      <w:r>
+        <w:rPr>
+          <w:rFonts w:ascii="宋体" w:hAnsi="宋体" w:eastAsia="宋体" w:cs="宋体"/>
+          <w:spacing w:val="1"/>
+          <w:sz w:val="24"/>
+          <w:szCs w:val="24"/>
+        </w:rPr>
+        <w:t>由于各种原因而引起有关组织的产品、过程和体系改进的建议。</w:t>
+      </w:r>
+    </w:p>
+    <w:p>
+      <w:pPr>
+        <w:pStyle w:val="40"/>
+        <w:bidi w:val="0"/>
+      </w:pPr>
+      <w:r>
+        <w:t>评审输入的整理和发放</w:t>
+      </w:r>
     </w:p>
     <w:p>
       <w:pPr>
@@ -4921,10 +4473,10 @@
         <w:adjustRightInd w:val="0"/>
         <w:snapToGrid w:val="0"/>
         <w:spacing w:line="360" w:lineRule="auto"/>
-        <w:ind w:firstLine="420" w:firstLineChars="200"/>
+        <w:ind w:firstLine="484" w:firstLineChars="200"/>
         <w:textAlignment w:val="baseline"/>
         <w:rPr>
-          <w:rFonts w:ascii="宋体" w:eastAsia="宋体" w:hAnsi="宋体" w:cs="宋体"/>
+          <w:rFonts w:ascii="宋体" w:hAnsi="宋体" w:eastAsia="宋体" w:cs="宋体"/>
           <w:spacing w:val="1"/>
           <w:sz w:val="24"/>
           <w:szCs w:val="24"/>
@@ -4932,17 +4484,17 @@
       </w:pPr>
       <w:r>
         <w:rPr>
-          <w:rFonts w:ascii="宋体" w:eastAsia="宋体" w:hAnsi="宋体" w:cs="宋体"/>
+          <w:rFonts w:ascii="宋体" w:hAnsi="宋体" w:eastAsia="宋体" w:cs="宋体"/>
           <w:spacing w:val="1"/>
           <w:sz w:val="24"/>
           <w:szCs w:val="24"/>
         </w:rPr>
-        <w:t>管理者代表通知质量部召开管理评审的时间和内容，明确管理评审内容的责任部门和责任人。</w:t>
+        <w:t>在管理评审会议召开2天前，各部门将应该提交的资料提交到质量部，质量部根据各部门提交的资料进行整理，形成管理评审计划的初稿，至少在会议召开的前一天发给参会人员。</w:t>
       </w:r>
     </w:p>
     <w:p>
       <w:pPr>
-        <w:pStyle w:val="4"/>
+        <w:pStyle w:val="29"/>
         <w:keepNext w:val="0"/>
         <w:keepLines w:val="0"/>
         <w:pageBreakBefore w:val="0"/>
@@ -4958,29 +4510,13 @@
         <w:snapToGrid w:val="0"/>
         <w:textAlignment w:val="baseline"/>
       </w:pPr>
+      <w:bookmarkStart w:id="13" w:name="bookmark1"/>
+      <w:bookmarkEnd w:id="13"/>
+      <w:bookmarkStart w:id="14" w:name="_Toc31958"/>
       <w:r>
-        <w:t xml:space="preserve"> 制定管理评审计划</w:t>
+        <w:t>召开管理评审会议</w:t>
       </w:r>
-    </w:p>
-    <w:p>
-      <w:pPr>
-        <w:pStyle w:val="BodyText"/>
-        <w:keepNext w:val="0"/>
-        <w:keepLines w:val="0"/>
-        <w:pageBreakBefore w:val="0"/>
-        <w:widowControl w:val="0"/>
-        <w:kinsoku w:val="0"/>
-        <w:wordWrap/>
-        <w:overflowPunct/>
-        <w:topLinePunct w:val="0"/>
-        <w:autoSpaceDE w:val="0"/>
-        <w:autoSpaceDN w:val="0"/>
-        <w:bidi w:val="0"/>
-        <w:adjustRightInd w:val="0"/>
-        <w:snapToGrid w:val="0"/>
-        <w:spacing w:line="251" w:lineRule="auto"/>
-        <w:textAlignment w:val="baseline"/>
-      </w:pPr>
+      <w:bookmarkEnd w:id="14"/>
     </w:p>
     <w:p>
       <w:pPr>
@@ -4998,10 +4534,10 @@
         <w:adjustRightInd w:val="0"/>
         <w:snapToGrid w:val="0"/>
         <w:spacing w:line="360" w:lineRule="auto"/>
-        <w:ind w:firstLine="420" w:firstLineChars="200"/>
+        <w:ind w:firstLine="484" w:firstLineChars="200"/>
         <w:textAlignment w:val="baseline"/>
         <w:rPr>
-          <w:rFonts w:ascii="宋体" w:eastAsia="宋体" w:hAnsi="宋体" w:cs="宋体"/>
+          <w:rFonts w:ascii="宋体" w:hAnsi="宋体" w:eastAsia="宋体" w:cs="宋体"/>
           <w:spacing w:val="1"/>
           <w:sz w:val="24"/>
           <w:szCs w:val="24"/>
@@ -5009,13 +4545,37 @@
       </w:pPr>
       <w:r>
         <w:rPr>
-          <w:rFonts w:ascii="宋体" w:eastAsia="宋体" w:hAnsi="宋体" w:cs="宋体"/>
+          <w:rFonts w:ascii="宋体" w:hAnsi="宋体" w:eastAsia="宋体" w:cs="宋体"/>
           <w:spacing w:val="1"/>
           <w:sz w:val="24"/>
           <w:szCs w:val="24"/>
         </w:rPr>
-        <w:t>质量部负责编制计划，计划中确定管理评审时间、地点、参加人员及各部门需要提交给质量部的管理评审的输入信息。该计划于评审前发放到各部门，要求各部门准备相关资料。管理评审的输入一般包括：</w:t>
+        <w:t>由管理者代表主持召开管理评审会议，对管理评审输入资料内容进行评审，参加会议人员进行充分评价后，做出评审结论（必要时由总经理确定，辅以现场审查），质量部负责会议评审的记录和保存。</w:t>
       </w:r>
+    </w:p>
+    <w:p>
+      <w:pPr>
+        <w:pStyle w:val="29"/>
+        <w:keepNext w:val="0"/>
+        <w:keepLines w:val="0"/>
+        <w:pageBreakBefore w:val="0"/>
+        <w:widowControl w:val="0"/>
+        <w:kinsoku w:val="0"/>
+        <w:wordWrap/>
+        <w:overflowPunct/>
+        <w:topLinePunct w:val="0"/>
+        <w:autoSpaceDE w:val="0"/>
+        <w:autoSpaceDN w:val="0"/>
+        <w:bidi w:val="0"/>
+        <w:adjustRightInd w:val="0"/>
+        <w:snapToGrid w:val="0"/>
+        <w:textAlignment w:val="baseline"/>
+      </w:pPr>
+      <w:bookmarkStart w:id="15" w:name="_Toc23911"/>
+      <w:r>
+        <w:t>编写管理评审报告</w:t>
+      </w:r>
+      <w:bookmarkEnd w:id="15"/>
     </w:p>
     <w:p>
       <w:pPr>
@@ -5033,10 +4593,10 @@
         <w:adjustRightInd w:val="0"/>
         <w:snapToGrid w:val="0"/>
         <w:spacing w:line="360" w:lineRule="auto"/>
-        <w:ind w:left="484" w:hanging="420" w:hangingChars="200"/>
+        <w:ind w:firstLine="484" w:firstLineChars="200"/>
         <w:textAlignment w:val="baseline"/>
         <w:rPr>
-          <w:rFonts w:ascii="宋体" w:eastAsia="宋体" w:hAnsi="宋体" w:cs="宋体"/>
+          <w:rFonts w:ascii="宋体" w:hAnsi="宋体" w:eastAsia="宋体" w:cs="宋体"/>
           <w:spacing w:val="1"/>
           <w:sz w:val="24"/>
           <w:szCs w:val="24"/>
@@ -5044,54 +4604,368 @@
       </w:pPr>
       <w:r>
         <w:rPr>
-          <w:rFonts w:ascii="宋体" w:eastAsia="宋体" w:hAnsi="宋体" w:cs="宋体"/>
+          <w:rFonts w:ascii="宋体" w:hAnsi="宋体" w:eastAsia="宋体" w:cs="宋体"/>
           <w:spacing w:val="1"/>
           <w:sz w:val="24"/>
           <w:szCs w:val="24"/>
         </w:rPr>
-        <w:drawing>
-          <wp:inline distT="0" distB="0" distL="0" distR="0">
-            <wp:extent cx="97155" cy="108585"/>
-            <wp:effectExtent l="0" t="0" r="0" b="0"/>
-            <wp:docPr id="20" name="IM 20"/>
-            <wp:cNvGraphicFramePr/>
-            <a:graphic xmlns:a="http://schemas.openxmlformats.org/drawingml/2006/main">
-              <a:graphicData uri="http://schemas.openxmlformats.org/drawingml/2006/picture">
-                <pic:pic xmlns:pic="http://schemas.openxmlformats.org/drawingml/2006/picture">
-                  <pic:nvPicPr>
-                    <pic:cNvPr id="20" name="IM 20"/>
-                    <pic:cNvPicPr/>
-                  </pic:nvPicPr>
-                  <pic:blipFill>
-                    <a:blip xmlns:r="http://schemas.openxmlformats.org/officeDocument/2006/relationships" r:embed="rId4"/>
-                    <a:stretch>
-                      <a:fillRect/>
-                    </a:stretch>
-                  </pic:blipFill>
-                  <pic:spPr>
-                    <a:xfrm>
-                      <a:off x="0" y="0"/>
-                      <a:ext cx="97383" cy="108748"/>
-                    </a:xfrm>
-                    <a:prstGeom prst="rect">
-                      <a:avLst/>
-                    </a:prstGeom>
-                  </pic:spPr>
-                </pic:pic>
-              </a:graphicData>
-            </a:graphic>
-          </wp:inline>
-        </w:drawing>
+        <w:t>质量部根据会议记录的内容编写《管理评审报告》。《管理评审报告》整理完成后报总经理审批。管理评审报告的内容（输出）一般包括：</w:t>
       </w:r>
-      <w:r>
-        <w:rPr>
-          <w:rFonts w:ascii="宋体" w:eastAsia="宋体" w:hAnsi="宋体" w:cs="宋体"/>
+    </w:p>
+    <w:p>
+      <w:pPr>
+        <w:keepNext w:val="0"/>
+        <w:keepLines w:val="0"/>
+        <w:pageBreakBefore w:val="0"/>
+        <w:widowControl w:val="0"/>
+        <w:numPr>
+          <w:ilvl w:val="0"/>
+          <w:numId w:val="3"/>
+        </w:numPr>
+        <w:kinsoku w:val="0"/>
+        <w:wordWrap/>
+        <w:overflowPunct/>
+        <w:topLinePunct w:val="0"/>
+        <w:autoSpaceDE w:val="0"/>
+        <w:autoSpaceDN w:val="0"/>
+        <w:bidi w:val="0"/>
+        <w:adjustRightInd w:val="0"/>
+        <w:snapToGrid w:val="0"/>
+        <w:spacing w:line="360" w:lineRule="auto"/>
+        <w:ind w:left="420" w:leftChars="0" w:hanging="420" w:firstLineChars="0"/>
+        <w:textAlignment w:val="baseline"/>
+        <w:rPr>
+          <w:rFonts w:ascii="宋体" w:hAnsi="宋体" w:eastAsia="宋体" w:cs="宋体"/>
           <w:spacing w:val="1"/>
           <w:sz w:val="24"/>
           <w:szCs w:val="24"/>
         </w:rPr>
-        <w:t xml:space="preserve">  审核结果（内、外部）；</w:t>
+      </w:pPr>
+      <w:r>
+        <w:rPr>
+          <w:rFonts w:ascii="宋体" w:hAnsi="宋体" w:eastAsia="宋体" w:cs="宋体"/>
+          <w:spacing w:val="1"/>
+          <w:sz w:val="24"/>
+          <w:szCs w:val="24"/>
+        </w:rPr>
+        <w:t>会议时间、地点、参加人员；</w:t>
       </w:r>
+    </w:p>
+    <w:p>
+      <w:pPr>
+        <w:keepNext w:val="0"/>
+        <w:keepLines w:val="0"/>
+        <w:pageBreakBefore w:val="0"/>
+        <w:widowControl w:val="0"/>
+        <w:numPr>
+          <w:ilvl w:val="0"/>
+          <w:numId w:val="3"/>
+        </w:numPr>
+        <w:kinsoku w:val="0"/>
+        <w:wordWrap/>
+        <w:overflowPunct/>
+        <w:topLinePunct w:val="0"/>
+        <w:autoSpaceDE w:val="0"/>
+        <w:autoSpaceDN w:val="0"/>
+        <w:bidi w:val="0"/>
+        <w:adjustRightInd w:val="0"/>
+        <w:snapToGrid w:val="0"/>
+        <w:spacing w:line="360" w:lineRule="auto"/>
+        <w:ind w:left="420" w:leftChars="0" w:hanging="420" w:firstLineChars="0"/>
+        <w:textAlignment w:val="baseline"/>
+        <w:rPr>
+          <w:rFonts w:ascii="宋体" w:hAnsi="宋体" w:eastAsia="宋体" w:cs="宋体"/>
+          <w:spacing w:val="1"/>
+          <w:sz w:val="24"/>
+          <w:szCs w:val="24"/>
+        </w:rPr>
+      </w:pPr>
+      <w:r>
+        <w:rPr>
+          <w:rFonts w:ascii="宋体" w:hAnsi="宋体" w:eastAsia="宋体" w:cs="宋体"/>
+          <w:spacing w:val="1"/>
+          <w:sz w:val="24"/>
+          <w:szCs w:val="24"/>
+        </w:rPr>
+        <w:t>发放范围；</w:t>
+      </w:r>
+    </w:p>
+    <w:p>
+      <w:pPr>
+        <w:keepNext w:val="0"/>
+        <w:keepLines w:val="0"/>
+        <w:pageBreakBefore w:val="0"/>
+        <w:widowControl w:val="0"/>
+        <w:numPr>
+          <w:ilvl w:val="0"/>
+          <w:numId w:val="3"/>
+        </w:numPr>
+        <w:kinsoku w:val="0"/>
+        <w:wordWrap/>
+        <w:overflowPunct/>
+        <w:topLinePunct w:val="0"/>
+        <w:autoSpaceDE w:val="0"/>
+        <w:autoSpaceDN w:val="0"/>
+        <w:bidi w:val="0"/>
+        <w:adjustRightInd w:val="0"/>
+        <w:snapToGrid w:val="0"/>
+        <w:spacing w:line="360" w:lineRule="auto"/>
+        <w:ind w:left="420" w:leftChars="0" w:hanging="420" w:firstLineChars="0"/>
+        <w:textAlignment w:val="baseline"/>
+        <w:rPr>
+          <w:rFonts w:ascii="宋体" w:hAnsi="宋体" w:eastAsia="宋体" w:cs="宋体"/>
+          <w:spacing w:val="1"/>
+          <w:sz w:val="24"/>
+          <w:szCs w:val="24"/>
+        </w:rPr>
+      </w:pPr>
+      <w:r>
+        <w:rPr>
+          <w:rFonts w:ascii="宋体" w:hAnsi="宋体" w:eastAsia="宋体" w:cs="宋体"/>
+          <w:spacing w:val="1"/>
+          <w:sz w:val="24"/>
+          <w:szCs w:val="24"/>
+        </w:rPr>
+        <w:t>评审内容；</w:t>
+      </w:r>
+    </w:p>
+    <w:p>
+      <w:pPr>
+        <w:keepNext w:val="0"/>
+        <w:keepLines w:val="0"/>
+        <w:pageBreakBefore w:val="0"/>
+        <w:widowControl w:val="0"/>
+        <w:numPr>
+          <w:ilvl w:val="0"/>
+          <w:numId w:val="3"/>
+        </w:numPr>
+        <w:kinsoku w:val="0"/>
+        <w:wordWrap/>
+        <w:overflowPunct/>
+        <w:topLinePunct w:val="0"/>
+        <w:autoSpaceDE w:val="0"/>
+        <w:autoSpaceDN w:val="0"/>
+        <w:bidi w:val="0"/>
+        <w:adjustRightInd w:val="0"/>
+        <w:snapToGrid w:val="0"/>
+        <w:spacing w:line="360" w:lineRule="auto"/>
+        <w:ind w:left="420" w:leftChars="0" w:hanging="420" w:firstLineChars="0"/>
+        <w:textAlignment w:val="baseline"/>
+        <w:rPr>
+          <w:rFonts w:ascii="宋体" w:hAnsi="宋体" w:eastAsia="宋体" w:cs="宋体"/>
+          <w:spacing w:val="1"/>
+          <w:sz w:val="24"/>
+          <w:szCs w:val="24"/>
+        </w:rPr>
+      </w:pPr>
+      <w:r>
+        <w:rPr>
+          <w:rFonts w:ascii="宋体" w:hAnsi="宋体" w:eastAsia="宋体" w:cs="宋体"/>
+          <w:spacing w:val="1"/>
+          <w:sz w:val="24"/>
+          <w:szCs w:val="24"/>
+        </w:rPr>
+        <w:t>评审结论：</w:t>
+      </w:r>
+    </w:p>
+    <w:p>
+      <w:pPr>
+        <w:keepNext w:val="0"/>
+        <w:keepLines w:val="0"/>
+        <w:pageBreakBefore w:val="0"/>
+        <w:widowControl w:val="0"/>
+        <w:numPr>
+          <w:ilvl w:val="0"/>
+          <w:numId w:val="4"/>
+        </w:numPr>
+        <w:kinsoku w:val="0"/>
+        <w:wordWrap/>
+        <w:overflowPunct/>
+        <w:topLinePunct w:val="0"/>
+        <w:autoSpaceDE w:val="0"/>
+        <w:autoSpaceDN w:val="0"/>
+        <w:bidi w:val="0"/>
+        <w:adjustRightInd w:val="0"/>
+        <w:snapToGrid w:val="0"/>
+        <w:spacing w:line="360" w:lineRule="auto"/>
+        <w:ind w:left="845" w:leftChars="0" w:hanging="425" w:firstLineChars="0"/>
+        <w:textAlignment w:val="baseline"/>
+        <w:rPr>
+          <w:rFonts w:ascii="宋体" w:hAnsi="宋体" w:eastAsia="宋体" w:cs="宋体"/>
+          <w:spacing w:val="1"/>
+          <w:sz w:val="24"/>
+          <w:szCs w:val="24"/>
+        </w:rPr>
+      </w:pPr>
+      <w:r>
+        <w:rPr>
+          <w:rFonts w:ascii="宋体" w:hAnsi="宋体" w:eastAsia="宋体" w:cs="宋体"/>
+          <w:spacing w:val="1"/>
+          <w:sz w:val="24"/>
+          <w:szCs w:val="24"/>
+        </w:rPr>
+        <w:t>质量监督运维能力体系持续的适宜性、充分性和有效性及公司方针、目标实现情况的评价。</w:t>
+      </w:r>
+    </w:p>
+    <w:p>
+      <w:pPr>
+        <w:keepNext w:val="0"/>
+        <w:keepLines w:val="0"/>
+        <w:pageBreakBefore w:val="0"/>
+        <w:widowControl w:val="0"/>
+        <w:numPr>
+          <w:ilvl w:val="0"/>
+          <w:numId w:val="4"/>
+        </w:numPr>
+        <w:kinsoku w:val="0"/>
+        <w:wordWrap/>
+        <w:overflowPunct/>
+        <w:topLinePunct w:val="0"/>
+        <w:autoSpaceDE w:val="0"/>
+        <w:autoSpaceDN w:val="0"/>
+        <w:bidi w:val="0"/>
+        <w:adjustRightInd w:val="0"/>
+        <w:snapToGrid w:val="0"/>
+        <w:spacing w:line="360" w:lineRule="auto"/>
+        <w:ind w:left="845" w:leftChars="0" w:hanging="425" w:firstLineChars="0"/>
+        <w:textAlignment w:val="baseline"/>
+        <w:rPr>
+          <w:rFonts w:ascii="宋体" w:hAnsi="宋体" w:eastAsia="宋体" w:cs="宋体"/>
+          <w:spacing w:val="1"/>
+          <w:sz w:val="24"/>
+          <w:szCs w:val="24"/>
+        </w:rPr>
+      </w:pPr>
+      <w:r>
+        <w:rPr>
+          <w:rFonts w:ascii="宋体" w:hAnsi="宋体" w:eastAsia="宋体" w:cs="宋体"/>
+          <w:spacing w:val="1"/>
+          <w:sz w:val="24"/>
+          <w:szCs w:val="24"/>
+        </w:rPr>
+        <w:t>质量监督运维能力体系及其过程有效性的改进方面的决定和措施（如对质量运维能力体系方针和目标、组织结构与职责权限、质量</w:t>
+      </w:r>
+      <w:r>
+        <w:rPr>
+          <w:rFonts w:hint="eastAsia" w:ascii="宋体" w:hAnsi="宋体" w:eastAsia="宋体" w:cs="宋体"/>
+          <w:spacing w:val="1"/>
+          <w:sz w:val="24"/>
+          <w:szCs w:val="24"/>
+          <w:lang w:val="en-US" w:eastAsia="zh-CN"/>
+        </w:rPr>
+        <w:t>运</w:t>
+      </w:r>
+      <w:r>
+        <w:rPr>
+          <w:rFonts w:ascii="宋体" w:hAnsi="宋体" w:eastAsia="宋体" w:cs="宋体"/>
+          <w:spacing w:val="1"/>
+          <w:sz w:val="24"/>
+          <w:szCs w:val="24"/>
+        </w:rPr>
+        <w:t>维能力体系文件及具体实现过程的改进。）</w:t>
+      </w:r>
+    </w:p>
+    <w:p>
+      <w:pPr>
+        <w:keepNext w:val="0"/>
+        <w:keepLines w:val="0"/>
+        <w:pageBreakBefore w:val="0"/>
+        <w:widowControl w:val="0"/>
+        <w:numPr>
+          <w:ilvl w:val="0"/>
+          <w:numId w:val="4"/>
+        </w:numPr>
+        <w:kinsoku w:val="0"/>
+        <w:wordWrap/>
+        <w:overflowPunct/>
+        <w:topLinePunct w:val="0"/>
+        <w:autoSpaceDE w:val="0"/>
+        <w:autoSpaceDN w:val="0"/>
+        <w:bidi w:val="0"/>
+        <w:adjustRightInd w:val="0"/>
+        <w:snapToGrid w:val="0"/>
+        <w:spacing w:line="360" w:lineRule="auto"/>
+        <w:ind w:left="845" w:leftChars="0" w:hanging="425" w:firstLineChars="0"/>
+        <w:textAlignment w:val="baseline"/>
+        <w:rPr>
+          <w:rFonts w:ascii="宋体" w:hAnsi="宋体" w:eastAsia="宋体" w:cs="宋体"/>
+          <w:spacing w:val="1"/>
+          <w:sz w:val="24"/>
+          <w:szCs w:val="24"/>
+        </w:rPr>
+      </w:pPr>
+      <w:r>
+        <w:rPr>
+          <w:rFonts w:ascii="宋体" w:hAnsi="宋体" w:eastAsia="宋体" w:cs="宋体"/>
+          <w:spacing w:val="1"/>
+          <w:sz w:val="24"/>
+          <w:szCs w:val="24"/>
+        </w:rPr>
+        <w:t>与客户要求有关的产品的改进方面的决定和措施。</w:t>
+      </w:r>
+    </w:p>
+    <w:p>
+      <w:pPr>
+        <w:keepNext w:val="0"/>
+        <w:keepLines w:val="0"/>
+        <w:pageBreakBefore w:val="0"/>
+        <w:widowControl w:val="0"/>
+        <w:numPr>
+          <w:ilvl w:val="0"/>
+          <w:numId w:val="4"/>
+        </w:numPr>
+        <w:kinsoku w:val="0"/>
+        <w:wordWrap/>
+        <w:overflowPunct/>
+        <w:topLinePunct w:val="0"/>
+        <w:autoSpaceDE w:val="0"/>
+        <w:autoSpaceDN w:val="0"/>
+        <w:bidi w:val="0"/>
+        <w:adjustRightInd w:val="0"/>
+        <w:snapToGrid w:val="0"/>
+        <w:spacing w:line="360" w:lineRule="auto"/>
+        <w:ind w:left="845" w:leftChars="0" w:hanging="425" w:firstLineChars="0"/>
+        <w:textAlignment w:val="baseline"/>
+        <w:rPr>
+          <w:rFonts w:ascii="宋体" w:hAnsi="宋体" w:eastAsia="宋体" w:cs="宋体"/>
+          <w:spacing w:val="1"/>
+          <w:sz w:val="24"/>
+          <w:szCs w:val="24"/>
+        </w:rPr>
+      </w:pPr>
+      <w:r>
+        <w:rPr>
+          <w:rFonts w:ascii="宋体" w:hAnsi="宋体" w:eastAsia="宋体" w:cs="宋体"/>
+          <w:spacing w:val="1"/>
+          <w:sz w:val="24"/>
+          <w:szCs w:val="24"/>
+        </w:rPr>
+        <w:t>与有关资源需求的改进方面的决定和措施。</w:t>
+      </w:r>
+    </w:p>
+    <w:p>
+      <w:pPr>
+        <w:pStyle w:val="29"/>
+        <w:keepNext w:val="0"/>
+        <w:keepLines w:val="0"/>
+        <w:pageBreakBefore w:val="0"/>
+        <w:widowControl w:val="0"/>
+        <w:kinsoku w:val="0"/>
+        <w:wordWrap/>
+        <w:overflowPunct/>
+        <w:topLinePunct w:val="0"/>
+        <w:autoSpaceDE w:val="0"/>
+        <w:autoSpaceDN w:val="0"/>
+        <w:bidi w:val="0"/>
+        <w:adjustRightInd w:val="0"/>
+        <w:snapToGrid w:val="0"/>
+        <w:textAlignment w:val="baseline"/>
+      </w:pPr>
+      <w:bookmarkStart w:id="16" w:name="_Toc17641"/>
+      <w:r>
+        <w:t>改进措施的实施</w:t>
+      </w:r>
+      <w:bookmarkEnd w:id="16"/>
     </w:p>
     <w:p>
       <w:pPr>
@@ -5109,10 +4983,10 @@
         <w:adjustRightInd w:val="0"/>
         <w:snapToGrid w:val="0"/>
         <w:spacing w:line="360" w:lineRule="auto"/>
-        <w:ind w:left="484" w:hanging="420" w:hangingChars="200"/>
+        <w:ind w:firstLine="484" w:firstLineChars="200"/>
         <w:textAlignment w:val="baseline"/>
         <w:rPr>
-          <w:rFonts w:ascii="宋体" w:eastAsia="宋体" w:hAnsi="宋体" w:cs="宋体"/>
+          <w:rFonts w:ascii="宋体" w:hAnsi="宋体" w:eastAsia="宋体" w:cs="宋体"/>
           <w:spacing w:val="1"/>
           <w:sz w:val="24"/>
           <w:szCs w:val="24"/>
@@ -5120,54 +4994,39 @@
       </w:pPr>
       <w:r>
         <w:rPr>
-          <w:rFonts w:ascii="宋体" w:eastAsia="宋体" w:hAnsi="宋体" w:cs="宋体"/>
+          <w:rFonts w:ascii="宋体" w:hAnsi="宋体" w:eastAsia="宋体" w:cs="宋体"/>
           <w:spacing w:val="1"/>
           <w:sz w:val="24"/>
           <w:szCs w:val="24"/>
         </w:rPr>
-        <w:drawing>
-          <wp:inline distT="0" distB="0" distL="0" distR="0">
-            <wp:extent cx="97155" cy="120650"/>
-            <wp:effectExtent l="0" t="0" r="0" b="0"/>
-            <wp:docPr id="22" name="IM 22"/>
-            <wp:cNvGraphicFramePr/>
-            <a:graphic xmlns:a="http://schemas.openxmlformats.org/drawingml/2006/main">
-              <a:graphicData uri="http://schemas.openxmlformats.org/drawingml/2006/picture">
-                <pic:pic xmlns:pic="http://schemas.openxmlformats.org/drawingml/2006/picture">
-                  <pic:nvPicPr>
-                    <pic:cNvPr id="22" name="IM 22"/>
-                    <pic:cNvPicPr/>
-                  </pic:nvPicPr>
-                  <pic:blipFill>
-                    <a:blip xmlns:r="http://schemas.openxmlformats.org/officeDocument/2006/relationships" r:embed="rId10"/>
-                    <a:stretch>
-                      <a:fillRect/>
-                    </a:stretch>
-                  </pic:blipFill>
-                  <pic:spPr>
-                    <a:xfrm>
-                      <a:off x="0" y="0"/>
-                      <a:ext cx="97383" cy="120831"/>
-                    </a:xfrm>
-                    <a:prstGeom prst="rect">
-                      <a:avLst/>
-                    </a:prstGeom>
-                  </pic:spPr>
-                </pic:pic>
-              </a:graphicData>
-            </a:graphic>
-          </wp:inline>
-        </w:drawing>
+        <w:t>各部门根据管理评审报告中提出的改进决定和措施，由相关部门制定改进措施并列入下一工作周期的改进计划。</w:t>
       </w:r>
+    </w:p>
+    <w:p>
+      <w:pPr>
+        <w:pStyle w:val="29"/>
+        <w:keepNext w:val="0"/>
+        <w:keepLines w:val="0"/>
+        <w:pageBreakBefore w:val="0"/>
+        <w:widowControl w:val="0"/>
+        <w:kinsoku w:val="0"/>
+        <w:wordWrap/>
+        <w:overflowPunct/>
+        <w:topLinePunct w:val="0"/>
+        <w:autoSpaceDE w:val="0"/>
+        <w:autoSpaceDN w:val="0"/>
+        <w:bidi w:val="0"/>
+        <w:adjustRightInd w:val="0"/>
+        <w:snapToGrid w:val="0"/>
+        <w:textAlignment w:val="baseline"/>
+      </w:pPr>
+      <w:bookmarkStart w:id="17" w:name="bookmark18"/>
+      <w:bookmarkEnd w:id="17"/>
+      <w:bookmarkStart w:id="18" w:name="_Toc13749"/>
       <w:r>
-        <w:rPr>
-          <w:rFonts w:ascii="宋体" w:eastAsia="宋体" w:hAnsi="宋体" w:cs="宋体"/>
-          <w:spacing w:val="1"/>
-          <w:sz w:val="24"/>
-          <w:szCs w:val="24"/>
-        </w:rPr>
-        <w:t xml:space="preserve">  客户反馈，包括客户满意和不满意程度的测量结果、客户投诉等；</w:t>
+        <w:t>改进措施的跟踪验证</w:t>
       </w:r>
+      <w:bookmarkEnd w:id="18"/>
     </w:p>
     <w:p>
       <w:pPr>
@@ -5185,10 +5044,10 @@
         <w:adjustRightInd w:val="0"/>
         <w:snapToGrid w:val="0"/>
         <w:spacing w:line="360" w:lineRule="auto"/>
-        <w:ind w:left="484" w:hanging="420" w:hangingChars="200"/>
+        <w:ind w:firstLine="484" w:firstLineChars="200"/>
         <w:textAlignment w:val="baseline"/>
         <w:rPr>
-          <w:rFonts w:ascii="宋体" w:eastAsia="宋体" w:hAnsi="宋体" w:cs="宋体"/>
+          <w:rFonts w:ascii="宋体" w:hAnsi="宋体" w:eastAsia="宋体" w:cs="宋体"/>
           <w:spacing w:val="1"/>
           <w:sz w:val="24"/>
           <w:szCs w:val="24"/>
@@ -5196,406 +5055,17 @@
       </w:pPr>
       <w:r>
         <w:rPr>
-          <w:rFonts w:ascii="宋体" w:eastAsia="宋体" w:hAnsi="宋体" w:cs="宋体"/>
+          <w:rFonts w:ascii="宋体" w:hAnsi="宋体" w:eastAsia="宋体" w:cs="宋体"/>
           <w:spacing w:val="1"/>
           <w:sz w:val="24"/>
           <w:szCs w:val="24"/>
         </w:rPr>
-        <w:drawing>
-          <wp:inline distT="0" distB="0" distL="0" distR="0">
-            <wp:extent cx="97155" cy="112395"/>
-            <wp:effectExtent l="0" t="0" r="0" b="0"/>
-            <wp:docPr id="24" name="IM 24"/>
-            <wp:cNvGraphicFramePr/>
-            <a:graphic xmlns:a="http://schemas.openxmlformats.org/drawingml/2006/main">
-              <a:graphicData uri="http://schemas.openxmlformats.org/drawingml/2006/picture">
-                <pic:pic xmlns:pic="http://schemas.openxmlformats.org/drawingml/2006/picture">
-                  <pic:nvPicPr>
-                    <pic:cNvPr id="24" name="IM 24"/>
-                    <pic:cNvPicPr/>
-                  </pic:nvPicPr>
-                  <pic:blipFill>
-                    <a:blip xmlns:r="http://schemas.openxmlformats.org/officeDocument/2006/relationships" r:embed="rId11"/>
-                    <a:stretch>
-                      <a:fillRect/>
-                    </a:stretch>
-                  </pic:blipFill>
-                  <pic:spPr>
-                    <a:xfrm>
-                      <a:off x="0" y="0"/>
-                      <a:ext cx="97383" cy="112776"/>
-                    </a:xfrm>
-                    <a:prstGeom prst="rect">
-                      <a:avLst/>
-                    </a:prstGeom>
-                  </pic:spPr>
-                </pic:pic>
-              </a:graphicData>
-            </a:graphic>
-          </wp:inline>
-        </w:drawing>
-      </w:r>
-      <w:r>
-        <w:rPr>
-          <w:rFonts w:ascii="宋体" w:eastAsia="宋体" w:hAnsi="宋体" w:cs="宋体"/>
-          <w:spacing w:val="1"/>
-          <w:sz w:val="24"/>
-          <w:szCs w:val="24"/>
-        </w:rPr>
-        <w:t xml:space="preserve">  质量部定期或不定期对各部门进行巡检的结果。检查方法：抽查；</w:t>
+        <w:t>质量部跟踪验证改进部门的实施效果，验证不合格的需重新制定纠正措施并实施，继续跟踪验证直至合格，并报告给管理者代表。</w:t>
       </w:r>
     </w:p>
     <w:p>
       <w:pPr>
-        <w:keepNext w:val="0"/>
-        <w:keepLines w:val="0"/>
-        <w:pageBreakBefore w:val="0"/>
-        <w:widowControl w:val="0"/>
-        <w:kinsoku w:val="0"/>
-        <w:wordWrap/>
-        <w:overflowPunct/>
-        <w:topLinePunct w:val="0"/>
-        <w:autoSpaceDE w:val="0"/>
-        <w:autoSpaceDN w:val="0"/>
-        <w:bidi w:val="0"/>
-        <w:adjustRightInd w:val="0"/>
-        <w:snapToGrid w:val="0"/>
-        <w:spacing w:line="360" w:lineRule="auto"/>
-        <w:ind w:left="484" w:hanging="420" w:hangingChars="200"/>
-        <w:textAlignment w:val="baseline"/>
-        <w:rPr>
-          <w:rFonts w:ascii="宋体" w:eastAsia="宋体" w:hAnsi="宋体" w:cs="宋体"/>
-          <w:spacing w:val="1"/>
-          <w:sz w:val="24"/>
-          <w:szCs w:val="24"/>
-        </w:rPr>
-      </w:pPr>
-      <w:r>
-        <w:rPr>
-          <w:rFonts w:ascii="宋体" w:eastAsia="宋体" w:hAnsi="宋体" w:cs="宋体"/>
-          <w:spacing w:val="1"/>
-          <w:sz w:val="24"/>
-          <w:szCs w:val="24"/>
-        </w:rPr>
-        <w:drawing>
-          <wp:inline distT="0" distB="0" distL="0" distR="0">
-            <wp:extent cx="97155" cy="108585"/>
-            <wp:effectExtent l="0" t="0" r="0" b="0"/>
-            <wp:docPr id="26" name="IM 26"/>
-            <wp:cNvGraphicFramePr/>
-            <a:graphic xmlns:a="http://schemas.openxmlformats.org/drawingml/2006/main">
-              <a:graphicData uri="http://schemas.openxmlformats.org/drawingml/2006/picture">
-                <pic:pic xmlns:pic="http://schemas.openxmlformats.org/drawingml/2006/picture">
-                  <pic:nvPicPr>
-                    <pic:cNvPr id="26" name="IM 26"/>
-                    <pic:cNvPicPr/>
-                  </pic:nvPicPr>
-                  <pic:blipFill>
-                    <a:blip xmlns:r="http://schemas.openxmlformats.org/officeDocument/2006/relationships" r:embed="rId5"/>
-                    <a:stretch>
-                      <a:fillRect/>
-                    </a:stretch>
-                  </pic:blipFill>
-                  <pic:spPr>
-                    <a:xfrm>
-                      <a:off x="0" y="0"/>
-                      <a:ext cx="97383" cy="108748"/>
-                    </a:xfrm>
-                    <a:prstGeom prst="rect">
-                      <a:avLst/>
-                    </a:prstGeom>
-                  </pic:spPr>
-                </pic:pic>
-              </a:graphicData>
-            </a:graphic>
-          </wp:inline>
-        </w:drawing>
-      </w:r>
-      <w:r>
-        <w:rPr>
-          <w:rFonts w:ascii="宋体" w:eastAsia="宋体" w:hAnsi="宋体" w:cs="宋体"/>
-          <w:spacing w:val="1"/>
-          <w:sz w:val="24"/>
-          <w:szCs w:val="24"/>
-        </w:rPr>
-        <w:t xml:space="preserve">  预防和纠正措施的实施情况；</w:t>
-      </w:r>
-    </w:p>
-    <w:p>
-      <w:pPr>
-        <w:keepNext w:val="0"/>
-        <w:keepLines w:val="0"/>
-        <w:pageBreakBefore w:val="0"/>
-        <w:widowControl w:val="0"/>
-        <w:kinsoku w:val="0"/>
-        <w:wordWrap/>
-        <w:overflowPunct/>
-        <w:topLinePunct w:val="0"/>
-        <w:autoSpaceDE w:val="0"/>
-        <w:autoSpaceDN w:val="0"/>
-        <w:bidi w:val="0"/>
-        <w:adjustRightInd w:val="0"/>
-        <w:snapToGrid w:val="0"/>
-        <w:spacing w:line="360" w:lineRule="auto"/>
-        <w:ind w:left="484" w:hanging="420" w:hangingChars="200"/>
-        <w:textAlignment w:val="baseline"/>
-        <w:rPr>
-          <w:rFonts w:ascii="宋体" w:eastAsia="宋体" w:hAnsi="宋体" w:cs="宋体"/>
-          <w:spacing w:val="1"/>
-          <w:sz w:val="24"/>
-          <w:szCs w:val="24"/>
-        </w:rPr>
-      </w:pPr>
-      <w:r>
-        <w:rPr>
-          <w:rFonts w:ascii="宋体" w:eastAsia="宋体" w:hAnsi="宋体" w:cs="宋体"/>
-          <w:spacing w:val="1"/>
-          <w:sz w:val="24"/>
-          <w:szCs w:val="24"/>
-        </w:rPr>
-        <w:drawing>
-          <wp:inline distT="0" distB="0" distL="0" distR="0">
-            <wp:extent cx="97155" cy="108585"/>
-            <wp:effectExtent l="0" t="0" r="0" b="0"/>
-            <wp:docPr id="28" name="IM 28"/>
-            <wp:cNvGraphicFramePr/>
-            <a:graphic xmlns:a="http://schemas.openxmlformats.org/drawingml/2006/main">
-              <a:graphicData uri="http://schemas.openxmlformats.org/drawingml/2006/picture">
-                <pic:pic xmlns:pic="http://schemas.openxmlformats.org/drawingml/2006/picture">
-                  <pic:nvPicPr>
-                    <pic:cNvPr id="28" name="IM 28"/>
-                    <pic:cNvPicPr/>
-                  </pic:nvPicPr>
-                  <pic:blipFill>
-                    <a:blip xmlns:r="http://schemas.openxmlformats.org/officeDocument/2006/relationships" r:embed="rId4"/>
-                    <a:stretch>
-                      <a:fillRect/>
-                    </a:stretch>
-                  </pic:blipFill>
-                  <pic:spPr>
-                    <a:xfrm>
-                      <a:off x="0" y="0"/>
-                      <a:ext cx="97383" cy="108748"/>
-                    </a:xfrm>
-                    <a:prstGeom prst="rect">
-                      <a:avLst/>
-                    </a:prstGeom>
-                  </pic:spPr>
-                </pic:pic>
-              </a:graphicData>
-            </a:graphic>
-          </wp:inline>
-        </w:drawing>
-      </w:r>
-      <w:r>
-        <w:rPr>
-          <w:rFonts w:ascii="宋体" w:eastAsia="宋体" w:hAnsi="宋体" w:cs="宋体"/>
-          <w:spacing w:val="1"/>
-          <w:sz w:val="24"/>
-          <w:szCs w:val="24"/>
-        </w:rPr>
-        <w:t xml:space="preserve">   以往管理评审所确定的措施的实施情况及有效性；</w:t>
-      </w:r>
-    </w:p>
-    <w:p>
-      <w:pPr>
-        <w:keepNext w:val="0"/>
-        <w:keepLines w:val="0"/>
-        <w:pageBreakBefore w:val="0"/>
-        <w:widowControl w:val="0"/>
-        <w:kinsoku w:val="0"/>
-        <w:wordWrap/>
-        <w:overflowPunct/>
-        <w:topLinePunct w:val="0"/>
-        <w:autoSpaceDE w:val="0"/>
-        <w:autoSpaceDN w:val="0"/>
-        <w:bidi w:val="0"/>
-        <w:adjustRightInd w:val="0"/>
-        <w:snapToGrid w:val="0"/>
-        <w:spacing w:line="360" w:lineRule="auto"/>
-        <w:ind w:left="484" w:hanging="420" w:hangingChars="200"/>
-        <w:textAlignment w:val="baseline"/>
-        <w:rPr>
-          <w:rFonts w:ascii="宋体" w:eastAsia="宋体" w:hAnsi="宋体" w:cs="宋体"/>
-          <w:spacing w:val="1"/>
-          <w:sz w:val="24"/>
-          <w:szCs w:val="24"/>
-        </w:rPr>
-      </w:pPr>
-      <w:r>
-        <w:rPr>
-          <w:rFonts w:ascii="宋体" w:eastAsia="宋体" w:hAnsi="宋体" w:cs="宋体"/>
-          <w:spacing w:val="1"/>
-          <w:sz w:val="24"/>
-          <w:szCs w:val="24"/>
-        </w:rPr>
-        <w:drawing>
-          <wp:inline distT="0" distB="0" distL="0" distR="0">
-            <wp:extent cx="97155" cy="108585"/>
-            <wp:effectExtent l="0" t="0" r="0" b="0"/>
-            <wp:docPr id="30" name="IM 30"/>
-            <wp:cNvGraphicFramePr/>
-            <a:graphic xmlns:a="http://schemas.openxmlformats.org/drawingml/2006/main">
-              <a:graphicData uri="http://schemas.openxmlformats.org/drawingml/2006/picture">
-                <pic:pic xmlns:pic="http://schemas.openxmlformats.org/drawingml/2006/picture">
-                  <pic:nvPicPr>
-                    <pic:cNvPr id="30" name="IM 30"/>
-                    <pic:cNvPicPr/>
-                  </pic:nvPicPr>
-                  <pic:blipFill>
-                    <a:blip xmlns:r="http://schemas.openxmlformats.org/officeDocument/2006/relationships" r:embed="rId4"/>
-                    <a:stretch>
-                      <a:fillRect/>
-                    </a:stretch>
-                  </pic:blipFill>
-                  <pic:spPr>
-                    <a:xfrm>
-                      <a:off x="0" y="0"/>
-                      <a:ext cx="97383" cy="108748"/>
-                    </a:xfrm>
-                    <a:prstGeom prst="rect">
-                      <a:avLst/>
-                    </a:prstGeom>
-                  </pic:spPr>
-                </pic:pic>
-              </a:graphicData>
-            </a:graphic>
-          </wp:inline>
-        </w:drawing>
-      </w:r>
-      <w:r>
-        <w:rPr>
-          <w:rFonts w:ascii="宋体" w:eastAsia="宋体" w:hAnsi="宋体" w:cs="宋体"/>
-          <w:spacing w:val="1"/>
-          <w:sz w:val="24"/>
-          <w:szCs w:val="24"/>
-        </w:rPr>
-        <w:t xml:space="preserve">  可能影响质量监督运维能力体系的变更，如内外部环境、组织机构变化；</w:t>
-      </w:r>
-    </w:p>
-    <w:p>
-      <w:pPr>
-        <w:keepNext w:val="0"/>
-        <w:keepLines w:val="0"/>
-        <w:pageBreakBefore w:val="0"/>
-        <w:widowControl w:val="0"/>
-        <w:kinsoku w:val="0"/>
-        <w:wordWrap/>
-        <w:overflowPunct/>
-        <w:topLinePunct w:val="0"/>
-        <w:autoSpaceDE w:val="0"/>
-        <w:autoSpaceDN w:val="0"/>
-        <w:bidi w:val="0"/>
-        <w:adjustRightInd w:val="0"/>
-        <w:snapToGrid w:val="0"/>
-        <w:spacing w:line="360" w:lineRule="auto"/>
-        <w:ind w:left="484" w:hanging="420" w:hangingChars="200"/>
-        <w:textAlignment w:val="baseline"/>
-        <w:rPr>
-          <w:rFonts w:ascii="宋体" w:eastAsia="宋体" w:hAnsi="宋体" w:cs="宋体"/>
-          <w:spacing w:val="1"/>
-          <w:sz w:val="24"/>
-          <w:szCs w:val="24"/>
-        </w:rPr>
-      </w:pPr>
-      <w:r>
-        <w:rPr>
-          <w:rFonts w:ascii="宋体" w:eastAsia="宋体" w:hAnsi="宋体" w:cs="宋体"/>
-          <w:spacing w:val="1"/>
-          <w:sz w:val="24"/>
-          <w:szCs w:val="24"/>
-        </w:rPr>
-        <w:drawing>
-          <wp:inline distT="0" distB="0" distL="0" distR="0">
-            <wp:extent cx="97155" cy="112395"/>
-            <wp:effectExtent l="0" t="0" r="0" b="0"/>
-            <wp:docPr id="32" name="IM 32"/>
-            <wp:cNvGraphicFramePr/>
-            <a:graphic xmlns:a="http://schemas.openxmlformats.org/drawingml/2006/main">
-              <a:graphicData uri="http://schemas.openxmlformats.org/drawingml/2006/picture">
-                <pic:pic xmlns:pic="http://schemas.openxmlformats.org/drawingml/2006/picture">
-                  <pic:nvPicPr>
-                    <pic:cNvPr id="32" name="IM 32"/>
-                    <pic:cNvPicPr/>
-                  </pic:nvPicPr>
-                  <pic:blipFill>
-                    <a:blip xmlns:r="http://schemas.openxmlformats.org/officeDocument/2006/relationships" r:embed="rId7"/>
-                    <a:stretch>
-                      <a:fillRect/>
-                    </a:stretch>
-                  </pic:blipFill>
-                  <pic:spPr>
-                    <a:xfrm>
-                      <a:off x="0" y="0"/>
-                      <a:ext cx="97383" cy="112776"/>
-                    </a:xfrm>
-                    <a:prstGeom prst="rect">
-                      <a:avLst/>
-                    </a:prstGeom>
-                  </pic:spPr>
-                </pic:pic>
-              </a:graphicData>
-            </a:graphic>
-          </wp:inline>
-        </w:drawing>
-      </w:r>
-      <w:r>
-        <w:rPr>
-          <w:rFonts w:ascii="宋体" w:eastAsia="宋体" w:hAnsi="宋体" w:cs="宋体"/>
-          <w:spacing w:val="1"/>
-          <w:sz w:val="24"/>
-          <w:szCs w:val="24"/>
-        </w:rPr>
-        <w:t xml:space="preserve">   由于各种原因而引起有关组织的产品、过程和体系改进的建议。</w:t>
-      </w:r>
-    </w:p>
-    <w:p>
-      <w:pPr>
-        <w:pStyle w:val="4"/>
-        <w:bidi w:val="0"/>
-      </w:pPr>
-      <w:r>
-        <w:t>评审输入的整理和发放</w:t>
-      </w:r>
-    </w:p>
-    <w:p>
-      <w:pPr>
-        <w:keepNext w:val="0"/>
-        <w:keepLines w:val="0"/>
-        <w:pageBreakBefore w:val="0"/>
-        <w:widowControl w:val="0"/>
-        <w:kinsoku w:val="0"/>
-        <w:wordWrap/>
-        <w:overflowPunct/>
-        <w:topLinePunct w:val="0"/>
-        <w:autoSpaceDE w:val="0"/>
-        <w:autoSpaceDN w:val="0"/>
-        <w:bidi w:val="0"/>
-        <w:adjustRightInd w:val="0"/>
-        <w:snapToGrid w:val="0"/>
-        <w:spacing w:line="360" w:lineRule="auto"/>
-        <w:ind w:firstLine="420" w:firstLineChars="200"/>
-        <w:textAlignment w:val="baseline"/>
-        <w:rPr>
-          <w:rFonts w:ascii="宋体" w:eastAsia="宋体" w:hAnsi="宋体" w:cs="宋体"/>
-          <w:spacing w:val="1"/>
-          <w:sz w:val="24"/>
-          <w:szCs w:val="24"/>
-        </w:rPr>
-      </w:pPr>
-      <w:r>
-        <w:rPr>
-          <w:rFonts w:ascii="宋体" w:eastAsia="宋体" w:hAnsi="宋体" w:cs="宋体"/>
-          <w:spacing w:val="1"/>
-          <w:sz w:val="24"/>
-          <w:szCs w:val="24"/>
-        </w:rPr>
-        <w:t>在管理评审会议召开2天前，各部门将应该提交的资料提交到质量部，质量部根据各部门提交的资料进行整理，形成管理评审计划的初稿，至少在会议召开的前一天发给参会人员。</w:t>
-      </w:r>
-    </w:p>
-    <w:p>
-      <w:pPr>
-        <w:pStyle w:val="3"/>
+        <w:pStyle w:val="26"/>
         <w:keepNext w:val="0"/>
         <w:keepLines w:val="0"/>
         <w:pageBreakBefore w:val="0"/>
@@ -5611,800 +5081,24 @@
         <w:snapToGrid w:val="0"/>
         <w:textAlignment w:val="baseline"/>
       </w:pPr>
-      <w:bookmarkStart w:id="14" w:name="bookmark1"/>
-      <w:bookmarkEnd w:id="14"/>
-      <w:bookmarkStart w:id="15" w:name="_Toc3416"/>
+      <w:bookmarkStart w:id="19" w:name="_Toc25734"/>
       <w:r>
-        <w:t>召开管理评审会议</w:t>
-      </w:r>
-      <w:bookmarkEnd w:id="15"/>
-    </w:p>
-    <w:p>
-      <w:pPr>
-        <w:keepNext w:val="0"/>
-        <w:keepLines w:val="0"/>
-        <w:pageBreakBefore w:val="0"/>
-        <w:widowControl w:val="0"/>
-        <w:kinsoku w:val="0"/>
-        <w:wordWrap/>
-        <w:overflowPunct/>
-        <w:topLinePunct w:val="0"/>
-        <w:autoSpaceDE w:val="0"/>
-        <w:autoSpaceDN w:val="0"/>
-        <w:bidi w:val="0"/>
-        <w:adjustRightInd w:val="0"/>
-        <w:snapToGrid w:val="0"/>
-        <w:spacing w:line="360" w:lineRule="auto"/>
-        <w:ind w:firstLine="420" w:firstLineChars="200"/>
-        <w:textAlignment w:val="baseline"/>
-        <w:rPr>
-          <w:rFonts w:ascii="宋体" w:eastAsia="宋体" w:hAnsi="宋体" w:cs="宋体"/>
-          <w:spacing w:val="1"/>
-          <w:sz w:val="24"/>
-          <w:szCs w:val="24"/>
-        </w:rPr>
-      </w:pPr>
-      <w:r>
-        <w:rPr>
-          <w:rFonts w:ascii="宋体" w:eastAsia="宋体" w:hAnsi="宋体" w:cs="宋体"/>
-          <w:spacing w:val="1"/>
-          <w:sz w:val="24"/>
-          <w:szCs w:val="24"/>
-        </w:rPr>
-        <w:t>由管理者代表主持召开管理评审会议，对管理评审输入资料内容进行评审，参加会议人员进行充分评价后，做出评审结论（必要时由总经理确定，辅以现场审查），质量部负责会议评审的记录和保存。</w:t>
-      </w:r>
-    </w:p>
-    <w:p>
-      <w:pPr>
-        <w:pStyle w:val="3"/>
-        <w:keepNext w:val="0"/>
-        <w:keepLines w:val="0"/>
-        <w:pageBreakBefore w:val="0"/>
-        <w:widowControl w:val="0"/>
-        <w:kinsoku w:val="0"/>
-        <w:wordWrap/>
-        <w:overflowPunct/>
-        <w:topLinePunct w:val="0"/>
-        <w:autoSpaceDE w:val="0"/>
-        <w:autoSpaceDN w:val="0"/>
-        <w:bidi w:val="0"/>
-        <w:adjustRightInd w:val="0"/>
-        <w:snapToGrid w:val="0"/>
-        <w:textAlignment w:val="baseline"/>
-      </w:pPr>
-      <w:bookmarkStart w:id="16" w:name="_Toc16894"/>
-      <w:r>
-        <w:t>编写管理评审报告</w:t>
-      </w:r>
-      <w:bookmarkEnd w:id="16"/>
-    </w:p>
-    <w:p>
-      <w:pPr>
-        <w:keepNext w:val="0"/>
-        <w:keepLines w:val="0"/>
-        <w:pageBreakBefore w:val="0"/>
-        <w:widowControl w:val="0"/>
-        <w:kinsoku w:val="0"/>
-        <w:wordWrap/>
-        <w:overflowPunct/>
-        <w:topLinePunct w:val="0"/>
-        <w:autoSpaceDE w:val="0"/>
-        <w:autoSpaceDN w:val="0"/>
-        <w:bidi w:val="0"/>
-        <w:adjustRightInd w:val="0"/>
-        <w:snapToGrid w:val="0"/>
-        <w:spacing w:line="360" w:lineRule="auto"/>
-        <w:ind w:firstLine="420" w:firstLineChars="200"/>
-        <w:textAlignment w:val="baseline"/>
-        <w:rPr>
-          <w:rFonts w:ascii="宋体" w:eastAsia="宋体" w:hAnsi="宋体" w:cs="宋体"/>
-          <w:spacing w:val="1"/>
-          <w:sz w:val="24"/>
-          <w:szCs w:val="24"/>
-        </w:rPr>
-      </w:pPr>
-      <w:r>
-        <w:rPr>
-          <w:rFonts w:ascii="宋体" w:eastAsia="宋体" w:hAnsi="宋体" w:cs="宋体"/>
-          <w:spacing w:val="1"/>
-          <w:sz w:val="24"/>
-          <w:szCs w:val="24"/>
-        </w:rPr>
-        <w:t>质量部根据会议记录的内容编写《管理评审报告》。《管理评审报告》整理完成后报总经理审批。管理评审报告的内容（输出）一般包括：</w:t>
-      </w:r>
-    </w:p>
-    <w:p>
-      <w:pPr>
-        <w:keepNext w:val="0"/>
-        <w:keepLines w:val="0"/>
-        <w:pageBreakBefore w:val="0"/>
-        <w:widowControl w:val="0"/>
-        <w:kinsoku w:val="0"/>
-        <w:wordWrap/>
-        <w:overflowPunct/>
-        <w:topLinePunct w:val="0"/>
-        <w:autoSpaceDE w:val="0"/>
-        <w:autoSpaceDN w:val="0"/>
-        <w:bidi w:val="0"/>
-        <w:adjustRightInd w:val="0"/>
-        <w:snapToGrid w:val="0"/>
-        <w:spacing w:line="360" w:lineRule="auto"/>
-        <w:ind w:left="484" w:hanging="420" w:hangingChars="200"/>
-        <w:textAlignment w:val="baseline"/>
-        <w:rPr>
-          <w:rFonts w:ascii="宋体" w:eastAsia="宋体" w:hAnsi="宋体" w:cs="宋体"/>
-          <w:spacing w:val="1"/>
-          <w:sz w:val="24"/>
-          <w:szCs w:val="24"/>
-        </w:rPr>
-      </w:pPr>
-      <w:r>
-        <w:rPr>
-          <w:rFonts w:ascii="宋体" w:eastAsia="宋体" w:hAnsi="宋体" w:cs="宋体"/>
-          <w:spacing w:val="1"/>
-          <w:sz w:val="24"/>
-          <w:szCs w:val="24"/>
-        </w:rPr>
-        <w:drawing>
-          <wp:inline distT="0" distB="0" distL="0" distR="0">
-            <wp:extent cx="97155" cy="108585"/>
-            <wp:effectExtent l="0" t="0" r="0" b="0"/>
-            <wp:docPr id="34" name="IM 34"/>
-            <wp:cNvGraphicFramePr/>
-            <a:graphic xmlns:a="http://schemas.openxmlformats.org/drawingml/2006/main">
-              <a:graphicData uri="http://schemas.openxmlformats.org/drawingml/2006/picture">
-                <pic:pic xmlns:pic="http://schemas.openxmlformats.org/drawingml/2006/picture">
-                  <pic:nvPicPr>
-                    <pic:cNvPr id="34" name="IM 34"/>
-                    <pic:cNvPicPr/>
-                  </pic:nvPicPr>
-                  <pic:blipFill>
-                    <a:blip xmlns:r="http://schemas.openxmlformats.org/officeDocument/2006/relationships" r:embed="rId5"/>
-                    <a:stretch>
-                      <a:fillRect/>
-                    </a:stretch>
-                  </pic:blipFill>
-                  <pic:spPr>
-                    <a:xfrm>
-                      <a:off x="0" y="0"/>
-                      <a:ext cx="97383" cy="108748"/>
-                    </a:xfrm>
-                    <a:prstGeom prst="rect">
-                      <a:avLst/>
-                    </a:prstGeom>
-                  </pic:spPr>
-                </pic:pic>
-              </a:graphicData>
-            </a:graphic>
-          </wp:inline>
-        </w:drawing>
-      </w:r>
-      <w:r>
-        <w:rPr>
-          <w:rFonts w:ascii="宋体" w:eastAsia="宋体" w:hAnsi="宋体" w:cs="宋体"/>
-          <w:spacing w:val="1"/>
-          <w:sz w:val="24"/>
-          <w:szCs w:val="24"/>
-        </w:rPr>
-        <w:t xml:space="preserve">  会议时间、地点、参加人员；</w:t>
-      </w:r>
-    </w:p>
-    <w:p>
-      <w:pPr>
-        <w:keepNext w:val="0"/>
-        <w:keepLines w:val="0"/>
-        <w:pageBreakBefore w:val="0"/>
-        <w:widowControl w:val="0"/>
-        <w:kinsoku w:val="0"/>
-        <w:wordWrap/>
-        <w:overflowPunct/>
-        <w:topLinePunct w:val="0"/>
-        <w:autoSpaceDE w:val="0"/>
-        <w:autoSpaceDN w:val="0"/>
-        <w:bidi w:val="0"/>
-        <w:adjustRightInd w:val="0"/>
-        <w:snapToGrid w:val="0"/>
-        <w:spacing w:line="360" w:lineRule="auto"/>
-        <w:ind w:left="484" w:hanging="420" w:hangingChars="200"/>
-        <w:textAlignment w:val="baseline"/>
-        <w:rPr>
-          <w:rFonts w:ascii="宋体" w:eastAsia="宋体" w:hAnsi="宋体" w:cs="宋体"/>
-          <w:spacing w:val="1"/>
-          <w:sz w:val="24"/>
-          <w:szCs w:val="24"/>
-        </w:rPr>
-      </w:pPr>
-      <w:r>
-        <w:rPr>
-          <w:rFonts w:ascii="宋体" w:eastAsia="宋体" w:hAnsi="宋体" w:cs="宋体"/>
-          <w:spacing w:val="1"/>
-          <w:sz w:val="24"/>
-          <w:szCs w:val="24"/>
-        </w:rPr>
-        <w:drawing>
-          <wp:inline distT="0" distB="0" distL="0" distR="0">
-            <wp:extent cx="97155" cy="108585"/>
-            <wp:effectExtent l="0" t="0" r="0" b="0"/>
-            <wp:docPr id="36" name="IM 36"/>
-            <wp:cNvGraphicFramePr/>
-            <a:graphic xmlns:a="http://schemas.openxmlformats.org/drawingml/2006/main">
-              <a:graphicData uri="http://schemas.openxmlformats.org/drawingml/2006/picture">
-                <pic:pic xmlns:pic="http://schemas.openxmlformats.org/drawingml/2006/picture">
-                  <pic:nvPicPr>
-                    <pic:cNvPr id="36" name="IM 36"/>
-                    <pic:cNvPicPr/>
-                  </pic:nvPicPr>
-                  <pic:blipFill>
-                    <a:blip xmlns:r="http://schemas.openxmlformats.org/officeDocument/2006/relationships" r:embed="rId4"/>
-                    <a:stretch>
-                      <a:fillRect/>
-                    </a:stretch>
-                  </pic:blipFill>
-                  <pic:spPr>
-                    <a:xfrm>
-                      <a:off x="0" y="0"/>
-                      <a:ext cx="97383" cy="108748"/>
-                    </a:xfrm>
-                    <a:prstGeom prst="rect">
-                      <a:avLst/>
-                    </a:prstGeom>
-                  </pic:spPr>
-                </pic:pic>
-              </a:graphicData>
-            </a:graphic>
-          </wp:inline>
-        </w:drawing>
-      </w:r>
-      <w:r>
-        <w:rPr>
-          <w:rFonts w:ascii="宋体" w:eastAsia="宋体" w:hAnsi="宋体" w:cs="宋体"/>
-          <w:spacing w:val="1"/>
-          <w:sz w:val="24"/>
-          <w:szCs w:val="24"/>
-        </w:rPr>
-        <w:t xml:space="preserve">  发放范围；</w:t>
-      </w:r>
-    </w:p>
-    <w:p>
-      <w:pPr>
-        <w:keepNext w:val="0"/>
-        <w:keepLines w:val="0"/>
-        <w:pageBreakBefore w:val="0"/>
-        <w:widowControl w:val="0"/>
-        <w:kinsoku w:val="0"/>
-        <w:wordWrap/>
-        <w:overflowPunct/>
-        <w:topLinePunct w:val="0"/>
-        <w:autoSpaceDE w:val="0"/>
-        <w:autoSpaceDN w:val="0"/>
-        <w:bidi w:val="0"/>
-        <w:adjustRightInd w:val="0"/>
-        <w:snapToGrid w:val="0"/>
-        <w:spacing w:line="360" w:lineRule="auto"/>
-        <w:ind w:left="484" w:hanging="420" w:hangingChars="200"/>
-        <w:textAlignment w:val="baseline"/>
-        <w:rPr>
-          <w:rFonts w:ascii="宋体" w:eastAsia="宋体" w:hAnsi="宋体" w:cs="宋体"/>
-          <w:spacing w:val="1"/>
-          <w:sz w:val="24"/>
-          <w:szCs w:val="24"/>
-        </w:rPr>
-      </w:pPr>
-      <w:r>
-        <w:rPr>
-          <w:rFonts w:ascii="宋体" w:eastAsia="宋体" w:hAnsi="宋体" w:cs="宋体"/>
-          <w:spacing w:val="1"/>
-          <w:sz w:val="24"/>
-          <w:szCs w:val="24"/>
-        </w:rPr>
-        <w:drawing>
-          <wp:inline distT="0" distB="0" distL="0" distR="0">
-            <wp:extent cx="97155" cy="108585"/>
-            <wp:effectExtent l="0" t="0" r="0" b="0"/>
-            <wp:docPr id="38" name="IM 38"/>
-            <wp:cNvGraphicFramePr/>
-            <a:graphic xmlns:a="http://schemas.openxmlformats.org/drawingml/2006/main">
-              <a:graphicData uri="http://schemas.openxmlformats.org/drawingml/2006/picture">
-                <pic:pic xmlns:pic="http://schemas.openxmlformats.org/drawingml/2006/picture">
-                  <pic:nvPicPr>
-                    <pic:cNvPr id="38" name="IM 38"/>
-                    <pic:cNvPicPr/>
-                  </pic:nvPicPr>
-                  <pic:blipFill>
-                    <a:blip xmlns:r="http://schemas.openxmlformats.org/officeDocument/2006/relationships" r:embed="rId5"/>
-                    <a:stretch>
-                      <a:fillRect/>
-                    </a:stretch>
-                  </pic:blipFill>
-                  <pic:spPr>
-                    <a:xfrm>
-                      <a:off x="0" y="0"/>
-                      <a:ext cx="97383" cy="108748"/>
-                    </a:xfrm>
-                    <a:prstGeom prst="rect">
-                      <a:avLst/>
-                    </a:prstGeom>
-                  </pic:spPr>
-                </pic:pic>
-              </a:graphicData>
-            </a:graphic>
-          </wp:inline>
-        </w:drawing>
-      </w:r>
-      <w:r>
-        <w:rPr>
-          <w:rFonts w:ascii="宋体" w:eastAsia="宋体" w:hAnsi="宋体" w:cs="宋体"/>
-          <w:spacing w:val="1"/>
-          <w:sz w:val="24"/>
-          <w:szCs w:val="24"/>
-        </w:rPr>
-        <w:t xml:space="preserve">  评审内容；</w:t>
-      </w:r>
-    </w:p>
-    <w:p>
-      <w:pPr>
-        <w:keepNext w:val="0"/>
-        <w:keepLines w:val="0"/>
-        <w:pageBreakBefore w:val="0"/>
-        <w:widowControl w:val="0"/>
-        <w:kinsoku w:val="0"/>
-        <w:wordWrap/>
-        <w:overflowPunct/>
-        <w:topLinePunct w:val="0"/>
-        <w:autoSpaceDE w:val="0"/>
-        <w:autoSpaceDN w:val="0"/>
-        <w:bidi w:val="0"/>
-        <w:adjustRightInd w:val="0"/>
-        <w:snapToGrid w:val="0"/>
-        <w:spacing w:line="360" w:lineRule="auto"/>
-        <w:ind w:left="484" w:hanging="420" w:hangingChars="200"/>
-        <w:textAlignment w:val="baseline"/>
-        <w:rPr>
-          <w:rFonts w:ascii="宋体" w:eastAsia="宋体" w:hAnsi="宋体" w:cs="宋体"/>
-          <w:spacing w:val="1"/>
-          <w:sz w:val="24"/>
-          <w:szCs w:val="24"/>
-        </w:rPr>
-      </w:pPr>
-      <w:r>
-        <w:rPr>
-          <w:rFonts w:ascii="宋体" w:eastAsia="宋体" w:hAnsi="宋体" w:cs="宋体"/>
-          <w:spacing w:val="1"/>
-          <w:sz w:val="24"/>
-          <w:szCs w:val="24"/>
-        </w:rPr>
-        <w:drawing>
-          <wp:inline distT="0" distB="0" distL="0" distR="0">
-            <wp:extent cx="97155" cy="112395"/>
-            <wp:effectExtent l="0" t="0" r="0" b="0"/>
-            <wp:docPr id="40" name="IM 40"/>
-            <wp:cNvGraphicFramePr/>
-            <a:graphic xmlns:a="http://schemas.openxmlformats.org/drawingml/2006/main">
-              <a:graphicData uri="http://schemas.openxmlformats.org/drawingml/2006/picture">
-                <pic:pic xmlns:pic="http://schemas.openxmlformats.org/drawingml/2006/picture">
-                  <pic:nvPicPr>
-                    <pic:cNvPr id="40" name="IM 40"/>
-                    <pic:cNvPicPr/>
-                  </pic:nvPicPr>
-                  <pic:blipFill>
-                    <a:blip xmlns:r="http://schemas.openxmlformats.org/officeDocument/2006/relationships" r:embed="rId12"/>
-                    <a:stretch>
-                      <a:fillRect/>
-                    </a:stretch>
-                  </pic:blipFill>
-                  <pic:spPr>
-                    <a:xfrm>
-                      <a:off x="0" y="0"/>
-                      <a:ext cx="97383" cy="112775"/>
-                    </a:xfrm>
-                    <a:prstGeom prst="rect">
-                      <a:avLst/>
-                    </a:prstGeom>
-                  </pic:spPr>
-                </pic:pic>
-              </a:graphicData>
-            </a:graphic>
-          </wp:inline>
-        </w:drawing>
-      </w:r>
-      <w:r>
-        <w:rPr>
-          <w:rFonts w:ascii="宋体" w:eastAsia="宋体" w:hAnsi="宋体" w:cs="宋体"/>
-          <w:spacing w:val="1"/>
-          <w:sz w:val="24"/>
-          <w:szCs w:val="24"/>
-        </w:rPr>
-        <w:t xml:space="preserve">  评审结论：</w:t>
-      </w:r>
-    </w:p>
-    <w:p>
-      <w:pPr>
-        <w:keepNext w:val="0"/>
-        <w:keepLines w:val="0"/>
-        <w:pageBreakBefore w:val="0"/>
-        <w:widowControl w:val="0"/>
-        <w:kinsoku w:val="0"/>
-        <w:wordWrap/>
-        <w:overflowPunct/>
-        <w:topLinePunct w:val="0"/>
-        <w:autoSpaceDE w:val="0"/>
-        <w:autoSpaceDN w:val="0"/>
-        <w:bidi w:val="0"/>
-        <w:adjustRightInd w:val="0"/>
-        <w:snapToGrid w:val="0"/>
-        <w:spacing w:line="360" w:lineRule="auto"/>
-        <w:ind w:left="484" w:hanging="420" w:hangingChars="200"/>
-        <w:textAlignment w:val="baseline"/>
-        <w:rPr>
-          <w:rFonts w:ascii="宋体" w:eastAsia="宋体" w:hAnsi="宋体" w:cs="宋体"/>
-          <w:spacing w:val="1"/>
-          <w:sz w:val="24"/>
-          <w:szCs w:val="24"/>
-        </w:rPr>
-      </w:pPr>
-      <w:r>
-        <w:rPr>
-          <w:rFonts w:ascii="宋体" w:eastAsia="宋体" w:hAnsi="宋体" w:cs="宋体"/>
-          <w:spacing w:val="1"/>
-          <w:sz w:val="24"/>
-          <w:szCs w:val="24"/>
-        </w:rPr>
-        <w:t>A   质量监督运维能力体系持续的适宜性、充分性和有效性及公司方针、目标实现情况的评价。</w:t>
-      </w:r>
-    </w:p>
-    <w:p>
-      <w:pPr>
-        <w:keepNext w:val="0"/>
-        <w:keepLines w:val="0"/>
-        <w:pageBreakBefore w:val="0"/>
-        <w:widowControl w:val="0"/>
-        <w:kinsoku w:val="0"/>
-        <w:wordWrap/>
-        <w:overflowPunct/>
-        <w:topLinePunct w:val="0"/>
-        <w:autoSpaceDE w:val="0"/>
-        <w:autoSpaceDN w:val="0"/>
-        <w:bidi w:val="0"/>
-        <w:adjustRightInd w:val="0"/>
-        <w:snapToGrid w:val="0"/>
-        <w:spacing w:line="360" w:lineRule="auto"/>
-        <w:ind w:left="484" w:hanging="420" w:hangingChars="200"/>
-        <w:textAlignment w:val="baseline"/>
-        <w:rPr>
-          <w:rFonts w:ascii="宋体" w:eastAsia="宋体" w:hAnsi="宋体" w:cs="宋体"/>
-          <w:spacing w:val="1"/>
-          <w:sz w:val="24"/>
-          <w:szCs w:val="24"/>
-        </w:rPr>
-      </w:pPr>
-      <w:r>
-        <w:rPr>
-          <w:rFonts w:ascii="宋体" w:eastAsia="宋体" w:hAnsi="宋体" w:cs="宋体"/>
-          <w:spacing w:val="1"/>
-          <w:sz w:val="24"/>
-          <w:szCs w:val="24"/>
-        </w:rPr>
-        <w:t>B   质量监督运维能力体系及其过程有效性的改进方面的决定和措施（如对质量运维能力体系方针和目标、组织结构与职责权限、质量</w:t>
-      </w:r>
-      <w:r>
-        <w:rPr>
-          <w:rFonts w:ascii="宋体" w:eastAsia="宋体" w:hAnsi="宋体" w:cs="宋体" w:hint="eastAsia"/>
-          <w:spacing w:val="1"/>
-          <w:sz w:val="24"/>
-          <w:szCs w:val="24"/>
-          <w:lang w:val="en-US" w:eastAsia="zh-CN"/>
-        </w:rPr>
-        <w:t>运</w:t>
-      </w:r>
-      <w:r>
-        <w:rPr>
-          <w:rFonts w:ascii="宋体" w:eastAsia="宋体" w:hAnsi="宋体" w:cs="宋体"/>
-          <w:spacing w:val="1"/>
-          <w:sz w:val="24"/>
-          <w:szCs w:val="24"/>
-        </w:rPr>
-        <w:t>维能力体系文件</w:t>
-      </w:r>
-    </w:p>
-    <w:p>
-      <w:pPr>
-        <w:keepNext w:val="0"/>
-        <w:keepLines w:val="0"/>
-        <w:pageBreakBefore w:val="0"/>
-        <w:widowControl w:val="0"/>
-        <w:kinsoku w:val="0"/>
-        <w:wordWrap/>
-        <w:overflowPunct/>
-        <w:topLinePunct w:val="0"/>
-        <w:autoSpaceDE w:val="0"/>
-        <w:autoSpaceDN w:val="0"/>
-        <w:bidi w:val="0"/>
-        <w:adjustRightInd w:val="0"/>
-        <w:snapToGrid w:val="0"/>
-        <w:spacing w:line="360" w:lineRule="auto"/>
-        <w:ind w:left="484" w:hanging="420" w:hangingChars="200"/>
-        <w:textAlignment w:val="baseline"/>
-        <w:rPr>
-          <w:rFonts w:ascii="宋体" w:eastAsia="宋体" w:hAnsi="宋体" w:cs="宋体"/>
-          <w:spacing w:val="1"/>
-          <w:sz w:val="24"/>
-          <w:szCs w:val="24"/>
-        </w:rPr>
-      </w:pPr>
-      <w:r>
-        <w:rPr>
-          <w:rFonts w:ascii="宋体" w:eastAsia="宋体" w:hAnsi="宋体" w:cs="宋体"/>
-          <w:spacing w:val="1"/>
-          <w:sz w:val="24"/>
-          <w:szCs w:val="24"/>
-        </w:rPr>
-        <w:t>及具体实现过程的改进。）</w:t>
-      </w:r>
-    </w:p>
-    <w:p>
-      <w:pPr>
-        <w:keepNext w:val="0"/>
-        <w:keepLines w:val="0"/>
-        <w:pageBreakBefore w:val="0"/>
-        <w:widowControl w:val="0"/>
-        <w:kinsoku w:val="0"/>
-        <w:wordWrap/>
-        <w:overflowPunct/>
-        <w:topLinePunct w:val="0"/>
-        <w:autoSpaceDE w:val="0"/>
-        <w:autoSpaceDN w:val="0"/>
-        <w:bidi w:val="0"/>
-        <w:adjustRightInd w:val="0"/>
-        <w:snapToGrid w:val="0"/>
-        <w:spacing w:line="360" w:lineRule="auto"/>
-        <w:ind w:left="484" w:hanging="420" w:hangingChars="200"/>
-        <w:textAlignment w:val="baseline"/>
-        <w:rPr>
-          <w:rFonts w:ascii="宋体" w:eastAsia="宋体" w:hAnsi="宋体" w:cs="宋体"/>
-          <w:spacing w:val="1"/>
-          <w:sz w:val="24"/>
-          <w:szCs w:val="24"/>
-        </w:rPr>
-      </w:pPr>
-      <w:r>
-        <w:rPr>
-          <w:rFonts w:ascii="宋体" w:eastAsia="宋体" w:hAnsi="宋体" w:cs="宋体"/>
-          <w:spacing w:val="1"/>
-          <w:sz w:val="24"/>
-          <w:szCs w:val="24"/>
-        </w:rPr>
-        <w:t xml:space="preserve">C  </w:t>
-      </w:r>
-      <w:r>
-        <w:rPr>
-          <w:rFonts w:ascii="宋体" w:eastAsia="宋体" w:hAnsi="宋体" w:cs="宋体" w:hint="eastAsia"/>
-          <w:spacing w:val="1"/>
-          <w:sz w:val="24"/>
-          <w:szCs w:val="24"/>
-          <w:lang w:val="en-US" w:eastAsia="zh-CN"/>
-        </w:rPr>
-        <w:t xml:space="preserve"> </w:t>
-      </w:r>
-      <w:r>
-        <w:rPr>
-          <w:rFonts w:ascii="宋体" w:eastAsia="宋体" w:hAnsi="宋体" w:cs="宋体"/>
-          <w:spacing w:val="1"/>
-          <w:sz w:val="24"/>
-          <w:szCs w:val="24"/>
-        </w:rPr>
-        <w:t>与客户要求有关的产品的改进方面的决定和措施。</w:t>
-      </w:r>
-    </w:p>
-    <w:p>
-      <w:pPr>
-        <w:keepNext w:val="0"/>
-        <w:keepLines w:val="0"/>
-        <w:pageBreakBefore w:val="0"/>
-        <w:widowControl w:val="0"/>
-        <w:kinsoku w:val="0"/>
-        <w:wordWrap/>
-        <w:overflowPunct/>
-        <w:topLinePunct w:val="0"/>
-        <w:autoSpaceDE w:val="0"/>
-        <w:autoSpaceDN w:val="0"/>
-        <w:bidi w:val="0"/>
-        <w:adjustRightInd w:val="0"/>
-        <w:snapToGrid w:val="0"/>
-        <w:spacing w:line="360" w:lineRule="auto"/>
-        <w:ind w:left="484" w:hanging="420" w:hangingChars="200"/>
-        <w:textAlignment w:val="baseline"/>
-        <w:rPr>
-          <w:rFonts w:ascii="宋体" w:eastAsia="宋体" w:hAnsi="宋体" w:cs="宋体"/>
-          <w:spacing w:val="1"/>
-          <w:sz w:val="24"/>
-          <w:szCs w:val="24"/>
-        </w:rPr>
-      </w:pPr>
-      <w:r>
-        <w:rPr>
-          <w:rFonts w:ascii="宋体" w:eastAsia="宋体" w:hAnsi="宋体" w:cs="宋体"/>
-          <w:spacing w:val="1"/>
-          <w:sz w:val="24"/>
-          <w:szCs w:val="24"/>
-        </w:rPr>
-        <w:t xml:space="preserve">D  </w:t>
-      </w:r>
-      <w:r>
-        <w:rPr>
-          <w:rFonts w:ascii="宋体" w:eastAsia="宋体" w:hAnsi="宋体" w:cs="宋体" w:hint="eastAsia"/>
-          <w:spacing w:val="1"/>
-          <w:sz w:val="24"/>
-          <w:szCs w:val="24"/>
-          <w:lang w:val="en-US" w:eastAsia="zh-CN"/>
-        </w:rPr>
-        <w:t xml:space="preserve"> </w:t>
-      </w:r>
-      <w:r>
-        <w:rPr>
-          <w:rFonts w:ascii="宋体" w:eastAsia="宋体" w:hAnsi="宋体" w:cs="宋体"/>
-          <w:spacing w:val="1"/>
-          <w:sz w:val="24"/>
-          <w:szCs w:val="24"/>
-        </w:rPr>
-        <w:t>与有关资源需求的改进方面的决定和措施。</w:t>
-      </w:r>
-    </w:p>
-    <w:p>
-      <w:pPr>
-        <w:pStyle w:val="3"/>
-        <w:keepNext w:val="0"/>
-        <w:keepLines w:val="0"/>
-        <w:pageBreakBefore w:val="0"/>
-        <w:widowControl w:val="0"/>
-        <w:kinsoku w:val="0"/>
-        <w:wordWrap/>
-        <w:overflowPunct/>
-        <w:topLinePunct w:val="0"/>
-        <w:autoSpaceDE w:val="0"/>
-        <w:autoSpaceDN w:val="0"/>
-        <w:bidi w:val="0"/>
-        <w:adjustRightInd w:val="0"/>
-        <w:snapToGrid w:val="0"/>
-        <w:textAlignment w:val="baseline"/>
-      </w:pPr>
-      <w:bookmarkStart w:id="17" w:name="_Toc18274"/>
-      <w:r>
-        <w:t>改进措施的实施</w:t>
-      </w:r>
-      <w:bookmarkEnd w:id="17"/>
-    </w:p>
-    <w:p>
-      <w:pPr>
-        <w:keepNext w:val="0"/>
-        <w:keepLines w:val="0"/>
-        <w:pageBreakBefore w:val="0"/>
-        <w:widowControl w:val="0"/>
-        <w:kinsoku w:val="0"/>
-        <w:wordWrap/>
-        <w:overflowPunct/>
-        <w:topLinePunct w:val="0"/>
-        <w:autoSpaceDE w:val="0"/>
-        <w:autoSpaceDN w:val="0"/>
-        <w:bidi w:val="0"/>
-        <w:adjustRightInd w:val="0"/>
-        <w:snapToGrid w:val="0"/>
-        <w:spacing w:line="360" w:lineRule="auto"/>
-        <w:ind w:firstLine="420" w:firstLineChars="200"/>
-        <w:textAlignment w:val="baseline"/>
-        <w:rPr>
-          <w:rFonts w:ascii="宋体" w:eastAsia="宋体" w:hAnsi="宋体" w:cs="宋体"/>
-          <w:spacing w:val="1"/>
-          <w:sz w:val="24"/>
-          <w:szCs w:val="24"/>
-        </w:rPr>
-      </w:pPr>
-      <w:r>
-        <w:rPr>
-          <w:rFonts w:ascii="宋体" w:eastAsia="宋体" w:hAnsi="宋体" w:cs="宋体"/>
-          <w:spacing w:val="1"/>
-          <w:sz w:val="24"/>
-          <w:szCs w:val="24"/>
-        </w:rPr>
-        <w:t>各部门根据管理评审报告中提出的改进决定和措施，由相关部门制定改进措施并列入下一工作周期的改进计划。</w:t>
-      </w:r>
-    </w:p>
-    <w:p>
-      <w:pPr>
-        <w:pStyle w:val="3"/>
-        <w:keepNext w:val="0"/>
-        <w:keepLines w:val="0"/>
-        <w:pageBreakBefore w:val="0"/>
-        <w:widowControl w:val="0"/>
-        <w:kinsoku w:val="0"/>
-        <w:wordWrap/>
-        <w:overflowPunct/>
-        <w:topLinePunct w:val="0"/>
-        <w:autoSpaceDE w:val="0"/>
-        <w:autoSpaceDN w:val="0"/>
-        <w:bidi w:val="0"/>
-        <w:adjustRightInd w:val="0"/>
-        <w:snapToGrid w:val="0"/>
-        <w:textAlignment w:val="baseline"/>
-      </w:pPr>
-      <w:bookmarkStart w:id="18" w:name="bookmark18"/>
-      <w:bookmarkEnd w:id="18"/>
-      <w:bookmarkStart w:id="19" w:name="_Toc1507"/>
-      <w:r>
-        <w:t>改进措施的跟踪验证</w:t>
+        <w:t>流程衡量指标</w:t>
       </w:r>
       <w:bookmarkEnd w:id="19"/>
     </w:p>
-    <w:p>
-      <w:pPr>
-        <w:keepNext w:val="0"/>
-        <w:keepLines w:val="0"/>
-        <w:pageBreakBefore w:val="0"/>
-        <w:widowControl w:val="0"/>
-        <w:kinsoku w:val="0"/>
-        <w:wordWrap/>
-        <w:overflowPunct/>
-        <w:topLinePunct w:val="0"/>
-        <w:autoSpaceDE w:val="0"/>
-        <w:autoSpaceDN w:val="0"/>
-        <w:bidi w:val="0"/>
-        <w:adjustRightInd w:val="0"/>
-        <w:snapToGrid w:val="0"/>
-        <w:spacing w:line="360" w:lineRule="auto"/>
-        <w:ind w:firstLine="420" w:firstLineChars="200"/>
-        <w:textAlignment w:val="baseline"/>
-        <w:rPr>
-          <w:rFonts w:ascii="宋体" w:eastAsia="宋体" w:hAnsi="宋体" w:cs="宋体"/>
-          <w:spacing w:val="1"/>
-          <w:sz w:val="24"/>
-          <w:szCs w:val="24"/>
-        </w:rPr>
-      </w:pPr>
-      <w:r>
-        <w:rPr>
-          <w:rFonts w:ascii="宋体" w:eastAsia="宋体" w:hAnsi="宋体" w:cs="宋体"/>
-          <w:spacing w:val="1"/>
-          <w:sz w:val="24"/>
-          <w:szCs w:val="24"/>
-        </w:rPr>
-        <w:t>质量部跟踪验证改进部门的实施效果，验证不合格的需重新制定纠正措施并实施，继续跟踪验证直至合格，并报告给管理者代表。</w:t>
-      </w:r>
-    </w:p>
-    <w:p>
-      <w:pPr>
-        <w:pStyle w:val="1"/>
-        <w:keepNext w:val="0"/>
-        <w:keepLines w:val="0"/>
-        <w:pageBreakBefore w:val="0"/>
-        <w:widowControl w:val="0"/>
-        <w:kinsoku w:val="0"/>
-        <w:wordWrap/>
-        <w:overflowPunct/>
-        <w:topLinePunct w:val="0"/>
-        <w:autoSpaceDE w:val="0"/>
-        <w:autoSpaceDN w:val="0"/>
-        <w:bidi w:val="0"/>
-        <w:adjustRightInd w:val="0"/>
-        <w:snapToGrid w:val="0"/>
-        <w:textAlignment w:val="baseline"/>
-      </w:pPr>
-      <w:bookmarkStart w:id="20" w:name="_Toc29769"/>
-      <w:r>
-        <w:t>流程衡量指标</w:t>
-      </w:r>
-      <w:bookmarkEnd w:id="20"/>
-    </w:p>
     <w:tbl>
       <w:tblPr>
-        <w:tblStyle w:val="TableNormal0"/>
+        <w:tblStyle w:val="24"/>
         <w:tblW w:w="8311" w:type="dxa"/>
         <w:tblInd w:w="130" w:type="dxa"/>
         <w:tblBorders>
-          <w:top w:val="single" w:sz="2" w:space="0" w:color="000000"/>
-          <w:left w:val="single" w:sz="2" w:space="0" w:color="000000"/>
-          <w:bottom w:val="single" w:sz="2" w:space="0" w:color="000000"/>
-          <w:right w:val="single" w:sz="2" w:space="0" w:color="000000"/>
-          <w:insideH w:val="single" w:sz="2" w:space="0" w:color="000000"/>
-          <w:insideV w:val="single" w:sz="2" w:space="0" w:color="000000"/>
+          <w:top w:val="single" w:color="000000" w:sz="2" w:space="0"/>
+          <w:left w:val="single" w:color="000000" w:sz="2" w:space="0"/>
+          <w:bottom w:val="single" w:color="000000" w:sz="2" w:space="0"/>
+          <w:right w:val="single" w:color="000000" w:sz="2" w:space="0"/>
+          <w:insideH w:val="single" w:color="000000" w:sz="2" w:space="0"/>
+          <w:insideV w:val="single" w:color="000000" w:sz="2" w:space="0"/>
         </w:tblBorders>
         <w:tblLayout w:type="fixed"/>
         <w:tblCellMar>
@@ -6423,17 +5117,14 @@
       </w:tblGrid>
       <w:tr>
         <w:tblPrEx>
-          <w:tblW w:w="8311" w:type="dxa"/>
-          <w:tblInd w:w="130" w:type="dxa"/>
           <w:tblBorders>
-            <w:top w:val="single" w:sz="2" w:space="0" w:color="000000"/>
-            <w:left w:val="single" w:sz="2" w:space="0" w:color="000000"/>
-            <w:bottom w:val="single" w:sz="2" w:space="0" w:color="000000"/>
-            <w:right w:val="single" w:sz="2" w:space="0" w:color="000000"/>
-            <w:insideH w:val="single" w:sz="2" w:space="0" w:color="000000"/>
-            <w:insideV w:val="single" w:sz="2" w:space="0" w:color="000000"/>
+            <w:top w:val="single" w:color="000000" w:sz="2" w:space="0"/>
+            <w:left w:val="single" w:color="000000" w:sz="2" w:space="0"/>
+            <w:bottom w:val="single" w:color="000000" w:sz="2" w:space="0"/>
+            <w:right w:val="single" w:color="000000" w:sz="2" w:space="0"/>
+            <w:insideH w:val="single" w:color="000000" w:sz="2" w:space="0"/>
+            <w:insideV w:val="single" w:color="000000" w:sz="2" w:space="0"/>
           </w:tblBorders>
-          <w:tblLayout w:type="fixed"/>
           <w:tblCellMar>
             <w:top w:w="0" w:type="dxa"/>
             <w:left w:w="0" w:type="dxa"/>
@@ -6442,15 +5133,15 @@
           </w:tblCellMar>
         </w:tblPrEx>
         <w:trPr>
-          <w:trHeight w:val="583"/>
+          <w:trHeight w:val="583" w:hRule="atLeast"/>
         </w:trPr>
         <w:tc>
           <w:tcPr>
             <w:tcW w:w="727" w:type="dxa"/>
             <w:tcBorders>
-              <w:top w:val="single" w:sz="6" w:space="0" w:color="000000"/>
-              <w:left w:val="single" w:sz="6" w:space="0" w:color="000000"/>
-              <w:bottom w:val="single" w:sz="6" w:space="0" w:color="000000"/>
+              <w:top w:val="single" w:color="000000" w:sz="6" w:space="0"/>
+              <w:left w:val="single" w:color="000000" w:sz="6" w:space="0"/>
+              <w:bottom w:val="single" w:color="000000" w:sz="6" w:space="0"/>
             </w:tcBorders>
             <w:shd w:val="clear" w:color="auto" w:fill="C0C0C0"/>
           </w:tcPr>
@@ -6473,7 +5164,7 @@
               <w:ind w:left="195"/>
               <w:textAlignment w:val="baseline"/>
               <w:rPr>
-                <w:rFonts w:ascii="宋体" w:eastAsia="宋体" w:hAnsi="宋体" w:cs="宋体"/>
+                <w:rFonts w:ascii="宋体" w:hAnsi="宋体" w:eastAsia="宋体" w:cs="宋体"/>
                 <w:b/>
                 <w:bCs/>
                 <w:spacing w:val="-7"/>
@@ -6483,7 +5174,7 @@
             </w:pPr>
             <w:r>
               <w:rPr>
-                <w:rFonts w:ascii="宋体" w:eastAsia="宋体" w:hAnsi="宋体" w:cs="宋体"/>
+                <w:rFonts w:ascii="宋体" w:hAnsi="宋体" w:eastAsia="宋体" w:cs="宋体"/>
                 <w:b/>
                 <w:bCs/>
                 <w:spacing w:val="-7"/>
@@ -6498,8 +5189,8 @@
           <w:tcPr>
             <w:tcW w:w="1337" w:type="dxa"/>
             <w:tcBorders>
-              <w:top w:val="single" w:sz="6" w:space="0" w:color="000000"/>
-              <w:bottom w:val="single" w:sz="6" w:space="0" w:color="000000"/>
+              <w:top w:val="single" w:color="000000" w:sz="6" w:space="0"/>
+              <w:bottom w:val="single" w:color="000000" w:sz="6" w:space="0"/>
             </w:tcBorders>
             <w:shd w:val="clear" w:color="auto" w:fill="C0C0C0"/>
           </w:tcPr>
@@ -6522,7 +5213,7 @@
               <w:ind w:left="195"/>
               <w:textAlignment w:val="baseline"/>
               <w:rPr>
-                <w:rFonts w:ascii="宋体" w:eastAsia="宋体" w:hAnsi="宋体" w:cs="宋体"/>
+                <w:rFonts w:ascii="宋体" w:hAnsi="宋体" w:eastAsia="宋体" w:cs="宋体"/>
                 <w:b/>
                 <w:bCs/>
                 <w:spacing w:val="-7"/>
@@ -6532,7 +5223,7 @@
             </w:pPr>
             <w:r>
               <w:rPr>
-                <w:rFonts w:ascii="宋体" w:eastAsia="宋体" w:hAnsi="宋体" w:cs="宋体"/>
+                <w:rFonts w:ascii="宋体" w:hAnsi="宋体" w:eastAsia="宋体" w:cs="宋体"/>
                 <w:b/>
                 <w:bCs/>
                 <w:spacing w:val="-7"/>
@@ -6547,9 +5238,9 @@
           <w:tcPr>
             <w:tcW w:w="3545" w:type="dxa"/>
             <w:tcBorders>
-              <w:top w:val="single" w:sz="6" w:space="0" w:color="000000"/>
-              <w:bottom w:val="single" w:sz="6" w:space="0" w:color="000000"/>
-              <w:right w:val="single" w:sz="6" w:space="0" w:color="000000"/>
+              <w:top w:val="single" w:color="000000" w:sz="6" w:space="0"/>
+              <w:bottom w:val="single" w:color="000000" w:sz="6" w:space="0"/>
+              <w:right w:val="single" w:color="000000" w:sz="6" w:space="0"/>
             </w:tcBorders>
             <w:shd w:val="clear" w:color="auto" w:fill="C0C0C0"/>
           </w:tcPr>
@@ -6572,7 +5263,7 @@
               <w:ind w:left="195"/>
               <w:textAlignment w:val="baseline"/>
               <w:rPr>
-                <w:rFonts w:ascii="宋体" w:eastAsia="宋体" w:hAnsi="宋体" w:cs="宋体"/>
+                <w:rFonts w:ascii="宋体" w:hAnsi="宋体" w:eastAsia="宋体" w:cs="宋体"/>
                 <w:b/>
                 <w:bCs/>
                 <w:spacing w:val="-7"/>
@@ -6582,7 +5273,7 @@
             </w:pPr>
             <w:r>
               <w:rPr>
-                <w:rFonts w:ascii="宋体" w:eastAsia="宋体" w:hAnsi="宋体" w:cs="宋体"/>
+                <w:rFonts w:ascii="宋体" w:hAnsi="宋体" w:eastAsia="宋体" w:cs="宋体"/>
                 <w:b/>
                 <w:bCs/>
                 <w:spacing w:val="-7"/>
@@ -6597,9 +5288,9 @@
           <w:tcPr>
             <w:tcW w:w="1351" w:type="dxa"/>
             <w:tcBorders>
-              <w:top w:val="single" w:sz="6" w:space="0" w:color="000000"/>
-              <w:bottom w:val="single" w:sz="6" w:space="0" w:color="000000"/>
-              <w:right w:val="single" w:sz="6" w:space="0" w:color="000000"/>
+              <w:top w:val="single" w:color="000000" w:sz="6" w:space="0"/>
+              <w:bottom w:val="single" w:color="000000" w:sz="6" w:space="0"/>
+              <w:right w:val="single" w:color="000000" w:sz="6" w:space="0"/>
             </w:tcBorders>
             <w:shd w:val="clear" w:color="auto" w:fill="C0C0C0"/>
           </w:tcPr>
@@ -6622,7 +5313,7 @@
               <w:ind w:left="195"/>
               <w:textAlignment w:val="baseline"/>
               <w:rPr>
-                <w:rFonts w:ascii="宋体" w:eastAsia="宋体" w:hAnsi="宋体" w:cs="宋体" w:hint="default"/>
+                <w:rFonts w:hint="default" w:ascii="宋体" w:hAnsi="宋体" w:eastAsia="宋体" w:cs="宋体"/>
                 <w:b/>
                 <w:bCs/>
                 <w:spacing w:val="-7"/>
@@ -6633,7 +5324,7 @@
             </w:pPr>
             <w:r>
               <w:rPr>
-                <w:rFonts w:ascii="宋体" w:eastAsia="宋体" w:hAnsi="宋体" w:cs="宋体" w:hint="eastAsia"/>
+                <w:rFonts w:hint="eastAsia" w:ascii="宋体" w:hAnsi="宋体" w:eastAsia="宋体" w:cs="宋体"/>
                 <w:b/>
                 <w:bCs/>
                 <w:spacing w:val="-7"/>
@@ -6649,9 +5340,9 @@
           <w:tcPr>
             <w:tcW w:w="1351" w:type="dxa"/>
             <w:tcBorders>
-              <w:top w:val="single" w:sz="6" w:space="0" w:color="000000"/>
-              <w:bottom w:val="single" w:sz="6" w:space="0" w:color="000000"/>
-              <w:right w:val="single" w:sz="6" w:space="0" w:color="000000"/>
+              <w:top w:val="single" w:color="000000" w:sz="6" w:space="0"/>
+              <w:bottom w:val="single" w:color="000000" w:sz="6" w:space="0"/>
+              <w:right w:val="single" w:color="000000" w:sz="6" w:space="0"/>
             </w:tcBorders>
             <w:shd w:val="clear" w:color="auto" w:fill="C0C0C0"/>
           </w:tcPr>
@@ -6674,7 +5365,7 @@
               <w:ind w:left="195"/>
               <w:textAlignment w:val="baseline"/>
               <w:rPr>
-                <w:rFonts w:ascii="宋体" w:eastAsia="宋体" w:hAnsi="宋体" w:cs="宋体" w:hint="default"/>
+                <w:rFonts w:hint="default" w:ascii="宋体" w:hAnsi="宋体" w:eastAsia="宋体" w:cs="宋体"/>
                 <w:b/>
                 <w:bCs/>
                 <w:spacing w:val="-7"/>
@@ -6685,7 +5376,7 @@
             </w:pPr>
             <w:r>
               <w:rPr>
-                <w:rFonts w:ascii="宋体" w:hAnsi="宋体" w:cs="宋体" w:hint="eastAsia"/>
+                <w:rFonts w:hint="eastAsia" w:ascii="宋体" w:hAnsi="宋体" w:cs="宋体"/>
                 <w:b/>
                 <w:bCs/>
                 <w:spacing w:val="-7"/>
@@ -6700,9 +5391,14 @@
       </w:tr>
       <w:tr>
         <w:tblPrEx>
-          <w:tblW w:w="8311" w:type="dxa"/>
-          <w:tblInd w:w="130" w:type="dxa"/>
-          <w:tblLayout w:type="fixed"/>
+          <w:tblBorders>
+            <w:top w:val="single" w:color="000000" w:sz="2" w:space="0"/>
+            <w:left w:val="single" w:color="000000" w:sz="2" w:space="0"/>
+            <w:bottom w:val="single" w:color="000000" w:sz="2" w:space="0"/>
+            <w:right w:val="single" w:color="000000" w:sz="2" w:space="0"/>
+            <w:insideH w:val="single" w:color="000000" w:sz="2" w:space="0"/>
+            <w:insideV w:val="single" w:color="000000" w:sz="2" w:space="0"/>
+          </w:tblBorders>
           <w:tblCellMar>
             <w:top w:w="0" w:type="dxa"/>
             <w:left w:w="0" w:type="dxa"/>
@@ -6711,14 +5407,14 @@
           </w:tblCellMar>
         </w:tblPrEx>
         <w:trPr>
-          <w:trHeight w:val="549"/>
+          <w:trHeight w:val="549" w:hRule="atLeast"/>
         </w:trPr>
         <w:tc>
           <w:tcPr>
             <w:tcW w:w="727" w:type="dxa"/>
             <w:tcBorders>
-              <w:top w:val="single" w:sz="6" w:space="0" w:color="000000"/>
-              <w:left w:val="single" w:sz="6" w:space="0" w:color="000000"/>
+              <w:top w:val="single" w:color="000000" w:sz="6" w:space="0"/>
+              <w:left w:val="single" w:color="000000" w:sz="6" w:space="0"/>
             </w:tcBorders>
           </w:tcPr>
           <w:p>
@@ -6740,7 +5436,7 @@
               <w:ind w:left="123"/>
               <w:textAlignment w:val="baseline"/>
               <w:rPr>
-                <w:rFonts w:ascii="宋体" w:eastAsia="宋体" w:hAnsi="宋体" w:cs="宋体" w:hint="eastAsia"/>
+                <w:rFonts w:hint="eastAsia" w:ascii="宋体" w:hAnsi="宋体" w:eastAsia="宋体" w:cs="宋体"/>
                 <w:spacing w:val="-2"/>
                 <w:sz w:val="24"/>
                 <w:szCs w:val="24"/>
@@ -6749,7 +5445,7 @@
             </w:pPr>
             <w:r>
               <w:rPr>
-                <w:rFonts w:ascii="宋体" w:eastAsia="宋体" w:hAnsi="宋体" w:cs="宋体" w:hint="eastAsia"/>
+                <w:rFonts w:hint="eastAsia" w:ascii="宋体" w:hAnsi="宋体" w:eastAsia="宋体" w:cs="宋体"/>
                 <w:spacing w:val="-2"/>
                 <w:sz w:val="24"/>
                 <w:szCs w:val="24"/>
@@ -6763,7 +5459,7 @@
           <w:tcPr>
             <w:tcW w:w="1337" w:type="dxa"/>
             <w:tcBorders>
-              <w:top w:val="single" w:sz="6" w:space="0" w:color="000000"/>
+              <w:top w:val="single" w:color="000000" w:sz="6" w:space="0"/>
             </w:tcBorders>
           </w:tcPr>
           <w:p>
@@ -6785,7 +5481,7 @@
               <w:ind w:left="123"/>
               <w:textAlignment w:val="baseline"/>
               <w:rPr>
-                <w:rFonts w:ascii="宋体" w:eastAsia="宋体" w:hAnsi="宋体" w:cs="宋体" w:hint="eastAsia"/>
+                <w:rFonts w:hint="eastAsia" w:ascii="宋体" w:hAnsi="宋体" w:eastAsia="宋体" w:cs="宋体"/>
                 <w:spacing w:val="-2"/>
                 <w:sz w:val="24"/>
                 <w:szCs w:val="24"/>
@@ -6794,7 +5490,7 @@
             </w:pPr>
             <w:r>
               <w:rPr>
-                <w:rFonts w:ascii="宋体" w:eastAsia="宋体" w:hAnsi="宋体" w:cs="宋体" w:hint="eastAsia"/>
+                <w:rFonts w:hint="eastAsia" w:ascii="宋体" w:hAnsi="宋体" w:eastAsia="宋体" w:cs="宋体"/>
                 <w:spacing w:val="-2"/>
                 <w:sz w:val="24"/>
                 <w:szCs w:val="24"/>
@@ -6808,8 +5504,8 @@
           <w:tcPr>
             <w:tcW w:w="3545" w:type="dxa"/>
             <w:tcBorders>
-              <w:top w:val="single" w:sz="6" w:space="0" w:color="000000"/>
-              <w:right w:val="single" w:sz="6" w:space="0" w:color="000000"/>
+              <w:top w:val="single" w:color="000000" w:sz="6" w:space="0"/>
+              <w:right w:val="single" w:color="000000" w:sz="6" w:space="0"/>
             </w:tcBorders>
           </w:tcPr>
           <w:p>
@@ -6831,7 +5527,7 @@
               <w:ind w:left="123"/>
               <w:textAlignment w:val="baseline"/>
               <w:rPr>
-                <w:rFonts w:ascii="宋体" w:eastAsia="宋体" w:hAnsi="宋体" w:cs="宋体" w:hint="default"/>
+                <w:rFonts w:hint="default" w:ascii="宋体" w:hAnsi="宋体" w:eastAsia="宋体" w:cs="宋体"/>
                 <w:spacing w:val="-2"/>
                 <w:sz w:val="24"/>
                 <w:szCs w:val="24"/>
@@ -6840,7 +5536,7 @@
             </w:pPr>
             <w:r>
               <w:rPr>
-                <w:rFonts w:ascii="宋体" w:eastAsia="宋体" w:hAnsi="宋体" w:cs="宋体" w:hint="eastAsia"/>
+                <w:rFonts w:hint="eastAsia" w:ascii="宋体" w:hAnsi="宋体" w:eastAsia="宋体" w:cs="宋体"/>
                 <w:spacing w:val="-2"/>
                 <w:sz w:val="24"/>
                 <w:szCs w:val="24"/>
@@ -6854,8 +5550,8 @@
           <w:tcPr>
             <w:tcW w:w="1351" w:type="dxa"/>
             <w:tcBorders>
-              <w:top w:val="single" w:sz="6" w:space="0" w:color="000000"/>
-              <w:right w:val="single" w:sz="6" w:space="0" w:color="000000"/>
+              <w:top w:val="single" w:color="000000" w:sz="6" w:space="0"/>
+              <w:right w:val="single" w:color="000000" w:sz="6" w:space="0"/>
             </w:tcBorders>
           </w:tcPr>
           <w:p>
@@ -6877,7 +5573,7 @@
               <w:ind w:left="123"/>
               <w:textAlignment w:val="baseline"/>
               <w:rPr>
-                <w:rFonts w:ascii="宋体" w:eastAsia="宋体" w:hAnsi="宋体" w:cs="宋体" w:hint="eastAsia"/>
+                <w:rFonts w:hint="eastAsia" w:ascii="宋体" w:hAnsi="宋体" w:eastAsia="宋体" w:cs="宋体"/>
                 <w:spacing w:val="-2"/>
                 <w:sz w:val="24"/>
                 <w:szCs w:val="24"/>
@@ -6886,7 +5582,7 @@
             </w:pPr>
             <w:r>
               <w:rPr>
-                <w:rFonts w:ascii="宋体" w:eastAsia="宋体" w:hAnsi="宋体" w:cs="宋体" w:hint="eastAsia"/>
+                <w:rFonts w:hint="eastAsia" w:ascii="宋体" w:hAnsi="宋体" w:eastAsia="宋体" w:cs="宋体"/>
                 <w:spacing w:val="-2"/>
                 <w:sz w:val="24"/>
                 <w:szCs w:val="24"/>
@@ -6900,8 +5596,8 @@
           <w:tcPr>
             <w:tcW w:w="1351" w:type="dxa"/>
             <w:tcBorders>
-              <w:top w:val="single" w:sz="6" w:space="0" w:color="000000"/>
-              <w:right w:val="single" w:sz="6" w:space="0" w:color="000000"/>
+              <w:top w:val="single" w:color="000000" w:sz="6" w:space="0"/>
+              <w:right w:val="single" w:color="000000" w:sz="6" w:space="0"/>
             </w:tcBorders>
           </w:tcPr>
           <w:p>
@@ -6923,7 +5619,7 @@
               <w:ind w:left="123"/>
               <w:textAlignment w:val="baseline"/>
               <w:rPr>
-                <w:rFonts w:ascii="宋体" w:eastAsia="宋体" w:hAnsi="宋体" w:cs="宋体" w:hint="default"/>
+                <w:rFonts w:hint="default" w:ascii="宋体" w:hAnsi="宋体" w:eastAsia="宋体" w:cs="宋体"/>
                 <w:spacing w:val="-2"/>
                 <w:sz w:val="24"/>
                 <w:szCs w:val="24"/>
@@ -6932,7 +5628,7 @@
             </w:pPr>
             <w:r>
               <w:rPr>
-                <w:rFonts w:ascii="宋体" w:hAnsi="宋体" w:cs="宋体" w:hint="eastAsia"/>
+                <w:rFonts w:hint="eastAsia" w:ascii="宋体" w:hAnsi="宋体" w:cs="宋体"/>
                 <w:spacing w:val="-2"/>
                 <w:sz w:val="24"/>
                 <w:szCs w:val="24"/>
@@ -6946,7 +5642,7 @@
     </w:tbl>
     <w:p>
       <w:pPr>
-        <w:pStyle w:val="BodyText"/>
+        <w:pStyle w:val="12"/>
         <w:keepNext w:val="0"/>
         <w:keepLines w:val="0"/>
         <w:pageBreakBefore w:val="0"/>
@@ -6966,7 +5662,7 @@
     </w:p>
     <w:p>
       <w:pPr>
-        <w:pStyle w:val="1"/>
+        <w:pStyle w:val="26"/>
         <w:keepNext w:val="0"/>
         <w:keepLines w:val="0"/>
         <w:pageBreakBefore w:val="0"/>
@@ -6982,105 +5678,82 @@
         <w:snapToGrid w:val="0"/>
         <w:textAlignment w:val="baseline"/>
       </w:pPr>
-      <w:bookmarkStart w:id="21" w:name="_Toc10631"/>
+      <w:bookmarkStart w:id="20" w:name="_Toc12007"/>
       <w:r>
         <w:t>相关文件及模板</w:t>
       </w:r>
+      <w:bookmarkEnd w:id="20"/>
+      <w:bookmarkStart w:id="21" w:name="_GoBack"/>
       <w:bookmarkEnd w:id="21"/>
     </w:p>
     <w:p>
       <w:pPr>
-        <w:keepNext w:val="0"/>
-        <w:keepLines w:val="0"/>
-        <w:pageBreakBefore w:val="0"/>
-        <w:widowControl w:val="0"/>
-        <w:kinsoku w:val="0"/>
-        <w:wordWrap/>
-        <w:overflowPunct/>
-        <w:topLinePunct w:val="0"/>
-        <w:autoSpaceDE w:val="0"/>
-        <w:autoSpaceDN w:val="0"/>
+        <w:pStyle w:val="27"/>
         <w:bidi w:val="0"/>
-        <w:adjustRightInd w:val="0"/>
-        <w:snapToGrid w:val="0"/>
-        <w:spacing w:before="270" w:line="219" w:lineRule="auto"/>
-        <w:ind w:left="459"/>
-        <w:textAlignment w:val="baseline"/>
-        <w:rPr>
-          <w:rFonts w:ascii="宋体" w:eastAsia="宋体" w:hAnsi="宋体" w:cs="宋体"/>
-          <w:sz w:val="24"/>
-          <w:szCs w:val="24"/>
-        </w:rPr>
       </w:pPr>
       <w:r>
-        <w:rPr>
-          <w:rFonts w:ascii="宋体" w:eastAsia="宋体" w:hAnsi="宋体" w:cs="宋体"/>
-          <w:spacing w:val="-4"/>
-          <w:sz w:val="24"/>
-          <w:szCs w:val="24"/>
-        </w:rPr>
         <w:t>《管理评审计划》</w:t>
       </w:r>
     </w:p>
     <w:p>
       <w:pPr>
-        <w:keepNext w:val="0"/>
-        <w:keepLines w:val="0"/>
-        <w:pageBreakBefore w:val="0"/>
-        <w:widowControl w:val="0"/>
-        <w:kinsoku w:val="0"/>
-        <w:wordWrap/>
-        <w:overflowPunct/>
-        <w:topLinePunct w:val="0"/>
-        <w:autoSpaceDE w:val="0"/>
-        <w:autoSpaceDN w:val="0"/>
+        <w:pStyle w:val="27"/>
         <w:bidi w:val="0"/>
-        <w:adjustRightInd w:val="0"/>
-        <w:snapToGrid w:val="0"/>
-        <w:spacing w:before="79" w:line="218" w:lineRule="auto"/>
-        <w:ind w:left="459"/>
-        <w:textAlignment w:val="baseline"/>
-        <w:rPr>
-          <w:rFonts w:ascii="宋体" w:eastAsia="宋体" w:hAnsi="宋体" w:cs="宋体"/>
-          <w:sz w:val="24"/>
-          <w:szCs w:val="24"/>
-        </w:rPr>
       </w:pPr>
       <w:r>
-        <w:rPr>
-          <w:rFonts w:ascii="宋体" w:eastAsia="宋体" w:hAnsi="宋体" w:cs="宋体"/>
-          <w:spacing w:val="-4"/>
-          <w:sz w:val="24"/>
-          <w:szCs w:val="24"/>
-        </w:rPr>
         <w:t>《管理评审报告》</w:t>
       </w:r>
     </w:p>
     <w:sectPr>
-      <w:footerReference w:type="default" r:id="rId13"/>
+      <w:footerReference r:id="rId5" w:type="default"/>
       <w:pgSz w:w="11906" w:h="16840"/>
       <w:pgMar w:top="1431" w:right="1579" w:bottom="1361" w:left="1785" w:header="0" w:footer="1197" w:gutter="0"/>
-      <w:cols w:num="1" w:space="720"/>
+      <w:cols w:space="720" w:num="1"/>
     </w:sectPr>
   </w:body>
 </w:document>
 </file>
 
+<file path=word/endnotes.xml><?xml version="1.0" encoding="utf-8"?>
+<w:endnotes xmlns:wpc="http://schemas.microsoft.com/office/word/2010/wordprocessingCanvas" xmlns:mc="http://schemas.openxmlformats.org/markup-compatibility/2006" xmlns:o="urn:schemas-microsoft-com:office:office" xmlns:r="http://schemas.openxmlformats.org/officeDocument/2006/relationships" xmlns:m="http://schemas.openxmlformats.org/officeDocument/2006/math" xmlns:v="urn:schemas-microsoft-com:vml" xmlns:wp14="http://schemas.microsoft.com/office/word/2010/wordprocessingDrawing" xmlns:wp="http://schemas.openxmlformats.org/drawingml/2006/wordprocessingDrawing" xmlns:w="http://schemas.openxmlformats.org/wordprocessingml/2006/main" xmlns:w14="http://schemas.microsoft.com/office/word/2010/wordml" xmlns:w15="http://schemas.microsoft.com/office/word/2012/wordml" xmlns:w10="urn:schemas-microsoft-com:office:word" xmlns:wpg="http://schemas.microsoft.com/office/word/2010/wordprocessingGroup" xmlns:wpi="http://schemas.microsoft.com/office/word/2010/wordprocessingInk" xmlns:wne="http://schemas.microsoft.com/office/word/2006/wordml" xmlns:wps="http://schemas.microsoft.com/office/word/2010/wordprocessingShape" xmlns:wpsCustomData="http://www.wps.cn/officeDocument/2013/wpsCustomData" mc:Ignorable="w14 w15 wp14">
+  <w:endnote w:type="separator" w:id="0">
+    <w:p>
+      <w:pPr>
+        <w:spacing w:line="240" w:lineRule="auto"/>
+      </w:pPr>
+      <w:r>
+        <w:separator/>
+      </w:r>
+    </w:p>
+  </w:endnote>
+  <w:endnote w:type="continuationSeparator" w:id="1">
+    <w:p>
+      <w:pPr>
+        <w:spacing w:line="240" w:lineRule="auto"/>
+      </w:pPr>
+      <w:r>
+        <w:continuationSeparator/>
+      </w:r>
+    </w:p>
+  </w:endnote>
+</w:endnotes>
+</file>
+
 <file path=word/footer1.xml><?xml version="1.0" encoding="utf-8"?>
-<w:ftr xmlns:wpc="http://schemas.microsoft.com/office/word/2010/wordprocessingCanvas" xmlns:mc="http://schemas.openxmlformats.org/markup-compatibility/2006" xmlns:o="urn:schemas-microsoft-com:office:office" xmlns:r="http://schemas.openxmlformats.org/officeDocument/2006/relationships" xmlns:m="http://schemas.openxmlformats.org/officeDocument/2006/math" xmlns:v="urn:schemas-microsoft-com:vml" xmlns:wp14="http://schemas.microsoft.com/office/word/2010/wordprocessingDrawing" xmlns:wp="http://schemas.openxmlformats.org/drawingml/2006/wordprocessingDrawing" xmlns:w10="urn:schemas-microsoft-com:office:word" xmlns:w="http://schemas.openxmlformats.org/wordprocessingml/2006/main" xmlns:w14="http://schemas.microsoft.com/office/word/2010/wordml" xmlns:w15="http://schemas.microsoft.com/office/word/2012/wordml" xmlns:wne="http://schemas.microsoft.com/office/word/2006/wordml" xmlns:wpg="http://schemas.microsoft.com/office/word/2010/wordprocessingGroup" xmlns:wpi="http://schemas.microsoft.com/office/word/2010/wordprocessingInk" xmlns:wps="http://schemas.microsoft.com/office/word/2010/wordprocessingShape" mc:Ignorable="w14 w15 wp14">
+<w:ftr xmlns:wpc="http://schemas.microsoft.com/office/word/2010/wordprocessingCanvas" xmlns:mc="http://schemas.openxmlformats.org/markup-compatibility/2006" xmlns:o="urn:schemas-microsoft-com:office:office" xmlns:r="http://schemas.openxmlformats.org/officeDocument/2006/relationships" xmlns:m="http://schemas.openxmlformats.org/officeDocument/2006/math" xmlns:v="urn:schemas-microsoft-com:vml" xmlns:wp14="http://schemas.microsoft.com/office/word/2010/wordprocessingDrawing" xmlns:wp="http://schemas.openxmlformats.org/drawingml/2006/wordprocessingDrawing" xmlns:w10="urn:schemas-microsoft-com:office:word" xmlns:w="http://schemas.openxmlformats.org/wordprocessingml/2006/main" xmlns:w14="http://schemas.microsoft.com/office/word/2010/wordml" xmlns:w15="http://schemas.microsoft.com/office/word/2012/wordml" xmlns:wpg="http://schemas.microsoft.com/office/word/2010/wordprocessingGroup" xmlns:wpi="http://schemas.microsoft.com/office/word/2010/wordprocessingInk" xmlns:wne="http://schemas.microsoft.com/office/word/2006/wordml" xmlns:wps="http://schemas.microsoft.com/office/word/2010/wordprocessingShape" xmlns:wpsCustomData="http://www.wps.cn/officeDocument/2013/wpsCustomData" mc:Ignorable="w14 w15 wp14">
   <w:p>
     <w:pPr>
       <w:spacing w:line="168" w:lineRule="auto"/>
       <w:ind w:left="4127"/>
       <w:rPr>
-        <w:rFonts w:ascii="Calibri" w:eastAsia="Calibri" w:hAnsi="Calibri" w:cs="Calibri"/>
+        <w:rFonts w:ascii="Calibri" w:hAnsi="Calibri" w:eastAsia="Calibri" w:cs="Calibri"/>
         <w:sz w:val="18"/>
         <w:szCs w:val="18"/>
       </w:rPr>
     </w:pPr>
     <w:r>
       <w:rPr>
-        <w:rFonts w:ascii="Calibri" w:eastAsia="Calibri" w:hAnsi="Calibri" w:cs="Calibri"/>
+        <w:rFonts w:ascii="Calibri" w:hAnsi="Calibri" w:eastAsia="Calibri" w:cs="Calibri"/>
         <w:sz w:val="18"/>
         <w:szCs w:val="18"/>
       </w:rPr>
@@ -7090,398 +5763,488 @@
 </w:ftr>
 </file>
 
+<file path=word/footnotes.xml><?xml version="1.0" encoding="utf-8"?>
+<w:footnotes xmlns:wpc="http://schemas.microsoft.com/office/word/2010/wordprocessingCanvas" xmlns:mc="http://schemas.openxmlformats.org/markup-compatibility/2006" xmlns:o="urn:schemas-microsoft-com:office:office" xmlns:r="http://schemas.openxmlformats.org/officeDocument/2006/relationships" xmlns:m="http://schemas.openxmlformats.org/officeDocument/2006/math" xmlns:v="urn:schemas-microsoft-com:vml" xmlns:wp14="http://schemas.microsoft.com/office/word/2010/wordprocessingDrawing" xmlns:wp="http://schemas.openxmlformats.org/drawingml/2006/wordprocessingDrawing" xmlns:w="http://schemas.openxmlformats.org/wordprocessingml/2006/main" xmlns:w14="http://schemas.microsoft.com/office/word/2010/wordml" xmlns:w15="http://schemas.microsoft.com/office/word/2012/wordml" xmlns:w10="urn:schemas-microsoft-com:office:word" xmlns:wpg="http://schemas.microsoft.com/office/word/2010/wordprocessingGroup" xmlns:wpi="http://schemas.microsoft.com/office/word/2010/wordprocessingInk" xmlns:wne="http://schemas.microsoft.com/office/word/2006/wordml" xmlns:wps="http://schemas.microsoft.com/office/word/2010/wordprocessingShape" xmlns:wpsCustomData="http://www.wps.cn/officeDocument/2013/wpsCustomData" mc:Ignorable="w14 w15 wp14">
+  <w:footnote w:type="separator" w:id="0">
+    <w:p>
+      <w:pPr>
+        <w:spacing w:line="360" w:lineRule="auto"/>
+      </w:pPr>
+      <w:r>
+        <w:separator/>
+      </w:r>
+    </w:p>
+  </w:footnote>
+  <w:footnote w:type="continuationSeparator" w:id="1">
+    <w:p>
+      <w:pPr>
+        <w:spacing w:line="360" w:lineRule="auto"/>
+      </w:pPr>
+      <w:r>
+        <w:continuationSeparator/>
+      </w:r>
+    </w:p>
+  </w:footnote>
+</w:footnotes>
+</file>
+
 <file path=word/numbering.xml><?xml version="1.0" encoding="utf-8"?>
-<w:numbering xmlns:wpc="http://schemas.microsoft.com/office/word/2010/wordprocessingCanvas" xmlns:mc="http://schemas.openxmlformats.org/markup-compatibility/2006" xmlns:o="urn:schemas-microsoft-com:office:office" xmlns:r="http://schemas.openxmlformats.org/officeDocument/2006/relationships" xmlns:m="http://schemas.openxmlformats.org/officeDocument/2006/math" xmlns:v="urn:schemas-microsoft-com:vml" xmlns:wp14="http://schemas.microsoft.com/office/word/2010/wordprocessingDrawing" xmlns:wp="http://schemas.openxmlformats.org/drawingml/2006/wordprocessingDrawing" xmlns:w10="urn:schemas-microsoft-com:office:word" xmlns:w="http://schemas.openxmlformats.org/wordprocessingml/2006/main" xmlns:w14="http://schemas.microsoft.com/office/word/2010/wordml" xmlns:w15="http://schemas.microsoft.com/office/word/2012/wordml" xmlns:wne="http://schemas.microsoft.com/office/word/2006/wordml" xmlns:wpg="http://schemas.microsoft.com/office/word/2010/wordprocessingGroup" xmlns:wpi="http://schemas.microsoft.com/office/word/2010/wordprocessingInk" xmlns:wps="http://schemas.microsoft.com/office/word/2010/wordprocessingShape" mc:Ignorable="w14 w15 wp14">
+<w:numbering xmlns:wpc="http://schemas.microsoft.com/office/word/2010/wordprocessingCanvas" xmlns:mc="http://schemas.openxmlformats.org/markup-compatibility/2006" xmlns:o="urn:schemas-microsoft-com:office:office" xmlns:r="http://schemas.openxmlformats.org/officeDocument/2006/relationships" xmlns:m="http://schemas.openxmlformats.org/officeDocument/2006/math" xmlns:v="urn:schemas-microsoft-com:vml" xmlns:wp14="http://schemas.microsoft.com/office/word/2010/wordprocessingDrawing" xmlns:wp="http://schemas.openxmlformats.org/drawingml/2006/wordprocessingDrawing" xmlns:w10="urn:schemas-microsoft-com:office:word" xmlns:w="http://schemas.openxmlformats.org/wordprocessingml/2006/main" xmlns:w14="http://schemas.microsoft.com/office/word/2010/wordml" xmlns:wpg="http://schemas.microsoft.com/office/word/2010/wordprocessingGroup" xmlns:wpi="http://schemas.microsoft.com/office/word/2010/wordprocessingInk" xmlns:wne="http://schemas.microsoft.com/office/word/2006/wordml" xmlns:wps="http://schemas.microsoft.com/office/word/2010/wordprocessingShape" xmlns:wpsCustomData="http://www.wps.cn/officeDocument/2013/wpsCustomData" mc:Ignorable="w14 wp14">
   <w:abstractNum w:abstractNumId="0">
-    <w:nsid w:val="8E964DCE"/>
-    <w:multiLevelType w:val="multilevel"/>
-    <w:tmpl w:val="8E964DCE"/>
-    <w:lvl w:ilvl="0">
+    <w:nsid w:val="8806E861"/>
+    <w:multiLevelType w:val="singleLevel"/>
+    <w:tmpl w:val="8806E861"/>
+    <w:lvl w:ilvl="0" w:tentative="0">
       <w:start w:val="1"/>
-      <w:numFmt w:val="decimal"/>
-      <w:pStyle w:val="Heading1"/>
+      <w:numFmt w:val="upperLetter"/>
       <w:lvlText w:val="%1."/>
       <w:lvlJc w:val="left"/>
       <w:pPr>
-        <w:ind w:left="432" w:hanging="432"/>
-      </w:pPr>
-      <w:rPr>
-        <w:rFonts w:hint="default"/>
-      </w:rPr>
-    </w:lvl>
-    <w:lvl w:ilvl="1">
-      <w:start w:val="1"/>
-      <w:numFmt w:val="decimal"/>
-      <w:pStyle w:val="Heading2"/>
-      <w:lvlText w:val="%1.%2."/>
-      <w:lvlJc w:val="left"/>
-      <w:pPr>
-        <w:ind w:left="575" w:hanging="575"/>
-      </w:pPr>
-      <w:rPr>
-        <w:rFonts w:hint="default"/>
-      </w:rPr>
-    </w:lvl>
-    <w:lvl w:ilvl="2">
-      <w:start w:val="1"/>
-      <w:numFmt w:val="decimal"/>
-      <w:pStyle w:val="Heading3"/>
-      <w:lvlText w:val="%1.%2.%3."/>
-      <w:lvlJc w:val="left"/>
-      <w:pPr>
-        <w:ind w:left="720" w:hanging="720"/>
-      </w:pPr>
-      <w:rPr>
-        <w:rFonts w:hint="default"/>
-      </w:rPr>
-    </w:lvl>
-    <w:lvl w:ilvl="3">
-      <w:start w:val="1"/>
-      <w:numFmt w:val="decimal"/>
-      <w:pStyle w:val="Heading4"/>
-      <w:lvlText w:val="%1.%2.%3.%4."/>
-      <w:lvlJc w:val="left"/>
-      <w:pPr>
-        <w:ind w:left="864" w:hanging="864"/>
-      </w:pPr>
-      <w:rPr>
-        <w:rFonts w:hint="default"/>
-      </w:rPr>
-    </w:lvl>
-    <w:lvl w:ilvl="4">
-      <w:start w:val="1"/>
-      <w:numFmt w:val="decimal"/>
-      <w:pStyle w:val="Heading5"/>
-      <w:lvlText w:val="%1.%2.%3.%4.%5."/>
-      <w:lvlJc w:val="left"/>
-      <w:pPr>
-        <w:ind w:left="1008" w:hanging="1008"/>
-      </w:pPr>
-      <w:rPr>
-        <w:rFonts w:hint="default"/>
-      </w:rPr>
-    </w:lvl>
-    <w:lvl w:ilvl="5">
-      <w:start w:val="1"/>
-      <w:numFmt w:val="decimal"/>
-      <w:pStyle w:val="Heading6"/>
-      <w:lvlText w:val="%1.%2.%3.%4.%5.%6."/>
-      <w:lvlJc w:val="left"/>
-      <w:pPr>
-        <w:ind w:left="1151" w:hanging="1151"/>
-      </w:pPr>
-      <w:rPr>
-        <w:rFonts w:hint="default"/>
-      </w:rPr>
-    </w:lvl>
-    <w:lvl w:ilvl="6">
-      <w:start w:val="1"/>
-      <w:numFmt w:val="decimal"/>
-      <w:pStyle w:val="Heading7"/>
-      <w:lvlText w:val="%1.%2.%3.%4.%5.%6.%7."/>
-      <w:lvlJc w:val="left"/>
-      <w:pPr>
-        <w:ind w:left="1296" w:hanging="1296"/>
-      </w:pPr>
-      <w:rPr>
-        <w:rFonts w:hint="default"/>
-      </w:rPr>
-    </w:lvl>
-    <w:lvl w:ilvl="7">
-      <w:start w:val="1"/>
-      <w:numFmt w:val="decimal"/>
-      <w:pStyle w:val="Heading8"/>
-      <w:lvlText w:val="%1.%2.%3.%4.%5.%6.%7.%8."/>
-      <w:lvlJc w:val="left"/>
-      <w:pPr>
-        <w:ind w:left="1440" w:hanging="1440"/>
-      </w:pPr>
-      <w:rPr>
-        <w:rFonts w:hint="default"/>
-      </w:rPr>
-    </w:lvl>
-    <w:lvl w:ilvl="8">
-      <w:start w:val="1"/>
-      <w:numFmt w:val="decimal"/>
-      <w:pStyle w:val="Heading9"/>
-      <w:lvlText w:val="%1.%2.%3.%4.%5.%6.%7.%8.%9."/>
-      <w:lvlJc w:val="left"/>
-      <w:pPr>
-        <w:ind w:left="1583" w:hanging="1583"/>
+        <w:tabs>
+          <w:tab w:val="left" w:pos="420"/>
+        </w:tabs>
+        <w:ind w:left="845" w:hanging="425"/>
       </w:pPr>
       <w:rPr>
         <w:rFonts w:hint="default"/>
       </w:rPr>
     </w:lvl>
   </w:abstractNum>
+  <w:abstractNum w:abstractNumId="1">
+    <w:nsid w:val="8E964DCE"/>
+    <w:multiLevelType w:val="multilevel"/>
+    <w:tmpl w:val="8E964DCE"/>
+    <w:lvl w:ilvl="0" w:tentative="0">
+      <w:start w:val="1"/>
+      <w:numFmt w:val="decimal"/>
+      <w:pStyle w:val="2"/>
+      <w:lvlText w:val="%1."/>
+      <w:lvlJc w:val="left"/>
+      <w:pPr>
+        <w:ind w:left="432" w:hanging="432"/>
+      </w:pPr>
+      <w:rPr>
+        <w:rFonts w:hint="default"/>
+      </w:rPr>
+    </w:lvl>
+    <w:lvl w:ilvl="1" w:tentative="0">
+      <w:start w:val="1"/>
+      <w:numFmt w:val="decimal"/>
+      <w:pStyle w:val="3"/>
+      <w:lvlText w:val="%1.%2."/>
+      <w:lvlJc w:val="left"/>
+      <w:pPr>
+        <w:ind w:left="575" w:hanging="575"/>
+      </w:pPr>
+      <w:rPr>
+        <w:rFonts w:hint="default"/>
+      </w:rPr>
+    </w:lvl>
+    <w:lvl w:ilvl="2" w:tentative="0">
+      <w:start w:val="1"/>
+      <w:numFmt w:val="decimal"/>
+      <w:pStyle w:val="4"/>
+      <w:lvlText w:val="%1.%2.%3."/>
+      <w:lvlJc w:val="left"/>
+      <w:pPr>
+        <w:ind w:left="720" w:hanging="720"/>
+      </w:pPr>
+      <w:rPr>
+        <w:rFonts w:hint="default"/>
+      </w:rPr>
+    </w:lvl>
+    <w:lvl w:ilvl="3" w:tentative="0">
+      <w:start w:val="1"/>
+      <w:numFmt w:val="decimal"/>
+      <w:pStyle w:val="5"/>
+      <w:lvlText w:val="%1.%2.%3.%4."/>
+      <w:lvlJc w:val="left"/>
+      <w:pPr>
+        <w:ind w:left="864" w:hanging="864"/>
+      </w:pPr>
+      <w:rPr>
+        <w:rFonts w:hint="default"/>
+      </w:rPr>
+    </w:lvl>
+    <w:lvl w:ilvl="4" w:tentative="0">
+      <w:start w:val="1"/>
+      <w:numFmt w:val="decimal"/>
+      <w:pStyle w:val="6"/>
+      <w:lvlText w:val="%1.%2.%3.%4.%5."/>
+      <w:lvlJc w:val="left"/>
+      <w:pPr>
+        <w:ind w:left="1008" w:hanging="1008"/>
+      </w:pPr>
+      <w:rPr>
+        <w:rFonts w:hint="default"/>
+      </w:rPr>
+    </w:lvl>
+    <w:lvl w:ilvl="5" w:tentative="0">
+      <w:start w:val="1"/>
+      <w:numFmt w:val="decimal"/>
+      <w:pStyle w:val="7"/>
+      <w:lvlText w:val="%1.%2.%3.%4.%5.%6."/>
+      <w:lvlJc w:val="left"/>
+      <w:pPr>
+        <w:ind w:left="1151" w:hanging="1151"/>
+      </w:pPr>
+      <w:rPr>
+        <w:rFonts w:hint="default"/>
+      </w:rPr>
+    </w:lvl>
+    <w:lvl w:ilvl="6" w:tentative="0">
+      <w:start w:val="1"/>
+      <w:numFmt w:val="decimal"/>
+      <w:pStyle w:val="8"/>
+      <w:lvlText w:val="%1.%2.%3.%4.%5.%6.%7."/>
+      <w:lvlJc w:val="left"/>
+      <w:pPr>
+        <w:ind w:left="1296" w:hanging="1296"/>
+      </w:pPr>
+      <w:rPr>
+        <w:rFonts w:hint="default"/>
+      </w:rPr>
+    </w:lvl>
+    <w:lvl w:ilvl="7" w:tentative="0">
+      <w:start w:val="1"/>
+      <w:numFmt w:val="decimal"/>
+      <w:pStyle w:val="9"/>
+      <w:lvlText w:val="%1.%2.%3.%4.%5.%6.%7.%8."/>
+      <w:lvlJc w:val="left"/>
+      <w:pPr>
+        <w:ind w:left="1440" w:hanging="1440"/>
+      </w:pPr>
+      <w:rPr>
+        <w:rFonts w:hint="default"/>
+      </w:rPr>
+    </w:lvl>
+    <w:lvl w:ilvl="8" w:tentative="0">
+      <w:start w:val="1"/>
+      <w:numFmt w:val="decimal"/>
+      <w:pStyle w:val="10"/>
+      <w:lvlText w:val="%1.%2.%3.%4.%5.%6.%7.%8.%9."/>
+      <w:lvlJc w:val="left"/>
+      <w:pPr>
+        <w:ind w:left="1583" w:hanging="1583"/>
+      </w:pPr>
+      <w:rPr>
+        <w:rFonts w:hint="default"/>
+      </w:rPr>
+    </w:lvl>
+  </w:abstractNum>
+  <w:abstractNum w:abstractNumId="2">
+    <w:nsid w:val="91BFBD38"/>
+    <w:multiLevelType w:val="singleLevel"/>
+    <w:tmpl w:val="91BFBD38"/>
+    <w:lvl w:ilvl="0" w:tentative="0">
+      <w:start w:val="1"/>
+      <w:numFmt w:val="bullet"/>
+      <w:lvlText w:val=""/>
+      <w:lvlJc w:val="left"/>
+      <w:pPr>
+        <w:ind w:left="420" w:hanging="420"/>
+      </w:pPr>
+      <w:rPr>
+        <w:rFonts w:hint="default" w:ascii="Wingdings" w:hAnsi="Wingdings"/>
+      </w:rPr>
+    </w:lvl>
+  </w:abstractNum>
+  <w:abstractNum w:abstractNumId="3">
+    <w:nsid w:val="1B6B327C"/>
+    <w:multiLevelType w:val="singleLevel"/>
+    <w:tmpl w:val="1B6B327C"/>
+    <w:lvl w:ilvl="0" w:tentative="0">
+      <w:start w:val="1"/>
+      <w:numFmt w:val="bullet"/>
+      <w:lvlText w:val=""/>
+      <w:lvlJc w:val="left"/>
+      <w:pPr>
+        <w:ind w:left="420" w:hanging="420"/>
+      </w:pPr>
+      <w:rPr>
+        <w:rFonts w:hint="default" w:ascii="Wingdings" w:hAnsi="Wingdings"/>
+      </w:rPr>
+    </w:lvl>
+  </w:abstractNum>
   <w:num w:numId="1">
+    <w:abstractNumId w:val="1"/>
+  </w:num>
+  <w:num w:numId="2">
+    <w:abstractNumId w:val="2"/>
+  </w:num>
+  <w:num w:numId="3">
+    <w:abstractNumId w:val="3"/>
+  </w:num>
+  <w:num w:numId="4">
     <w:abstractNumId w:val="0"/>
   </w:num>
 </w:numbering>
 </file>
 
 <file path=word/styles.xml><?xml version="1.0" encoding="utf-8"?>
-<w:styles xmlns:mc="http://schemas.openxmlformats.org/markup-compatibility/2006" xmlns:r="http://schemas.openxmlformats.org/officeDocument/2006/relationships" xmlns:w="http://schemas.openxmlformats.org/wordprocessingml/2006/main" xmlns:w14="http://schemas.microsoft.com/office/word/2010/wordml" xmlns:w15="http://schemas.microsoft.com/office/word/2012/wordml" mc:Ignorable="w14 w15">
+<w:styles xmlns:mc="http://schemas.openxmlformats.org/markup-compatibility/2006" xmlns:o="urn:schemas-microsoft-com:office:office" xmlns:r="http://schemas.openxmlformats.org/officeDocument/2006/relationships" xmlns:m="http://schemas.openxmlformats.org/officeDocument/2006/math" xmlns:v="urn:schemas-microsoft-com:vml" xmlns:w="http://schemas.openxmlformats.org/wordprocessingml/2006/main" xmlns:w14="http://schemas.microsoft.com/office/word/2010/wordml" xmlns:w10="urn:schemas-microsoft-com:office:word" xmlns:sl="http://schemas.openxmlformats.org/schemaLibrary/2006/main" xmlns:wpsCustomData="http://www.wps.cn/officeDocument/2013/wpsCustomData" mc:Ignorable="w14">
   <w:docDefaults>
     <w:rPrDefault>
       <w:rPr>
-        <w:rFonts w:ascii="Arial" w:eastAsia="Arial" w:hAnsi="Arial" w:cs="Arial"/>
+        <w:rFonts w:ascii="Arial" w:hAnsi="Arial" w:eastAsia="Arial" w:cs="Arial"/>
       </w:rPr>
     </w:rPrDefault>
     <w:pPrDefault/>
   </w:docDefaults>
-  <w:latentStyles w:defLockedState="0" w:defUIPriority="99" w:defSemiHidden="1" w:defUnhideWhenUsed="1" w:defQFormat="0" w:count="260">
-    <w:lsdException w:name="Normal" w:semiHidden="0" w:uiPriority="0" w:unhideWhenUsed="0" w:qFormat="1"/>
-    <w:lsdException w:name="heading 1" w:semiHidden="0" w:uiPriority="0" w:unhideWhenUsed="0" w:qFormat="1"/>
-    <w:lsdException w:name="heading 2" w:semiHidden="0" w:uiPriority="0" w:qFormat="1"/>
-    <w:lsdException w:name="heading 3" w:uiPriority="0" w:qFormat="1"/>
-    <w:lsdException w:name="heading 4" w:semiHidden="0" w:uiPriority="0" w:qFormat="1"/>
-    <w:lsdException w:name="heading 5" w:uiPriority="0" w:qFormat="1"/>
-    <w:lsdException w:name="heading 6" w:uiPriority="0" w:qFormat="1"/>
-    <w:lsdException w:name="heading 7" w:uiPriority="0" w:qFormat="1"/>
-    <w:lsdException w:name="heading 8" w:uiPriority="0" w:qFormat="1"/>
-    <w:lsdException w:name="heading 9" w:uiPriority="0" w:qFormat="1"/>
-    <w:lsdException w:name="index 1" w:semiHidden="0" w:uiPriority="0" w:unhideWhenUsed="0"/>
-    <w:lsdException w:name="index 2" w:semiHidden="0" w:uiPriority="0" w:unhideWhenUsed="0"/>
-    <w:lsdException w:name="index 3" w:semiHidden="0" w:uiPriority="0" w:unhideWhenUsed="0"/>
-    <w:lsdException w:name="index 4" w:semiHidden="0" w:uiPriority="0" w:unhideWhenUsed="0"/>
-    <w:lsdException w:name="index 5" w:semiHidden="0" w:uiPriority="0" w:unhideWhenUsed="0"/>
-    <w:lsdException w:name="index 6" w:semiHidden="0" w:uiPriority="0" w:unhideWhenUsed="0"/>
-    <w:lsdException w:name="index 7" w:semiHidden="0" w:uiPriority="0" w:unhideWhenUsed="0"/>
-    <w:lsdException w:name="index 8" w:semiHidden="0" w:uiPriority="0" w:unhideWhenUsed="0"/>
-    <w:lsdException w:name="index 9" w:semiHidden="0" w:uiPriority="0" w:unhideWhenUsed="0"/>
-    <w:lsdException w:name="toc 1" w:semiHidden="0" w:uiPriority="0" w:unhideWhenUsed="0" w:qFormat="1"/>
-    <w:lsdException w:name="toc 2" w:semiHidden="0" w:uiPriority="0" w:unhideWhenUsed="0" w:qFormat="1"/>
-    <w:lsdException w:name="toc 3" w:semiHidden="0" w:uiPriority="0" w:unhideWhenUsed="0" w:qFormat="1"/>
-    <w:lsdException w:name="toc 4" w:semiHidden="0" w:uiPriority="0" w:unhideWhenUsed="0"/>
-    <w:lsdException w:name="toc 5" w:semiHidden="0" w:uiPriority="0" w:unhideWhenUsed="0"/>
-    <w:lsdException w:name="toc 6" w:semiHidden="0" w:uiPriority="0" w:unhideWhenUsed="0"/>
-    <w:lsdException w:name="toc 7" w:semiHidden="0" w:uiPriority="0" w:unhideWhenUsed="0"/>
-    <w:lsdException w:name="toc 8" w:semiHidden="0" w:uiPriority="0" w:unhideWhenUsed="0"/>
-    <w:lsdException w:name="toc 9" w:semiHidden="0" w:uiPriority="0" w:unhideWhenUsed="0"/>
-    <w:lsdException w:name="Normal Indent" w:semiHidden="0" w:uiPriority="0" w:unhideWhenUsed="0"/>
-    <w:lsdException w:name="footnote text" w:semiHidden="0" w:uiPriority="0" w:unhideWhenUsed="0"/>
-    <w:lsdException w:name="annotation text" w:semiHidden="0" w:uiPriority="0" w:unhideWhenUsed="0" w:qFormat="1"/>
-    <w:lsdException w:name="header" w:semiHidden="0" w:uiPriority="0" w:unhideWhenUsed="0" w:qFormat="1"/>
-    <w:lsdException w:name="footer" w:semiHidden="0" w:uiPriority="0" w:unhideWhenUsed="0" w:qFormat="1"/>
-    <w:lsdException w:name="index heading" w:semiHidden="0" w:uiPriority="0" w:unhideWhenUsed="0"/>
-    <w:lsdException w:name="caption" w:uiPriority="0" w:qFormat="1"/>
-    <w:lsdException w:name="table of figures" w:semiHidden="0" w:uiPriority="0" w:unhideWhenUsed="0"/>
-    <w:lsdException w:name="envelope address" w:semiHidden="0" w:uiPriority="0" w:unhideWhenUsed="0"/>
-    <w:lsdException w:name="envelope return" w:semiHidden="0" w:uiPriority="0" w:unhideWhenUsed="0"/>
-    <w:lsdException w:name="footnote reference" w:semiHidden="0" w:uiPriority="0" w:unhideWhenUsed="0"/>
-    <w:lsdException w:name="annotation reference" w:semiHidden="0" w:uiPriority="0" w:unhideWhenUsed="0"/>
-    <w:lsdException w:name="line number" w:semiHidden="0" w:uiPriority="0" w:unhideWhenUsed="0"/>
-    <w:lsdException w:name="page number" w:semiHidden="0" w:uiPriority="0" w:unhideWhenUsed="0"/>
-    <w:lsdException w:name="endnote reference" w:semiHidden="0" w:uiPriority="0" w:unhideWhenUsed="0"/>
-    <w:lsdException w:name="endnote text" w:semiHidden="0" w:uiPriority="0" w:unhideWhenUsed="0"/>
-    <w:lsdException w:name="table of authorities" w:semiHidden="0" w:uiPriority="0" w:unhideWhenUsed="0"/>
-    <w:lsdException w:name="macro" w:semiHidden="0" w:uiPriority="0" w:unhideWhenUsed="0"/>
-    <w:lsdException w:name="toa heading" w:semiHidden="0" w:uiPriority="0" w:unhideWhenUsed="0"/>
-    <w:lsdException w:name="List" w:semiHidden="0" w:uiPriority="0" w:unhideWhenUsed="0"/>
-    <w:lsdException w:name="List Bullet" w:semiHidden="0" w:uiPriority="0" w:unhideWhenUsed="0"/>
-    <w:lsdException w:name="List Number" w:semiHidden="0" w:uiPriority="0" w:unhideWhenUsed="0"/>
-    <w:lsdException w:name="List 2" w:semiHidden="0" w:uiPriority="0" w:unhideWhenUsed="0"/>
-    <w:lsdException w:name="List 3" w:semiHidden="0" w:uiPriority="0" w:unhideWhenUsed="0"/>
-    <w:lsdException w:name="List 4" w:semiHidden="0" w:uiPriority="0" w:unhideWhenUsed="0"/>
-    <w:lsdException w:name="List 5" w:semiHidden="0" w:uiPriority="0" w:unhideWhenUsed="0"/>
-    <w:lsdException w:name="List Bullet 2" w:semiHidden="0" w:uiPriority="0" w:unhideWhenUsed="0"/>
-    <w:lsdException w:name="List Bullet 3" w:semiHidden="0" w:uiPriority="0" w:unhideWhenUsed="0"/>
-    <w:lsdException w:name="List Bullet 4" w:semiHidden="0" w:uiPriority="0" w:unhideWhenUsed="0"/>
-    <w:lsdException w:name="List Bullet 5" w:semiHidden="0" w:uiPriority="0" w:unhideWhenUsed="0"/>
-    <w:lsdException w:name="List Number 2" w:semiHidden="0" w:uiPriority="0" w:unhideWhenUsed="0"/>
-    <w:lsdException w:name="List Number 3" w:semiHidden="0" w:uiPriority="0" w:unhideWhenUsed="0"/>
-    <w:lsdException w:name="List Number 4" w:semiHidden="0" w:uiPriority="0" w:unhideWhenUsed="0"/>
-    <w:lsdException w:name="List Number 5" w:semiHidden="0" w:uiPriority="0" w:unhideWhenUsed="0"/>
-    <w:lsdException w:name="Title" w:semiHidden="0" w:uiPriority="0" w:unhideWhenUsed="0" w:qFormat="1"/>
-    <w:lsdException w:name="Closing" w:semiHidden="0" w:uiPriority="0" w:unhideWhenUsed="0"/>
-    <w:lsdException w:name="Signature" w:semiHidden="0" w:uiPriority="0" w:unhideWhenUsed="0"/>
-    <w:lsdException w:name="Default Paragraph Font" w:uiPriority="0" w:unhideWhenUsed="0" w:qFormat="1"/>
-    <w:lsdException w:name="Body Text" w:uiPriority="0" w:unhideWhenUsed="0" w:qFormat="1"/>
-    <w:lsdException w:name="Body Text Indent" w:semiHidden="0" w:uiPriority="0" w:unhideWhenUsed="0"/>
-    <w:lsdException w:name="List Continue" w:semiHidden="0" w:uiPriority="0" w:unhideWhenUsed="0"/>
-    <w:lsdException w:name="List Continue 2" w:semiHidden="0" w:uiPriority="0" w:unhideWhenUsed="0"/>
-    <w:lsdException w:name="List Continue 3" w:semiHidden="0" w:uiPriority="0" w:unhideWhenUsed="0"/>
-    <w:lsdException w:name="List Continue 4" w:semiHidden="0" w:uiPriority="0" w:unhideWhenUsed="0"/>
-    <w:lsdException w:name="List Continue 5" w:semiHidden="0" w:uiPriority="0" w:unhideWhenUsed="0"/>
-    <w:lsdException w:name="Message Header" w:semiHidden="0" w:uiPriority="0" w:unhideWhenUsed="0"/>
-    <w:lsdException w:name="Subtitle" w:semiHidden="0" w:uiPriority="0" w:unhideWhenUsed="0" w:qFormat="1"/>
-    <w:lsdException w:name="Salutation" w:semiHidden="0" w:uiPriority="0" w:unhideWhenUsed="0"/>
-    <w:lsdException w:name="Date" w:semiHidden="0" w:uiPriority="0" w:unhideWhenUsed="0"/>
-    <w:lsdException w:name="Body Text First Indent" w:semiHidden="0" w:uiPriority="0" w:unhideWhenUsed="0"/>
-    <w:lsdException w:name="Body Text First Indent 2" w:semiHidden="0" w:uiPriority="0" w:unhideWhenUsed="0"/>
-    <w:lsdException w:name="Body Text 2" w:semiHidden="0" w:uiPriority="0" w:unhideWhenUsed="0"/>
-    <w:lsdException w:name="Body Text 3" w:semiHidden="0" w:uiPriority="0" w:unhideWhenUsed="0"/>
-    <w:lsdException w:name="Body Text Indent 2" w:semiHidden="0" w:uiPriority="0" w:unhideWhenUsed="0"/>
-    <w:lsdException w:name="Body Text Indent 3" w:semiHidden="0" w:uiPriority="0" w:unhideWhenUsed="0"/>
-    <w:lsdException w:name="Block Text" w:semiHidden="0" w:uiPriority="0" w:unhideWhenUsed="0"/>
-    <w:lsdException w:name="Hyperlink" w:semiHidden="0" w:uiPriority="0" w:unhideWhenUsed="0"/>
-    <w:lsdException w:name="FollowedHyperlink" w:semiHidden="0" w:uiPriority="0" w:unhideWhenUsed="0"/>
-    <w:lsdException w:name="Strong" w:semiHidden="0" w:uiPriority="0" w:unhideWhenUsed="0" w:qFormat="1"/>
-    <w:lsdException w:name="Emphasis" w:semiHidden="0" w:uiPriority="0" w:unhideWhenUsed="0" w:qFormat="1"/>
-    <w:lsdException w:name="Document Map" w:semiHidden="0" w:uiPriority="0" w:unhideWhenUsed="0"/>
-    <w:lsdException w:name="Plain Text" w:semiHidden="0" w:uiPriority="0" w:unhideWhenUsed="0"/>
-    <w:lsdException w:name="E-mail Signature" w:semiHidden="0" w:uiPriority="0" w:unhideWhenUsed="0"/>
-    <w:lsdException w:name="Normal (Web)" w:semiHidden="0" w:uiPriority="0" w:unhideWhenUsed="0" w:qFormat="1"/>
-    <w:lsdException w:name="HTML Acronym" w:semiHidden="0" w:uiPriority="0" w:unhideWhenUsed="0"/>
-    <w:lsdException w:name="HTML Address" w:semiHidden="0" w:uiPriority="0" w:unhideWhenUsed="0"/>
-    <w:lsdException w:name="HTML Cite" w:semiHidden="0" w:uiPriority="0" w:unhideWhenUsed="0"/>
-    <w:lsdException w:name="HTML Code" w:semiHidden="0" w:uiPriority="0" w:unhideWhenUsed="0"/>
-    <w:lsdException w:name="HTML Definition" w:semiHidden="0" w:uiPriority="0" w:unhideWhenUsed="0"/>
-    <w:lsdException w:name="HTML Keyboard" w:semiHidden="0" w:uiPriority="0" w:unhideWhenUsed="0"/>
-    <w:lsdException w:name="HTML Preformatted" w:semiHidden="0" w:uiPriority="0" w:unhideWhenUsed="0"/>
-    <w:lsdException w:name="HTML Sample" w:semiHidden="0" w:uiPriority="0" w:unhideWhenUsed="0"/>
-    <w:lsdException w:name="HTML Typewriter" w:semiHidden="0" w:uiPriority="0" w:unhideWhenUsed="0"/>
-    <w:lsdException w:name="HTML Variable" w:semiHidden="0" w:uiPriority="0" w:unhideWhenUsed="0"/>
-    <w:lsdException w:name="Normal Table" w:uiPriority="0" w:unhideWhenUsed="0" w:qFormat="1"/>
-    <w:lsdException w:name="annotation subject" w:semiHidden="0" w:uiPriority="0" w:unhideWhenUsed="0"/>
-    <w:lsdException w:name="Table Simple 1" w:semiHidden="0" w:uiPriority="0" w:unhideWhenUsed="0"/>
-    <w:lsdException w:name="Table Simple 2" w:semiHidden="0" w:uiPriority="0" w:unhideWhenUsed="0"/>
-    <w:lsdException w:name="Table Simple 3" w:semiHidden="0" w:uiPriority="0" w:unhideWhenUsed="0"/>
-    <w:lsdException w:name="Table Classic 1" w:semiHidden="0" w:uiPriority="0" w:unhideWhenUsed="0"/>
-    <w:lsdException w:name="Table Classic 2" w:semiHidden="0" w:uiPriority="0" w:unhideWhenUsed="0"/>
-    <w:lsdException w:name="Table Classic 3" w:semiHidden="0" w:uiPriority="0" w:unhideWhenUsed="0"/>
-    <w:lsdException w:name="Table Classic 4" w:semiHidden="0" w:uiPriority="0" w:unhideWhenUsed="0"/>
-    <w:lsdException w:name="Table Colorful 1" w:semiHidden="0" w:uiPriority="0" w:unhideWhenUsed="0"/>
-    <w:lsdException w:name="Table Colorful 2" w:semiHidden="0" w:uiPriority="0" w:unhideWhenUsed="0"/>
-    <w:lsdException w:name="Table Colorful 3" w:semiHidden="0" w:uiPriority="0" w:unhideWhenUsed="0"/>
-    <w:lsdException w:name="Table Columns 1" w:semiHidden="0" w:uiPriority="0" w:unhideWhenUsed="0"/>
-    <w:lsdException w:name="Table Columns 2" w:semiHidden="0" w:uiPriority="0" w:unhideWhenUsed="0"/>
-    <w:lsdException w:name="Table Columns 3" w:semiHidden="0" w:uiPriority="0" w:unhideWhenUsed="0"/>
-    <w:lsdException w:name="Table Columns 4" w:semiHidden="0" w:uiPriority="0" w:unhideWhenUsed="0"/>
-    <w:lsdException w:name="Table Columns 5" w:semiHidden="0" w:uiPriority="0" w:unhideWhenUsed="0"/>
-    <w:lsdException w:name="Table Grid 1" w:semiHidden="0" w:uiPriority="0" w:unhideWhenUsed="0"/>
-    <w:lsdException w:name="Table Grid 2" w:semiHidden="0" w:uiPriority="0" w:unhideWhenUsed="0"/>
-    <w:lsdException w:name="Table Grid 3" w:semiHidden="0" w:uiPriority="0" w:unhideWhenUsed="0"/>
-    <w:lsdException w:name="Table Grid 4" w:semiHidden="0" w:uiPriority="0" w:unhideWhenUsed="0"/>
-    <w:lsdException w:name="Table Grid 5" w:semiHidden="0" w:uiPriority="0" w:unhideWhenUsed="0"/>
-    <w:lsdException w:name="Table Grid 6" w:semiHidden="0" w:uiPriority="0" w:unhideWhenUsed="0"/>
-    <w:lsdException w:name="Table Grid 7" w:semiHidden="0" w:uiPriority="0" w:unhideWhenUsed="0"/>
-    <w:lsdException w:name="Table Grid 8" w:semiHidden="0" w:uiPriority="0" w:unhideWhenUsed="0"/>
-    <w:lsdException w:name="Table List 1" w:semiHidden="0" w:uiPriority="0" w:unhideWhenUsed="0"/>
-    <w:lsdException w:name="Table List 2" w:semiHidden="0" w:uiPriority="0" w:unhideWhenUsed="0"/>
-    <w:lsdException w:name="Table List 3" w:semiHidden="0" w:uiPriority="0" w:unhideWhenUsed="0"/>
-    <w:lsdException w:name="Table List 4" w:semiHidden="0" w:uiPriority="0" w:unhideWhenUsed="0"/>
-    <w:lsdException w:name="Table List 5" w:semiHidden="0" w:uiPriority="0" w:unhideWhenUsed="0"/>
-    <w:lsdException w:name="Table List 6" w:semiHidden="0" w:uiPriority="0" w:unhideWhenUsed="0"/>
-    <w:lsdException w:name="Table List 7" w:semiHidden="0" w:uiPriority="0" w:unhideWhenUsed="0"/>
-    <w:lsdException w:name="Table List 8" w:semiHidden="0" w:uiPriority="0" w:unhideWhenUsed="0"/>
-    <w:lsdException w:name="Table 3D effects 1" w:semiHidden="0" w:uiPriority="0" w:unhideWhenUsed="0"/>
-    <w:lsdException w:name="Table 3D effects 2" w:semiHidden="0" w:uiPriority="0" w:unhideWhenUsed="0"/>
-    <w:lsdException w:name="Table 3D effects 3" w:semiHidden="0" w:uiPriority="0" w:unhideWhenUsed="0"/>
-    <w:lsdException w:name="Table Contemporary" w:semiHidden="0" w:uiPriority="0" w:unhideWhenUsed="0"/>
-    <w:lsdException w:name="Table Elegant" w:semiHidden="0" w:uiPriority="0" w:unhideWhenUsed="0"/>
-    <w:lsdException w:name="Table Professional" w:semiHidden="0" w:uiPriority="0" w:unhideWhenUsed="0"/>
-    <w:lsdException w:name="Table Subtle 1" w:semiHidden="0" w:uiPriority="0" w:unhideWhenUsed="0"/>
-    <w:lsdException w:name="Table Subtle 2" w:semiHidden="0" w:uiPriority="0" w:unhideWhenUsed="0"/>
-    <w:lsdException w:name="Table Web 1" w:semiHidden="0" w:uiPriority="0" w:unhideWhenUsed="0"/>
-    <w:lsdException w:name="Table Web 2" w:semiHidden="0" w:uiPriority="0" w:unhideWhenUsed="0"/>
-    <w:lsdException w:name="Table Web 3" w:semiHidden="0" w:uiPriority="0" w:unhideWhenUsed="0"/>
-    <w:lsdException w:name="Balloon Text" w:semiHidden="0" w:uiPriority="0" w:unhideWhenUsed="0"/>
-    <w:lsdException w:name="Table Grid" w:semiHidden="0" w:uiPriority="0" w:unhideWhenUsed="0" w:qFormat="1"/>
-    <w:lsdException w:name="Table Theme" w:semiHidden="0" w:uiPriority="0" w:unhideWhenUsed="0"/>
-    <w:lsdException w:name="Light Shading" w:semiHidden="0" w:uiPriority="60" w:unhideWhenUsed="0"/>
-    <w:lsdException w:name="Light List" w:semiHidden="0" w:uiPriority="61" w:unhideWhenUsed="0"/>
-    <w:lsdException w:name="Light Grid" w:semiHidden="0" w:uiPriority="62" w:unhideWhenUsed="0"/>
-    <w:lsdException w:name="Medium Shading 1" w:semiHidden="0" w:uiPriority="63" w:unhideWhenUsed="0"/>
-    <w:lsdException w:name="Medium Shading 2" w:semiHidden="0" w:uiPriority="64" w:unhideWhenUsed="0"/>
-    <w:lsdException w:name="Medium List 1" w:semiHidden="0" w:uiPriority="65" w:unhideWhenUsed="0"/>
-    <w:lsdException w:name="Medium List 2" w:semiHidden="0" w:uiPriority="66" w:unhideWhenUsed="0"/>
-    <w:lsdException w:name="Medium Grid 1" w:semiHidden="0" w:uiPriority="67" w:unhideWhenUsed="0"/>
-    <w:lsdException w:name="Medium Grid 2" w:semiHidden="0" w:uiPriority="68" w:unhideWhenUsed="0"/>
-    <w:lsdException w:name="Medium Grid 3" w:semiHidden="0" w:uiPriority="69" w:unhideWhenUsed="0"/>
-    <w:lsdException w:name="Dark List" w:semiHidden="0" w:uiPriority="70" w:unhideWhenUsed="0"/>
-    <w:lsdException w:name="Colorful Shading" w:semiHidden="0" w:uiPriority="71" w:unhideWhenUsed="0"/>
-    <w:lsdException w:name="Colorful List" w:semiHidden="0" w:uiPriority="72" w:unhideWhenUsed="0"/>
-    <w:lsdException w:name="Colorful Grid" w:semiHidden="0" w:uiPriority="73" w:unhideWhenUsed="0"/>
-    <w:lsdException w:name="Light Shading Accent 1" w:semiHidden="0" w:uiPriority="60" w:unhideWhenUsed="0"/>
-    <w:lsdException w:name="Light List Accent 1" w:semiHidden="0" w:uiPriority="61" w:unhideWhenUsed="0"/>
-    <w:lsdException w:name="Light Grid Accent 1" w:semiHidden="0" w:uiPriority="62" w:unhideWhenUsed="0"/>
-    <w:lsdException w:name="Medium Shading 1 Accent 1" w:semiHidden="0" w:uiPriority="63" w:unhideWhenUsed="0"/>
-    <w:lsdException w:name="Medium Shading 2 Accent 1" w:semiHidden="0" w:uiPriority="64" w:unhideWhenUsed="0"/>
-    <w:lsdException w:name="Medium List 1 Accent 1" w:semiHidden="0" w:uiPriority="65" w:unhideWhenUsed="0"/>
-    <w:lsdException w:name="Medium List 2 Accent 1" w:semiHidden="0" w:uiPriority="66" w:unhideWhenUsed="0"/>
-    <w:lsdException w:name="Medium Grid 1 Accent 1" w:semiHidden="0" w:uiPriority="67" w:unhideWhenUsed="0"/>
-    <w:lsdException w:name="Medium Grid 2 Accent 1" w:semiHidden="0" w:uiPriority="68" w:unhideWhenUsed="0"/>
-    <w:lsdException w:name="Medium Grid 3 Accent 1" w:semiHidden="0" w:uiPriority="69" w:unhideWhenUsed="0"/>
-    <w:lsdException w:name="Dark List Accent 1" w:semiHidden="0" w:uiPriority="70" w:unhideWhenUsed="0"/>
-    <w:lsdException w:name="Colorful Shading Accent 1" w:semiHidden="0" w:uiPriority="71" w:unhideWhenUsed="0"/>
-    <w:lsdException w:name="Colorful List Accent 1" w:semiHidden="0" w:uiPriority="72" w:unhideWhenUsed="0"/>
-    <w:lsdException w:name="Colorful Grid Accent 1" w:semiHidden="0" w:uiPriority="73" w:unhideWhenUsed="0"/>
-    <w:lsdException w:name="Light Shading Accent 2" w:semiHidden="0" w:uiPriority="60" w:unhideWhenUsed="0"/>
-    <w:lsdException w:name="Light List Accent 2" w:semiHidden="0" w:uiPriority="61" w:unhideWhenUsed="0"/>
-    <w:lsdException w:name="Light Grid Accent 2" w:semiHidden="0" w:uiPriority="62" w:unhideWhenUsed="0"/>
-    <w:lsdException w:name="Medium Shading 1 Accent 2" w:semiHidden="0" w:uiPriority="63" w:unhideWhenUsed="0"/>
-    <w:lsdException w:name="Medium Shading 2 Accent 2" w:semiHidden="0" w:uiPriority="64" w:unhideWhenUsed="0"/>
-    <w:lsdException w:name="Medium List 1 Accent 2" w:semiHidden="0" w:uiPriority="65" w:unhideWhenUsed="0"/>
-    <w:lsdException w:name="Medium List 2 Accent 2" w:semiHidden="0" w:uiPriority="66" w:unhideWhenUsed="0"/>
-    <w:lsdException w:name="Medium Grid 1 Accent 2" w:semiHidden="0" w:uiPriority="67" w:unhideWhenUsed="0"/>
-    <w:lsdException w:name="Medium Grid 2 Accent 2" w:semiHidden="0" w:uiPriority="68" w:unhideWhenUsed="0"/>
-    <w:lsdException w:name="Medium Grid 3 Accent 2" w:semiHidden="0" w:uiPriority="69" w:unhideWhenUsed="0"/>
-    <w:lsdException w:name="Dark List Accent 2" w:semiHidden="0" w:uiPriority="70" w:unhideWhenUsed="0"/>
-    <w:lsdException w:name="Colorful Shading Accent 2" w:semiHidden="0" w:uiPriority="71" w:unhideWhenUsed="0"/>
-    <w:lsdException w:name="Colorful List Accent 2" w:semiHidden="0" w:uiPriority="72" w:unhideWhenUsed="0"/>
-    <w:lsdException w:name="Colorful Grid Accent 2" w:semiHidden="0" w:uiPriority="73" w:unhideWhenUsed="0"/>
-    <w:lsdException w:name="Light Shading Accent 3" w:semiHidden="0" w:uiPriority="60" w:unhideWhenUsed="0"/>
-    <w:lsdException w:name="Light List Accent 3" w:semiHidden="0" w:uiPriority="61" w:unhideWhenUsed="0"/>
-    <w:lsdException w:name="Light Grid Accent 3" w:semiHidden="0" w:uiPriority="62" w:unhideWhenUsed="0"/>
-    <w:lsdException w:name="Medium Shading 1 Accent 3" w:semiHidden="0" w:uiPriority="63" w:unhideWhenUsed="0"/>
-    <w:lsdException w:name="Medium Shading 2 Accent 3" w:semiHidden="0" w:uiPriority="64" w:unhideWhenUsed="0"/>
-    <w:lsdException w:name="Medium List 1 Accent 3" w:semiHidden="0" w:uiPriority="65" w:unhideWhenUsed="0"/>
-    <w:lsdException w:name="Medium List 2 Accent 3" w:semiHidden="0" w:uiPriority="66" w:unhideWhenUsed="0"/>
-    <w:lsdException w:name="Medium Grid 1 Accent 3" w:semiHidden="0" w:uiPriority="67" w:unhideWhenUsed="0"/>
-    <w:lsdException w:name="Medium Grid 2 Accent 3" w:semiHidden="0" w:uiPriority="68" w:unhideWhenUsed="0"/>
-    <w:lsdException w:name="Medium Grid 3 Accent 3" w:semiHidden="0" w:uiPriority="69" w:unhideWhenUsed="0"/>
-    <w:lsdException w:name="Dark List Accent 3" w:semiHidden="0" w:uiPriority="70" w:unhideWhenUsed="0"/>
-    <w:lsdException w:name="Colorful Shading Accent 3" w:semiHidden="0" w:uiPriority="71" w:unhideWhenUsed="0"/>
-    <w:lsdException w:name="Colorful List Accent 3" w:semiHidden="0" w:uiPriority="72" w:unhideWhenUsed="0"/>
-    <w:lsdException w:name="Colorful Grid Accent 3" w:semiHidden="0" w:uiPriority="73" w:unhideWhenUsed="0"/>
-    <w:lsdException w:name="Light Shading Accent 4" w:semiHidden="0" w:uiPriority="60" w:unhideWhenUsed="0"/>
-    <w:lsdException w:name="Light List Accent 4" w:semiHidden="0" w:uiPriority="61" w:unhideWhenUsed="0"/>
-    <w:lsdException w:name="Light Grid Accent 4" w:semiHidden="0" w:uiPriority="62" w:unhideWhenUsed="0"/>
-    <w:lsdException w:name="Medium Shading 1 Accent 4" w:semiHidden="0" w:uiPriority="63" w:unhideWhenUsed="0"/>
-    <w:lsdException w:name="Medium Shading 2 Accent 4" w:semiHidden="0" w:uiPriority="64" w:unhideWhenUsed="0"/>
-    <w:lsdException w:name="Medium List 1 Accent 4" w:semiHidden="0" w:uiPriority="65" w:unhideWhenUsed="0"/>
-    <w:lsdException w:name="Medium List 2 Accent 4" w:semiHidden="0" w:uiPriority="66" w:unhideWhenUsed="0"/>
-    <w:lsdException w:name="Medium Grid 1 Accent 4" w:semiHidden="0" w:uiPriority="67" w:unhideWhenUsed="0"/>
-    <w:lsdException w:name="Medium Grid 2 Accent 4" w:semiHidden="0" w:uiPriority="68" w:unhideWhenUsed="0"/>
-    <w:lsdException w:name="Medium Grid 3 Accent 4" w:semiHidden="0" w:uiPriority="69" w:unhideWhenUsed="0"/>
-    <w:lsdException w:name="Dark List Accent 4" w:semiHidden="0" w:uiPriority="70" w:unhideWhenUsed="0"/>
-    <w:lsdException w:name="Colorful Shading Accent 4" w:semiHidden="0" w:uiPriority="71" w:unhideWhenUsed="0"/>
-    <w:lsdException w:name="Colorful List Accent 4" w:semiHidden="0" w:uiPriority="72" w:unhideWhenUsed="0"/>
-    <w:lsdException w:name="Colorful Grid Accent 4" w:semiHidden="0" w:uiPriority="73" w:unhideWhenUsed="0"/>
-    <w:lsdException w:name="Light Shading Accent 5" w:semiHidden="0" w:uiPriority="60" w:unhideWhenUsed="0"/>
-    <w:lsdException w:name="Light List Accent 5" w:semiHidden="0" w:uiPriority="61" w:unhideWhenUsed="0"/>
-    <w:lsdException w:name="Light Grid Accent 5" w:semiHidden="0" w:uiPriority="62" w:unhideWhenUsed="0"/>
-    <w:lsdException w:name="Medium Shading 1 Accent 5" w:semiHidden="0" w:uiPriority="63" w:unhideWhenUsed="0"/>
-    <w:lsdException w:name="Medium Shading 2 Accent 5" w:semiHidden="0" w:uiPriority="64" w:unhideWhenUsed="0"/>
-    <w:lsdException w:name="Medium List 1 Accent 5" w:semiHidden="0" w:uiPriority="65" w:unhideWhenUsed="0"/>
-    <w:lsdException w:name="Medium List 2 Accent 5" w:semiHidden="0" w:uiPriority="66" w:unhideWhenUsed="0"/>
-    <w:lsdException w:name="Medium Grid 1 Accent 5" w:semiHidden="0" w:uiPriority="67" w:unhideWhenUsed="0"/>
-    <w:lsdException w:name="Medium Grid 2 Accent 5" w:semiHidden="0" w:uiPriority="68" w:unhideWhenUsed="0"/>
-    <w:lsdException w:name="Medium Grid 3 Accent 5" w:semiHidden="0" w:uiPriority="69" w:unhideWhenUsed="0"/>
-    <w:lsdException w:name="Dark List Accent 5" w:semiHidden="0" w:uiPriority="70" w:unhideWhenUsed="0"/>
-    <w:lsdException w:name="Colorful Shading Accent 5" w:semiHidden="0" w:uiPriority="71" w:unhideWhenUsed="0"/>
-    <w:lsdException w:name="Colorful List Accent 5" w:semiHidden="0" w:uiPriority="72" w:unhideWhenUsed="0"/>
-    <w:lsdException w:name="Colorful Grid Accent 5" w:semiHidden="0" w:uiPriority="73" w:unhideWhenUsed="0"/>
-    <w:lsdException w:name="Light Shading Accent 6" w:semiHidden="0" w:uiPriority="60" w:unhideWhenUsed="0"/>
-    <w:lsdException w:name="Light List Accent 6" w:semiHidden="0" w:uiPriority="61" w:unhideWhenUsed="0"/>
-    <w:lsdException w:name="Light Grid Accent 6" w:semiHidden="0" w:uiPriority="62" w:unhideWhenUsed="0"/>
-    <w:lsdException w:name="Medium Shading 1 Accent 6" w:semiHidden="0" w:uiPriority="63" w:unhideWhenUsed="0"/>
-    <w:lsdException w:name="Medium Shading 2 Accent 6" w:semiHidden="0" w:uiPriority="64" w:unhideWhenUsed="0"/>
-    <w:lsdException w:name="Medium List 1 Accent 6" w:semiHidden="0" w:uiPriority="65" w:unhideWhenUsed="0"/>
-    <w:lsdException w:name="Medium List 2 Accent 6" w:semiHidden="0" w:uiPriority="66" w:unhideWhenUsed="0"/>
-    <w:lsdException w:name="Medium Grid 1 Accent 6" w:semiHidden="0" w:uiPriority="67" w:unhideWhenUsed="0"/>
-    <w:lsdException w:name="Medium Grid 2 Accent 6" w:semiHidden="0" w:uiPriority="68" w:unhideWhenUsed="0"/>
-    <w:lsdException w:name="Medium Grid 3 Accent 6" w:semiHidden="0" w:uiPriority="69" w:unhideWhenUsed="0"/>
-    <w:lsdException w:name="Dark List Accent 6" w:semiHidden="0" w:uiPriority="70" w:unhideWhenUsed="0"/>
-    <w:lsdException w:name="Colorful Shading Accent 6" w:semiHidden="0" w:uiPriority="71" w:unhideWhenUsed="0"/>
-    <w:lsdException w:name="Colorful List Accent 6" w:semiHidden="0" w:uiPriority="72" w:unhideWhenUsed="0"/>
-    <w:lsdException w:name="Colorful Grid Accent 6" w:semiHidden="0" w:uiPriority="73" w:unhideWhenUsed="0"/>
+  <w:latentStyles w:count="260" w:defQFormat="0" w:defUnhideWhenUsed="1" w:defSemiHidden="1" w:defUIPriority="99" w:defLockedState="0">
+    <w:lsdException w:qFormat="1" w:unhideWhenUsed="0" w:uiPriority="0" w:semiHidden="0" w:name="Normal"/>
+    <w:lsdException w:qFormat="1" w:unhideWhenUsed="0" w:uiPriority="0" w:semiHidden="0" w:name="heading 1"/>
+    <w:lsdException w:qFormat="1" w:uiPriority="0" w:semiHidden="0" w:name="heading 2"/>
+    <w:lsdException w:qFormat="1" w:uiPriority="0" w:name="heading 3"/>
+    <w:lsdException w:qFormat="1" w:uiPriority="0" w:semiHidden="0" w:name="heading 4"/>
+    <w:lsdException w:qFormat="1" w:uiPriority="0" w:name="heading 5"/>
+    <w:lsdException w:qFormat="1" w:uiPriority="0" w:name="heading 6"/>
+    <w:lsdException w:qFormat="1" w:uiPriority="0" w:name="heading 7"/>
+    <w:lsdException w:qFormat="1" w:uiPriority="0" w:name="heading 8"/>
+    <w:lsdException w:qFormat="1" w:uiPriority="0" w:name="heading 9"/>
+    <w:lsdException w:unhideWhenUsed="0" w:uiPriority="0" w:semiHidden="0" w:name="index 1"/>
+    <w:lsdException w:unhideWhenUsed="0" w:uiPriority="0" w:semiHidden="0" w:name="index 2"/>
+    <w:lsdException w:unhideWhenUsed="0" w:uiPriority="0" w:semiHidden="0" w:name="index 3"/>
+    <w:lsdException w:unhideWhenUsed="0" w:uiPriority="0" w:semiHidden="0" w:name="index 4"/>
+    <w:lsdException w:unhideWhenUsed="0" w:uiPriority="0" w:semiHidden="0" w:name="index 5"/>
+    <w:lsdException w:unhideWhenUsed="0" w:uiPriority="0" w:semiHidden="0" w:name="index 6"/>
+    <w:lsdException w:unhideWhenUsed="0" w:uiPriority="0" w:semiHidden="0" w:name="index 7"/>
+    <w:lsdException w:unhideWhenUsed="0" w:uiPriority="0" w:semiHidden="0" w:name="index 8"/>
+    <w:lsdException w:unhideWhenUsed="0" w:uiPriority="0" w:semiHidden="0" w:name="index 9"/>
+    <w:lsdException w:qFormat="1" w:unhideWhenUsed="0" w:uiPriority="0" w:semiHidden="0" w:name="toc 1"/>
+    <w:lsdException w:qFormat="1" w:unhideWhenUsed="0" w:uiPriority="0" w:semiHidden="0" w:name="toc 2"/>
+    <w:lsdException w:qFormat="1" w:unhideWhenUsed="0" w:uiPriority="0" w:semiHidden="0" w:name="toc 3"/>
+    <w:lsdException w:unhideWhenUsed="0" w:uiPriority="0" w:semiHidden="0" w:name="toc 4"/>
+    <w:lsdException w:unhideWhenUsed="0" w:uiPriority="0" w:semiHidden="0" w:name="toc 5"/>
+    <w:lsdException w:unhideWhenUsed="0" w:uiPriority="0" w:semiHidden="0" w:name="toc 6"/>
+    <w:lsdException w:unhideWhenUsed="0" w:uiPriority="0" w:semiHidden="0" w:name="toc 7"/>
+    <w:lsdException w:unhideWhenUsed="0" w:uiPriority="0" w:semiHidden="0" w:name="toc 8"/>
+    <w:lsdException w:unhideWhenUsed="0" w:uiPriority="0" w:semiHidden="0" w:name="toc 9"/>
+    <w:lsdException w:unhideWhenUsed="0" w:uiPriority="0" w:semiHidden="0" w:name="Normal Indent"/>
+    <w:lsdException w:unhideWhenUsed="0" w:uiPriority="0" w:semiHidden="0" w:name="footnote text"/>
+    <w:lsdException w:qFormat="1" w:unhideWhenUsed="0" w:uiPriority="0" w:semiHidden="0" w:name="annotation text"/>
+    <w:lsdException w:qFormat="1" w:unhideWhenUsed="0" w:uiPriority="0" w:semiHidden="0" w:name="header"/>
+    <w:lsdException w:qFormat="1" w:unhideWhenUsed="0" w:uiPriority="0" w:semiHidden="0" w:name="footer"/>
+    <w:lsdException w:unhideWhenUsed="0" w:uiPriority="0" w:semiHidden="0" w:name="index heading"/>
+    <w:lsdException w:qFormat="1" w:uiPriority="0" w:name="caption"/>
+    <w:lsdException w:unhideWhenUsed="0" w:uiPriority="0" w:semiHidden="0" w:name="table of figures"/>
+    <w:lsdException w:unhideWhenUsed="0" w:uiPriority="0" w:semiHidden="0" w:name="envelope address"/>
+    <w:lsdException w:unhideWhenUsed="0" w:uiPriority="0" w:semiHidden="0" w:name="envelope return"/>
+    <w:lsdException w:unhideWhenUsed="0" w:uiPriority="0" w:semiHidden="0" w:name="footnote reference"/>
+    <w:lsdException w:unhideWhenUsed="0" w:uiPriority="0" w:semiHidden="0" w:name="annotation reference"/>
+    <w:lsdException w:unhideWhenUsed="0" w:uiPriority="0" w:semiHidden="0" w:name="line number"/>
+    <w:lsdException w:unhideWhenUsed="0" w:uiPriority="0" w:semiHidden="0" w:name="page number"/>
+    <w:lsdException w:unhideWhenUsed="0" w:uiPriority="0" w:semiHidden="0" w:name="endnote reference"/>
+    <w:lsdException w:unhideWhenUsed="0" w:uiPriority="0" w:semiHidden="0" w:name="endnote text"/>
+    <w:lsdException w:unhideWhenUsed="0" w:uiPriority="0" w:semiHidden="0" w:name="table of authorities"/>
+    <w:lsdException w:unhideWhenUsed="0" w:uiPriority="0" w:semiHidden="0" w:name="macro"/>
+    <w:lsdException w:unhideWhenUsed="0" w:uiPriority="0" w:semiHidden="0" w:name="toa heading"/>
+    <w:lsdException w:unhideWhenUsed="0" w:uiPriority="0" w:semiHidden="0" w:name="List"/>
+    <w:lsdException w:unhideWhenUsed="0" w:uiPriority="0" w:semiHidden="0" w:name="List Bullet"/>
+    <w:lsdException w:unhideWhenUsed="0" w:uiPriority="0" w:semiHidden="0" w:name="List Number"/>
+    <w:lsdException w:unhideWhenUsed="0" w:uiPriority="0" w:semiHidden="0" w:name="List 2"/>
+    <w:lsdException w:unhideWhenUsed="0" w:uiPriority="0" w:semiHidden="0" w:name="List 3"/>
+    <w:lsdException w:unhideWhenUsed="0" w:uiPriority="0" w:semiHidden="0" w:name="List 4"/>
+    <w:lsdException w:unhideWhenUsed="0" w:uiPriority="0" w:semiHidden="0" w:name="List 5"/>
+    <w:lsdException w:unhideWhenUsed="0" w:uiPriority="0" w:semiHidden="0" w:name="List Bullet 2"/>
+    <w:lsdException w:unhideWhenUsed="0" w:uiPriority="0" w:semiHidden="0" w:name="List Bullet 3"/>
+    <w:lsdException w:unhideWhenUsed="0" w:uiPriority="0" w:semiHidden="0" w:name="List Bullet 4"/>
+    <w:lsdException w:unhideWhenUsed="0" w:uiPriority="0" w:semiHidden="0" w:name="List Bullet 5"/>
+    <w:lsdException w:unhideWhenUsed="0" w:uiPriority="0" w:semiHidden="0" w:name="List Number 2"/>
+    <w:lsdException w:unhideWhenUsed="0" w:uiPriority="0" w:semiHidden="0" w:name="List Number 3"/>
+    <w:lsdException w:unhideWhenUsed="0" w:uiPriority="0" w:semiHidden="0" w:name="List Number 4"/>
+    <w:lsdException w:unhideWhenUsed="0" w:uiPriority="0" w:semiHidden="0" w:name="List Number 5"/>
+    <w:lsdException w:qFormat="1" w:unhideWhenUsed="0" w:uiPriority="0" w:semiHidden="0" w:name="Title"/>
+    <w:lsdException w:unhideWhenUsed="0" w:uiPriority="0" w:semiHidden="0" w:name="Closing"/>
+    <w:lsdException w:unhideWhenUsed="0" w:uiPriority="0" w:semiHidden="0" w:name="Signature"/>
+    <w:lsdException w:qFormat="1" w:unhideWhenUsed="0" w:uiPriority="0" w:name="Default Paragraph Font"/>
+    <w:lsdException w:qFormat="1" w:unhideWhenUsed="0" w:uiPriority="0" w:name="Body Text"/>
+    <w:lsdException w:unhideWhenUsed="0" w:uiPriority="0" w:semiHidden="0" w:name="Body Text Indent"/>
+    <w:lsdException w:unhideWhenUsed="0" w:uiPriority="0" w:semiHidden="0" w:name="List Continue"/>
+    <w:lsdException w:unhideWhenUsed="0" w:uiPriority="0" w:semiHidden="0" w:name="List Continue 2"/>
+    <w:lsdException w:unhideWhenUsed="0" w:uiPriority="0" w:semiHidden="0" w:name="List Continue 3"/>
+    <w:lsdException w:unhideWhenUsed="0" w:uiPriority="0" w:semiHidden="0" w:name="List Continue 4"/>
+    <w:lsdException w:unhideWhenUsed="0" w:uiPriority="0" w:semiHidden="0" w:name="List Continue 5"/>
+    <w:lsdException w:unhideWhenUsed="0" w:uiPriority="0" w:semiHidden="0" w:name="Message Header"/>
+    <w:lsdException w:qFormat="1" w:unhideWhenUsed="0" w:uiPriority="0" w:semiHidden="0" w:name="Subtitle"/>
+    <w:lsdException w:unhideWhenUsed="0" w:uiPriority="0" w:semiHidden="0" w:name="Salutation"/>
+    <w:lsdException w:unhideWhenUsed="0" w:uiPriority="0" w:semiHidden="0" w:name="Date"/>
+    <w:lsdException w:unhideWhenUsed="0" w:uiPriority="0" w:semiHidden="0" w:name="Body Text First Indent"/>
+    <w:lsdException w:unhideWhenUsed="0" w:uiPriority="0" w:semiHidden="0" w:name="Body Text First Indent 2"/>
+    <w:lsdException w:uiPriority="99" w:name="Note Heading"/>
+    <w:lsdException w:unhideWhenUsed="0" w:uiPriority="0" w:semiHidden="0" w:name="Body Text 2"/>
+    <w:lsdException w:unhideWhenUsed="0" w:uiPriority="0" w:semiHidden="0" w:name="Body Text 3"/>
+    <w:lsdException w:unhideWhenUsed="0" w:uiPriority="0" w:semiHidden="0" w:name="Body Text Indent 2"/>
+    <w:lsdException w:unhideWhenUsed="0" w:uiPriority="0" w:semiHidden="0" w:name="Body Text Indent 3"/>
+    <w:lsdException w:unhideWhenUsed="0" w:uiPriority="0" w:semiHidden="0" w:name="Block Text"/>
+    <w:lsdException w:unhideWhenUsed="0" w:uiPriority="0" w:semiHidden="0" w:name="Hyperlink"/>
+    <w:lsdException w:unhideWhenUsed="0" w:uiPriority="0" w:semiHidden="0" w:name="FollowedHyperlink"/>
+    <w:lsdException w:qFormat="1" w:unhideWhenUsed="0" w:uiPriority="0" w:semiHidden="0" w:name="Strong"/>
+    <w:lsdException w:qFormat="1" w:unhideWhenUsed="0" w:uiPriority="0" w:semiHidden="0" w:name="Emphasis"/>
+    <w:lsdException w:unhideWhenUsed="0" w:uiPriority="0" w:semiHidden="0" w:name="Document Map"/>
+    <w:lsdException w:unhideWhenUsed="0" w:uiPriority="0" w:semiHidden="0" w:name="Plain Text"/>
+    <w:lsdException w:unhideWhenUsed="0" w:uiPriority="0" w:semiHidden="0" w:name="E-mail Signature"/>
+    <w:lsdException w:qFormat="1" w:unhideWhenUsed="0" w:uiPriority="0" w:semiHidden="0" w:name="Normal (Web)"/>
+    <w:lsdException w:unhideWhenUsed="0" w:uiPriority="0" w:semiHidden="0" w:name="HTML Acronym"/>
+    <w:lsdException w:unhideWhenUsed="0" w:uiPriority="0" w:semiHidden="0" w:name="HTML Address"/>
+    <w:lsdException w:unhideWhenUsed="0" w:uiPriority="0" w:semiHidden="0" w:name="HTML Cite"/>
+    <w:lsdException w:unhideWhenUsed="0" w:uiPriority="0" w:semiHidden="0" w:name="HTML Code"/>
+    <w:lsdException w:unhideWhenUsed="0" w:uiPriority="0" w:semiHidden="0" w:name="HTML Definition"/>
+    <w:lsdException w:unhideWhenUsed="0" w:uiPriority="0" w:semiHidden="0" w:name="HTML Keyboard"/>
+    <w:lsdException w:unhideWhenUsed="0" w:uiPriority="0" w:semiHidden="0" w:name="HTML Preformatted"/>
+    <w:lsdException w:unhideWhenUsed="0" w:uiPriority="0" w:semiHidden="0" w:name="HTML Sample"/>
+    <w:lsdException w:unhideWhenUsed="0" w:uiPriority="0" w:semiHidden="0" w:name="HTML Typewriter"/>
+    <w:lsdException w:unhideWhenUsed="0" w:uiPriority="0" w:semiHidden="0" w:name="HTML Variable"/>
+    <w:lsdException w:qFormat="1" w:unhideWhenUsed="0" w:uiPriority="0" w:name="Normal Table"/>
+    <w:lsdException w:unhideWhenUsed="0" w:uiPriority="0" w:semiHidden="0" w:name="annotation subject"/>
+    <w:lsdException w:unhideWhenUsed="0" w:uiPriority="0" w:semiHidden="0" w:name="Table Simple 1"/>
+    <w:lsdException w:unhideWhenUsed="0" w:uiPriority="0" w:semiHidden="0" w:name="Table Simple 2"/>
+    <w:lsdException w:unhideWhenUsed="0" w:uiPriority="0" w:semiHidden="0" w:name="Table Simple 3"/>
+    <w:lsdException w:unhideWhenUsed="0" w:uiPriority="0" w:semiHidden="0" w:name="Table Classic 1"/>
+    <w:lsdException w:unhideWhenUsed="0" w:uiPriority="0" w:semiHidden="0" w:name="Table Classic 2"/>
+    <w:lsdException w:unhideWhenUsed="0" w:uiPriority="0" w:semiHidden="0" w:name="Table Classic 3"/>
+    <w:lsdException w:unhideWhenUsed="0" w:uiPriority="0" w:semiHidden="0" w:name="Table Classic 4"/>
+    <w:lsdException w:unhideWhenUsed="0" w:uiPriority="0" w:semiHidden="0" w:name="Table Colorful 1"/>
+    <w:lsdException w:unhideWhenUsed="0" w:uiPriority="0" w:semiHidden="0" w:name="Table Colorful 2"/>
+    <w:lsdException w:unhideWhenUsed="0" w:uiPriority="0" w:semiHidden="0" w:name="Table Colorful 3"/>
+    <w:lsdException w:unhideWhenUsed="0" w:uiPriority="0" w:semiHidden="0" w:name="Table Columns 1"/>
+    <w:lsdException w:unhideWhenUsed="0" w:uiPriority="0" w:semiHidden="0" w:name="Table Columns 2"/>
+    <w:lsdException w:unhideWhenUsed="0" w:uiPriority="0" w:semiHidden="0" w:name="Table Columns 3"/>
+    <w:lsdException w:unhideWhenUsed="0" w:uiPriority="0" w:semiHidden="0" w:name="Table Columns 4"/>
+    <w:lsdException w:unhideWhenUsed="0" w:uiPriority="0" w:semiHidden="0" w:name="Table Columns 5"/>
+    <w:lsdException w:unhideWhenUsed="0" w:uiPriority="0" w:semiHidden="0" w:name="Table Grid 1"/>
+    <w:lsdException w:unhideWhenUsed="0" w:uiPriority="0" w:semiHidden="0" w:name="Table Grid 2"/>
+    <w:lsdException w:unhideWhenUsed="0" w:uiPriority="0" w:semiHidden="0" w:name="Table Grid 3"/>
+    <w:lsdException w:unhideWhenUsed="0" w:uiPriority="0" w:semiHidden="0" w:name="Table Grid 4"/>
+    <w:lsdException w:unhideWhenUsed="0" w:uiPriority="0" w:semiHidden="0" w:name="Table Grid 5"/>
+    <w:lsdException w:unhideWhenUsed="0" w:uiPriority="0" w:semiHidden="0" w:name="Table Grid 6"/>
+    <w:lsdException w:unhideWhenUsed="0" w:uiPriority="0" w:semiHidden="0" w:name="Table Grid 7"/>
+    <w:lsdException w:unhideWhenUsed="0" w:uiPriority="0" w:semiHidden="0" w:name="Table Grid 8"/>
+    <w:lsdException w:unhideWhenUsed="0" w:uiPriority="0" w:semiHidden="0" w:name="Table List 1"/>
+    <w:lsdException w:unhideWhenUsed="0" w:uiPriority="0" w:semiHidden="0" w:name="Table List 2"/>
+    <w:lsdException w:unhideWhenUsed="0" w:uiPriority="0" w:semiHidden="0" w:name="Table List 3"/>
+    <w:lsdException w:unhideWhenUsed="0" w:uiPriority="0" w:semiHidden="0" w:name="Table List 4"/>
+    <w:lsdException w:unhideWhenUsed="0" w:uiPriority="0" w:semiHidden="0" w:name="Table List 5"/>
+    <w:lsdException w:unhideWhenUsed="0" w:uiPriority="0" w:semiHidden="0" w:name="Table List 6"/>
+    <w:lsdException w:unhideWhenUsed="0" w:uiPriority="0" w:semiHidden="0" w:name="Table List 7"/>
+    <w:lsdException w:unhideWhenUsed="0" w:uiPriority="0" w:semiHidden="0" w:name="Table List 8"/>
+    <w:lsdException w:unhideWhenUsed="0" w:uiPriority="0" w:semiHidden="0" w:name="Table 3D effects 1"/>
+    <w:lsdException w:unhideWhenUsed="0" w:uiPriority="0" w:semiHidden="0" w:name="Table 3D effects 2"/>
+    <w:lsdException w:unhideWhenUsed="0" w:uiPriority="0" w:semiHidden="0" w:name="Table 3D effects 3"/>
+    <w:lsdException w:unhideWhenUsed="0" w:uiPriority="0" w:semiHidden="0" w:name="Table Contemporary"/>
+    <w:lsdException w:unhideWhenUsed="0" w:uiPriority="0" w:semiHidden="0" w:name="Table Elegant"/>
+    <w:lsdException w:unhideWhenUsed="0" w:uiPriority="0" w:semiHidden="0" w:name="Table Professional"/>
+    <w:lsdException w:unhideWhenUsed="0" w:uiPriority="0" w:semiHidden="0" w:name="Table Subtle 1"/>
+    <w:lsdException w:unhideWhenUsed="0" w:uiPriority="0" w:semiHidden="0" w:name="Table Subtle 2"/>
+    <w:lsdException w:unhideWhenUsed="0" w:uiPriority="0" w:semiHidden="0" w:name="Table Web 1"/>
+    <w:lsdException w:unhideWhenUsed="0" w:uiPriority="0" w:semiHidden="0" w:name="Table Web 2"/>
+    <w:lsdException w:unhideWhenUsed="0" w:uiPriority="0" w:semiHidden="0" w:name="Table Web 3"/>
+    <w:lsdException w:unhideWhenUsed="0" w:uiPriority="0" w:semiHidden="0" w:name="Balloon Text"/>
+    <w:lsdException w:qFormat="1" w:unhideWhenUsed="0" w:uiPriority="0" w:semiHidden="0" w:name="Table Grid"/>
+    <w:lsdException w:unhideWhenUsed="0" w:uiPriority="0" w:semiHidden="0" w:name="Table Theme"/>
+    <w:lsdException w:unhideWhenUsed="0" w:uiPriority="60" w:semiHidden="0" w:name="Light Shading"/>
+    <w:lsdException w:unhideWhenUsed="0" w:uiPriority="61" w:semiHidden="0" w:name="Light List"/>
+    <w:lsdException w:unhideWhenUsed="0" w:uiPriority="62" w:semiHidden="0" w:name="Light Grid"/>
+    <w:lsdException w:unhideWhenUsed="0" w:uiPriority="63" w:semiHidden="0" w:name="Medium Shading 1"/>
+    <w:lsdException w:unhideWhenUsed="0" w:uiPriority="64" w:semiHidden="0" w:name="Medium Shading 2"/>
+    <w:lsdException w:unhideWhenUsed="0" w:uiPriority="65" w:semiHidden="0" w:name="Medium List 1"/>
+    <w:lsdException w:unhideWhenUsed="0" w:uiPriority="66" w:semiHidden="0" w:name="Medium List 2"/>
+    <w:lsdException w:unhideWhenUsed="0" w:uiPriority="67" w:semiHidden="0" w:name="Medium Grid 1"/>
+    <w:lsdException w:unhideWhenUsed="0" w:uiPriority="68" w:semiHidden="0" w:name="Medium Grid 2"/>
+    <w:lsdException w:unhideWhenUsed="0" w:uiPriority="69" w:semiHidden="0" w:name="Medium Grid 3"/>
+    <w:lsdException w:unhideWhenUsed="0" w:uiPriority="70" w:semiHidden="0" w:name="Dark List"/>
+    <w:lsdException w:unhideWhenUsed="0" w:uiPriority="71" w:semiHidden="0" w:name="Colorful Shading"/>
+    <w:lsdException w:unhideWhenUsed="0" w:uiPriority="72" w:semiHidden="0" w:name="Colorful List"/>
+    <w:lsdException w:unhideWhenUsed="0" w:uiPriority="73" w:semiHidden="0" w:name="Colorful Grid"/>
+    <w:lsdException w:unhideWhenUsed="0" w:uiPriority="60" w:semiHidden="0" w:name="Light Shading Accent 1"/>
+    <w:lsdException w:unhideWhenUsed="0" w:uiPriority="61" w:semiHidden="0" w:name="Light List Accent 1"/>
+    <w:lsdException w:unhideWhenUsed="0" w:uiPriority="62" w:semiHidden="0" w:name="Light Grid Accent 1"/>
+    <w:lsdException w:unhideWhenUsed="0" w:uiPriority="63" w:semiHidden="0" w:name="Medium Shading 1 Accent 1"/>
+    <w:lsdException w:unhideWhenUsed="0" w:uiPriority="64" w:semiHidden="0" w:name="Medium Shading 2 Accent 1"/>
+    <w:lsdException w:unhideWhenUsed="0" w:uiPriority="65" w:semiHidden="0" w:name="Medium List 1 Accent 1"/>
+    <w:lsdException w:unhideWhenUsed="0" w:uiPriority="66" w:semiHidden="0" w:name="Medium List 2 Accent 1"/>
+    <w:lsdException w:unhideWhenUsed="0" w:uiPriority="67" w:semiHidden="0" w:name="Medium Grid 1 Accent 1"/>
+    <w:lsdException w:unhideWhenUsed="0" w:uiPriority="68" w:semiHidden="0" w:name="Medium Grid 2 Accent 1"/>
+    <w:lsdException w:unhideWhenUsed="0" w:uiPriority="69" w:semiHidden="0" w:name="Medium Grid 3 Accent 1"/>
+    <w:lsdException w:unhideWhenUsed="0" w:uiPriority="70" w:semiHidden="0" w:name="Dark List Accent 1"/>
+    <w:lsdException w:unhideWhenUsed="0" w:uiPriority="71" w:semiHidden="0" w:name="Colorful Shading Accent 1"/>
+    <w:lsdException w:unhideWhenUsed="0" w:uiPriority="72" w:semiHidden="0" w:name="Colorful List Accent 1"/>
+    <w:lsdException w:unhideWhenUsed="0" w:uiPriority="73" w:semiHidden="0" w:name="Colorful Grid Accent 1"/>
+    <w:lsdException w:unhideWhenUsed="0" w:uiPriority="60" w:semiHidden="0" w:name="Light Shading Accent 2"/>
+    <w:lsdException w:unhideWhenUsed="0" w:uiPriority="61" w:semiHidden="0" w:name="Light List Accent 2"/>
+    <w:lsdException w:unhideWhenUsed="0" w:uiPriority="62" w:semiHidden="0" w:name="Light Grid Accent 2"/>
+    <w:lsdException w:unhideWhenUsed="0" w:uiPriority="63" w:semiHidden="0" w:name="Medium Shading 1 Accent 2"/>
+    <w:lsdException w:unhideWhenUsed="0" w:uiPriority="64" w:semiHidden="0" w:name="Medium Shading 2 Accent 2"/>
+    <w:lsdException w:unhideWhenUsed="0" w:uiPriority="65" w:semiHidden="0" w:name="Medium List 1 Accent 2"/>
+    <w:lsdException w:unhideWhenUsed="0" w:uiPriority="66" w:semiHidden="0" w:name="Medium List 2 Accent 2"/>
+    <w:lsdException w:unhideWhenUsed="0" w:uiPriority="67" w:semiHidden="0" w:name="Medium Grid 1 Accent 2"/>
+    <w:lsdException w:unhideWhenUsed="0" w:uiPriority="68" w:semiHidden="0" w:name="Medium Grid 2 Accent 2"/>
+    <w:lsdException w:unhideWhenUsed="0" w:uiPriority="69" w:semiHidden="0" w:name="Medium Grid 3 Accent 2"/>
+    <w:lsdException w:unhideWhenUsed="0" w:uiPriority="70" w:semiHidden="0" w:name="Dark List Accent 2"/>
+    <w:lsdException w:unhideWhenUsed="0" w:uiPriority="71" w:semiHidden="0" w:name="Colorful Shading Accent 2"/>
+    <w:lsdException w:unhideWhenUsed="0" w:uiPriority="72" w:semiHidden="0" w:name="Colorful List Accent 2"/>
+    <w:lsdException w:unhideWhenUsed="0" w:uiPriority="73" w:semiHidden="0" w:name="Colorful Grid Accent 2"/>
+    <w:lsdException w:unhideWhenUsed="0" w:uiPriority="60" w:semiHidden="0" w:name="Light Shading Accent 3"/>
+    <w:lsdException w:unhideWhenUsed="0" w:uiPriority="61" w:semiHidden="0" w:name="Light List Accent 3"/>
+    <w:lsdException w:unhideWhenUsed="0" w:uiPriority="62" w:semiHidden="0" w:name="Light Grid Accent 3"/>
+    <w:lsdException w:unhideWhenUsed="0" w:uiPriority="63" w:semiHidden="0" w:name="Medium Shading 1 Accent 3"/>
+    <w:lsdException w:unhideWhenUsed="0" w:uiPriority="64" w:semiHidden="0" w:name="Medium Shading 2 Accent 3"/>
+    <w:lsdException w:unhideWhenUsed="0" w:uiPriority="65" w:semiHidden="0" w:name="Medium List 1 Accent 3"/>
+    <w:lsdException w:unhideWhenUsed="0" w:uiPriority="66" w:semiHidden="0" w:name="Medium List 2 Accent 3"/>
+    <w:lsdException w:unhideWhenUsed="0" w:uiPriority="67" w:semiHidden="0" w:name="Medium Grid 1 Accent 3"/>
+    <w:lsdException w:unhideWhenUsed="0" w:uiPriority="68" w:semiHidden="0" w:name="Medium Grid 2 Accent 3"/>
+    <w:lsdException w:unhideWhenUsed="0" w:uiPriority="69" w:semiHidden="0" w:name="Medium Grid 3 Accent 3"/>
+    <w:lsdException w:unhideWhenUsed="0" w:uiPriority="70" w:semiHidden="0" w:name="Dark List Accent 3"/>
+    <w:lsdException w:unhideWhenUsed="0" w:uiPriority="71" w:semiHidden="0" w:name="Colorful Shading Accent 3"/>
+    <w:lsdException w:unhideWhenUsed="0" w:uiPriority="72" w:semiHidden="0" w:name="Colorful List Accent 3"/>
+    <w:lsdException w:unhideWhenUsed="0" w:uiPriority="73" w:semiHidden="0" w:name="Colorful Grid Accent 3"/>
+    <w:lsdException w:unhideWhenUsed="0" w:uiPriority="60" w:semiHidden="0" w:name="Light Shading Accent 4"/>
+    <w:lsdException w:unhideWhenUsed="0" w:uiPriority="61" w:semiHidden="0" w:name="Light List Accent 4"/>
+    <w:lsdException w:unhideWhenUsed="0" w:uiPriority="62" w:semiHidden="0" w:name="Light Grid Accent 4"/>
+    <w:lsdException w:unhideWhenUsed="0" w:uiPriority="63" w:semiHidden="0" w:name="Medium Shading 1 Accent 4"/>
+    <w:lsdException w:unhideWhenUsed="0" w:uiPriority="64" w:semiHidden="0" w:name="Medium Shading 2 Accent 4"/>
+    <w:lsdException w:unhideWhenUsed="0" w:uiPriority="65" w:semiHidden="0" w:name="Medium List 1 Accent 4"/>
+    <w:lsdException w:unhideWhenUsed="0" w:uiPriority="66" w:semiHidden="0" w:name="Medium List 2 Accent 4"/>
+    <w:lsdException w:unhideWhenUsed="0" w:uiPriority="67" w:semiHidden="0" w:name="Medium Grid 1 Accent 4"/>
+    <w:lsdException w:unhideWhenUsed="0" w:uiPriority="68" w:semiHidden="0" w:name="Medium Grid 2 Accent 4"/>
+    <w:lsdException w:unhideWhenUsed="0" w:uiPriority="69" w:semiHidden="0" w:name="Medium Grid 3 Accent 4"/>
+    <w:lsdException w:unhideWhenUsed="0" w:uiPriority="70" w:semiHidden="0" w:name="Dark List Accent 4"/>
+    <w:lsdException w:unhideWhenUsed="0" w:uiPriority="71" w:semiHidden="0" w:name="Colorful Shading Accent 4"/>
+    <w:lsdException w:unhideWhenUsed="0" w:uiPriority="72" w:semiHidden="0" w:name="Colorful List Accent 4"/>
+    <w:lsdException w:unhideWhenUsed="0" w:uiPriority="73" w:semiHidden="0" w:name="Colorful Grid Accent 4"/>
+    <w:lsdException w:unhideWhenUsed="0" w:uiPriority="60" w:semiHidden="0" w:name="Light Shading Accent 5"/>
+    <w:lsdException w:unhideWhenUsed="0" w:uiPriority="61" w:semiHidden="0" w:name="Light List Accent 5"/>
+    <w:lsdException w:unhideWhenUsed="0" w:uiPriority="62" w:semiHidden="0" w:name="Light Grid Accent 5"/>
+    <w:lsdException w:unhideWhenUsed="0" w:uiPriority="63" w:semiHidden="0" w:name="Medium Shading 1 Accent 5"/>
+    <w:lsdException w:unhideWhenUsed="0" w:uiPriority="64" w:semiHidden="0" w:name="Medium Shading 2 Accent 5"/>
+    <w:lsdException w:unhideWhenUsed="0" w:uiPriority="65" w:semiHidden="0" w:name="Medium List 1 Accent 5"/>
+    <w:lsdException w:unhideWhenUsed="0" w:uiPriority="66" w:semiHidden="0" w:name="Medium List 2 Accent 5"/>
+    <w:lsdException w:unhideWhenUsed="0" w:uiPriority="67" w:semiHidden="0" w:name="Medium Grid 1 Accent 5"/>
+    <w:lsdException w:unhideWhenUsed="0" w:uiPriority="68" w:semiHidden="0" w:name="Medium Grid 2 Accent 5"/>
+    <w:lsdException w:unhideWhenUsed="0" w:uiPriority="69" w:semiHidden="0" w:name="Medium Grid 3 Accent 5"/>
+    <w:lsdException w:unhideWhenUsed="0" w:uiPriority="70" w:semiHidden="0" w:name="Dark List Accent 5"/>
+    <w:lsdException w:unhideWhenUsed="0" w:uiPriority="71" w:semiHidden="0" w:name="Colorful Shading Accent 5"/>
+    <w:lsdException w:unhideWhenUsed="0" w:uiPriority="72" w:semiHidden="0" w:name="Colorful List Accent 5"/>
+    <w:lsdException w:unhideWhenUsed="0" w:uiPriority="73" w:semiHidden="0" w:name="Colorful Grid Accent 5"/>
+    <w:lsdException w:unhideWhenUsed="0" w:uiPriority="60" w:semiHidden="0" w:name="Light Shading Accent 6"/>
+    <w:lsdException w:unhideWhenUsed="0" w:uiPriority="61" w:semiHidden="0" w:name="Light List Accent 6"/>
+    <w:lsdException w:unhideWhenUsed="0" w:uiPriority="62" w:semiHidden="0" w:name="Light Grid Accent 6"/>
+    <w:lsdException w:unhideWhenUsed="0" w:uiPriority="63" w:semiHidden="0" w:name="Medium Shading 1 Accent 6"/>
+    <w:lsdException w:unhideWhenUsed="0" w:uiPriority="64" w:semiHidden="0" w:name="Medium Shading 2 Accent 6"/>
+    <w:lsdException w:unhideWhenUsed="0" w:uiPriority="65" w:semiHidden="0" w:name="Medium List 1 Accent 6"/>
+    <w:lsdException w:unhideWhenUsed="0" w:uiPriority="66" w:semiHidden="0" w:name="Medium List 2 Accent 6"/>
+    <w:lsdException w:unhideWhenUsed="0" w:uiPriority="67" w:semiHidden="0" w:name="Medium Grid 1 Accent 6"/>
+    <w:lsdException w:unhideWhenUsed="0" w:uiPriority="68" w:semiHidden="0" w:name="Medium Grid 2 Accent 6"/>
+    <w:lsdException w:unhideWhenUsed="0" w:uiPriority="69" w:semiHidden="0" w:name="Medium Grid 3 Accent 6"/>
+    <w:lsdException w:unhideWhenUsed="0" w:uiPriority="70" w:semiHidden="0" w:name="Dark List Accent 6"/>
+    <w:lsdException w:unhideWhenUsed="0" w:uiPriority="71" w:semiHidden="0" w:name="Colorful Shading Accent 6"/>
+    <w:lsdException w:unhideWhenUsed="0" w:uiPriority="72" w:semiHidden="0" w:name="Colorful List Accent 6"/>
+    <w:lsdException w:unhideWhenUsed="0" w:uiPriority="73" w:semiHidden="0" w:name="Colorful Grid Accent 6"/>
   </w:latentStyles>
-  <w:style w:type="paragraph" w:default="1" w:styleId="Normal">
+  <w:style w:type="paragraph" w:default="1" w:styleId="1">
     <w:name w:val="Normal"/>
     <w:qFormat/>
+    <w:uiPriority w:val="0"/>
     <w:pPr>
       <w:kinsoku w:val="0"/>
       <w:autoSpaceDE w:val="0"/>
@@ -7493,7 +6256,7 @@
       <w:textAlignment w:val="baseline"/>
     </w:pPr>
     <w:rPr>
-      <w:rFonts w:ascii="Arial" w:eastAsia="宋体" w:hAnsi="Arial" w:cs="Arial"/>
+      <w:rFonts w:ascii="Arial" w:hAnsi="Arial" w:eastAsia="宋体" w:cs="Arial"/>
       <w:snapToGrid w:val="0"/>
       <w:color w:val="000000"/>
       <w:kern w:val="0"/>
@@ -7502,11 +6265,12 @@
       <w:lang w:val="en-US" w:eastAsia="en-US" w:bidi="ar-SA"/>
     </w:rPr>
   </w:style>
-  <w:style w:type="paragraph" w:styleId="Heading1">
+  <w:style w:type="paragraph" w:styleId="2">
     <w:name w:val="heading 1"/>
-    <w:basedOn w:val="Normal"/>
-    <w:next w:val="Normal"/>
+    <w:basedOn w:val="1"/>
+    <w:next w:val="1"/>
     <w:qFormat/>
+    <w:uiPriority w:val="0"/>
     <w:pPr>
       <w:keepNext/>
       <w:keepLines/>
@@ -7524,12 +6288,13 @@
       <w:sz w:val="44"/>
     </w:rPr>
   </w:style>
-  <w:style w:type="paragraph" w:styleId="Heading2">
+  <w:style w:type="paragraph" w:styleId="3">
     <w:name w:val="heading 2"/>
-    <w:basedOn w:val="Normal"/>
-    <w:next w:val="Normal"/>
+    <w:basedOn w:val="1"/>
+    <w:next w:val="1"/>
     <w:unhideWhenUsed/>
     <w:qFormat/>
+    <w:uiPriority w:val="0"/>
     <w:pPr>
       <w:keepNext/>
       <w:keepLines/>
@@ -7542,18 +6307,19 @@
       <w:outlineLvl w:val="1"/>
     </w:pPr>
     <w:rPr>
-      <w:rFonts w:ascii="Arial" w:eastAsia="黑体" w:hAnsi="Arial"/>
+      <w:rFonts w:ascii="Arial" w:hAnsi="Arial" w:eastAsia="黑体"/>
       <w:b/>
       <w:sz w:val="32"/>
     </w:rPr>
   </w:style>
-  <w:style w:type="paragraph" w:styleId="Heading3">
+  <w:style w:type="paragraph" w:styleId="4">
     <w:name w:val="heading 3"/>
-    <w:basedOn w:val="Normal"/>
-    <w:next w:val="Normal"/>
+    <w:basedOn w:val="1"/>
+    <w:next w:val="1"/>
     <w:semiHidden/>
     <w:unhideWhenUsed/>
     <w:qFormat/>
+    <w:uiPriority w:val="0"/>
     <w:pPr>
       <w:keepNext/>
       <w:keepLines/>
@@ -7570,12 +6336,13 @@
       <w:sz w:val="32"/>
     </w:rPr>
   </w:style>
-  <w:style w:type="paragraph" w:styleId="Heading4">
+  <w:style w:type="paragraph" w:styleId="5">
     <w:name w:val="heading 4"/>
-    <w:basedOn w:val="Normal"/>
-    <w:next w:val="Normal"/>
+    <w:basedOn w:val="1"/>
+    <w:next w:val="1"/>
     <w:unhideWhenUsed/>
     <w:qFormat/>
+    <w:uiPriority w:val="0"/>
     <w:pPr>
       <w:keepNext/>
       <w:keepLines/>
@@ -7588,18 +6355,19 @@
       <w:outlineLvl w:val="3"/>
     </w:pPr>
     <w:rPr>
-      <w:rFonts w:ascii="Arial" w:eastAsia="黑体" w:hAnsi="Arial"/>
+      <w:rFonts w:ascii="Arial" w:hAnsi="Arial" w:eastAsia="黑体"/>
       <w:b/>
       <w:sz w:val="28"/>
     </w:rPr>
   </w:style>
-  <w:style w:type="paragraph" w:styleId="Heading5">
+  <w:style w:type="paragraph" w:styleId="6">
     <w:name w:val="heading 5"/>
-    <w:basedOn w:val="Normal"/>
-    <w:next w:val="Normal"/>
+    <w:basedOn w:val="1"/>
+    <w:next w:val="1"/>
     <w:semiHidden/>
     <w:unhideWhenUsed/>
     <w:qFormat/>
+    <w:uiPriority w:val="0"/>
     <w:pPr>
       <w:keepNext/>
       <w:keepLines/>
@@ -7616,13 +6384,14 @@
       <w:sz w:val="28"/>
     </w:rPr>
   </w:style>
-  <w:style w:type="paragraph" w:styleId="Heading6">
+  <w:style w:type="paragraph" w:styleId="7">
     <w:name w:val="heading 6"/>
-    <w:basedOn w:val="Normal"/>
-    <w:next w:val="Normal"/>
+    <w:basedOn w:val="1"/>
+    <w:next w:val="1"/>
     <w:semiHidden/>
     <w:unhideWhenUsed/>
     <w:qFormat/>
+    <w:uiPriority w:val="0"/>
     <w:pPr>
       <w:keepNext/>
       <w:keepLines/>
@@ -7635,18 +6404,19 @@
       <w:outlineLvl w:val="5"/>
     </w:pPr>
     <w:rPr>
-      <w:rFonts w:ascii="Arial" w:eastAsia="黑体" w:hAnsi="Arial"/>
+      <w:rFonts w:ascii="Arial" w:hAnsi="Arial" w:eastAsia="黑体"/>
       <w:b/>
       <w:sz w:val="24"/>
     </w:rPr>
   </w:style>
-  <w:style w:type="paragraph" w:styleId="Heading7">
+  <w:style w:type="paragraph" w:styleId="8">
     <w:name w:val="heading 7"/>
-    <w:basedOn w:val="Normal"/>
-    <w:next w:val="Normal"/>
+    <w:basedOn w:val="1"/>
+    <w:next w:val="1"/>
     <w:semiHidden/>
     <w:unhideWhenUsed/>
     <w:qFormat/>
+    <w:uiPriority w:val="0"/>
     <w:pPr>
       <w:keepNext/>
       <w:keepLines/>
@@ -7663,13 +6433,14 @@
       <w:sz w:val="24"/>
     </w:rPr>
   </w:style>
-  <w:style w:type="paragraph" w:styleId="Heading8">
+  <w:style w:type="paragraph" w:styleId="9">
     <w:name w:val="heading 8"/>
-    <w:basedOn w:val="Normal"/>
-    <w:next w:val="Normal"/>
+    <w:basedOn w:val="1"/>
+    <w:next w:val="1"/>
     <w:semiHidden/>
     <w:unhideWhenUsed/>
     <w:qFormat/>
+    <w:uiPriority w:val="0"/>
     <w:pPr>
       <w:keepNext/>
       <w:keepLines/>
@@ -7682,17 +6453,18 @@
       <w:outlineLvl w:val="7"/>
     </w:pPr>
     <w:rPr>
-      <w:rFonts w:ascii="Arial" w:eastAsia="黑体" w:hAnsi="Arial"/>
+      <w:rFonts w:ascii="Arial" w:hAnsi="Arial" w:eastAsia="黑体"/>
       <w:sz w:val="24"/>
     </w:rPr>
   </w:style>
-  <w:style w:type="paragraph" w:styleId="Heading9">
+  <w:style w:type="paragraph" w:styleId="10">
     <w:name w:val="heading 9"/>
-    <w:basedOn w:val="Normal"/>
-    <w:next w:val="Normal"/>
+    <w:basedOn w:val="1"/>
+    <w:next w:val="1"/>
     <w:semiHidden/>
     <w:unhideWhenUsed/>
     <w:qFormat/>
+    <w:uiPriority w:val="0"/>
     <w:pPr>
       <w:keepNext/>
       <w:keepLines/>
@@ -7705,19 +6477,21 @@
       <w:outlineLvl w:val="8"/>
     </w:pPr>
     <w:rPr>
-      <w:rFonts w:ascii="Arial" w:eastAsia="黑体" w:hAnsi="Arial"/>
+      <w:rFonts w:ascii="Arial" w:hAnsi="Arial" w:eastAsia="黑体"/>
       <w:sz w:val="21"/>
     </w:rPr>
   </w:style>
-  <w:style w:type="character" w:default="1" w:styleId="DefaultParagraphFont">
+  <w:style w:type="character" w:default="1" w:styleId="22">
     <w:name w:val="Default Paragraph Font"/>
     <w:semiHidden/>
     <w:qFormat/>
+    <w:uiPriority w:val="0"/>
   </w:style>
-  <w:style w:type="table" w:default="1" w:styleId="TableNormal">
+  <w:style w:type="table" w:default="1" w:styleId="20">
     <w:name w:val="Normal Table"/>
     <w:semiHidden/>
     <w:qFormat/>
+    <w:uiPriority w:val="0"/>
     <w:tblPr>
       <w:tblCellMar>
         <w:top w:w="0" w:type="dxa"/>
@@ -7727,39 +6501,43 @@
       </w:tblCellMar>
     </w:tblPr>
   </w:style>
-  <w:style w:type="paragraph" w:styleId="CommentText">
+  <w:style w:type="paragraph" w:styleId="11">
     <w:name w:val="annotation text"/>
-    <w:basedOn w:val="Normal"/>
+    <w:basedOn w:val="1"/>
     <w:qFormat/>
+    <w:uiPriority w:val="0"/>
     <w:pPr>
       <w:jc w:val="left"/>
     </w:pPr>
   </w:style>
-  <w:style w:type="paragraph" w:styleId="BodyText">
+  <w:style w:type="paragraph" w:styleId="12">
     <w:name w:val="Body Text"/>
-    <w:basedOn w:val="Normal"/>
+    <w:basedOn w:val="1"/>
     <w:semiHidden/>
     <w:qFormat/>
+    <w:uiPriority w:val="0"/>
     <w:rPr>
-      <w:rFonts w:ascii="Arial" w:eastAsia="Arial" w:hAnsi="Arial" w:cs="Arial"/>
+      <w:rFonts w:ascii="Arial" w:hAnsi="Arial" w:eastAsia="Arial" w:cs="Arial"/>
       <w:sz w:val="21"/>
       <w:szCs w:val="21"/>
       <w:lang w:val="en-US" w:eastAsia="en-US" w:bidi="ar-SA"/>
     </w:rPr>
   </w:style>
-  <w:style w:type="paragraph" w:styleId="TOC3">
+  <w:style w:type="paragraph" w:styleId="13">
     <w:name w:val="toc 3"/>
-    <w:basedOn w:val="Normal"/>
-    <w:next w:val="Normal"/>
+    <w:basedOn w:val="1"/>
+    <w:next w:val="1"/>
     <w:qFormat/>
+    <w:uiPriority w:val="0"/>
     <w:pPr>
       <w:ind w:left="840" w:leftChars="400"/>
     </w:pPr>
   </w:style>
-  <w:style w:type="paragraph" w:styleId="Footer">
+  <w:style w:type="paragraph" w:styleId="14">
     <w:name w:val="footer"/>
-    <w:basedOn w:val="Normal"/>
+    <w:basedOn w:val="1"/>
     <w:qFormat/>
+    <w:uiPriority w:val="0"/>
     <w:pPr>
       <w:tabs>
         <w:tab w:val="center" w:pos="4153"/>
@@ -7772,16 +6550,17 @@
       <w:sz w:val="18"/>
     </w:rPr>
   </w:style>
-  <w:style w:type="paragraph" w:styleId="Header">
+  <w:style w:type="paragraph" w:styleId="15">
     <w:name w:val="header"/>
-    <w:basedOn w:val="Normal"/>
+    <w:basedOn w:val="1"/>
     <w:qFormat/>
+    <w:uiPriority w:val="0"/>
     <w:pPr>
       <w:pBdr>
-        <w:top w:val="nil"/>
-        <w:left w:val="nil"/>
-        <w:bottom w:val="nil"/>
-        <w:right w:val="nil"/>
+        <w:top w:val="none" w:color="auto" w:sz="0" w:space="0"/>
+        <w:left w:val="none" w:color="auto" w:sz="0" w:space="0"/>
+        <w:bottom w:val="none" w:color="auto" w:sz="0" w:space="0"/>
+        <w:right w:val="none" w:color="auto" w:sz="0" w:space="0"/>
       </w:pBdr>
       <w:tabs>
         <w:tab w:val="center" w:pos="4153"/>
@@ -7796,37 +6575,41 @@
       <w:sz w:val="18"/>
     </w:rPr>
   </w:style>
-  <w:style w:type="paragraph" w:styleId="TOC1">
+  <w:style w:type="paragraph" w:styleId="16">
     <w:name w:val="toc 1"/>
-    <w:basedOn w:val="Normal"/>
-    <w:next w:val="Normal"/>
+    <w:basedOn w:val="1"/>
+    <w:next w:val="1"/>
     <w:qFormat/>
+    <w:uiPriority w:val="0"/>
     <w:rPr>
-      <w:rFonts w:ascii="Arial" w:eastAsia="Microsoft JhengHei" w:hAnsi="Arial"/>
+      <w:rFonts w:ascii="Arial" w:hAnsi="Arial" w:eastAsia="Microsoft JhengHei"/>
       <w:sz w:val="24"/>
     </w:rPr>
   </w:style>
-  <w:style w:type="paragraph" w:styleId="TOC2">
+  <w:style w:type="paragraph" w:styleId="17">
     <w:name w:val="toc 2"/>
-    <w:basedOn w:val="Normal"/>
-    <w:next w:val="Normal"/>
+    <w:basedOn w:val="1"/>
+    <w:next w:val="1"/>
     <w:qFormat/>
+    <w:uiPriority w:val="0"/>
     <w:pPr>
       <w:ind w:left="420" w:leftChars="200"/>
     </w:pPr>
   </w:style>
-  <w:style w:type="paragraph" w:styleId="NormalWeb">
+  <w:style w:type="paragraph" w:styleId="18">
     <w:name w:val="Normal (Web)"/>
-    <w:basedOn w:val="Normal"/>
+    <w:basedOn w:val="1"/>
     <w:qFormat/>
+    <w:uiPriority w:val="0"/>
     <w:rPr>
       <w:sz w:val="24"/>
     </w:rPr>
   </w:style>
-  <w:style w:type="paragraph" w:styleId="Title">
+  <w:style w:type="paragraph" w:styleId="19">
     <w:name w:val="Title"/>
-    <w:basedOn w:val="Normal"/>
+    <w:basedOn w:val="1"/>
     <w:qFormat/>
+    <w:uiPriority w:val="0"/>
     <w:pPr>
       <w:spacing w:before="240" w:beforeLines="0" w:beforeAutospacing="0" w:after="60" w:afterLines="0" w:afterAutospacing="0"/>
       <w:jc w:val="center"/>
@@ -7838,38 +6621,41 @@
       <w:sz w:val="32"/>
     </w:rPr>
   </w:style>
-  <w:style w:type="table" w:styleId="TableGrid">
+  <w:style w:type="table" w:styleId="21">
     <w:name w:val="Table Grid"/>
-    <w:basedOn w:val="TableNormal"/>
+    <w:basedOn w:val="20"/>
     <w:qFormat/>
+    <w:uiPriority w:val="0"/>
     <w:pPr>
       <w:widowControl w:val="0"/>
       <w:jc w:val="both"/>
     </w:pPr>
     <w:tblPr>
       <w:tblBorders>
-        <w:top w:val="single" w:sz="4" w:space="0" w:color="auto"/>
-        <w:left w:val="single" w:sz="4" w:space="0" w:color="auto"/>
-        <w:bottom w:val="single" w:sz="4" w:space="0" w:color="auto"/>
-        <w:right w:val="single" w:sz="4" w:space="0" w:color="auto"/>
-        <w:insideH w:val="single" w:sz="4" w:space="0" w:color="auto"/>
-        <w:insideV w:val="single" w:sz="4" w:space="0" w:color="auto"/>
+        <w:top w:val="single" w:color="auto" w:sz="4" w:space="0"/>
+        <w:left w:val="single" w:color="auto" w:sz="4" w:space="0"/>
+        <w:bottom w:val="single" w:color="auto" w:sz="4" w:space="0"/>
+        <w:right w:val="single" w:color="auto" w:sz="4" w:space="0"/>
+        <w:insideH w:val="single" w:color="auto" w:sz="4" w:space="0"/>
+        <w:insideV w:val="single" w:color="auto" w:sz="4" w:space="0"/>
       </w:tblBorders>
     </w:tblPr>
   </w:style>
-  <w:style w:type="character" w:styleId="Strong">
+  <w:style w:type="character" w:styleId="23">
     <w:name w:val="Strong"/>
-    <w:basedOn w:val="DefaultParagraphFont"/>
+    <w:basedOn w:val="22"/>
     <w:qFormat/>
+    <w:uiPriority w:val="0"/>
     <w:rPr>
       <w:b/>
     </w:rPr>
   </w:style>
-  <w:style w:type="table" w:customStyle="1" w:styleId="TableNormal0">
+  <w:style w:type="table" w:customStyle="1" w:styleId="24">
     <w:name w:val="Table Normal_0"/>
     <w:semiHidden/>
     <w:unhideWhenUsed/>
     <w:qFormat/>
+    <w:uiPriority w:val="0"/>
     <w:tblPr>
       <w:tblCellMar>
         <w:top w:w="0" w:type="dxa"/>
@@ -7879,81 +6665,87 @@
       </w:tblCellMar>
     </w:tblPr>
   </w:style>
-  <w:style w:type="paragraph" w:customStyle="1" w:styleId="TableText">
+  <w:style w:type="paragraph" w:customStyle="1" w:styleId="25">
     <w:name w:val="Table Text"/>
-    <w:basedOn w:val="Normal"/>
+    <w:basedOn w:val="1"/>
     <w:semiHidden/>
     <w:qFormat/>
+    <w:uiPriority w:val="0"/>
     <w:rPr>
-      <w:rFonts w:ascii="宋体" w:eastAsia="宋体" w:hAnsi="宋体" w:cs="宋体"/>
+      <w:rFonts w:ascii="宋体" w:hAnsi="宋体" w:eastAsia="宋体" w:cs="宋体"/>
       <w:sz w:val="21"/>
       <w:szCs w:val="21"/>
       <w:lang w:val="en-US" w:eastAsia="en-US" w:bidi="ar-SA"/>
     </w:rPr>
   </w:style>
-  <w:style w:type="paragraph" w:customStyle="1" w:styleId="1">
+  <w:style w:type="paragraph" w:customStyle="1" w:styleId="26">
     <w:name w:val="柴_标题1"/>
-    <w:basedOn w:val="Heading1"/>
-    <w:next w:val="a"/>
-    <w:link w:val="1Char"/>
+    <w:basedOn w:val="2"/>
+    <w:next w:val="27"/>
+    <w:link w:val="38"/>
     <w:qFormat/>
+    <w:uiPriority w:val="0"/>
     <w:pPr>
       <w:spacing w:before="100" w:after="90" w:line="360" w:lineRule="auto"/>
     </w:pPr>
     <w:rPr>
-      <w:rFonts w:ascii="Arial" w:eastAsia="宋体" w:hAnsi="Arial"/>
+      <w:rFonts w:ascii="Arial" w:hAnsi="Arial" w:eastAsia="宋体"/>
       <w:sz w:val="32"/>
     </w:rPr>
   </w:style>
-  <w:style w:type="paragraph" w:customStyle="1" w:styleId="a">
+  <w:style w:type="paragraph" w:customStyle="1" w:styleId="27">
     <w:name w:val="柴_正文"/>
-    <w:basedOn w:val="BodyText"/>
-    <w:link w:val="Char"/>
+    <w:basedOn w:val="12"/>
+    <w:link w:val="41"/>
     <w:qFormat/>
+    <w:uiPriority w:val="0"/>
     <w:pPr>
       <w:spacing w:line="360" w:lineRule="auto"/>
       <w:ind w:firstLine="470" w:firstLineChars="200"/>
     </w:pPr>
     <w:rPr>
-      <w:rFonts w:ascii="Arial" w:eastAsia="宋体" w:hAnsi="Arial"/>
+      <w:rFonts w:ascii="Arial" w:hAnsi="Arial" w:eastAsia="宋体"/>
       <w:sz w:val="24"/>
       <w:lang w:eastAsia="zh-CN"/>
     </w:rPr>
   </w:style>
-  <w:style w:type="paragraph" w:customStyle="1" w:styleId="2">
+  <w:style w:type="paragraph" w:customStyle="1" w:styleId="28">
     <w:name w:val="柴_标题2"/>
-    <w:basedOn w:val="Heading2"/>
-    <w:next w:val="a"/>
+    <w:basedOn w:val="3"/>
+    <w:next w:val="27"/>
     <w:qFormat/>
+    <w:uiPriority w:val="0"/>
     <w:pPr>
       <w:spacing w:line="360" w:lineRule="auto"/>
     </w:pPr>
     <w:rPr>
-      <w:rFonts w:ascii="Arial" w:eastAsia="宋体" w:hAnsi="Arial"/>
+      <w:rFonts w:ascii="Arial" w:hAnsi="Arial" w:eastAsia="宋体"/>
       <w:sz w:val="28"/>
     </w:rPr>
   </w:style>
-  <w:style w:type="paragraph" w:customStyle="1" w:styleId="3">
+  <w:style w:type="paragraph" w:customStyle="1" w:styleId="29">
     <w:name w:val="柴_标题3"/>
-    <w:basedOn w:val="Heading3"/>
-    <w:next w:val="a"/>
+    <w:basedOn w:val="4"/>
+    <w:next w:val="27"/>
     <w:qFormat/>
+    <w:uiPriority w:val="0"/>
     <w:pPr>
       <w:spacing w:line="360" w:lineRule="auto"/>
       <w:ind w:left="0" w:firstLine="472" w:firstLineChars="200"/>
     </w:pPr>
     <w:rPr>
-      <w:rFonts w:ascii="宋体" w:eastAsia="宋体" w:hAnsi="宋体" w:cs="宋体"/>
+      <w:rFonts w:ascii="宋体" w:hAnsi="宋体" w:eastAsia="宋体" w:cs="宋体"/>
       <w:spacing w:val="-2"/>
       <w:sz w:val="24"/>
       <w:szCs w:val="24"/>
     </w:rPr>
   </w:style>
-  <w:style w:type="paragraph" w:customStyle="1" w:styleId="a0">
+  <w:style w:type="paragraph" w:customStyle="1" w:styleId="30">
     <w:name w:val="柴_目录"/>
-    <w:basedOn w:val="Normal"/>
-    <w:next w:val="BodyText"/>
+    <w:basedOn w:val="1"/>
+    <w:next w:val="12"/>
     <w:qFormat/>
+    <w:uiPriority w:val="0"/>
     <w:pPr>
       <w:tabs>
         <w:tab w:val="right" w:leader="dot" w:pos="8442"/>
@@ -7961,89 +6753,96 @@
       <w:ind w:left="0" w:leftChars="0"/>
     </w:pPr>
     <w:rPr>
-      <w:rFonts w:ascii="Arial" w:eastAsia="Microsoft JhengHei" w:hAnsi="Arial"/>
+      <w:rFonts w:ascii="Arial" w:hAnsi="Arial" w:eastAsia="Microsoft JhengHei"/>
       <w:sz w:val="24"/>
     </w:rPr>
   </w:style>
-  <w:style w:type="paragraph" w:customStyle="1" w:styleId="a1">
+  <w:style w:type="paragraph" w:customStyle="1" w:styleId="31">
     <w:name w:val="柴_公司名"/>
-    <w:basedOn w:val="Title"/>
+    <w:basedOn w:val="19"/>
     <w:qFormat/>
+    <w:uiPriority w:val="0"/>
     <w:pPr>
       <w:spacing w:after="600" w:afterLines="600"/>
     </w:pPr>
     <w:rPr>
-      <w:rFonts w:ascii="宋体" w:eastAsia="宋体" w:hAnsi="宋体" w:cs="宋体" w:hint="eastAsia"/>
+      <w:rFonts w:hint="eastAsia" w:ascii="宋体" w:hAnsi="宋体" w:eastAsia="宋体" w:cs="宋体"/>
       <w:bCs/>
       <w:spacing w:val="-6"/>
       <w:sz w:val="52"/>
       <w:szCs w:val="52"/>
     </w:rPr>
   </w:style>
-  <w:style w:type="paragraph" w:customStyle="1" w:styleId="a2">
+  <w:style w:type="paragraph" w:customStyle="1" w:styleId="32">
     <w:name w:val="柴_文档名"/>
-    <w:basedOn w:val="Title"/>
+    <w:basedOn w:val="19"/>
     <w:qFormat/>
+    <w:uiPriority w:val="0"/>
     <w:pPr>
       <w:spacing w:after="900" w:afterLines="900"/>
     </w:pPr>
     <w:rPr>
-      <w:rFonts w:ascii="黑体" w:eastAsia="黑体" w:hAnsi="黑体" w:cs="黑体"/>
+      <w:rFonts w:ascii="黑体" w:hAnsi="黑体" w:eastAsia="黑体" w:cs="黑体"/>
       <w:bCs/>
       <w:spacing w:val="-7"/>
       <w:sz w:val="52"/>
       <w:szCs w:val="52"/>
     </w:rPr>
   </w:style>
-  <w:style w:type="paragraph" w:customStyle="1" w:styleId="WPSOffice1">
+  <w:style w:type="paragraph" w:customStyle="1" w:styleId="33">
     <w:name w:val="WPSOffice手动目录 1"/>
     <w:qFormat/>
+    <w:uiPriority w:val="0"/>
     <w:pPr>
       <w:ind w:leftChars="0"/>
     </w:pPr>
     <w:rPr>
-      <w:rFonts w:ascii="Times New Roman" w:eastAsia="宋体" w:hAnsi="Times New Roman" w:cs="Times New Roman"/>
+      <w:rFonts w:ascii="Times New Roman" w:hAnsi="Times New Roman" w:eastAsia="宋体" w:cs="Times New Roman"/>
       <w:sz w:val="20"/>
       <w:szCs w:val="20"/>
     </w:rPr>
   </w:style>
-  <w:style w:type="paragraph" w:customStyle="1" w:styleId="WPSOffice2">
+  <w:style w:type="paragraph" w:customStyle="1" w:styleId="34">
     <w:name w:val="WPSOffice手动目录 2"/>
     <w:qFormat/>
+    <w:uiPriority w:val="0"/>
     <w:pPr>
       <w:ind w:leftChars="200"/>
     </w:pPr>
     <w:rPr>
-      <w:rFonts w:ascii="Times New Roman" w:eastAsia="宋体" w:hAnsi="Times New Roman" w:cs="Times New Roman"/>
+      <w:rFonts w:ascii="Times New Roman" w:hAnsi="Times New Roman" w:eastAsia="宋体" w:cs="Times New Roman"/>
       <w:sz w:val="20"/>
       <w:szCs w:val="20"/>
     </w:rPr>
   </w:style>
-  <w:style w:type="paragraph" w:customStyle="1" w:styleId="WPSOffice3">
+  <w:style w:type="paragraph" w:customStyle="1" w:styleId="35">
     <w:name w:val="WPSOffice手动目录 3"/>
     <w:qFormat/>
+    <w:uiPriority w:val="0"/>
     <w:pPr>
       <w:ind w:leftChars="400"/>
     </w:pPr>
     <w:rPr>
-      <w:rFonts w:ascii="Times New Roman" w:eastAsia="宋体" w:hAnsi="Times New Roman" w:cs="Times New Roman"/>
+      <w:rFonts w:ascii="Times New Roman" w:hAnsi="Times New Roman" w:eastAsia="宋体" w:cs="Times New Roman"/>
       <w:sz w:val="20"/>
       <w:szCs w:val="20"/>
     </w:rPr>
   </w:style>
-  <w:style w:type="paragraph" w:customStyle="1" w:styleId="Compact">
+  <w:style w:type="paragraph" w:customStyle="1" w:styleId="36">
     <w:name w:val="Compact"/>
-    <w:basedOn w:val="BodyText"/>
+    <w:basedOn w:val="12"/>
     <w:qFormat/>
+    <w:uiPriority w:val="0"/>
     <w:pPr>
       <w:spacing w:before="36" w:after="36"/>
     </w:pPr>
   </w:style>
-  <w:style w:type="table" w:customStyle="1" w:styleId="Table">
+  <w:style w:type="table" w:customStyle="1" w:styleId="37">
     <w:name w:val="Table"/>
     <w:semiHidden/>
     <w:unhideWhenUsed/>
     <w:qFormat/>
+    <w:uiPriority w:val="0"/>
     <w:tblPr>
       <w:tblCellMar>
         <w:top w:w="0" w:type="dxa"/>
@@ -8055,25 +6854,27 @@
     <w:tblStylePr w:type="firstRow">
       <w:tcPr>
         <w:tcBorders>
-          <w:bottom w:val="single" w:sz="0" w:space="0" w:color="auto"/>
+          <w:bottom w:val="single" w:color="auto" w:sz="0" w:space="0"/>
         </w:tcBorders>
         <w:vAlign w:val="bottom"/>
       </w:tcPr>
     </w:tblStylePr>
   </w:style>
-  <w:style w:type="character" w:customStyle="1" w:styleId="1Char">
+  <w:style w:type="character" w:customStyle="1" w:styleId="38">
     <w:name w:val="柴_标题1 Char"/>
-    <w:link w:val="1"/>
+    <w:link w:val="26"/>
     <w:qFormat/>
+    <w:uiPriority w:val="0"/>
     <w:rPr>
-      <w:rFonts w:ascii="Arial" w:eastAsia="宋体" w:hAnsi="Arial"/>
+      <w:rFonts w:ascii="Arial" w:hAnsi="Arial" w:eastAsia="宋体"/>
       <w:sz w:val="32"/>
     </w:rPr>
   </w:style>
-  <w:style w:type="paragraph" w:customStyle="1" w:styleId="a3">
+  <w:style w:type="paragraph" w:customStyle="1" w:styleId="39">
     <w:name w:val="柴_正文_无缩进"/>
-    <w:basedOn w:val="Normal"/>
+    <w:basedOn w:val="1"/>
     <w:qFormat/>
+    <w:uiPriority w:val="0"/>
     <w:pPr>
       <w:ind w:firstLine="0" w:firstLineChars="0"/>
     </w:pPr>
@@ -8083,29 +6884,31 @@
       <w:lang w:eastAsia="zh-CN"/>
     </w:rPr>
   </w:style>
-  <w:style w:type="paragraph" w:customStyle="1" w:styleId="4">
+  <w:style w:type="paragraph" w:customStyle="1" w:styleId="40">
     <w:name w:val="柴_标题4"/>
-    <w:basedOn w:val="Heading4"/>
-    <w:next w:val="Normal"/>
+    <w:basedOn w:val="5"/>
+    <w:next w:val="1"/>
     <w:qFormat/>
+    <w:uiPriority w:val="0"/>
     <w:pPr>
       <w:widowControl w:val="0"/>
       <w:spacing w:before="160" w:line="360" w:lineRule="auto"/>
-      <w:ind w:left="981" w:hanging="862" w:leftChars="300"/>
+      <w:ind w:left="981" w:leftChars="300" w:hanging="862"/>
     </w:pPr>
     <w:rPr>
-      <w:rFonts w:ascii="Calibri" w:eastAsia="宋体" w:hAnsi="Calibri" w:cs="宋体" w:hint="eastAsia"/>
+      <w:rFonts w:hint="eastAsia" w:ascii="Calibri" w:hAnsi="Calibri" w:eastAsia="宋体" w:cs="宋体"/>
       <w:sz w:val="24"/>
       <w:szCs w:val="24"/>
       <w:lang w:eastAsia="zh-CN" w:bidi="zh-CN"/>
     </w:rPr>
   </w:style>
-  <w:style w:type="character" w:customStyle="1" w:styleId="Char">
+  <w:style w:type="character" w:customStyle="1" w:styleId="41">
     <w:name w:val="柴_正文 Char"/>
-    <w:link w:val="a"/>
+    <w:link w:val="27"/>
     <w:qFormat/>
+    <w:uiPriority w:val="0"/>
     <w:rPr>
-      <w:rFonts w:ascii="Arial" w:eastAsia="宋体" w:hAnsi="Arial"/>
+      <w:rFonts w:ascii="Arial" w:hAnsi="Arial" w:eastAsia="宋体"/>
       <w:sz w:val="24"/>
       <w:lang w:eastAsia="zh-CN"/>
     </w:rPr>
